--- a/certificates/year - Temp - En - D - SBS - Adian Abdulameer Fakhri Al-Asadi.docx
+++ b/certificates/year - Temp - En - D - SBS - Adian Abdulameer Fakhri Al-Asadi.docx
@@ -236,7 +236,7 @@
               </w:rPr>
             </w:pPr>
             <w:r>
-              <w:t xml:space="preserve">Place and Date of Birth: ‎2000/01/01‎ -غير محدد</w:t>
+              <w:t xml:space="preserve">Place and Date of Birth: ‎1999/11/11‎ -Basra</w:t>
             </w:r>
           </w:p>
         </w:tc>
@@ -258,7 +258,7 @@
               </w:rPr>
             </w:pPr>
             <w:r>
-              <w:t xml:space="preserve">Nationality: Iraq</w:t>
+              <w:t xml:space="preserve">Nationality: Mexico</w:t>
             </w:r>
           </w:p>
         </w:tc>
@@ -283,7 +283,7 @@
               </w:rPr>
             </w:pPr>
             <w:r>
-              <w:t xml:space="preserve">Year of Entrance: 2019</w:t>
+              <w:t xml:space="preserve">Year of Entrance: 2015</w:t>
             </w:r>
           </w:p>
         </w:tc>
@@ -418,7 +418,6 @@
                 <w:lang w:bidi="ar-IQ"/>
               </w:rPr>
             </w:pPr>
-            <w:proofErr w:type="gramStart"/>
             <w:r>
               <w:t xml:space="preserve">Semester:First</w:t>
             </w:r>
@@ -442,9 +441,8 @@
                 <w:lang w:bidi="ar-IQ"/>
               </w:rPr>
             </w:pPr>
-            <w:proofErr w:type="gramStart"/>
-            <w:r>
-              <w:t xml:space="preserve">Average:67</w:t>
+            <w:r>
+              <w:t xml:space="preserve">Average:66.896</w:t>
             </w:r>
           </w:p>
         </w:tc>
@@ -482,13 +480,8 @@
               <w:bidi w:val="0"/>
               <w:spacing w:after="0"/>
             </w:pPr>
-            <w:proofErr w:type="spellStart"/>
-            <w:r>
-              <w:t>Sequence_of_Graduation</w:t>
-            </w:r>
-            <w:proofErr w:type="spellEnd"/>
-            <w:r>
-              <w:t xml:space="preserve">: 44</w:t>
+            <w:r>
+              <w:t xml:space="preserve">Sequence_of_Graduation: 1</w:t>
             </w:r>
           </w:p>
         </w:tc>
@@ -510,7 +503,7 @@
               </w:rPr>
             </w:pPr>
             <w:r>
-              <w:t xml:space="preserve">Postgraduation No.: 58</w:t>
+              <w:t xml:space="preserve">Postgraduation No.: 2</w:t>
             </w:r>
           </w:p>
         </w:tc>
@@ -526,13 +519,8 @@
               <w:bidi w:val="0"/>
               <w:spacing w:after="0"/>
             </w:pPr>
-            <w:proofErr w:type="spellStart"/>
-            <w:r>
-              <w:t>Average_of_First_Student</w:t>
-            </w:r>
-            <w:proofErr w:type="spellEnd"/>
-            <w:r>
-              <w:t xml:space="preserve">: 86</w:t>
+            <w:r>
+              <w:t xml:space="preserve">Average_of_First_Student: 66.896</w:t>
             </w:r>
           </w:p>
         </w:tc>
@@ -585,7 +573,7 @@
           <w:sz w:val="20"/>
           <w:szCs w:val="20"/>
         </w:rPr>
-        <w:t xml:space="preserve">Below</w:t>
+        <w:t>Below</w:t>
       </w:r>
       <w:r>
         <w:rPr>
@@ -651,7 +639,7 @@
                 <w:sz w:val="18"/>
                 <w:szCs w:val="18"/>
               </w:rPr>
-              <w:t xml:space="preserve">Stage 1 - 2016-2017</w:t>
+              <w:t xml:space="preserve">Year: 2017-2018</w:t>
             </w:r>
           </w:p>
         </w:tc>
@@ -678,7 +666,7 @@
                 <w:sz w:val="18"/>
                 <w:szCs w:val="18"/>
               </w:rPr>
-              <w:t xml:space="preserve">Stage 2 - 2017-2018</w:t>
+              <w:t xml:space="preserve">Year: 2015-2016</w:t>
             </w:r>
           </w:p>
         </w:tc>
@@ -839,7 +827,7 @@
                 <w:sz w:val="18"/>
                 <w:szCs w:val="18"/>
               </w:rPr>
-              <w:t xml:space="preserve">Unit</w:t>
+              <w:t>Unit</w:t>
             </w:r>
           </w:p>
         </w:tc>
@@ -870,13 +858,91 @@
                 <w:sz w:val="18"/>
                 <w:szCs w:val="18"/>
               </w:rPr>
+              <w:t xml:space="preserve">Computer Ethics</w:t>
+            </w:r>
+          </w:p>
+        </w:tc>
+        <w:tc>
+          <w:tcPr>
+            <w:tcW w:w="338" w:type="pct"/>
+          </w:tcPr>
+          <w:p>
+            <w:pPr>
+              <w:keepNext/>
+              <w:keepLines/>
+              <w:bidi w:val="0"/>
+              <w:spacing w:after="0"/>
+              <w:rPr>
+                <w:rFonts w:asciiTheme="majorBidi" w:hAnsiTheme="majorBidi" w:cstheme="majorBidi"/>
+                <w:sz w:val="18"/>
+                <w:szCs w:val="18"/>
+              </w:rPr>
+            </w:pPr>
+            <w:r>
+              <w:rPr>
+                <w:rFonts w:asciiTheme="majorBidi" w:hAnsiTheme="majorBidi" w:cstheme="majorBidi"/>
+                <w:sz w:val="18"/>
+                <w:szCs w:val="18"/>
+              </w:rPr>
+              <w:t xml:space="preserve">58</w:t>
+            </w:r>
+          </w:p>
+        </w:tc>
+        <w:tc>
+          <w:tcPr>
+            <w:tcW w:w="339" w:type="pct"/>
+          </w:tcPr>
+          <w:p>
+            <w:pPr>
+              <w:keepNext/>
+              <w:keepLines/>
+              <w:bidi w:val="0"/>
+              <w:spacing w:after="0"/>
+              <w:rPr>
+                <w:rFonts w:asciiTheme="majorBidi" w:hAnsiTheme="majorBidi" w:cstheme="majorBidi"/>
+                <w:sz w:val="18"/>
+                <w:szCs w:val="18"/>
+              </w:rPr>
+            </w:pPr>
+            <w:r>
+              <w:rPr>
+                <w:rFonts w:asciiTheme="majorBidi" w:hAnsiTheme="majorBidi" w:cstheme="majorBidi"/>
+                <w:sz w:val="18"/>
+                <w:szCs w:val="18"/>
+              </w:rPr>
+              <w:t xml:space="preserve">2</w:t>
+            </w:r>
+          </w:p>
+        </w:tc>
+        <w:tc>
+          <w:tcPr>
+            <w:tcW w:w="1831" w:type="pct"/>
+          </w:tcPr>
+          <w:p>
+            <w:pPr>
+              <w:keepNext/>
+              <w:keepLines/>
+              <w:bidi w:val="0"/>
+              <w:spacing w:after="0"/>
+              <w:rPr>
+                <w:rFonts w:asciiTheme="majorBidi" w:hAnsiTheme="majorBidi" w:cstheme="majorBidi"/>
+                <w:sz w:val="18"/>
+                <w:szCs w:val="18"/>
+              </w:rPr>
+            </w:pPr>
+            <w:r>
+              <w:rPr>
+                <w:rFonts w:asciiTheme="majorBidi" w:hAnsiTheme="majorBidi" w:cstheme="majorBidi"/>
+                <w:sz w:val="18"/>
+                <w:szCs w:val="18"/>
+              </w:rPr>
               <w:t xml:space="preserve">English I</w:t>
             </w:r>
           </w:p>
         </w:tc>
         <w:tc>
           <w:tcPr>
-            <w:tcW w:w="338" w:type="pct"/>
+            <w:tcW w:w="339" w:type="pct"/>
           </w:tcPr>
           <w:p>
             <w:pPr>
@@ -902,7 +968,7 @@
         </w:tc>
         <w:tc>
           <w:tcPr>
-            <w:tcW w:w="339" w:type="pct"/>
+            <w:tcW w:w="325" w:type="pct"/>
           </w:tcPr>
           <w:p>
             <w:pPr>
@@ -923,84 +989,6 @@
                 <w:szCs w:val="18"/>
               </w:rPr>
               <w:t xml:space="preserve">2</w:t>
-            </w:r>
-          </w:p>
-        </w:tc>
-        <w:tc>
-          <w:tcPr>
-            <w:tcW w:w="1831" w:type="pct"/>
-          </w:tcPr>
-          <w:p>
-            <w:pPr>
-              <w:keepNext/>
-              <w:keepLines/>
-              <w:bidi w:val="0"/>
-              <w:spacing w:after="0"/>
-              <w:rPr>
-                <w:rFonts w:asciiTheme="majorBidi" w:hAnsiTheme="majorBidi" w:cstheme="majorBidi"/>
-                <w:sz w:val="18"/>
-                <w:szCs w:val="18"/>
-              </w:rPr>
-            </w:pPr>
-            <w:r>
-              <w:rPr>
-                <w:rFonts w:asciiTheme="majorBidi" w:hAnsiTheme="majorBidi" w:cstheme="majorBidi"/>
-                <w:sz w:val="18"/>
-                <w:szCs w:val="18"/>
-              </w:rPr>
-              <w:t xml:space="preserve">Probability and Statistics</w:t>
-            </w:r>
-          </w:p>
-        </w:tc>
-        <w:tc>
-          <w:tcPr>
-            <w:tcW w:w="339" w:type="pct"/>
-          </w:tcPr>
-          <w:p>
-            <w:pPr>
-              <w:keepNext/>
-              <w:keepLines/>
-              <w:bidi w:val="0"/>
-              <w:spacing w:after="0"/>
-              <w:rPr>
-                <w:rFonts w:asciiTheme="majorBidi" w:hAnsiTheme="majorBidi" w:cstheme="majorBidi"/>
-                <w:sz w:val="18"/>
-                <w:szCs w:val="18"/>
-              </w:rPr>
-            </w:pPr>
-            <w:r>
-              <w:rPr>
-                <w:rFonts w:asciiTheme="majorBidi" w:hAnsiTheme="majorBidi" w:cstheme="majorBidi"/>
-                <w:sz w:val="18"/>
-                <w:szCs w:val="18"/>
-              </w:rPr>
-              <w:t xml:space="preserve">53</w:t>
-            </w:r>
-          </w:p>
-        </w:tc>
-        <w:tc>
-          <w:tcPr>
-            <w:tcW w:w="325" w:type="pct"/>
-          </w:tcPr>
-          <w:p>
-            <w:pPr>
-              <w:keepNext/>
-              <w:keepLines/>
-              <w:bidi w:val="0"/>
-              <w:spacing w:after="0"/>
-              <w:rPr>
-                <w:rFonts w:asciiTheme="majorBidi" w:hAnsiTheme="majorBidi" w:cstheme="majorBidi"/>
-                <w:sz w:val="18"/>
-                <w:szCs w:val="18"/>
-              </w:rPr>
-            </w:pPr>
-            <w:r>
-              <w:rPr>
-                <w:rFonts w:asciiTheme="majorBidi" w:hAnsiTheme="majorBidi" w:cstheme="majorBidi"/>
-                <w:sz w:val="18"/>
-                <w:szCs w:val="18"/>
-              </w:rPr>
-              <w:t xml:space="preserve">3</w:t>
             </w:r>
           </w:p>
         </w:tc>
@@ -1031,13 +1019,91 @@
                 <w:sz w:val="18"/>
                 <w:szCs w:val="18"/>
               </w:rPr>
+              <w:t xml:space="preserve">Artificial Intelligence</w:t>
+            </w:r>
+          </w:p>
+        </w:tc>
+        <w:tc>
+          <w:tcPr>
+            <w:tcW w:w="338" w:type="pct"/>
+          </w:tcPr>
+          <w:p>
+            <w:pPr>
+              <w:keepNext/>
+              <w:keepLines/>
+              <w:bidi w:val="0"/>
+              <w:spacing w:after="0"/>
+              <w:rPr>
+                <w:rFonts w:asciiTheme="majorBidi" w:hAnsiTheme="majorBidi" w:cstheme="majorBidi"/>
+                <w:sz w:val="18"/>
+                <w:szCs w:val="18"/>
+              </w:rPr>
+            </w:pPr>
+            <w:r>
+              <w:rPr>
+                <w:rFonts w:asciiTheme="majorBidi" w:hAnsiTheme="majorBidi" w:cstheme="majorBidi"/>
+                <w:sz w:val="18"/>
+                <w:szCs w:val="18"/>
+              </w:rPr>
+              <w:t xml:space="preserve">50</w:t>
+            </w:r>
+          </w:p>
+        </w:tc>
+        <w:tc>
+          <w:tcPr>
+            <w:tcW w:w="339" w:type="pct"/>
+          </w:tcPr>
+          <w:p>
+            <w:pPr>
+              <w:keepNext/>
+              <w:keepLines/>
+              <w:bidi w:val="0"/>
+              <w:spacing w:after="0"/>
+              <w:rPr>
+                <w:rFonts w:asciiTheme="majorBidi" w:hAnsiTheme="majorBidi" w:cstheme="majorBidi"/>
+                <w:sz w:val="18"/>
+                <w:szCs w:val="18"/>
+              </w:rPr>
+            </w:pPr>
+            <w:r>
+              <w:rPr>
+                <w:rFonts w:asciiTheme="majorBidi" w:hAnsiTheme="majorBidi" w:cstheme="majorBidi"/>
+                <w:sz w:val="18"/>
+                <w:szCs w:val="18"/>
+              </w:rPr>
+              <w:t xml:space="preserve">3</w:t>
+            </w:r>
+          </w:p>
+        </w:tc>
+        <w:tc>
+          <w:tcPr>
+            <w:tcW w:w="1831" w:type="pct"/>
+          </w:tcPr>
+          <w:p>
+            <w:pPr>
+              <w:keepNext/>
+              <w:keepLines/>
+              <w:bidi w:val="0"/>
+              <w:spacing w:after="0"/>
+              <w:rPr>
+                <w:rFonts w:asciiTheme="majorBidi" w:hAnsiTheme="majorBidi" w:cstheme="majorBidi"/>
+                <w:sz w:val="18"/>
+                <w:szCs w:val="18"/>
+              </w:rPr>
+            </w:pPr>
+            <w:r>
+              <w:rPr>
+                <w:rFonts w:asciiTheme="majorBidi" w:hAnsiTheme="majorBidi" w:cstheme="majorBidi"/>
+                <w:sz w:val="18"/>
+                <w:szCs w:val="18"/>
+              </w:rPr>
               <w:t xml:space="preserve">English II</w:t>
             </w:r>
           </w:p>
         </w:tc>
         <w:tc>
           <w:tcPr>
-            <w:tcW w:w="338" w:type="pct"/>
+            <w:tcW w:w="339" w:type="pct"/>
           </w:tcPr>
           <w:p>
             <w:pPr>
@@ -1063,7 +1129,7 @@
         </w:tc>
         <w:tc>
           <w:tcPr>
-            <w:tcW w:w="339" w:type="pct"/>
+            <w:tcW w:w="325" w:type="pct"/>
           </w:tcPr>
           <w:p>
             <w:pPr>
@@ -1084,84 +1150,6 @@
                 <w:szCs w:val="18"/>
               </w:rPr>
               <w:t xml:space="preserve">2</w:t>
-            </w:r>
-          </w:p>
-        </w:tc>
-        <w:tc>
-          <w:tcPr>
-            <w:tcW w:w="1831" w:type="pct"/>
-          </w:tcPr>
-          <w:p>
-            <w:pPr>
-              <w:keepNext/>
-              <w:keepLines/>
-              <w:bidi w:val="0"/>
-              <w:spacing w:after="0"/>
-              <w:rPr>
-                <w:rFonts w:asciiTheme="majorBidi" w:hAnsiTheme="majorBidi" w:cstheme="majorBidi"/>
-                <w:sz w:val="18"/>
-                <w:szCs w:val="18"/>
-              </w:rPr>
-            </w:pPr>
-            <w:r>
-              <w:rPr>
-                <w:rFonts w:asciiTheme="majorBidi" w:hAnsiTheme="majorBidi" w:cstheme="majorBidi"/>
-                <w:sz w:val="18"/>
-                <w:szCs w:val="18"/>
-              </w:rPr>
-              <w:t xml:space="preserve">Object-oriented Programming I</w:t>
-            </w:r>
-          </w:p>
-        </w:tc>
-        <w:tc>
-          <w:tcPr>
-            <w:tcW w:w="339" w:type="pct"/>
-          </w:tcPr>
-          <w:p>
-            <w:pPr>
-              <w:keepNext/>
-              <w:keepLines/>
-              <w:bidi w:val="0"/>
-              <w:spacing w:after="0"/>
-              <w:rPr>
-                <w:rFonts w:asciiTheme="majorBidi" w:hAnsiTheme="majorBidi" w:cstheme="majorBidi"/>
-                <w:sz w:val="18"/>
-                <w:szCs w:val="18"/>
-              </w:rPr>
-            </w:pPr>
-            <w:r>
-              <w:rPr>
-                <w:rFonts w:asciiTheme="majorBidi" w:hAnsiTheme="majorBidi" w:cstheme="majorBidi"/>
-                <w:sz w:val="18"/>
-                <w:szCs w:val="18"/>
-              </w:rPr>
-              <w:t xml:space="preserve">53</w:t>
-            </w:r>
-          </w:p>
-        </w:tc>
-        <w:tc>
-          <w:tcPr>
-            <w:tcW w:w="325" w:type="pct"/>
-          </w:tcPr>
-          <w:p>
-            <w:pPr>
-              <w:keepNext/>
-              <w:keepLines/>
-              <w:bidi w:val="0"/>
-              <w:spacing w:after="0"/>
-              <w:rPr>
-                <w:rFonts w:asciiTheme="majorBidi" w:hAnsiTheme="majorBidi" w:cstheme="majorBidi"/>
-                <w:sz w:val="18"/>
-                <w:szCs w:val="18"/>
-              </w:rPr>
-            </w:pPr>
-            <w:r>
-              <w:rPr>
-                <w:rFonts w:asciiTheme="majorBidi" w:hAnsiTheme="majorBidi" w:cstheme="majorBidi"/>
-                <w:sz w:val="18"/>
-                <w:szCs w:val="18"/>
-              </w:rPr>
-              <w:t xml:space="preserve">3</w:t>
             </w:r>
           </w:p>
         </w:tc>
@@ -1192,13 +1180,91 @@
                 <w:sz w:val="18"/>
                 <w:szCs w:val="18"/>
               </w:rPr>
+              <w:t xml:space="preserve">Compilers</w:t>
+            </w:r>
+          </w:p>
+        </w:tc>
+        <w:tc>
+          <w:tcPr>
+            <w:tcW w:w="338" w:type="pct"/>
+          </w:tcPr>
+          <w:p>
+            <w:pPr>
+              <w:keepNext/>
+              <w:keepLines/>
+              <w:bidi w:val="0"/>
+              <w:spacing w:after="0"/>
+              <w:rPr>
+                <w:rFonts w:asciiTheme="majorBidi" w:hAnsiTheme="majorBidi" w:cstheme="majorBidi"/>
+                <w:sz w:val="18"/>
+                <w:szCs w:val="18"/>
+              </w:rPr>
+            </w:pPr>
+            <w:r>
+              <w:rPr>
+                <w:rFonts w:asciiTheme="majorBidi" w:hAnsiTheme="majorBidi" w:cstheme="majorBidi"/>
+                <w:sz w:val="18"/>
+                <w:szCs w:val="18"/>
+              </w:rPr>
+              <w:t xml:space="preserve">63</w:t>
+            </w:r>
+          </w:p>
+        </w:tc>
+        <w:tc>
+          <w:tcPr>
+            <w:tcW w:w="339" w:type="pct"/>
+          </w:tcPr>
+          <w:p>
+            <w:pPr>
+              <w:keepNext/>
+              <w:keepLines/>
+              <w:bidi w:val="0"/>
+              <w:spacing w:after="0"/>
+              <w:rPr>
+                <w:rFonts w:asciiTheme="majorBidi" w:hAnsiTheme="majorBidi" w:cstheme="majorBidi"/>
+                <w:sz w:val="18"/>
+                <w:szCs w:val="18"/>
+              </w:rPr>
+            </w:pPr>
+            <w:r>
+              <w:rPr>
+                <w:rFonts w:asciiTheme="majorBidi" w:hAnsiTheme="majorBidi" w:cstheme="majorBidi"/>
+                <w:sz w:val="18"/>
+                <w:szCs w:val="18"/>
+              </w:rPr>
+              <w:t xml:space="preserve">4</w:t>
+            </w:r>
+          </w:p>
+        </w:tc>
+        <w:tc>
+          <w:tcPr>
+            <w:tcW w:w="1831" w:type="pct"/>
+          </w:tcPr>
+          <w:p>
+            <w:pPr>
+              <w:keepNext/>
+              <w:keepLines/>
+              <w:bidi w:val="0"/>
+              <w:spacing w:after="0"/>
+              <w:rPr>
+                <w:rFonts w:asciiTheme="majorBidi" w:hAnsiTheme="majorBidi" w:cstheme="majorBidi"/>
+                <w:sz w:val="18"/>
+                <w:szCs w:val="18"/>
+              </w:rPr>
+            </w:pPr>
+            <w:r>
+              <w:rPr>
+                <w:rFonts w:asciiTheme="majorBidi" w:hAnsiTheme="majorBidi" w:cstheme="majorBidi"/>
+                <w:sz w:val="18"/>
+                <w:szCs w:val="18"/>
+              </w:rPr>
               <w:t xml:space="preserve">Programming I</w:t>
             </w:r>
           </w:p>
         </w:tc>
         <w:tc>
           <w:tcPr>
-            <w:tcW w:w="338" w:type="pct"/>
+            <w:tcW w:w="339" w:type="pct"/>
           </w:tcPr>
           <w:p>
             <w:pPr>
@@ -1224,7 +1290,7 @@
         </w:tc>
         <w:tc>
           <w:tcPr>
-            <w:tcW w:w="339" w:type="pct"/>
+            <w:tcW w:w="325" w:type="pct"/>
           </w:tcPr>
           <w:p>
             <w:pPr>
@@ -1245,84 +1311,6 @@
                 <w:szCs w:val="18"/>
               </w:rPr>
               <w:t xml:space="preserve">4</w:t>
-            </w:r>
-          </w:p>
-        </w:tc>
-        <w:tc>
-          <w:tcPr>
-            <w:tcW w:w="1831" w:type="pct"/>
-          </w:tcPr>
-          <w:p>
-            <w:pPr>
-              <w:keepNext/>
-              <w:keepLines/>
-              <w:bidi w:val="0"/>
-              <w:spacing w:after="0"/>
-              <w:rPr>
-                <w:rFonts w:asciiTheme="majorBidi" w:hAnsiTheme="majorBidi" w:cstheme="majorBidi"/>
-                <w:sz w:val="18"/>
-                <w:szCs w:val="18"/>
-              </w:rPr>
-            </w:pPr>
-            <w:r>
-              <w:rPr>
-                <w:rFonts w:asciiTheme="majorBidi" w:hAnsiTheme="majorBidi" w:cstheme="majorBidi"/>
-                <w:sz w:val="18"/>
-                <w:szCs w:val="18"/>
-              </w:rPr>
-              <w:t xml:space="preserve">Object-oriented Programming II</w:t>
-            </w:r>
-          </w:p>
-        </w:tc>
-        <w:tc>
-          <w:tcPr>
-            <w:tcW w:w="339" w:type="pct"/>
-          </w:tcPr>
-          <w:p>
-            <w:pPr>
-              <w:keepNext/>
-              <w:keepLines/>
-              <w:bidi w:val="0"/>
-              <w:spacing w:after="0"/>
-              <w:rPr>
-                <w:rFonts w:asciiTheme="majorBidi" w:hAnsiTheme="majorBidi" w:cstheme="majorBidi"/>
-                <w:sz w:val="18"/>
-                <w:szCs w:val="18"/>
-              </w:rPr>
-            </w:pPr>
-            <w:r>
-              <w:rPr>
-                <w:rFonts w:asciiTheme="majorBidi" w:hAnsiTheme="majorBidi" w:cstheme="majorBidi"/>
-                <w:sz w:val="18"/>
-                <w:szCs w:val="18"/>
-              </w:rPr>
-              <w:t xml:space="preserve">51</w:t>
-            </w:r>
-          </w:p>
-        </w:tc>
-        <w:tc>
-          <w:tcPr>
-            <w:tcW w:w="325" w:type="pct"/>
-          </w:tcPr>
-          <w:p>
-            <w:pPr>
-              <w:keepNext/>
-              <w:keepLines/>
-              <w:bidi w:val="0"/>
-              <w:spacing w:after="0"/>
-              <w:rPr>
-                <w:rFonts w:asciiTheme="majorBidi" w:hAnsiTheme="majorBidi" w:cstheme="majorBidi"/>
-                <w:sz w:val="18"/>
-                <w:szCs w:val="18"/>
-              </w:rPr>
-            </w:pPr>
-            <w:r>
-              <w:rPr>
-                <w:rFonts w:asciiTheme="majorBidi" w:hAnsiTheme="majorBidi" w:cstheme="majorBidi"/>
-                <w:sz w:val="18"/>
-                <w:szCs w:val="18"/>
-              </w:rPr>
-              <w:t xml:space="preserve">3</w:t>
             </w:r>
           </w:p>
         </w:tc>
@@ -1353,13 +1341,91 @@
                 <w:sz w:val="18"/>
                 <w:szCs w:val="18"/>
               </w:rPr>
+              <w:t xml:space="preserve">Operations Researches</w:t>
+            </w:r>
+          </w:p>
+        </w:tc>
+        <w:tc>
+          <w:tcPr>
+            <w:tcW w:w="338" w:type="pct"/>
+          </w:tcPr>
+          <w:p>
+            <w:pPr>
+              <w:keepNext/>
+              <w:keepLines/>
+              <w:bidi w:val="0"/>
+              <w:spacing w:after="0"/>
+              <w:rPr>
+                <w:rFonts w:asciiTheme="majorBidi" w:hAnsiTheme="majorBidi" w:cstheme="majorBidi"/>
+                <w:sz w:val="18"/>
+                <w:szCs w:val="18"/>
+              </w:rPr>
+            </w:pPr>
+            <w:r>
+              <w:rPr>
+                <w:rFonts w:asciiTheme="majorBidi" w:hAnsiTheme="majorBidi" w:cstheme="majorBidi"/>
+                <w:sz w:val="18"/>
+                <w:szCs w:val="18"/>
+              </w:rPr>
+              <w:t xml:space="preserve">50</w:t>
+            </w:r>
+          </w:p>
+        </w:tc>
+        <w:tc>
+          <w:tcPr>
+            <w:tcW w:w="339" w:type="pct"/>
+          </w:tcPr>
+          <w:p>
+            <w:pPr>
+              <w:keepNext/>
+              <w:keepLines/>
+              <w:bidi w:val="0"/>
+              <w:spacing w:after="0"/>
+              <w:rPr>
+                <w:rFonts w:asciiTheme="majorBidi" w:hAnsiTheme="majorBidi" w:cstheme="majorBidi"/>
+                <w:sz w:val="18"/>
+                <w:szCs w:val="18"/>
+              </w:rPr>
+            </w:pPr>
+            <w:r>
+              <w:rPr>
+                <w:rFonts w:asciiTheme="majorBidi" w:hAnsiTheme="majorBidi" w:cstheme="majorBidi"/>
+                <w:sz w:val="18"/>
+                <w:szCs w:val="18"/>
+              </w:rPr>
+              <w:t xml:space="preserve">3</w:t>
+            </w:r>
+          </w:p>
+        </w:tc>
+        <w:tc>
+          <w:tcPr>
+            <w:tcW w:w="1831" w:type="pct"/>
+          </w:tcPr>
+          <w:p>
+            <w:pPr>
+              <w:keepNext/>
+              <w:keepLines/>
+              <w:bidi w:val="0"/>
+              <w:spacing w:after="0"/>
+              <w:rPr>
+                <w:rFonts w:asciiTheme="majorBidi" w:hAnsiTheme="majorBidi" w:cstheme="majorBidi"/>
+                <w:sz w:val="18"/>
+                <w:szCs w:val="18"/>
+              </w:rPr>
+            </w:pPr>
+            <w:r>
+              <w:rPr>
+                <w:rFonts w:asciiTheme="majorBidi" w:hAnsiTheme="majorBidi" w:cstheme="majorBidi"/>
+                <w:sz w:val="18"/>
+                <w:szCs w:val="18"/>
+              </w:rPr>
               <w:t xml:space="preserve">Programming II</w:t>
             </w:r>
           </w:p>
         </w:tc>
         <w:tc>
           <w:tcPr>
-            <w:tcW w:w="338" w:type="pct"/>
+            <w:tcW w:w="339" w:type="pct"/>
           </w:tcPr>
           <w:p>
             <w:pPr>
@@ -1385,7 +1451,7 @@
         </w:tc>
         <w:tc>
           <w:tcPr>
-            <w:tcW w:w="339" w:type="pct"/>
+            <w:tcW w:w="325" w:type="pct"/>
           </w:tcPr>
           <w:p>
             <w:pPr>
@@ -1406,84 +1472,6 @@
                 <w:szCs w:val="18"/>
               </w:rPr>
               <w:t xml:space="preserve">4</w:t>
-            </w:r>
-          </w:p>
-        </w:tc>
-        <w:tc>
-          <w:tcPr>
-            <w:tcW w:w="1831" w:type="pct"/>
-          </w:tcPr>
-          <w:p>
-            <w:pPr>
-              <w:keepNext/>
-              <w:keepLines/>
-              <w:bidi w:val="0"/>
-              <w:spacing w:after="0"/>
-              <w:rPr>
-                <w:rFonts w:asciiTheme="majorBidi" w:hAnsiTheme="majorBidi" w:cstheme="majorBidi"/>
-                <w:sz w:val="18"/>
-                <w:szCs w:val="18"/>
-              </w:rPr>
-            </w:pPr>
-            <w:r>
-              <w:rPr>
-                <w:rFonts w:asciiTheme="majorBidi" w:hAnsiTheme="majorBidi" w:cstheme="majorBidi"/>
-                <w:sz w:val="18"/>
-                <w:szCs w:val="18"/>
-              </w:rPr>
-              <w:t xml:space="preserve">Visual Programming</w:t>
-            </w:r>
-          </w:p>
-        </w:tc>
-        <w:tc>
-          <w:tcPr>
-            <w:tcW w:w="339" w:type="pct"/>
-          </w:tcPr>
-          <w:p>
-            <w:pPr>
-              <w:keepNext/>
-              <w:keepLines/>
-              <w:bidi w:val="0"/>
-              <w:spacing w:after="0"/>
-              <w:rPr>
-                <w:rFonts w:asciiTheme="majorBidi" w:hAnsiTheme="majorBidi" w:cstheme="majorBidi"/>
-                <w:sz w:val="18"/>
-                <w:szCs w:val="18"/>
-              </w:rPr>
-            </w:pPr>
-            <w:r>
-              <w:rPr>
-                <w:rFonts w:asciiTheme="majorBidi" w:hAnsiTheme="majorBidi" w:cstheme="majorBidi"/>
-                <w:sz w:val="18"/>
-                <w:szCs w:val="18"/>
-              </w:rPr>
-              <w:t xml:space="preserve">50</w:t>
-            </w:r>
-          </w:p>
-        </w:tc>
-        <w:tc>
-          <w:tcPr>
-            <w:tcW w:w="325" w:type="pct"/>
-          </w:tcPr>
-          <w:p>
-            <w:pPr>
-              <w:keepNext/>
-              <w:keepLines/>
-              <w:bidi w:val="0"/>
-              <w:spacing w:after="0"/>
-              <w:rPr>
-                <w:rFonts w:asciiTheme="majorBidi" w:hAnsiTheme="majorBidi" w:cstheme="majorBidi"/>
-                <w:sz w:val="18"/>
-                <w:szCs w:val="18"/>
-              </w:rPr>
-            </w:pPr>
-            <w:r>
-              <w:rPr>
-                <w:rFonts w:asciiTheme="majorBidi" w:hAnsiTheme="majorBidi" w:cstheme="majorBidi"/>
-                <w:sz w:val="18"/>
-                <w:szCs w:val="18"/>
-              </w:rPr>
-              <w:t xml:space="preserve">3</w:t>
             </w:r>
           </w:p>
         </w:tc>
@@ -1514,13 +1502,91 @@
                 <w:sz w:val="18"/>
                 <w:szCs w:val="18"/>
               </w:rPr>
+              <w:t xml:space="preserve">Web Programming I</w:t>
+            </w:r>
+          </w:p>
+        </w:tc>
+        <w:tc>
+          <w:tcPr>
+            <w:tcW w:w="338" w:type="pct"/>
+          </w:tcPr>
+          <w:p>
+            <w:pPr>
+              <w:keepNext/>
+              <w:keepLines/>
+              <w:bidi w:val="0"/>
+              <w:spacing w:after="0"/>
+              <w:rPr>
+                <w:rFonts w:asciiTheme="majorBidi" w:hAnsiTheme="majorBidi" w:cstheme="majorBidi"/>
+                <w:sz w:val="18"/>
+                <w:szCs w:val="18"/>
+              </w:rPr>
+            </w:pPr>
+            <w:r>
+              <w:rPr>
+                <w:rFonts w:asciiTheme="majorBidi" w:hAnsiTheme="majorBidi" w:cstheme="majorBidi"/>
+                <w:sz w:val="18"/>
+                <w:szCs w:val="18"/>
+              </w:rPr>
+              <w:t xml:space="preserve">58</w:t>
+            </w:r>
+          </w:p>
+        </w:tc>
+        <w:tc>
+          <w:tcPr>
+            <w:tcW w:w="339" w:type="pct"/>
+          </w:tcPr>
+          <w:p>
+            <w:pPr>
+              <w:keepNext/>
+              <w:keepLines/>
+              <w:bidi w:val="0"/>
+              <w:spacing w:after="0"/>
+              <w:rPr>
+                <w:rFonts w:asciiTheme="majorBidi" w:hAnsiTheme="majorBidi" w:cstheme="majorBidi"/>
+                <w:sz w:val="18"/>
+                <w:szCs w:val="18"/>
+              </w:rPr>
+            </w:pPr>
+            <w:r>
+              <w:rPr>
+                <w:rFonts w:asciiTheme="majorBidi" w:hAnsiTheme="majorBidi" w:cstheme="majorBidi"/>
+                <w:sz w:val="18"/>
+                <w:szCs w:val="18"/>
+              </w:rPr>
+              <w:t xml:space="preserve">3</w:t>
+            </w:r>
+          </w:p>
+        </w:tc>
+        <w:tc>
+          <w:tcPr>
+            <w:tcW w:w="1831" w:type="pct"/>
+          </w:tcPr>
+          <w:p>
+            <w:pPr>
+              <w:keepNext/>
+              <w:keepLines/>
+              <w:bidi w:val="0"/>
+              <w:spacing w:after="0"/>
+              <w:rPr>
+                <w:rFonts w:asciiTheme="majorBidi" w:hAnsiTheme="majorBidi" w:cstheme="majorBidi"/>
+                <w:sz w:val="18"/>
+                <w:szCs w:val="18"/>
+              </w:rPr>
+            </w:pPr>
+            <w:r>
+              <w:rPr>
+                <w:rFonts w:asciiTheme="majorBidi" w:hAnsiTheme="majorBidi" w:cstheme="majorBidi"/>
+                <w:sz w:val="18"/>
+                <w:szCs w:val="18"/>
+              </w:rPr>
               <w:t xml:space="preserve">Logic Design</w:t>
             </w:r>
           </w:p>
         </w:tc>
         <w:tc>
           <w:tcPr>
-            <w:tcW w:w="338" w:type="pct"/>
+            <w:tcW w:w="339" w:type="pct"/>
           </w:tcPr>
           <w:p>
             <w:pPr>
@@ -1546,7 +1612,7 @@
         </w:tc>
         <w:tc>
           <w:tcPr>
-            <w:tcW w:w="339" w:type="pct"/>
+            <w:tcW w:w="325" w:type="pct"/>
           </w:tcPr>
           <w:p>
             <w:pPr>
@@ -1567,84 +1633,6 @@
                 <w:szCs w:val="18"/>
               </w:rPr>
               <w:t xml:space="preserve">4</w:t>
-            </w:r>
-          </w:p>
-        </w:tc>
-        <w:tc>
-          <w:tcPr>
-            <w:tcW w:w="1831" w:type="pct"/>
-          </w:tcPr>
-          <w:p>
-            <w:pPr>
-              <w:keepNext/>
-              <w:keepLines/>
-              <w:bidi w:val="0"/>
-              <w:spacing w:after="0"/>
-              <w:rPr>
-                <w:rFonts w:asciiTheme="majorBidi" w:hAnsiTheme="majorBidi" w:cstheme="majorBidi"/>
-                <w:sz w:val="18"/>
-                <w:szCs w:val="18"/>
-              </w:rPr>
-            </w:pPr>
-            <w:r>
-              <w:rPr>
-                <w:rFonts w:asciiTheme="majorBidi" w:hAnsiTheme="majorBidi" w:cstheme="majorBidi"/>
-                <w:sz w:val="18"/>
-                <w:szCs w:val="18"/>
-              </w:rPr>
-              <w:t xml:space="preserve">Computer Graphics</w:t>
-            </w:r>
-          </w:p>
-        </w:tc>
-        <w:tc>
-          <w:tcPr>
-            <w:tcW w:w="339" w:type="pct"/>
-          </w:tcPr>
-          <w:p>
-            <w:pPr>
-              <w:keepNext/>
-              <w:keepLines/>
-              <w:bidi w:val="0"/>
-              <w:spacing w:after="0"/>
-              <w:rPr>
-                <w:rFonts w:asciiTheme="majorBidi" w:hAnsiTheme="majorBidi" w:cstheme="majorBidi"/>
-                <w:sz w:val="18"/>
-                <w:szCs w:val="18"/>
-              </w:rPr>
-            </w:pPr>
-            <w:r>
-              <w:rPr>
-                <w:rFonts w:asciiTheme="majorBidi" w:hAnsiTheme="majorBidi" w:cstheme="majorBidi"/>
-                <w:sz w:val="18"/>
-                <w:szCs w:val="18"/>
-              </w:rPr>
-              <w:t xml:space="preserve">63</w:t>
-            </w:r>
-          </w:p>
-        </w:tc>
-        <w:tc>
-          <w:tcPr>
-            <w:tcW w:w="325" w:type="pct"/>
-          </w:tcPr>
-          <w:p>
-            <w:pPr>
-              <w:keepNext/>
-              <w:keepLines/>
-              <w:bidi w:val="0"/>
-              <w:spacing w:after="0"/>
-              <w:rPr>
-                <w:rFonts w:asciiTheme="majorBidi" w:hAnsiTheme="majorBidi" w:cstheme="majorBidi"/>
-                <w:sz w:val="18"/>
-                <w:szCs w:val="18"/>
-              </w:rPr>
-            </w:pPr>
-            <w:r>
-              <w:rPr>
-                <w:rFonts w:asciiTheme="majorBidi" w:hAnsiTheme="majorBidi" w:cstheme="majorBidi"/>
-                <w:sz w:val="18"/>
-                <w:szCs w:val="18"/>
-              </w:rPr>
-              <w:t xml:space="preserve">3</w:t>
             </w:r>
           </w:p>
         </w:tc>
@@ -1675,7 +1663,7 @@
                 <w:sz w:val="18"/>
                 <w:szCs w:val="18"/>
               </w:rPr>
-              <w:t xml:space="preserve">Democracy Education  Human Rights</w:t>
+              <w:t xml:space="preserve">Web Programming II</w:t>
             </w:r>
           </w:p>
         </w:tc>
@@ -1701,13 +1689,91 @@
                 <w:sz w:val="18"/>
                 <w:szCs w:val="18"/>
               </w:rPr>
+              <w:t xml:space="preserve">57</w:t>
+            </w:r>
+          </w:p>
+        </w:tc>
+        <w:tc>
+          <w:tcPr>
+            <w:tcW w:w="339" w:type="pct"/>
+          </w:tcPr>
+          <w:p>
+            <w:pPr>
+              <w:keepNext/>
+              <w:keepLines/>
+              <w:bidi w:val="0"/>
+              <w:spacing w:after="0"/>
+              <w:rPr>
+                <w:rFonts w:asciiTheme="majorBidi" w:hAnsiTheme="majorBidi" w:cstheme="majorBidi"/>
+                <w:sz w:val="18"/>
+                <w:szCs w:val="18"/>
+              </w:rPr>
+            </w:pPr>
+            <w:r>
+              <w:rPr>
+                <w:rFonts w:asciiTheme="majorBidi" w:hAnsiTheme="majorBidi" w:cstheme="majorBidi"/>
+                <w:sz w:val="18"/>
+                <w:szCs w:val="18"/>
+              </w:rPr>
+              <w:t xml:space="preserve">3</w:t>
+            </w:r>
+          </w:p>
+        </w:tc>
+        <w:tc>
+          <w:tcPr>
+            <w:tcW w:w="1831" w:type="pct"/>
+          </w:tcPr>
+          <w:p>
+            <w:pPr>
+              <w:keepNext/>
+              <w:keepLines/>
+              <w:bidi w:val="0"/>
+              <w:spacing w:after="0"/>
+              <w:rPr>
+                <w:rFonts w:asciiTheme="majorBidi" w:hAnsiTheme="majorBidi" w:cstheme="majorBidi"/>
+                <w:sz w:val="18"/>
+                <w:szCs w:val="18"/>
+              </w:rPr>
+            </w:pPr>
+            <w:r>
+              <w:rPr>
+                <w:rFonts w:asciiTheme="majorBidi" w:hAnsiTheme="majorBidi" w:cstheme="majorBidi"/>
+                <w:sz w:val="18"/>
+                <w:szCs w:val="18"/>
+              </w:rPr>
+              <w:t xml:space="preserve">Democracy and Human Rights</w:t>
+            </w:r>
+          </w:p>
+        </w:tc>
+        <w:tc>
+          <w:tcPr>
+            <w:tcW w:w="339" w:type="pct"/>
+          </w:tcPr>
+          <w:p>
+            <w:pPr>
+              <w:keepNext/>
+              <w:keepLines/>
+              <w:bidi w:val="0"/>
+              <w:spacing w:after="0"/>
+              <w:rPr>
+                <w:rFonts w:asciiTheme="majorBidi" w:hAnsiTheme="majorBidi" w:cstheme="majorBidi"/>
+                <w:sz w:val="18"/>
+                <w:szCs w:val="18"/>
+              </w:rPr>
+            </w:pPr>
+            <w:r>
+              <w:rPr>
+                <w:rFonts w:asciiTheme="majorBidi" w:hAnsiTheme="majorBidi" w:cstheme="majorBidi"/>
+                <w:sz w:val="18"/>
+                <w:szCs w:val="18"/>
+              </w:rPr>
               <w:t xml:space="preserve">77</w:t>
             </w:r>
           </w:p>
         </w:tc>
         <w:tc>
           <w:tcPr>
-            <w:tcW w:w="339" w:type="pct"/>
+            <w:tcW w:w="325" w:type="pct"/>
           </w:tcPr>
           <w:p>
             <w:pPr>
@@ -1728,84 +1794,6 @@
                 <w:szCs w:val="18"/>
               </w:rPr>
               <w:t xml:space="preserve">2</w:t>
-            </w:r>
-          </w:p>
-        </w:tc>
-        <w:tc>
-          <w:tcPr>
-            <w:tcW w:w="1831" w:type="pct"/>
-          </w:tcPr>
-          <w:p>
-            <w:pPr>
-              <w:keepNext/>
-              <w:keepLines/>
-              <w:bidi w:val="0"/>
-              <w:spacing w:after="0"/>
-              <w:rPr>
-                <w:rFonts w:asciiTheme="majorBidi" w:hAnsiTheme="majorBidi" w:cstheme="majorBidi"/>
-                <w:sz w:val="18"/>
-                <w:szCs w:val="18"/>
-              </w:rPr>
-            </w:pPr>
-            <w:r>
-              <w:rPr>
-                <w:rFonts w:asciiTheme="majorBidi" w:hAnsiTheme="majorBidi" w:cstheme="majorBidi"/>
-                <w:sz w:val="18"/>
-                <w:szCs w:val="18"/>
-              </w:rPr>
-              <w:t xml:space="preserve">Numerical Methods</w:t>
-            </w:r>
-          </w:p>
-        </w:tc>
-        <w:tc>
-          <w:tcPr>
-            <w:tcW w:w="339" w:type="pct"/>
-          </w:tcPr>
-          <w:p>
-            <w:pPr>
-              <w:keepNext/>
-              <w:keepLines/>
-              <w:bidi w:val="0"/>
-              <w:spacing w:after="0"/>
-              <w:rPr>
-                <w:rFonts w:asciiTheme="majorBidi" w:hAnsiTheme="majorBidi" w:cstheme="majorBidi"/>
-                <w:sz w:val="18"/>
-                <w:szCs w:val="18"/>
-              </w:rPr>
-            </w:pPr>
-            <w:r>
-              <w:rPr>
-                <w:rFonts w:asciiTheme="majorBidi" w:hAnsiTheme="majorBidi" w:cstheme="majorBidi"/>
-                <w:sz w:val="18"/>
-                <w:szCs w:val="18"/>
-              </w:rPr>
-              <w:t xml:space="preserve">66</w:t>
-            </w:r>
-          </w:p>
-        </w:tc>
-        <w:tc>
-          <w:tcPr>
-            <w:tcW w:w="325" w:type="pct"/>
-          </w:tcPr>
-          <w:p>
-            <w:pPr>
-              <w:keepNext/>
-              <w:keepLines/>
-              <w:bidi w:val="0"/>
-              <w:spacing w:after="0"/>
-              <w:rPr>
-                <w:rFonts w:asciiTheme="majorBidi" w:hAnsiTheme="majorBidi" w:cstheme="majorBidi"/>
-                <w:sz w:val="18"/>
-                <w:szCs w:val="18"/>
-              </w:rPr>
-            </w:pPr>
-            <w:r>
-              <w:rPr>
-                <w:rFonts w:asciiTheme="majorBidi" w:hAnsiTheme="majorBidi" w:cstheme="majorBidi"/>
-                <w:sz w:val="18"/>
-                <w:szCs w:val="18"/>
-              </w:rPr>
-              <w:t xml:space="preserve">3</w:t>
             </w:r>
           </w:p>
         </w:tc>
@@ -1836,13 +1824,91 @@
                 <w:sz w:val="18"/>
                 <w:szCs w:val="18"/>
               </w:rPr>
+              <w:t xml:space="preserve">Systems Analysis and Design</w:t>
+            </w:r>
+          </w:p>
+        </w:tc>
+        <w:tc>
+          <w:tcPr>
+            <w:tcW w:w="338" w:type="pct"/>
+          </w:tcPr>
+          <w:p>
+            <w:pPr>
+              <w:keepNext/>
+              <w:keepLines/>
+              <w:bidi w:val="0"/>
+              <w:spacing w:after="0"/>
+              <w:rPr>
+                <w:rFonts w:asciiTheme="majorBidi" w:hAnsiTheme="majorBidi" w:cstheme="majorBidi"/>
+                <w:sz w:val="18"/>
+                <w:szCs w:val="18"/>
+              </w:rPr>
+            </w:pPr>
+            <w:r>
+              <w:rPr>
+                <w:rFonts w:asciiTheme="majorBidi" w:hAnsiTheme="majorBidi" w:cstheme="majorBidi"/>
+                <w:sz w:val="18"/>
+                <w:szCs w:val="18"/>
+              </w:rPr>
+              <w:t xml:space="preserve">50</w:t>
+            </w:r>
+          </w:p>
+        </w:tc>
+        <w:tc>
+          <w:tcPr>
+            <w:tcW w:w="339" w:type="pct"/>
+          </w:tcPr>
+          <w:p>
+            <w:pPr>
+              <w:keepNext/>
+              <w:keepLines/>
+              <w:bidi w:val="0"/>
+              <w:spacing w:after="0"/>
+              <w:rPr>
+                <w:rFonts w:asciiTheme="majorBidi" w:hAnsiTheme="majorBidi" w:cstheme="majorBidi"/>
+                <w:sz w:val="18"/>
+                <w:szCs w:val="18"/>
+              </w:rPr>
+            </w:pPr>
+            <w:r>
+              <w:rPr>
+                <w:rFonts w:asciiTheme="majorBidi" w:hAnsiTheme="majorBidi" w:cstheme="majorBidi"/>
+                <w:sz w:val="18"/>
+                <w:szCs w:val="18"/>
+              </w:rPr>
+              <w:t xml:space="preserve">3</w:t>
+            </w:r>
+          </w:p>
+        </w:tc>
+        <w:tc>
+          <w:tcPr>
+            <w:tcW w:w="1831" w:type="pct"/>
+          </w:tcPr>
+          <w:p>
+            <w:pPr>
+              <w:keepNext/>
+              <w:keepLines/>
+              <w:bidi w:val="0"/>
+              <w:spacing w:after="0"/>
+              <w:rPr>
+                <w:rFonts w:asciiTheme="majorBidi" w:hAnsiTheme="majorBidi" w:cstheme="majorBidi"/>
+                <w:sz w:val="18"/>
+                <w:szCs w:val="18"/>
+              </w:rPr>
+            </w:pPr>
+            <w:r>
+              <w:rPr>
+                <w:rFonts w:asciiTheme="majorBidi" w:hAnsiTheme="majorBidi" w:cstheme="majorBidi"/>
+                <w:sz w:val="18"/>
+                <w:szCs w:val="18"/>
+              </w:rPr>
               <w:t xml:space="preserve">Mathematic</w:t>
             </w:r>
           </w:p>
         </w:tc>
         <w:tc>
           <w:tcPr>
-            <w:tcW w:w="338" w:type="pct"/>
+            <w:tcW w:w="339" w:type="pct"/>
           </w:tcPr>
           <w:p>
             <w:pPr>
@@ -1868,7 +1934,7 @@
         </w:tc>
         <w:tc>
           <w:tcPr>
-            <w:tcW w:w="339" w:type="pct"/>
+            <w:tcW w:w="325" w:type="pct"/>
           </w:tcPr>
           <w:p>
             <w:pPr>
@@ -1889,84 +1955,6 @@
                 <w:szCs w:val="18"/>
               </w:rPr>
               <w:t xml:space="preserve">3</w:t>
-            </w:r>
-          </w:p>
-        </w:tc>
-        <w:tc>
-          <w:tcPr>
-            <w:tcW w:w="1831" w:type="pct"/>
-          </w:tcPr>
-          <w:p>
-            <w:pPr>
-              <w:keepNext/>
-              <w:keepLines/>
-              <w:bidi w:val="0"/>
-              <w:spacing w:after="0"/>
-              <w:rPr>
-                <w:rFonts w:asciiTheme="majorBidi" w:hAnsiTheme="majorBidi" w:cstheme="majorBidi"/>
-                <w:sz w:val="18"/>
-                <w:szCs w:val="18"/>
-              </w:rPr>
-            </w:pPr>
-            <w:r>
-              <w:rPr>
-                <w:rFonts w:asciiTheme="majorBidi" w:hAnsiTheme="majorBidi" w:cstheme="majorBidi"/>
-                <w:sz w:val="18"/>
-                <w:szCs w:val="18"/>
-              </w:rPr>
-              <w:t xml:space="preserve">Arabic</w:t>
-            </w:r>
-          </w:p>
-        </w:tc>
-        <w:tc>
-          <w:tcPr>
-            <w:tcW w:w="339" w:type="pct"/>
-          </w:tcPr>
-          <w:p>
-            <w:pPr>
-              <w:keepNext/>
-              <w:keepLines/>
-              <w:bidi w:val="0"/>
-              <w:spacing w:after="0"/>
-              <w:rPr>
-                <w:rFonts w:asciiTheme="majorBidi" w:hAnsiTheme="majorBidi" w:cstheme="majorBidi"/>
-                <w:sz w:val="18"/>
-                <w:szCs w:val="18"/>
-              </w:rPr>
-            </w:pPr>
-            <w:r>
-              <w:rPr>
-                <w:rFonts w:asciiTheme="majorBidi" w:hAnsiTheme="majorBidi" w:cstheme="majorBidi"/>
-                <w:sz w:val="18"/>
-                <w:szCs w:val="18"/>
-              </w:rPr>
-              <w:t xml:space="preserve">70</w:t>
-            </w:r>
-          </w:p>
-        </w:tc>
-        <w:tc>
-          <w:tcPr>
-            <w:tcW w:w="325" w:type="pct"/>
-          </w:tcPr>
-          <w:p>
-            <w:pPr>
-              <w:keepNext/>
-              <w:keepLines/>
-              <w:bidi w:val="0"/>
-              <w:spacing w:after="0"/>
-              <w:rPr>
-                <w:rFonts w:asciiTheme="majorBidi" w:hAnsiTheme="majorBidi" w:cstheme="majorBidi"/>
-                <w:sz w:val="18"/>
-                <w:szCs w:val="18"/>
-              </w:rPr>
-            </w:pPr>
-            <w:r>
-              <w:rPr>
-                <w:rFonts w:asciiTheme="majorBidi" w:hAnsiTheme="majorBidi" w:cstheme="majorBidi"/>
-                <w:sz w:val="18"/>
-                <w:szCs w:val="18"/>
-              </w:rPr>
-              <w:t xml:space="preserve">2</w:t>
             </w:r>
           </w:p>
         </w:tc>
@@ -1997,7 +1985,7 @@
                 <w:sz w:val="18"/>
                 <w:szCs w:val="18"/>
               </w:rPr>
-              <w:t xml:space="preserve">Healthy and Fitness</w:t>
+              <w:t xml:space="preserve">Computer Networks I</w:t>
             </w:r>
           </w:p>
         </w:tc>
@@ -2023,13 +2011,91 @@
                 <w:sz w:val="18"/>
                 <w:szCs w:val="18"/>
               </w:rPr>
+              <w:t xml:space="preserve">50</w:t>
+            </w:r>
+          </w:p>
+        </w:tc>
+        <w:tc>
+          <w:tcPr>
+            <w:tcW w:w="339" w:type="pct"/>
+          </w:tcPr>
+          <w:p>
+            <w:pPr>
+              <w:keepNext/>
+              <w:keepLines/>
+              <w:bidi w:val="0"/>
+              <w:spacing w:after="0"/>
+              <w:rPr>
+                <w:rFonts w:asciiTheme="majorBidi" w:hAnsiTheme="majorBidi" w:cstheme="majorBidi"/>
+                <w:sz w:val="18"/>
+                <w:szCs w:val="18"/>
+              </w:rPr>
+            </w:pPr>
+            <w:r>
+              <w:rPr>
+                <w:rFonts w:asciiTheme="majorBidi" w:hAnsiTheme="majorBidi" w:cstheme="majorBidi"/>
+                <w:sz w:val="18"/>
+                <w:szCs w:val="18"/>
+              </w:rPr>
+              <w:t xml:space="preserve">3</w:t>
+            </w:r>
+          </w:p>
+        </w:tc>
+        <w:tc>
+          <w:tcPr>
+            <w:tcW w:w="1831" w:type="pct"/>
+          </w:tcPr>
+          <w:p>
+            <w:pPr>
+              <w:keepNext/>
+              <w:keepLines/>
+              <w:bidi w:val="0"/>
+              <w:spacing w:after="0"/>
+              <w:rPr>
+                <w:rFonts w:asciiTheme="majorBidi" w:hAnsiTheme="majorBidi" w:cstheme="majorBidi"/>
+                <w:sz w:val="18"/>
+                <w:szCs w:val="18"/>
+              </w:rPr>
+            </w:pPr>
+            <w:r>
+              <w:rPr>
+                <w:rFonts w:asciiTheme="majorBidi" w:hAnsiTheme="majorBidi" w:cstheme="majorBidi"/>
+                <w:sz w:val="18"/>
+                <w:szCs w:val="18"/>
+              </w:rPr>
+              <w:t xml:space="preserve">Health and Fitness</w:t>
+            </w:r>
+          </w:p>
+        </w:tc>
+        <w:tc>
+          <w:tcPr>
+            <w:tcW w:w="339" w:type="pct"/>
+          </w:tcPr>
+          <w:p>
+            <w:pPr>
+              <w:keepNext/>
+              <w:keepLines/>
+              <w:bidi w:val="0"/>
+              <w:spacing w:after="0"/>
+              <w:rPr>
+                <w:rFonts w:asciiTheme="majorBidi" w:hAnsiTheme="majorBidi" w:cstheme="majorBidi"/>
+                <w:sz w:val="18"/>
+                <w:szCs w:val="18"/>
+              </w:rPr>
+            </w:pPr>
+            <w:r>
+              <w:rPr>
+                <w:rFonts w:asciiTheme="majorBidi" w:hAnsiTheme="majorBidi" w:cstheme="majorBidi"/>
+                <w:sz w:val="18"/>
+                <w:szCs w:val="18"/>
+              </w:rPr>
               <w:t xml:space="preserve">78</w:t>
             </w:r>
           </w:p>
         </w:tc>
         <w:tc>
           <w:tcPr>
-            <w:tcW w:w="339" w:type="pct"/>
+            <w:tcW w:w="325" w:type="pct"/>
           </w:tcPr>
           <w:p>
             <w:pPr>
@@ -2050,84 +2116,6 @@
                 <w:szCs w:val="18"/>
               </w:rPr>
               <w:t xml:space="preserve">2</w:t>
-            </w:r>
-          </w:p>
-        </w:tc>
-        <w:tc>
-          <w:tcPr>
-            <w:tcW w:w="1831" w:type="pct"/>
-          </w:tcPr>
-          <w:p>
-            <w:pPr>
-              <w:keepNext/>
-              <w:keepLines/>
-              <w:bidi w:val="0"/>
-              <w:spacing w:after="0"/>
-              <w:rPr>
-                <w:rFonts w:asciiTheme="majorBidi" w:hAnsiTheme="majorBidi" w:cstheme="majorBidi"/>
-                <w:sz w:val="18"/>
-                <w:szCs w:val="18"/>
-              </w:rPr>
-            </w:pPr>
-            <w:r>
-              <w:rPr>
-                <w:rFonts w:asciiTheme="majorBidi" w:hAnsiTheme="majorBidi" w:cstheme="majorBidi"/>
-                <w:sz w:val="18"/>
-                <w:szCs w:val="18"/>
-              </w:rPr>
-              <w:t xml:space="preserve">Microprocessors</w:t>
-            </w:r>
-          </w:p>
-        </w:tc>
-        <w:tc>
-          <w:tcPr>
-            <w:tcW w:w="339" w:type="pct"/>
-          </w:tcPr>
-          <w:p>
-            <w:pPr>
-              <w:keepNext/>
-              <w:keepLines/>
-              <w:bidi w:val="0"/>
-              <w:spacing w:after="0"/>
-              <w:rPr>
-                <w:rFonts w:asciiTheme="majorBidi" w:hAnsiTheme="majorBidi" w:cstheme="majorBidi"/>
-                <w:sz w:val="18"/>
-                <w:szCs w:val="18"/>
-              </w:rPr>
-            </w:pPr>
-            <w:r>
-              <w:rPr>
-                <w:rFonts w:asciiTheme="majorBidi" w:hAnsiTheme="majorBidi" w:cstheme="majorBidi"/>
-                <w:sz w:val="18"/>
-                <w:szCs w:val="18"/>
-              </w:rPr>
-              <w:t xml:space="preserve">50</w:t>
-            </w:r>
-          </w:p>
-        </w:tc>
-        <w:tc>
-          <w:tcPr>
-            <w:tcW w:w="325" w:type="pct"/>
-          </w:tcPr>
-          <w:p>
-            <w:pPr>
-              <w:keepNext/>
-              <w:keepLines/>
-              <w:bidi w:val="0"/>
-              <w:spacing w:after="0"/>
-              <w:rPr>
-                <w:rFonts w:asciiTheme="majorBidi" w:hAnsiTheme="majorBidi" w:cstheme="majorBidi"/>
-                <w:sz w:val="18"/>
-                <w:szCs w:val="18"/>
-              </w:rPr>
-            </w:pPr>
-            <w:r>
-              <w:rPr>
-                <w:rFonts w:asciiTheme="majorBidi" w:hAnsiTheme="majorBidi" w:cstheme="majorBidi"/>
-                <w:sz w:val="18"/>
-                <w:szCs w:val="18"/>
-              </w:rPr>
-              <w:t xml:space="preserve">3</w:t>
             </w:r>
           </w:p>
         </w:tc>
@@ -2158,13 +2146,91 @@
                 <w:sz w:val="18"/>
                 <w:szCs w:val="18"/>
               </w:rPr>
+              <w:t xml:space="preserve">Computer Networks II</w:t>
+            </w:r>
+          </w:p>
+        </w:tc>
+        <w:tc>
+          <w:tcPr>
+            <w:tcW w:w="338" w:type="pct"/>
+          </w:tcPr>
+          <w:p>
+            <w:pPr>
+              <w:keepNext/>
+              <w:keepLines/>
+              <w:bidi w:val="0"/>
+              <w:spacing w:after="0"/>
+              <w:rPr>
+                <w:rFonts w:asciiTheme="majorBidi" w:hAnsiTheme="majorBidi" w:cstheme="majorBidi"/>
+                <w:sz w:val="18"/>
+                <w:szCs w:val="18"/>
+              </w:rPr>
+            </w:pPr>
+            <w:r>
+              <w:rPr>
+                <w:rFonts w:asciiTheme="majorBidi" w:hAnsiTheme="majorBidi" w:cstheme="majorBidi"/>
+                <w:sz w:val="18"/>
+                <w:szCs w:val="18"/>
+              </w:rPr>
+              <w:t xml:space="preserve">50</w:t>
+            </w:r>
+          </w:p>
+        </w:tc>
+        <w:tc>
+          <w:tcPr>
+            <w:tcW w:w="339" w:type="pct"/>
+          </w:tcPr>
+          <w:p>
+            <w:pPr>
+              <w:keepNext/>
+              <w:keepLines/>
+              <w:bidi w:val="0"/>
+              <w:spacing w:after="0"/>
+              <w:rPr>
+                <w:rFonts w:asciiTheme="majorBidi" w:hAnsiTheme="majorBidi" w:cstheme="majorBidi"/>
+                <w:sz w:val="18"/>
+                <w:szCs w:val="18"/>
+              </w:rPr>
+            </w:pPr>
+            <w:r>
+              <w:rPr>
+                <w:rFonts w:asciiTheme="majorBidi" w:hAnsiTheme="majorBidi" w:cstheme="majorBidi"/>
+                <w:sz w:val="18"/>
+                <w:szCs w:val="18"/>
+              </w:rPr>
+              <w:t xml:space="preserve">3</w:t>
+            </w:r>
+          </w:p>
+        </w:tc>
+        <w:tc>
+          <w:tcPr>
+            <w:tcW w:w="1831" w:type="pct"/>
+          </w:tcPr>
+          <w:p>
+            <w:pPr>
+              <w:keepNext/>
+              <w:keepLines/>
+              <w:bidi w:val="0"/>
+              <w:spacing w:after="0"/>
+              <w:rPr>
+                <w:rFonts w:asciiTheme="majorBidi" w:hAnsiTheme="majorBidi" w:cstheme="majorBidi"/>
+                <w:sz w:val="18"/>
+                <w:szCs w:val="18"/>
+              </w:rPr>
+            </w:pPr>
+            <w:r>
+              <w:rPr>
+                <w:rFonts w:asciiTheme="majorBidi" w:hAnsiTheme="majorBidi" w:cstheme="majorBidi"/>
+                <w:sz w:val="18"/>
+                <w:szCs w:val="18"/>
+              </w:rPr>
               <w:t xml:space="preserve">Discrete Structures</w:t>
             </w:r>
           </w:p>
         </w:tc>
         <w:tc>
           <w:tcPr>
-            <w:tcW w:w="338" w:type="pct"/>
+            <w:tcW w:w="339" w:type="pct"/>
           </w:tcPr>
           <w:p>
             <w:pPr>
@@ -2185,84 +2251,6 @@
                 <w:szCs w:val="18"/>
               </w:rPr>
               <w:t xml:space="preserve">62</w:t>
-            </w:r>
-          </w:p>
-        </w:tc>
-        <w:tc>
-          <w:tcPr>
-            <w:tcW w:w="339" w:type="pct"/>
-          </w:tcPr>
-          <w:p>
-            <w:pPr>
-              <w:keepNext/>
-              <w:keepLines/>
-              <w:bidi w:val="0"/>
-              <w:spacing w:after="0"/>
-              <w:rPr>
-                <w:rFonts w:asciiTheme="majorBidi" w:hAnsiTheme="majorBidi" w:cstheme="majorBidi"/>
-                <w:sz w:val="18"/>
-                <w:szCs w:val="18"/>
-              </w:rPr>
-            </w:pPr>
-            <w:r>
-              <w:rPr>
-                <w:rFonts w:asciiTheme="majorBidi" w:hAnsiTheme="majorBidi" w:cstheme="majorBidi"/>
-                <w:sz w:val="18"/>
-                <w:szCs w:val="18"/>
-              </w:rPr>
-              <w:t xml:space="preserve">3</w:t>
-            </w:r>
-          </w:p>
-        </w:tc>
-        <w:tc>
-          <w:tcPr>
-            <w:tcW w:w="1831" w:type="pct"/>
-          </w:tcPr>
-          <w:p>
-            <w:pPr>
-              <w:keepNext/>
-              <w:keepLines/>
-              <w:bidi w:val="0"/>
-              <w:spacing w:after="0"/>
-              <w:rPr>
-                <w:rFonts w:asciiTheme="majorBidi" w:hAnsiTheme="majorBidi" w:cstheme="majorBidi"/>
-                <w:sz w:val="18"/>
-                <w:szCs w:val="18"/>
-              </w:rPr>
-            </w:pPr>
-            <w:r>
-              <w:rPr>
-                <w:rFonts w:asciiTheme="majorBidi" w:hAnsiTheme="majorBidi" w:cstheme="majorBidi"/>
-                <w:sz w:val="18"/>
-                <w:szCs w:val="18"/>
-              </w:rPr>
-              <w:t xml:space="preserve">Computation Theory</w:t>
-            </w:r>
-          </w:p>
-        </w:tc>
-        <w:tc>
-          <w:tcPr>
-            <w:tcW w:w="339" w:type="pct"/>
-          </w:tcPr>
-          <w:p>
-            <w:pPr>
-              <w:keepNext/>
-              <w:keepLines/>
-              <w:bidi w:val="0"/>
-              <w:spacing w:after="0"/>
-              <w:rPr>
-                <w:rFonts w:asciiTheme="majorBidi" w:hAnsiTheme="majorBidi" w:cstheme="majorBidi"/>
-                <w:sz w:val="18"/>
-                <w:szCs w:val="18"/>
-              </w:rPr>
-            </w:pPr>
-            <w:r>
-              <w:rPr>
-                <w:rFonts w:asciiTheme="majorBidi" w:hAnsiTheme="majorBidi" w:cstheme="majorBidi"/>
-                <w:sz w:val="18"/>
-                <w:szCs w:val="18"/>
-              </w:rPr>
-              <w:t xml:space="preserve">50</w:t>
             </w:r>
           </w:p>
         </w:tc>
@@ -2319,13 +2307,91 @@
                 <w:sz w:val="18"/>
                 <w:szCs w:val="18"/>
               </w:rPr>
+              <w:t xml:space="preserve">Database</w:t>
+            </w:r>
+          </w:p>
+        </w:tc>
+        <w:tc>
+          <w:tcPr>
+            <w:tcW w:w="338" w:type="pct"/>
+          </w:tcPr>
+          <w:p>
+            <w:pPr>
+              <w:keepNext/>
+              <w:keepLines/>
+              <w:bidi w:val="0"/>
+              <w:spacing w:after="0"/>
+              <w:rPr>
+                <w:rFonts w:asciiTheme="majorBidi" w:hAnsiTheme="majorBidi" w:cstheme="majorBidi"/>
+                <w:sz w:val="18"/>
+                <w:szCs w:val="18"/>
+              </w:rPr>
+            </w:pPr>
+            <w:r>
+              <w:rPr>
+                <w:rFonts w:asciiTheme="majorBidi" w:hAnsiTheme="majorBidi" w:cstheme="majorBidi"/>
+                <w:sz w:val="18"/>
+                <w:szCs w:val="18"/>
+              </w:rPr>
+              <w:t xml:space="preserve">55</w:t>
+            </w:r>
+          </w:p>
+        </w:tc>
+        <w:tc>
+          <w:tcPr>
+            <w:tcW w:w="339" w:type="pct"/>
+          </w:tcPr>
+          <w:p>
+            <w:pPr>
+              <w:keepNext/>
+              <w:keepLines/>
+              <w:bidi w:val="0"/>
+              <w:spacing w:after="0"/>
+              <w:rPr>
+                <w:rFonts w:asciiTheme="majorBidi" w:hAnsiTheme="majorBidi" w:cstheme="majorBidi"/>
+                <w:sz w:val="18"/>
+                <w:szCs w:val="18"/>
+              </w:rPr>
+            </w:pPr>
+            <w:r>
+              <w:rPr>
+                <w:rFonts w:asciiTheme="majorBidi" w:hAnsiTheme="majorBidi" w:cstheme="majorBidi"/>
+                <w:sz w:val="18"/>
+                <w:szCs w:val="18"/>
+              </w:rPr>
+              <w:t xml:space="preserve">3</w:t>
+            </w:r>
+          </w:p>
+        </w:tc>
+        <w:tc>
+          <w:tcPr>
+            <w:tcW w:w="1831" w:type="pct"/>
+          </w:tcPr>
+          <w:p>
+            <w:pPr>
+              <w:keepNext/>
+              <w:keepLines/>
+              <w:bidi w:val="0"/>
+              <w:spacing w:after="0"/>
+              <w:rPr>
+                <w:rFonts w:asciiTheme="majorBidi" w:hAnsiTheme="majorBidi" w:cstheme="majorBidi"/>
+                <w:sz w:val="18"/>
+                <w:szCs w:val="18"/>
+              </w:rPr>
+            </w:pPr>
+            <w:r>
+              <w:rPr>
+                <w:rFonts w:asciiTheme="majorBidi" w:hAnsiTheme="majorBidi" w:cstheme="majorBidi"/>
+                <w:sz w:val="18"/>
+                <w:szCs w:val="18"/>
+              </w:rPr>
               <w:t xml:space="preserve">Computer Applications</w:t>
             </w:r>
           </w:p>
         </w:tc>
         <w:tc>
           <w:tcPr>
-            <w:tcW w:w="338" w:type="pct"/>
+            <w:tcW w:w="339" w:type="pct"/>
           </w:tcPr>
           <w:p>
             <w:pPr>
@@ -2346,84 +2412,6 @@
                 <w:szCs w:val="18"/>
               </w:rPr>
               <w:t xml:space="preserve">54</w:t>
-            </w:r>
-          </w:p>
-        </w:tc>
-        <w:tc>
-          <w:tcPr>
-            <w:tcW w:w="339" w:type="pct"/>
-          </w:tcPr>
-          <w:p>
-            <w:pPr>
-              <w:keepNext/>
-              <w:keepLines/>
-              <w:bidi w:val="0"/>
-              <w:spacing w:after="0"/>
-              <w:rPr>
-                <w:rFonts w:asciiTheme="majorBidi" w:hAnsiTheme="majorBidi" w:cstheme="majorBidi"/>
-                <w:sz w:val="18"/>
-                <w:szCs w:val="18"/>
-              </w:rPr>
-            </w:pPr>
-            <w:r>
-              <w:rPr>
-                <w:rFonts w:asciiTheme="majorBidi" w:hAnsiTheme="majorBidi" w:cstheme="majorBidi"/>
-                <w:sz w:val="18"/>
-                <w:szCs w:val="18"/>
-              </w:rPr>
-              <w:t xml:space="preserve">3</w:t>
-            </w:r>
-          </w:p>
-        </w:tc>
-        <w:tc>
-          <w:tcPr>
-            <w:tcW w:w="1831" w:type="pct"/>
-          </w:tcPr>
-          <w:p>
-            <w:pPr>
-              <w:keepNext/>
-              <w:keepLines/>
-              <w:bidi w:val="0"/>
-              <w:spacing w:after="0"/>
-              <w:rPr>
-                <w:rFonts w:asciiTheme="majorBidi" w:hAnsiTheme="majorBidi" w:cstheme="majorBidi"/>
-                <w:sz w:val="18"/>
-                <w:szCs w:val="18"/>
-              </w:rPr>
-            </w:pPr>
-            <w:r>
-              <w:rPr>
-                <w:rFonts w:asciiTheme="majorBidi" w:hAnsiTheme="majorBidi" w:cstheme="majorBidi"/>
-                <w:sz w:val="18"/>
-                <w:szCs w:val="18"/>
-              </w:rPr>
-              <w:t xml:space="preserve">Data Structures I</w:t>
-            </w:r>
-          </w:p>
-        </w:tc>
-        <w:tc>
-          <w:tcPr>
-            <w:tcW w:w="339" w:type="pct"/>
-          </w:tcPr>
-          <w:p>
-            <w:pPr>
-              <w:keepNext/>
-              <w:keepLines/>
-              <w:bidi w:val="0"/>
-              <w:spacing w:after="0"/>
-              <w:rPr>
-                <w:rFonts w:asciiTheme="majorBidi" w:hAnsiTheme="majorBidi" w:cstheme="majorBidi"/>
-                <w:sz w:val="18"/>
-                <w:szCs w:val="18"/>
-              </w:rPr>
-            </w:pPr>
-            <w:r>
-              <w:rPr>
-                <w:rFonts w:asciiTheme="majorBidi" w:hAnsiTheme="majorBidi" w:cstheme="majorBidi"/>
-                <w:sz w:val="18"/>
-                <w:szCs w:val="18"/>
-              </w:rPr>
-              <w:t xml:space="preserve">63</w:t>
             </w:r>
           </w:p>
         </w:tc>
@@ -2480,13 +2468,91 @@
                 <w:sz w:val="18"/>
                 <w:szCs w:val="18"/>
               </w:rPr>
+              <w:t xml:space="preserve">Computer Architecture</w:t>
+            </w:r>
+          </w:p>
+        </w:tc>
+        <w:tc>
+          <w:tcPr>
+            <w:tcW w:w="338" w:type="pct"/>
+          </w:tcPr>
+          <w:p>
+            <w:pPr>
+              <w:keepNext/>
+              <w:keepLines/>
+              <w:bidi w:val="0"/>
+              <w:spacing w:after="0"/>
+              <w:rPr>
+                <w:rFonts w:asciiTheme="majorBidi" w:hAnsiTheme="majorBidi" w:cstheme="majorBidi"/>
+                <w:sz w:val="18"/>
+                <w:szCs w:val="18"/>
+              </w:rPr>
+            </w:pPr>
+            <w:r>
+              <w:rPr>
+                <w:rFonts w:asciiTheme="majorBidi" w:hAnsiTheme="majorBidi" w:cstheme="majorBidi"/>
+                <w:sz w:val="18"/>
+                <w:szCs w:val="18"/>
+              </w:rPr>
+              <w:t xml:space="preserve">51</w:t>
+            </w:r>
+          </w:p>
+        </w:tc>
+        <w:tc>
+          <w:tcPr>
+            <w:tcW w:w="339" w:type="pct"/>
+          </w:tcPr>
+          <w:p>
+            <w:pPr>
+              <w:keepNext/>
+              <w:keepLines/>
+              <w:bidi w:val="0"/>
+              <w:spacing w:after="0"/>
+              <w:rPr>
+                <w:rFonts w:asciiTheme="majorBidi" w:hAnsiTheme="majorBidi" w:cstheme="majorBidi"/>
+                <w:sz w:val="18"/>
+                <w:szCs w:val="18"/>
+              </w:rPr>
+            </w:pPr>
+            <w:r>
+              <w:rPr>
+                <w:rFonts w:asciiTheme="majorBidi" w:hAnsiTheme="majorBidi" w:cstheme="majorBidi"/>
+                <w:sz w:val="18"/>
+                <w:szCs w:val="18"/>
+              </w:rPr>
+              <w:t xml:space="preserve">3</w:t>
+            </w:r>
+          </w:p>
+        </w:tc>
+        <w:tc>
+          <w:tcPr>
+            <w:tcW w:w="1831" w:type="pct"/>
+          </w:tcPr>
+          <w:p>
+            <w:pPr>
+              <w:keepNext/>
+              <w:keepLines/>
+              <w:bidi w:val="0"/>
+              <w:spacing w:after="0"/>
+              <w:rPr>
+                <w:rFonts w:asciiTheme="majorBidi" w:hAnsiTheme="majorBidi" w:cstheme="majorBidi"/>
+                <w:sz w:val="18"/>
+                <w:szCs w:val="18"/>
+              </w:rPr>
+            </w:pPr>
+            <w:r>
+              <w:rPr>
+                <w:rFonts w:asciiTheme="majorBidi" w:hAnsiTheme="majorBidi" w:cstheme="majorBidi"/>
+                <w:sz w:val="18"/>
+                <w:szCs w:val="18"/>
+              </w:rPr>
               <w:t xml:space="preserve">Principle of Information Technology</w:t>
             </w:r>
           </w:p>
         </w:tc>
         <w:tc>
           <w:tcPr>
-            <w:tcW w:w="338" w:type="pct"/>
+            <w:tcW w:w="339" w:type="pct"/>
           </w:tcPr>
           <w:p>
             <w:pPr>
@@ -2512,7 +2578,7 @@
         </w:tc>
         <w:tc>
           <w:tcPr>
-            <w:tcW w:w="339" w:type="pct"/>
+            <w:tcW w:w="325" w:type="pct"/>
           </w:tcPr>
           <w:p>
             <w:pPr>
@@ -2533,84 +2599,6 @@
                 <w:szCs w:val="18"/>
               </w:rPr>
               <w:t xml:space="preserve">3</w:t>
-            </w:r>
-          </w:p>
-        </w:tc>
-        <w:tc>
-          <w:tcPr>
-            <w:tcW w:w="1831" w:type="pct"/>
-          </w:tcPr>
-          <w:p>
-            <w:pPr>
-              <w:keepNext/>
-              <w:keepLines/>
-              <w:bidi w:val="0"/>
-              <w:spacing w:after="0"/>
-              <w:rPr>
-                <w:rFonts w:asciiTheme="majorBidi" w:hAnsiTheme="majorBidi" w:cstheme="majorBidi"/>
-                <w:sz w:val="18"/>
-                <w:szCs w:val="18"/>
-              </w:rPr>
-            </w:pPr>
-            <w:r>
-              <w:rPr>
-                <w:rFonts w:asciiTheme="majorBidi" w:hAnsiTheme="majorBidi" w:cstheme="majorBidi"/>
-                <w:sz w:val="18"/>
-                <w:szCs w:val="18"/>
-              </w:rPr>
-              <w:t xml:space="preserve"/>
-            </w:r>
-          </w:p>
-        </w:tc>
-        <w:tc>
-          <w:tcPr>
-            <w:tcW w:w="339" w:type="pct"/>
-          </w:tcPr>
-          <w:p>
-            <w:pPr>
-              <w:keepNext/>
-              <w:keepLines/>
-              <w:bidi w:val="0"/>
-              <w:spacing w:after="0"/>
-              <w:rPr>
-                <w:rFonts w:asciiTheme="majorBidi" w:hAnsiTheme="majorBidi" w:cstheme="majorBidi"/>
-                <w:sz w:val="18"/>
-                <w:szCs w:val="18"/>
-              </w:rPr>
-            </w:pPr>
-            <w:r>
-              <w:rPr>
-                <w:rFonts w:asciiTheme="majorBidi" w:hAnsiTheme="majorBidi" w:cstheme="majorBidi"/>
-                <w:sz w:val="18"/>
-                <w:szCs w:val="18"/>
-              </w:rPr>
-              <w:t xml:space="preserve"/>
-            </w:r>
-          </w:p>
-        </w:tc>
-        <w:tc>
-          <w:tcPr>
-            <w:tcW w:w="325" w:type="pct"/>
-          </w:tcPr>
-          <w:p>
-            <w:pPr>
-              <w:keepNext/>
-              <w:keepLines/>
-              <w:bidi w:val="0"/>
-              <w:spacing w:after="0"/>
-              <w:rPr>
-                <w:rFonts w:asciiTheme="majorBidi" w:hAnsiTheme="majorBidi" w:cstheme="majorBidi"/>
-                <w:sz w:val="18"/>
-                <w:szCs w:val="18"/>
-              </w:rPr>
-            </w:pPr>
-            <w:r>
-              <w:rPr>
-                <w:rFonts w:asciiTheme="majorBidi" w:hAnsiTheme="majorBidi" w:cstheme="majorBidi"/>
-                <w:sz w:val="18"/>
-                <w:szCs w:val="18"/>
-              </w:rPr>
-              <w:t xml:space="preserve"/>
             </w:r>
           </w:p>
         </w:tc>
@@ -2641,12 +2629,173 @@
                 <w:sz w:val="18"/>
                 <w:szCs w:val="18"/>
               </w:rPr>
+              <w:t xml:space="preserve">Concepts of Programming Languages</w:t>
+            </w:r>
+          </w:p>
+        </w:tc>
+        <w:tc>
+          <w:tcPr>
+            <w:tcW w:w="338" w:type="pct"/>
+          </w:tcPr>
+          <w:p>
+            <w:pPr>
+              <w:keepNext/>
+              <w:keepLines/>
+              <w:bidi w:val="0"/>
+              <w:spacing w:after="0"/>
+              <w:rPr>
+                <w:rFonts w:asciiTheme="majorBidi" w:hAnsiTheme="majorBidi" w:cstheme="majorBidi"/>
+                <w:sz w:val="18"/>
+                <w:szCs w:val="18"/>
+              </w:rPr>
+            </w:pPr>
+            <w:r>
+              <w:rPr>
+                <w:rFonts w:asciiTheme="majorBidi" w:hAnsiTheme="majorBidi" w:cstheme="majorBidi"/>
+                <w:sz w:val="18"/>
+                <w:szCs w:val="18"/>
+              </w:rPr>
+              <w:t xml:space="preserve">50</w:t>
+            </w:r>
+          </w:p>
+        </w:tc>
+        <w:tc>
+          <w:tcPr>
+            <w:tcW w:w="339" w:type="pct"/>
+          </w:tcPr>
+          <w:p>
+            <w:pPr>
+              <w:keepNext/>
+              <w:keepLines/>
+              <w:bidi w:val="0"/>
+              <w:spacing w:after="0"/>
+              <w:rPr>
+                <w:rFonts w:asciiTheme="majorBidi" w:hAnsiTheme="majorBidi" w:cstheme="majorBidi"/>
+                <w:sz w:val="18"/>
+                <w:szCs w:val="18"/>
+              </w:rPr>
+            </w:pPr>
+            <w:r>
+              <w:rPr>
+                <w:rFonts w:asciiTheme="majorBidi" w:hAnsiTheme="majorBidi" w:cstheme="majorBidi"/>
+                <w:sz w:val="18"/>
+                <w:szCs w:val="18"/>
+              </w:rPr>
+              <w:t xml:space="preserve">2</w:t>
+            </w:r>
+          </w:p>
+        </w:tc>
+        <w:tc>
+          <w:tcPr>
+            <w:tcW w:w="1831" w:type="pct"/>
+          </w:tcPr>
+          <w:p>
+            <w:pPr>
+              <w:keepNext/>
+              <w:keepLines/>
+              <w:bidi w:val="0"/>
+              <w:spacing w:after="0"/>
+              <w:rPr>
+                <w:rFonts w:asciiTheme="majorBidi" w:hAnsiTheme="majorBidi" w:cstheme="majorBidi"/>
+                <w:sz w:val="18"/>
+                <w:szCs w:val="18"/>
+              </w:rPr>
+            </w:pPr>
+            <w:r>
+              <w:rPr>
+                <w:rFonts w:asciiTheme="majorBidi" w:hAnsiTheme="majorBidi" w:cstheme="majorBidi"/>
+                <w:sz w:val="18"/>
+                <w:szCs w:val="18"/>
+              </w:rPr>
               <w:t xml:space="preserve">Computer Skills</w:t>
             </w:r>
           </w:p>
         </w:tc>
         <w:tc>
           <w:tcPr>
+            <w:tcW w:w="339" w:type="pct"/>
+          </w:tcPr>
+          <w:p>
+            <w:pPr>
+              <w:keepNext/>
+              <w:keepLines/>
+              <w:bidi w:val="0"/>
+              <w:spacing w:after="0"/>
+              <w:rPr>
+                <w:rFonts w:asciiTheme="majorBidi" w:hAnsiTheme="majorBidi" w:cstheme="majorBidi"/>
+                <w:sz w:val="18"/>
+                <w:szCs w:val="18"/>
+              </w:rPr>
+            </w:pPr>
+            <w:r>
+              <w:rPr>
+                <w:rFonts w:asciiTheme="majorBidi" w:hAnsiTheme="majorBidi" w:cstheme="majorBidi"/>
+                <w:sz w:val="18"/>
+                <w:szCs w:val="18"/>
+              </w:rPr>
+              <w:t xml:space="preserve">73</w:t>
+            </w:r>
+          </w:p>
+        </w:tc>
+        <w:tc>
+          <w:tcPr>
+            <w:tcW w:w="325" w:type="pct"/>
+          </w:tcPr>
+          <w:p>
+            <w:pPr>
+              <w:keepNext/>
+              <w:keepLines/>
+              <w:bidi w:val="0"/>
+              <w:spacing w:after="0"/>
+              <w:rPr>
+                <w:rFonts w:asciiTheme="majorBidi" w:hAnsiTheme="majorBidi" w:cstheme="majorBidi"/>
+                <w:sz w:val="18"/>
+                <w:szCs w:val="18"/>
+              </w:rPr>
+            </w:pPr>
+            <w:r>
+              <w:rPr>
+                <w:rFonts w:asciiTheme="majorBidi" w:hAnsiTheme="majorBidi" w:cstheme="majorBidi"/>
+                <w:sz w:val="18"/>
+                <w:szCs w:val="18"/>
+              </w:rPr>
+              <w:t xml:space="preserve">3</w:t>
+            </w:r>
+          </w:p>
+        </w:tc>
+      </w:tr>
+      <w:tr>
+        <w:trPr>
+          <w:cantSplit/>
+        </w:trPr>
+        <w:tc>
+          <w:tcPr>
+            <w:tcW w:w="1828" w:type="pct"/>
+          </w:tcPr>
+          <w:p>
+            <w:pPr>
+              <w:keepNext/>
+              <w:keepLines/>
+              <w:bidi w:val="0"/>
+              <w:spacing w:after="0"/>
+              <w:rPr>
+                <w:rFonts w:asciiTheme="majorBidi" w:hAnsiTheme="majorBidi" w:cstheme="majorBidi"/>
+                <w:sz w:val="18"/>
+                <w:szCs w:val="18"/>
+              </w:rPr>
+            </w:pPr>
+            <w:r>
+              <w:rPr>
+                <w:rFonts w:asciiTheme="majorBidi" w:hAnsiTheme="majorBidi" w:cstheme="majorBidi"/>
+                <w:sz w:val="18"/>
+                <w:szCs w:val="18"/>
+              </w:rPr>
+              <w:t xml:space="preserve">Software Engineering</w:t>
+            </w:r>
+          </w:p>
+        </w:tc>
+        <w:tc>
+          <w:tcPr>
             <w:tcW w:w="338" w:type="pct"/>
           </w:tcPr>
           <w:p>
@@ -2667,7 +2816,168 @@
                 <w:sz w:val="18"/>
                 <w:szCs w:val="18"/>
               </w:rPr>
-              <w:t xml:space="preserve">73</w:t>
+              <w:t xml:space="preserve">65</w:t>
+            </w:r>
+          </w:p>
+        </w:tc>
+        <w:tc>
+          <w:tcPr>
+            <w:tcW w:w="339" w:type="pct"/>
+          </w:tcPr>
+          <w:p>
+            <w:pPr>
+              <w:keepNext/>
+              <w:keepLines/>
+              <w:bidi w:val="0"/>
+              <w:spacing w:after="0"/>
+              <w:rPr>
+                <w:rFonts w:asciiTheme="majorBidi" w:hAnsiTheme="majorBidi" w:cstheme="majorBidi"/>
+                <w:sz w:val="18"/>
+                <w:szCs w:val="18"/>
+              </w:rPr>
+            </w:pPr>
+            <w:r>
+              <w:rPr>
+                <w:rFonts w:asciiTheme="majorBidi" w:hAnsiTheme="majorBidi" w:cstheme="majorBidi"/>
+                <w:sz w:val="18"/>
+                <w:szCs w:val="18"/>
+              </w:rPr>
+              <w:t xml:space="preserve">3</w:t>
+            </w:r>
+          </w:p>
+        </w:tc>
+        <w:tc>
+          <w:tcPr>
+            <w:tcW w:w="1831" w:type="pct"/>
+          </w:tcPr>
+          <w:p>
+            <w:pPr>
+              <w:keepNext/>
+              <w:keepLines/>
+              <w:bidi w:val="0"/>
+              <w:spacing w:after="0"/>
+              <w:rPr>
+                <w:rFonts w:asciiTheme="majorBidi" w:hAnsiTheme="majorBidi" w:cstheme="majorBidi"/>
+                <w:sz w:val="18"/>
+                <w:szCs w:val="18"/>
+              </w:rPr>
+            </w:pPr>
+            <w:r>
+              <w:rPr>
+                <w:rFonts w:asciiTheme="majorBidi" w:hAnsiTheme="majorBidi" w:cstheme="majorBidi"/>
+                <w:sz w:val="18"/>
+                <w:szCs w:val="18"/>
+              </w:rPr>
+              <w:t xml:space="preserve"/>
+            </w:r>
+          </w:p>
+        </w:tc>
+        <w:tc>
+          <w:tcPr>
+            <w:tcW w:w="339" w:type="pct"/>
+          </w:tcPr>
+          <w:p>
+            <w:pPr>
+              <w:keepNext/>
+              <w:keepLines/>
+              <w:bidi w:val="0"/>
+              <w:spacing w:after="0"/>
+              <w:rPr>
+                <w:rFonts w:asciiTheme="majorBidi" w:hAnsiTheme="majorBidi" w:cstheme="majorBidi"/>
+                <w:sz w:val="18"/>
+                <w:szCs w:val="18"/>
+              </w:rPr>
+            </w:pPr>
+            <w:r>
+              <w:rPr>
+                <w:rFonts w:asciiTheme="majorBidi" w:hAnsiTheme="majorBidi" w:cstheme="majorBidi"/>
+                <w:sz w:val="18"/>
+                <w:szCs w:val="18"/>
+              </w:rPr>
+              <w:t xml:space="preserve"/>
+            </w:r>
+          </w:p>
+        </w:tc>
+        <w:tc>
+          <w:tcPr>
+            <w:tcW w:w="325" w:type="pct"/>
+          </w:tcPr>
+          <w:p>
+            <w:pPr>
+              <w:keepNext/>
+              <w:keepLines/>
+              <w:bidi w:val="0"/>
+              <w:spacing w:after="0"/>
+              <w:rPr>
+                <w:rFonts w:asciiTheme="majorBidi" w:hAnsiTheme="majorBidi" w:cstheme="majorBidi"/>
+                <w:sz w:val="18"/>
+                <w:szCs w:val="18"/>
+              </w:rPr>
+            </w:pPr>
+            <w:r>
+              <w:rPr>
+                <w:rFonts w:asciiTheme="majorBidi" w:hAnsiTheme="majorBidi" w:cstheme="majorBidi"/>
+                <w:sz w:val="18"/>
+                <w:szCs w:val="18"/>
+              </w:rPr>
+              <w:t xml:space="preserve"/>
+            </w:r>
+          </w:p>
+        </w:tc>
+      </w:tr>
+      <w:tr>
+        <w:trPr>
+          <w:cantSplit/>
+        </w:trPr>
+        <w:tc>
+          <w:tcPr>
+            <w:tcW w:w="1828" w:type="pct"/>
+          </w:tcPr>
+          <w:p>
+            <w:pPr>
+              <w:keepNext/>
+              <w:keepLines/>
+              <w:bidi w:val="0"/>
+              <w:spacing w:after="0"/>
+              <w:rPr>
+                <w:rFonts w:asciiTheme="majorBidi" w:hAnsiTheme="majorBidi" w:cstheme="majorBidi"/>
+                <w:sz w:val="18"/>
+                <w:szCs w:val="18"/>
+              </w:rPr>
+            </w:pPr>
+            <w:r>
+              <w:rPr>
+                <w:rFonts w:asciiTheme="majorBidi" w:hAnsiTheme="majorBidi" w:cstheme="majorBidi"/>
+                <w:sz w:val="18"/>
+                <w:szCs w:val="18"/>
+              </w:rPr>
+              <w:t xml:space="preserve">Data Structures II</w:t>
+            </w:r>
+          </w:p>
+        </w:tc>
+        <w:tc>
+          <w:tcPr>
+            <w:tcW w:w="338" w:type="pct"/>
+          </w:tcPr>
+          <w:p>
+            <w:pPr>
+              <w:keepNext/>
+              <w:keepLines/>
+              <w:bidi w:val="0"/>
+              <w:spacing w:after="0"/>
+              <w:rPr>
+                <w:rFonts w:asciiTheme="majorBidi" w:hAnsiTheme="majorBidi" w:cstheme="majorBidi"/>
+                <w:sz w:val="18"/>
+                <w:szCs w:val="18"/>
+              </w:rPr>
+            </w:pPr>
+            <w:r>
+              <w:rPr>
+                <w:rFonts w:asciiTheme="majorBidi" w:hAnsiTheme="majorBidi" w:cstheme="majorBidi"/>
+                <w:sz w:val="18"/>
+                <w:szCs w:val="18"/>
+              </w:rPr>
+              <w:t xml:space="preserve">52</w:t>
             </w:r>
           </w:p>
         </w:tc>
@@ -2830,7 +3140,7 @@
                 <w:sz w:val="18"/>
                 <w:szCs w:val="18"/>
               </w:rPr>
-              <w:t xml:space="preserve">Stage 3 - 2018-2019</w:t>
+              <w:t xml:space="preserve">Year: 2016-2017</w:t>
             </w:r>
           </w:p>
         </w:tc>
@@ -2857,7 +3167,7 @@
                 <w:sz w:val="18"/>
                 <w:szCs w:val="18"/>
               </w:rPr>
-              <w:t xml:space="preserve">Stage 4 - 2019-2020</w:t>
+              <w:t xml:space="preserve">Year: 2018-2019</w:t>
             </w:r>
           </w:p>
         </w:tc>
@@ -3018,7 +3328,7 @@
                 <w:sz w:val="18"/>
                 <w:szCs w:val="18"/>
               </w:rPr>
-              <w:t xml:space="preserve">Unit</w:t>
+              <w:t>Unit</w:t>
             </w:r>
           </w:p>
         </w:tc>
@@ -3049,7 +3359,7 @@
                 <w:sz w:val="18"/>
                 <w:szCs w:val="18"/>
               </w:rPr>
-              <w:t xml:space="preserve">Computer Ethics</w:t>
+              <w:t xml:space="preserve">Probability and Statistics</w:t>
             </w:r>
           </w:p>
         </w:tc>
@@ -3075,7 +3385,7 @@
                 <w:sz w:val="18"/>
                 <w:szCs w:val="18"/>
               </w:rPr>
-              <w:t xml:space="preserve">58</w:t>
+              <w:t xml:space="preserve">53</w:t>
             </w:r>
           </w:p>
         </w:tc>
@@ -3101,7 +3411,7 @@
                 <w:sz w:val="18"/>
                 <w:szCs w:val="18"/>
               </w:rPr>
-              <w:t xml:space="preserve">2</w:t>
+              <w:t xml:space="preserve">3</w:t>
             </w:r>
           </w:p>
         </w:tc>
@@ -3210,7 +3520,7 @@
                 <w:sz w:val="18"/>
                 <w:szCs w:val="18"/>
               </w:rPr>
-              <w:t xml:space="preserve">Artificial Intelligence</w:t>
+              <w:t xml:space="preserve">Object-oriented Programming I</w:t>
             </w:r>
           </w:p>
         </w:tc>
@@ -3236,7 +3546,7 @@
                 <w:sz w:val="18"/>
                 <w:szCs w:val="18"/>
               </w:rPr>
-              <w:t xml:space="preserve">50</w:t>
+              <w:t xml:space="preserve">53</w:t>
             </w:r>
           </w:p>
         </w:tc>
@@ -3371,7 +3681,7 @@
                 <w:sz w:val="18"/>
                 <w:szCs w:val="18"/>
               </w:rPr>
-              <w:t xml:space="preserve">Compilers</w:t>
+              <w:t xml:space="preserve">Object-oriented Programming II</w:t>
             </w:r>
           </w:p>
         </w:tc>
@@ -3397,7 +3707,7 @@
                 <w:sz w:val="18"/>
                 <w:szCs w:val="18"/>
               </w:rPr>
-              <w:t xml:space="preserve">63</w:t>
+              <w:t xml:space="preserve">51</w:t>
             </w:r>
           </w:p>
         </w:tc>
@@ -3423,7 +3733,7 @@
                 <w:sz w:val="18"/>
                 <w:szCs w:val="18"/>
               </w:rPr>
-              <w:t xml:space="preserve">4</w:t>
+              <w:t xml:space="preserve">3</w:t>
             </w:r>
           </w:p>
         </w:tc>
@@ -3532,7 +3842,7 @@
                 <w:sz w:val="18"/>
                 <w:szCs w:val="18"/>
               </w:rPr>
-              <w:t xml:space="preserve">Operations Researches</w:t>
+              <w:t xml:space="preserve">Visual Programming</w:t>
             </w:r>
           </w:p>
         </w:tc>
@@ -3693,7 +4003,7 @@
                 <w:sz w:val="18"/>
                 <w:szCs w:val="18"/>
               </w:rPr>
-              <w:t xml:space="preserve">Web Programming I</w:t>
+              <w:t xml:space="preserve">Computer Graphics</w:t>
             </w:r>
           </w:p>
         </w:tc>
@@ -3719,7 +4029,7 @@
                 <w:sz w:val="18"/>
                 <w:szCs w:val="18"/>
               </w:rPr>
-              <w:t xml:space="preserve">58</w:t>
+              <w:t xml:space="preserve">63</w:t>
             </w:r>
           </w:p>
         </w:tc>
@@ -3854,7 +4164,7 @@
                 <w:sz w:val="18"/>
                 <w:szCs w:val="18"/>
               </w:rPr>
-              <w:t xml:space="preserve">Web Programming II</w:t>
+              <w:t xml:space="preserve">Numerical Methods</w:t>
             </w:r>
           </w:p>
         </w:tc>
@@ -3880,7 +4190,7 @@
                 <w:sz w:val="18"/>
                 <w:szCs w:val="18"/>
               </w:rPr>
-              <w:t xml:space="preserve">57</w:t>
+              <w:t xml:space="preserve">66</w:t>
             </w:r>
           </w:p>
         </w:tc>
@@ -4015,7 +4325,7 @@
                 <w:sz w:val="18"/>
                 <w:szCs w:val="18"/>
               </w:rPr>
-              <w:t xml:space="preserve">Systems Analysis and Design</w:t>
+              <w:t xml:space="preserve">Arabic</w:t>
             </w:r>
           </w:p>
         </w:tc>
@@ -4041,7 +4351,7 @@
                 <w:sz w:val="18"/>
                 <w:szCs w:val="18"/>
               </w:rPr>
-              <w:t xml:space="preserve">50</w:t>
+              <w:t xml:space="preserve">70</w:t>
             </w:r>
           </w:p>
         </w:tc>
@@ -4067,7 +4377,7 @@
                 <w:sz w:val="18"/>
                 <w:szCs w:val="18"/>
               </w:rPr>
-              <w:t xml:space="preserve">3</w:t>
+              <w:t xml:space="preserve">2</w:t>
             </w:r>
           </w:p>
         </w:tc>
@@ -4176,7 +4486,7 @@
                 <w:sz w:val="18"/>
                 <w:szCs w:val="18"/>
               </w:rPr>
-              <w:t xml:space="preserve">Computer Networks I</w:t>
+              <w:t xml:space="preserve">Microprocessors</w:t>
             </w:r>
           </w:p>
         </w:tc>
@@ -4337,7 +4647,7 @@
                 <w:sz w:val="18"/>
                 <w:szCs w:val="18"/>
               </w:rPr>
-              <w:t xml:space="preserve">Computer Networks II</w:t>
+              <w:t xml:space="preserve">Computation Theory</w:t>
             </w:r>
           </w:p>
         </w:tc>
@@ -4498,7 +4808,7 @@
                 <w:sz w:val="18"/>
                 <w:szCs w:val="18"/>
               </w:rPr>
-              <w:t xml:space="preserve">Database</w:t>
+              <w:t xml:space="preserve">Data Structures I</w:t>
             </w:r>
           </w:p>
         </w:tc>
@@ -4524,7 +4834,7 @@
                 <w:sz w:val="18"/>
                 <w:szCs w:val="18"/>
               </w:rPr>
-              <w:t xml:space="preserve">55</w:t>
+              <w:t xml:space="preserve">63</w:t>
             </w:r>
           </w:p>
         </w:tc>
@@ -4659,7 +4969,7 @@
                 <w:sz w:val="18"/>
                 <w:szCs w:val="18"/>
               </w:rPr>
-              <w:t xml:space="preserve">Computer Architecture</w:t>
+              <w:t xml:space="preserve"/>
             </w:r>
           </w:p>
         </w:tc>
@@ -4685,7 +4995,7 @@
                 <w:sz w:val="18"/>
                 <w:szCs w:val="18"/>
               </w:rPr>
-              <w:t xml:space="preserve">51</w:t>
+              <w:t xml:space="preserve"/>
             </w:r>
           </w:p>
         </w:tc>
@@ -4711,7 +5021,7 @@
                 <w:sz w:val="18"/>
                 <w:szCs w:val="18"/>
               </w:rPr>
-              <w:t xml:space="preserve">3</w:t>
+              <w:t xml:space="preserve"/>
             </w:r>
           </w:p>
         </w:tc>
@@ -4820,7 +5130,7 @@
                 <w:sz w:val="18"/>
                 <w:szCs w:val="18"/>
               </w:rPr>
-              <w:t xml:space="preserve">Concepts of Programming Languages</w:t>
+              <w:t xml:space="preserve"/>
             </w:r>
           </w:p>
         </w:tc>
@@ -4846,7 +5156,7 @@
                 <w:sz w:val="18"/>
                 <w:szCs w:val="18"/>
               </w:rPr>
-              <w:t xml:space="preserve">50</w:t>
+              <w:t xml:space="preserve"/>
             </w:r>
           </w:p>
         </w:tc>
@@ -4872,7 +5182,7 @@
                 <w:sz w:val="18"/>
                 <w:szCs w:val="18"/>
               </w:rPr>
-              <w:t xml:space="preserve">2</w:t>
+              <w:t xml:space="preserve"/>
             </w:r>
           </w:p>
         </w:tc>
@@ -4981,7 +5291,7 @@
                 <w:sz w:val="18"/>
                 <w:szCs w:val="18"/>
               </w:rPr>
-              <w:t xml:space="preserve">Software Engineering</w:t>
+              <w:t xml:space="preserve"/>
             </w:r>
           </w:p>
         </w:tc>
@@ -5007,7 +5317,7 @@
                 <w:sz w:val="18"/>
                 <w:szCs w:val="18"/>
               </w:rPr>
-              <w:t xml:space="preserve">65</w:t>
+              <w:t xml:space="preserve"/>
             </w:r>
           </w:p>
         </w:tc>
@@ -5033,246 +5343,85 @@
                 <w:sz w:val="18"/>
                 <w:szCs w:val="18"/>
               </w:rPr>
+              <w:t xml:space="preserve"/>
+            </w:r>
+          </w:p>
+        </w:tc>
+        <w:tc>
+          <w:tcPr>
+            <w:tcW w:w="1831" w:type="pct"/>
+          </w:tcPr>
+          <w:p>
+            <w:pPr>
+              <w:keepNext/>
+              <w:keepLines/>
+              <w:bidi w:val="0"/>
+              <w:spacing w:after="0"/>
+              <w:rPr>
+                <w:rFonts w:asciiTheme="majorBidi" w:hAnsiTheme="majorBidi" w:cstheme="majorBidi"/>
+                <w:sz w:val="18"/>
+                <w:szCs w:val="18"/>
+              </w:rPr>
+            </w:pPr>
+            <w:r>
+              <w:rPr>
+                <w:rFonts w:asciiTheme="majorBidi" w:hAnsiTheme="majorBidi" w:cstheme="majorBidi"/>
+                <w:sz w:val="18"/>
+                <w:szCs w:val="18"/>
+              </w:rPr>
+              <w:t xml:space="preserve">Knowledge Engineering</w:t>
+            </w:r>
+          </w:p>
+        </w:tc>
+        <w:tc>
+          <w:tcPr>
+            <w:tcW w:w="339" w:type="pct"/>
+          </w:tcPr>
+          <w:p>
+            <w:pPr>
+              <w:keepNext/>
+              <w:keepLines/>
+              <w:bidi w:val="0"/>
+              <w:spacing w:after="0"/>
+              <w:rPr>
+                <w:rFonts w:asciiTheme="majorBidi" w:hAnsiTheme="majorBidi" w:cstheme="majorBidi"/>
+                <w:sz w:val="18"/>
+                <w:szCs w:val="18"/>
+              </w:rPr>
+            </w:pPr>
+            <w:r>
+              <w:rPr>
+                <w:rFonts w:asciiTheme="majorBidi" w:hAnsiTheme="majorBidi" w:cstheme="majorBidi"/>
+                <w:sz w:val="18"/>
+                <w:szCs w:val="18"/>
+              </w:rPr>
+              <w:t xml:space="preserve">92</w:t>
+            </w:r>
+          </w:p>
+        </w:tc>
+        <w:tc>
+          <w:tcPr>
+            <w:tcW w:w="325" w:type="pct"/>
+          </w:tcPr>
+          <w:p>
+            <w:pPr>
+              <w:keepNext/>
+              <w:keepLines/>
+              <w:bidi w:val="0"/>
+              <w:spacing w:after="0"/>
+              <w:rPr>
+                <w:rFonts w:asciiTheme="majorBidi" w:hAnsiTheme="majorBidi" w:cstheme="majorBidi"/>
+                <w:sz w:val="18"/>
+                <w:szCs w:val="18"/>
+              </w:rPr>
+            </w:pPr>
+            <w:r>
+              <w:rPr>
+                <w:rFonts w:asciiTheme="majorBidi" w:hAnsiTheme="majorBidi" w:cstheme="majorBidi"/>
+                <w:sz w:val="18"/>
+                <w:szCs w:val="18"/>
+              </w:rPr>
               <w:t xml:space="preserve">3</w:t>
-            </w:r>
-          </w:p>
-        </w:tc>
-        <w:tc>
-          <w:tcPr>
-            <w:tcW w:w="1831" w:type="pct"/>
-          </w:tcPr>
-          <w:p>
-            <w:pPr>
-              <w:keepNext/>
-              <w:keepLines/>
-              <w:bidi w:val="0"/>
-              <w:spacing w:after="0"/>
-              <w:rPr>
-                <w:rFonts w:asciiTheme="majorBidi" w:hAnsiTheme="majorBidi" w:cstheme="majorBidi"/>
-                <w:sz w:val="18"/>
-                <w:szCs w:val="18"/>
-              </w:rPr>
-            </w:pPr>
-            <w:r>
-              <w:rPr>
-                <w:rFonts w:asciiTheme="majorBidi" w:hAnsiTheme="majorBidi" w:cstheme="majorBidi"/>
-                <w:sz w:val="18"/>
-                <w:szCs w:val="18"/>
-              </w:rPr>
-              <w:t xml:space="preserve">Knowledge Engineering</w:t>
-            </w:r>
-          </w:p>
-        </w:tc>
-        <w:tc>
-          <w:tcPr>
-            <w:tcW w:w="339" w:type="pct"/>
-          </w:tcPr>
-          <w:p>
-            <w:pPr>
-              <w:keepNext/>
-              <w:keepLines/>
-              <w:bidi w:val="0"/>
-              <w:spacing w:after="0"/>
-              <w:rPr>
-                <w:rFonts w:asciiTheme="majorBidi" w:hAnsiTheme="majorBidi" w:cstheme="majorBidi"/>
-                <w:sz w:val="18"/>
-                <w:szCs w:val="18"/>
-              </w:rPr>
-            </w:pPr>
-            <w:r>
-              <w:rPr>
-                <w:rFonts w:asciiTheme="majorBidi" w:hAnsiTheme="majorBidi" w:cstheme="majorBidi"/>
-                <w:sz w:val="18"/>
-                <w:szCs w:val="18"/>
-              </w:rPr>
-              <w:t xml:space="preserve">92</w:t>
-            </w:r>
-          </w:p>
-        </w:tc>
-        <w:tc>
-          <w:tcPr>
-            <w:tcW w:w="325" w:type="pct"/>
-          </w:tcPr>
-          <w:p>
-            <w:pPr>
-              <w:keepNext/>
-              <w:keepLines/>
-              <w:bidi w:val="0"/>
-              <w:spacing w:after="0"/>
-              <w:rPr>
-                <w:rFonts w:asciiTheme="majorBidi" w:hAnsiTheme="majorBidi" w:cstheme="majorBidi"/>
-                <w:sz w:val="18"/>
-                <w:szCs w:val="18"/>
-              </w:rPr>
-            </w:pPr>
-            <w:r>
-              <w:rPr>
-                <w:rFonts w:asciiTheme="majorBidi" w:hAnsiTheme="majorBidi" w:cstheme="majorBidi"/>
-                <w:sz w:val="18"/>
-                <w:szCs w:val="18"/>
-              </w:rPr>
-              <w:t xml:space="preserve">3</w:t>
-            </w:r>
-          </w:p>
-        </w:tc>
-      </w:tr>
-      <w:tr>
-        <w:trPr>
-          <w:cantSplit/>
-        </w:trPr>
-        <w:tc>
-          <w:tcPr>
-            <w:tcW w:w="1828" w:type="pct"/>
-          </w:tcPr>
-          <w:p>
-            <w:pPr>
-              <w:keepNext/>
-              <w:keepLines/>
-              <w:bidi w:val="0"/>
-              <w:spacing w:after="0"/>
-              <w:rPr>
-                <w:rFonts w:asciiTheme="majorBidi" w:hAnsiTheme="majorBidi" w:cstheme="majorBidi"/>
-                <w:sz w:val="18"/>
-                <w:szCs w:val="18"/>
-              </w:rPr>
-            </w:pPr>
-            <w:r>
-              <w:rPr>
-                <w:rFonts w:asciiTheme="majorBidi" w:hAnsiTheme="majorBidi" w:cstheme="majorBidi"/>
-                <w:sz w:val="18"/>
-                <w:szCs w:val="18"/>
-              </w:rPr>
-              <w:t xml:space="preserve">Data Structures II</w:t>
-            </w:r>
-          </w:p>
-        </w:tc>
-        <w:tc>
-          <w:tcPr>
-            <w:tcW w:w="338" w:type="pct"/>
-          </w:tcPr>
-          <w:p>
-            <w:pPr>
-              <w:keepNext/>
-              <w:keepLines/>
-              <w:bidi w:val="0"/>
-              <w:spacing w:after="0"/>
-              <w:rPr>
-                <w:rFonts w:asciiTheme="majorBidi" w:hAnsiTheme="majorBidi" w:cstheme="majorBidi"/>
-                <w:sz w:val="18"/>
-                <w:szCs w:val="18"/>
-              </w:rPr>
-            </w:pPr>
-            <w:r>
-              <w:rPr>
-                <w:rFonts w:asciiTheme="majorBidi" w:hAnsiTheme="majorBidi" w:cstheme="majorBidi"/>
-                <w:sz w:val="18"/>
-                <w:szCs w:val="18"/>
-              </w:rPr>
-              <w:t xml:space="preserve">52</w:t>
-            </w:r>
-          </w:p>
-        </w:tc>
-        <w:tc>
-          <w:tcPr>
-            <w:tcW w:w="339" w:type="pct"/>
-          </w:tcPr>
-          <w:p>
-            <w:pPr>
-              <w:keepNext/>
-              <w:keepLines/>
-              <w:bidi w:val="0"/>
-              <w:spacing w:after="0"/>
-              <w:rPr>
-                <w:rFonts w:asciiTheme="majorBidi" w:hAnsiTheme="majorBidi" w:cstheme="majorBidi"/>
-                <w:sz w:val="18"/>
-                <w:szCs w:val="18"/>
-              </w:rPr>
-            </w:pPr>
-            <w:r>
-              <w:rPr>
-                <w:rFonts w:asciiTheme="majorBidi" w:hAnsiTheme="majorBidi" w:cstheme="majorBidi"/>
-                <w:sz w:val="18"/>
-                <w:szCs w:val="18"/>
-              </w:rPr>
-              <w:t xml:space="preserve">3</w:t>
-            </w:r>
-          </w:p>
-        </w:tc>
-        <w:tc>
-          <w:tcPr>
-            <w:tcW w:w="1831" w:type="pct"/>
-          </w:tcPr>
-          <w:p>
-            <w:pPr>
-              <w:keepNext/>
-              <w:keepLines/>
-              <w:bidi w:val="0"/>
-              <w:spacing w:after="0"/>
-              <w:rPr>
-                <w:rFonts w:asciiTheme="majorBidi" w:hAnsiTheme="majorBidi" w:cstheme="majorBidi"/>
-                <w:sz w:val="18"/>
-                <w:szCs w:val="18"/>
-              </w:rPr>
-            </w:pPr>
-            <w:r>
-              <w:rPr>
-                <w:rFonts w:asciiTheme="majorBidi" w:hAnsiTheme="majorBidi" w:cstheme="majorBidi"/>
-                <w:sz w:val="18"/>
-                <w:szCs w:val="18"/>
-              </w:rPr>
-              <w:t xml:space="preserve"/>
-            </w:r>
-          </w:p>
-        </w:tc>
-        <w:tc>
-          <w:tcPr>
-            <w:tcW w:w="339" w:type="pct"/>
-          </w:tcPr>
-          <w:p>
-            <w:pPr>
-              <w:keepNext/>
-              <w:keepLines/>
-              <w:bidi w:val="0"/>
-              <w:spacing w:after="0"/>
-              <w:rPr>
-                <w:rFonts w:asciiTheme="majorBidi" w:hAnsiTheme="majorBidi" w:cstheme="majorBidi"/>
-                <w:sz w:val="18"/>
-                <w:szCs w:val="18"/>
-              </w:rPr>
-            </w:pPr>
-            <w:r>
-              <w:rPr>
-                <w:rFonts w:asciiTheme="majorBidi" w:hAnsiTheme="majorBidi" w:cstheme="majorBidi"/>
-                <w:sz w:val="18"/>
-                <w:szCs w:val="18"/>
-              </w:rPr>
-              <w:t xml:space="preserve"/>
-            </w:r>
-          </w:p>
-        </w:tc>
-        <w:tc>
-          <w:tcPr>
-            <w:tcW w:w="325" w:type="pct"/>
-          </w:tcPr>
-          <w:p>
-            <w:pPr>
-              <w:keepNext/>
-              <w:keepLines/>
-              <w:bidi w:val="0"/>
-              <w:spacing w:after="0"/>
-              <w:rPr>
-                <w:rFonts w:asciiTheme="majorBidi" w:hAnsiTheme="majorBidi" w:cstheme="majorBidi"/>
-                <w:sz w:val="18"/>
-                <w:szCs w:val="18"/>
-              </w:rPr>
-            </w:pPr>
-            <w:r>
-              <w:rPr>
-                <w:rFonts w:asciiTheme="majorBidi" w:hAnsiTheme="majorBidi" w:cstheme="majorBidi"/>
-                <w:sz w:val="18"/>
-                <w:szCs w:val="18"/>
-              </w:rPr>
-              <w:t xml:space="preserve"/>
             </w:r>
           </w:p>
         </w:tc>
@@ -5361,7 +5510,7 @@
                 <w:b/>
                 <w:bCs/>
               </w:rPr>
-              <w:t xml:space="preserve">Asst. Prof. Dr. Haider K. Mehbes</w:t>
+              <w:t xml:space="preserve">Prof. Dr. Raidah S. Khudhair</w:t>
             </w:r>
           </w:p>
           <w:p>
@@ -5374,7 +5523,7 @@
               <w:rPr>
                 <w:rFonts w:asciiTheme="majorBidi" w:hAnsiTheme="majorBidi" w:cstheme="majorBidi"/>
               </w:rPr>
-              <w:t xml:space="preserve">Vice Chancellor for Scientific Affairs</w:t>
+              <w:t xml:space="preserve">Dean Assistant for Scientific Affairs and Postgraduate Studies</w:t>
             </w:r>
           </w:p>
         </w:tc>
@@ -5419,7 +5568,7 @@
                 <w:b/>
                 <w:bCs/>
               </w:rPr>
-              <w:t xml:space="preserve">Prof. Dr. Raidah S. Khudhair</w:t>
+              <w:t xml:space="preserve">Dr. Lacturer Mortaja Ali</w:t>
             </w:r>
           </w:p>
           <w:p>
@@ -5432,7 +5581,7 @@
               <w:rPr>
                 <w:rFonts w:asciiTheme="majorBidi" w:hAnsiTheme="majorBidi" w:cstheme="majorBidi"/>
               </w:rPr>
-              <w:t xml:space="preserve">Dean Assistant for Scientific Affairs and Postgraduate Studies</w:t>
+              <w:t xml:space="preserve">Director of Registration</w:t>
             </w:r>
           </w:p>
         </w:tc>
@@ -5513,7 +5662,7 @@
                 <w:b/>
                 <w:bCs/>
               </w:rPr>
-              <w:t xml:space="preserve"> Israa F. Abed</w:t>
+              <w:t xml:space="preserve">Asst. Prof. Dr. Haider K. Mehbes</w:t>
             </w:r>
           </w:p>
           <w:p>
@@ -5529,7 +5678,7 @@
               <w:rPr>
                 <w:rFonts w:asciiTheme="majorBidi" w:hAnsiTheme="majorBidi" w:cstheme="majorBidi"/>
               </w:rPr>
-              <w:t xml:space="preserve">Graduate Officer</w:t>
+              <w:t xml:space="preserve">Vice Chancellor for Scientific Affairs</w:t>
             </w:r>
           </w:p>
         </w:tc>
@@ -5725,7 +5874,7 @@
                 <w:b/>
                 <w:bCs/>
               </w:rPr>
-              <w:t xml:space="preserve"> </w:t>
+              <w:t xml:space="preserve"> Israa F. Abed</w:t>
             </w:r>
           </w:p>
           <w:p>
@@ -5740,7 +5889,7 @@
               <w:rPr>
                 <w:rFonts w:asciiTheme="minorBidi" w:hAnsiTheme="minorBidi" w:cstheme="minorBidi"/>
               </w:rPr>
-              <w:t xml:space="preserve"/>
+              <w:t xml:space="preserve">Graduate Officer</w:t>
             </w:r>
           </w:p>
         </w:tc>
@@ -5786,6 +5935,25 @@
         </w:tc>
       </w:tr>
     </w:tbl>
+    <w:p>
+      <w:pPr>
+        <w:pStyle w:val="ListParagraph"/>
+        <w:numPr>
+          <w:ilvl w:val="0"/>
+          <w:numId w:val="28"/>
+        </w:numPr>
+        <w:bidi w:val="0"/>
+        <w:rPr>
+          <w:rFonts w:asciiTheme="minorBidi" w:hAnsiTheme="minorBidi" w:cstheme="minorBidi"/>
+        </w:rPr>
+      </w:pPr>
+      <w:r>
+        <w:rPr>
+          <w:rFonts w:asciiTheme="minorBidi" w:hAnsiTheme="minorBidi" w:cstheme="minorBidi"/>
+        </w:rPr>
+        <w:t xml:space="preserve">Summer Training: The student completed the requirement of summer training in the academic year 2019.</w:t>
+      </w:r>
+    </w:p>
     <w:p>
       <w:pPr>
         <w:pStyle w:val="ListParagraph"/>
@@ -5958,7 +6126,7 @@
           <w:rFonts w:asciiTheme="minorBidi" w:hAnsiTheme="minorBidi" w:cstheme="minorBidi"/>
         </w:rPr>
         <w:tab/>
-        <w:t xml:space="preserve">(90-100)</w:t>
+        <w:t>(90-100)</w:t>
       </w:r>
       <w:r>
         <w:rPr>
@@ -5986,35 +6154,51 @@
         <w:rPr>
           <w:rFonts w:asciiTheme="minorBidi" w:hAnsiTheme="minorBidi" w:cstheme="minorBidi"/>
         </w:rPr>
-        <w:t xml:space="preserve">The Medium </w:t>
+        <w:t xml:space="preserve">Postponement_and_Failure_Years : Nill.</w:t>
       </w:r>
-      <w:proofErr w:type="gramStart"/>
+    </w:p>
+    <w:p>
+      <w:pPr>
+        <w:pStyle w:val="ListParagraph"/>
+        <w:numPr>
+          <w:ilvl w:val="0"/>
+          <w:numId w:val="29"/>
+        </w:numPr>
+        <w:bidi w:val="0"/>
+        <w:rPr>
+          <w:rFonts w:asciiTheme="minorBidi" w:hAnsiTheme="minorBidi" w:cstheme="minorBidi"/>
+          <w:sz w:val="24"/>
+          <w:szCs w:val="24"/>
+          <w:lang w:bidi="ar-IQ"/>
+        </w:rPr>
+      </w:pPr>
       <w:r>
         <w:rPr>
           <w:rFonts w:asciiTheme="minorBidi" w:hAnsiTheme="minorBidi" w:cstheme="minorBidi"/>
         </w:rPr>
-        <w:t>Of</w:t>
+        <w:t xml:space="preserve">Subjects_Passed_with_Second_Trial : Nill.</w:t>
       </w:r>
-      <w:proofErr w:type="gramEnd"/>
+    </w:p>
+    <w:p>
+      <w:pPr>
+        <w:pStyle w:val="ListParagraph"/>
+        <w:numPr>
+          <w:ilvl w:val="0"/>
+          <w:numId w:val="29"/>
+        </w:numPr>
+        <w:bidi w:val="0"/>
+        <w:rPr>
+          <w:rFonts w:asciiTheme="minorBidi" w:hAnsiTheme="minorBidi" w:cstheme="minorBidi"/>
+          <w:sz w:val="24"/>
+          <w:szCs w:val="24"/>
+          <w:lang w:bidi="ar-IQ"/>
+        </w:rPr>
+      </w:pPr>
       <w:r>
         <w:rPr>
           <w:rFonts w:asciiTheme="minorBidi" w:hAnsiTheme="minorBidi" w:cstheme="minorBidi"/>
         </w:rPr>
-        <w:t xml:space="preserve"> Instruction During </w:t>
-      </w:r>
-      <w:proofErr w:type="gramStart"/>
-      <w:r>
-        <w:rPr>
-          <w:rFonts w:asciiTheme="minorBidi" w:hAnsiTheme="minorBidi" w:cstheme="minorBidi"/>
-        </w:rPr>
-        <w:t>The</w:t>
-      </w:r>
-      <w:proofErr w:type="gramEnd"/>
-      <w:r>
-        <w:rPr>
-          <w:rFonts w:asciiTheme="minorBidi" w:hAnsiTheme="minorBidi" w:cstheme="minorBidi"/>
-        </w:rPr>
-        <w:t xml:space="preserve"> Entire Was English.</w:t>
+        <w:t>The Medium Of Instruction During The Entire Was English.</w:t>
       </w:r>
     </w:p>
     <w:p>
@@ -6037,21 +6221,7 @@
         <w:rPr>
           <w:rFonts w:asciiTheme="minorBidi" w:hAnsiTheme="minorBidi" w:cstheme="minorBidi"/>
         </w:rPr>
-        <w:t xml:space="preserve">The Certificate is Free </w:t>
-      </w:r>
-      <w:proofErr w:type="gramStart"/>
-      <w:r>
-        <w:rPr>
-          <w:rFonts w:asciiTheme="minorBidi" w:hAnsiTheme="minorBidi" w:cstheme="minorBidi"/>
-        </w:rPr>
-        <w:t>From</w:t>
-      </w:r>
-      <w:proofErr w:type="gramEnd"/>
-      <w:r>
-        <w:rPr>
-          <w:rFonts w:asciiTheme="minorBidi" w:hAnsiTheme="minorBidi" w:cstheme="minorBidi"/>
-        </w:rPr>
-        <w:t xml:space="preserve"> Scratches and Corrections.</w:t>
+        <w:t>The Certificate is Free From Scratches and Corrections.</w:t>
       </w:r>
     </w:p>
     <w:p>

--- a/certificates/year - Temp - En - D - SBS - Adian Abdulameer Fakhri Al-Asadi.docx
+++ b/certificates/year - Temp - En - D - SBS - Adian Abdulameer Fakhri Al-Asadi.docx
@@ -481,7 +481,7 @@
               <w:spacing w:after="0"/>
             </w:pPr>
             <w:r>
-              <w:t xml:space="preserve">Sequence_of_Graduation: 1</w:t>
+              <w:t xml:space="preserve">Sequence_of_Graduation: 64</w:t>
             </w:r>
           </w:p>
         </w:tc>

--- a/certificates/year - Temp - En - D - SBS - Adian Abdulameer Fakhri Al-Asadi.docx
+++ b/certificates/year - Temp - En - D - SBS - Adian Abdulameer Fakhri Al-Asadi.docx
@@ -133,7 +133,7 @@
           <w:b/>
           <w:bCs/>
         </w:rPr>
-        <w:t xml:space="preserve">To/ Whom it May Concern</w:t>
+        <w:t>To/ Whom it May Concern</w:t>
       </w:r>
     </w:p>
     <w:tbl>
@@ -176,7 +176,7 @@
               </w:rPr>
             </w:pPr>
             <w:r>
-              <w:t xml:space="preserve">Full Name: Adian Abdulameer Fakhri Al-Asadi</w:t>
+              <w:t>Full Name: Adian Abdulameer Fakhri Al-Asadi</w:t>
             </w:r>
           </w:p>
         </w:tc>
@@ -236,7 +236,7 @@
               </w:rPr>
             </w:pPr>
             <w:r>
-              <w:t xml:space="preserve">Place and Date of Birth: ‎1999/11/11‎ -Basra</w:t>
+              <w:t>Place and Date of Birth: ‎1997/01/01‎ -Basra</w:t>
             </w:r>
           </w:p>
         </w:tc>
@@ -258,7 +258,7 @@
               </w:rPr>
             </w:pPr>
             <w:r>
-              <w:t xml:space="preserve">Nationality: Mexico</w:t>
+              <w:t>Nationality: Iraq</w:t>
             </w:r>
           </w:p>
         </w:tc>
@@ -283,7 +283,7 @@
               </w:rPr>
             </w:pPr>
             <w:r>
-              <w:t xml:space="preserve">Year of Entrance: 2015</w:t>
+              <w:t>Year of Entrance: 2015</w:t>
             </w:r>
           </w:p>
         </w:tc>
@@ -305,7 +305,7 @@
               </w:rPr>
             </w:pPr>
             <w:r>
-              <w:t xml:space="preserve">Department: Computer Science</w:t>
+              <w:t>Department: Computer Science</w:t>
             </w:r>
           </w:p>
         </w:tc>
@@ -371,7 +371,7 @@
               </w:rPr>
             </w:pPr>
             <w:r>
-              <w:t xml:space="preserve">Study: Morning</w:t>
+              <w:t xml:space="preserve">Study: </w:t>
             </w:r>
           </w:p>
         </w:tc>
@@ -396,7 +396,7 @@
               </w:rPr>
             </w:pPr>
             <w:r>
-              <w:t xml:space="preserve">Date of Graduation: ‎2020/11/17‎</w:t>
+              <w:t xml:space="preserve">Date of Graduation: </w:t>
             </w:r>
           </w:p>
         </w:tc>
@@ -419,7 +419,7 @@
               </w:rPr>
             </w:pPr>
             <w:r>
-              <w:t xml:space="preserve">Semester:First</w:t>
+              <w:t>Semester:</w:t>
             </w:r>
           </w:p>
         </w:tc>
@@ -442,7 +442,7 @@
               </w:rPr>
             </w:pPr>
             <w:r>
-              <w:t xml:space="preserve">Average:66.896</w:t>
+              <w:t>Average:66.9</w:t>
             </w:r>
           </w:p>
         </w:tc>
@@ -463,7 +463,7 @@
               </w:rPr>
             </w:pPr>
             <w:r>
-              <w:t xml:space="preserve">Grade: Medium</w:t>
+              <w:t>Grade: Medium</w:t>
             </w:r>
           </w:p>
         </w:tc>
@@ -481,7 +481,19 @@
               <w:spacing w:after="0"/>
             </w:pPr>
             <w:r>
-              <w:t xml:space="preserve">Sequence_of_Graduation: 64</w:t>
+              <w:t>Sequence</w:t>
+            </w:r>
+            <w:r>
+              <w:t xml:space="preserve"> </w:t>
+            </w:r>
+            <w:r>
+              <w:t>of</w:t>
+            </w:r>
+            <w:r>
+              <w:t xml:space="preserve"> </w:t>
+            </w:r>
+            <w:r>
+              <w:t>Graduation: 64</w:t>
             </w:r>
           </w:p>
         </w:tc>
@@ -503,7 +515,7 @@
               </w:rPr>
             </w:pPr>
             <w:r>
-              <w:t xml:space="preserve">Postgraduation No.: 2</w:t>
+              <w:t>Postgraduation No.: 89</w:t>
             </w:r>
           </w:p>
         </w:tc>
@@ -520,7 +532,25 @@
               <w:spacing w:after="0"/>
             </w:pPr>
             <w:r>
-              <w:t xml:space="preserve">Average_of_First_Student: 66.896</w:t>
+              <w:t>Average</w:t>
+            </w:r>
+            <w:r>
+              <w:t xml:space="preserve"> </w:t>
+            </w:r>
+            <w:r>
+              <w:t>of</w:t>
+            </w:r>
+            <w:r>
+              <w:t xml:space="preserve"> </w:t>
+            </w:r>
+            <w:r>
+              <w:t>First</w:t>
+            </w:r>
+            <w:r>
+              <w:t xml:space="preserve"> </w:t>
+            </w:r>
+            <w:r>
+              <w:t>Student: 86.41999816894531</w:t>
             </w:r>
           </w:p>
         </w:tc>
@@ -593,9 +623,6 @@
         <w:bidi w:val="0"/>
         <w:spacing w:line="240" w:lineRule="auto"/>
       </w:pPr>
-      <w:r>
-        <w:t xml:space="preserve"/>
-      </w:r>
     </w:p>
     <w:tbl>
       <w:tblPr>
@@ -639,7 +666,15 @@
                 <w:sz w:val="18"/>
                 <w:szCs w:val="18"/>
               </w:rPr>
-              <w:t xml:space="preserve">Year: 2017-2018</w:t>
+              <w:t>2016 (1)</w:t>
+            </w:r>
+            <w:r>
+              <w:rPr>
+                <w:rFonts w:asciiTheme="majorBidi" w:hAnsiTheme="majorBidi" w:cstheme="majorBidi"/>
+                <w:sz w:val="18"/>
+                <w:szCs w:val="18"/>
+              </w:rPr>
+              <w:t xml:space="preserve"> _ Stage </w:t>
             </w:r>
           </w:p>
         </w:tc>
@@ -666,7 +701,15 @@
                 <w:sz w:val="18"/>
                 <w:szCs w:val="18"/>
               </w:rPr>
-              <w:t xml:space="preserve">Year: 2015-2016</w:t>
+              <w:t>2017</w:t>
+            </w:r>
+            <w:r>
+              <w:rPr>
+                <w:rFonts w:asciiTheme="majorBidi" w:hAnsiTheme="majorBidi" w:cstheme="majorBidi"/>
+                <w:sz w:val="18"/>
+                <w:szCs w:val="18"/>
+              </w:rPr>
+              <w:t xml:space="preserve"> _ Stage </w:t>
             </w:r>
           </w:p>
         </w:tc>
@@ -858,7 +901,7 @@
                 <w:sz w:val="18"/>
                 <w:szCs w:val="18"/>
               </w:rPr>
-              <w:t xml:space="preserve">Computer Ethics</w:t>
+              <w:t>English I</w:t>
             </w:r>
           </w:p>
         </w:tc>
@@ -884,7 +927,7 @@
                 <w:sz w:val="18"/>
                 <w:szCs w:val="18"/>
               </w:rPr>
-              <w:t xml:space="preserve">58</w:t>
+              <w:t>74</w:t>
             </w:r>
           </w:p>
         </w:tc>
@@ -910,7 +953,7 @@
                 <w:sz w:val="18"/>
                 <w:szCs w:val="18"/>
               </w:rPr>
-              <w:t xml:space="preserve">2</w:t>
+              <w:t>2</w:t>
             </w:r>
           </w:p>
         </w:tc>
@@ -936,7 +979,7 @@
                 <w:sz w:val="18"/>
                 <w:szCs w:val="18"/>
               </w:rPr>
-              <w:t xml:space="preserve">English I</w:t>
+              <w:t>Probability and Statistics</w:t>
             </w:r>
           </w:p>
         </w:tc>
@@ -962,7 +1005,7 @@
                 <w:sz w:val="18"/>
                 <w:szCs w:val="18"/>
               </w:rPr>
-              <w:t xml:space="preserve">74</w:t>
+              <w:t>53</w:t>
             </w:r>
           </w:p>
         </w:tc>
@@ -988,7 +1031,7 @@
                 <w:sz w:val="18"/>
                 <w:szCs w:val="18"/>
               </w:rPr>
-              <w:t xml:space="preserve">2</w:t>
+              <w:t>3</w:t>
             </w:r>
           </w:p>
         </w:tc>
@@ -1019,7 +1062,7 @@
                 <w:sz w:val="18"/>
                 <w:szCs w:val="18"/>
               </w:rPr>
-              <w:t xml:space="preserve">Artificial Intelligence</w:t>
+              <w:t>Programming I</w:t>
             </w:r>
           </w:p>
         </w:tc>
@@ -1045,7 +1088,7 @@
                 <w:sz w:val="18"/>
                 <w:szCs w:val="18"/>
               </w:rPr>
-              <w:t xml:space="preserve">50</w:t>
+              <w:t>50</w:t>
             </w:r>
           </w:p>
         </w:tc>
@@ -1071,7 +1114,7 @@
                 <w:sz w:val="18"/>
                 <w:szCs w:val="18"/>
               </w:rPr>
-              <w:t xml:space="preserve">3</w:t>
+              <w:t>4</w:t>
             </w:r>
           </w:p>
         </w:tc>
@@ -1097,7 +1140,7 @@
                 <w:sz w:val="18"/>
                 <w:szCs w:val="18"/>
               </w:rPr>
-              <w:t xml:space="preserve">English II</w:t>
+              <w:t>Object-oriented Programming I</w:t>
             </w:r>
           </w:p>
         </w:tc>
@@ -1123,7 +1166,7 @@
                 <w:sz w:val="18"/>
                 <w:szCs w:val="18"/>
               </w:rPr>
-              <w:t xml:space="preserve">70</w:t>
+              <w:t>53</w:t>
             </w:r>
           </w:p>
         </w:tc>
@@ -1149,7 +1192,7 @@
                 <w:sz w:val="18"/>
                 <w:szCs w:val="18"/>
               </w:rPr>
-              <w:t xml:space="preserve">2</w:t>
+              <w:t>3</w:t>
             </w:r>
           </w:p>
         </w:tc>
@@ -1180,7 +1223,7 @@
                 <w:sz w:val="18"/>
                 <w:szCs w:val="18"/>
               </w:rPr>
-              <w:t xml:space="preserve">Compilers</w:t>
+              <w:t>Democracy Education  Human Rights</w:t>
             </w:r>
           </w:p>
         </w:tc>
@@ -1206,7 +1249,7 @@
                 <w:sz w:val="18"/>
                 <w:szCs w:val="18"/>
               </w:rPr>
-              <w:t xml:space="preserve">63</w:t>
+              <w:t>77</w:t>
             </w:r>
           </w:p>
         </w:tc>
@@ -1232,7 +1275,7 @@
                 <w:sz w:val="18"/>
                 <w:szCs w:val="18"/>
               </w:rPr>
-              <w:t xml:space="preserve">4</w:t>
+              <w:t>2</w:t>
             </w:r>
           </w:p>
         </w:tc>
@@ -1258,7 +1301,7 @@
                 <w:sz w:val="18"/>
                 <w:szCs w:val="18"/>
               </w:rPr>
-              <w:t xml:space="preserve">Programming I</w:t>
+              <w:t>Computer Graphics</w:t>
             </w:r>
           </w:p>
         </w:tc>
@@ -1284,7 +1327,7 @@
                 <w:sz w:val="18"/>
                 <w:szCs w:val="18"/>
               </w:rPr>
-              <w:t xml:space="preserve">50</w:t>
+              <w:t>63</w:t>
             </w:r>
           </w:p>
         </w:tc>
@@ -1310,7 +1353,7 @@
                 <w:sz w:val="18"/>
                 <w:szCs w:val="18"/>
               </w:rPr>
-              <w:t xml:space="preserve">4</w:t>
+              <w:t>3</w:t>
             </w:r>
           </w:p>
         </w:tc>
@@ -1341,7 +1384,7 @@
                 <w:sz w:val="18"/>
                 <w:szCs w:val="18"/>
               </w:rPr>
-              <w:t xml:space="preserve">Operations Researches</w:t>
+              <w:t>Mathematic</w:t>
             </w:r>
           </w:p>
         </w:tc>
@@ -1367,7 +1410,7 @@
                 <w:sz w:val="18"/>
                 <w:szCs w:val="18"/>
               </w:rPr>
-              <w:t xml:space="preserve">50</w:t>
+              <w:t>68</w:t>
             </w:r>
           </w:p>
         </w:tc>
@@ -1393,7 +1436,7 @@
                 <w:sz w:val="18"/>
                 <w:szCs w:val="18"/>
               </w:rPr>
-              <w:t xml:space="preserve">3</w:t>
+              <w:t>3</w:t>
             </w:r>
           </w:p>
         </w:tc>
@@ -1419,7 +1462,7 @@
                 <w:sz w:val="18"/>
                 <w:szCs w:val="18"/>
               </w:rPr>
-              <w:t xml:space="preserve">Programming II</w:t>
+              <w:t>Arabic</w:t>
             </w:r>
           </w:p>
         </w:tc>
@@ -1445,7 +1488,7 @@
                 <w:sz w:val="18"/>
                 <w:szCs w:val="18"/>
               </w:rPr>
-              <w:t xml:space="preserve">52</w:t>
+              <w:t>70</w:t>
             </w:r>
           </w:p>
         </w:tc>
@@ -1471,7 +1514,7 @@
                 <w:sz w:val="18"/>
                 <w:szCs w:val="18"/>
               </w:rPr>
-              <w:t xml:space="preserve">4</w:t>
+              <w:t>2</w:t>
             </w:r>
           </w:p>
         </w:tc>
@@ -1502,7 +1545,7 @@
                 <w:sz w:val="18"/>
                 <w:szCs w:val="18"/>
               </w:rPr>
-              <w:t xml:space="preserve">Web Programming I</w:t>
+              <w:t>Healthy and Fitness</w:t>
             </w:r>
           </w:p>
         </w:tc>
@@ -1528,7 +1571,7 @@
                 <w:sz w:val="18"/>
                 <w:szCs w:val="18"/>
               </w:rPr>
-              <w:t xml:space="preserve">58</w:t>
+              <w:t>78</w:t>
             </w:r>
           </w:p>
         </w:tc>
@@ -1554,7 +1597,7 @@
                 <w:sz w:val="18"/>
                 <w:szCs w:val="18"/>
               </w:rPr>
-              <w:t xml:space="preserve">3</w:t>
+              <w:t>2</w:t>
             </w:r>
           </w:p>
         </w:tc>
@@ -1580,7 +1623,7 @@
                 <w:sz w:val="18"/>
                 <w:szCs w:val="18"/>
               </w:rPr>
-              <w:t xml:space="preserve">Logic Design</w:t>
+              <w:t>Microprocessors</w:t>
             </w:r>
           </w:p>
         </w:tc>
@@ -1606,7 +1649,7 @@
                 <w:sz w:val="18"/>
                 <w:szCs w:val="18"/>
               </w:rPr>
-              <w:t xml:space="preserve">50</w:t>
+              <w:t>50</w:t>
             </w:r>
           </w:p>
         </w:tc>
@@ -1632,7 +1675,7 @@
                 <w:sz w:val="18"/>
                 <w:szCs w:val="18"/>
               </w:rPr>
-              <w:t xml:space="preserve">4</w:t>
+              <w:t>3</w:t>
             </w:r>
           </w:p>
         </w:tc>
@@ -1663,7 +1706,7 @@
                 <w:sz w:val="18"/>
                 <w:szCs w:val="18"/>
               </w:rPr>
-              <w:t xml:space="preserve">Web Programming II</w:t>
+              <w:t>Computer Skills</w:t>
             </w:r>
           </w:p>
         </w:tc>
@@ -1689,7 +1732,7 @@
                 <w:sz w:val="18"/>
                 <w:szCs w:val="18"/>
               </w:rPr>
-              <w:t xml:space="preserve">57</w:t>
+              <w:t>73</w:t>
             </w:r>
           </w:p>
         </w:tc>
@@ -1715,7 +1758,7 @@
                 <w:sz w:val="18"/>
                 <w:szCs w:val="18"/>
               </w:rPr>
-              <w:t xml:space="preserve">3</w:t>
+              <w:t>3</w:t>
             </w:r>
           </w:p>
         </w:tc>
@@ -1741,7 +1784,7 @@
                 <w:sz w:val="18"/>
                 <w:szCs w:val="18"/>
               </w:rPr>
-              <w:t xml:space="preserve">Democracy and Human Rights</w:t>
+              <w:t>Systems Analysis and Design</w:t>
             </w:r>
           </w:p>
         </w:tc>
@@ -1767,7 +1810,7 @@
                 <w:sz w:val="18"/>
                 <w:szCs w:val="18"/>
               </w:rPr>
-              <w:t xml:space="preserve">77</w:t>
+              <w:t>50</w:t>
             </w:r>
           </w:p>
         </w:tc>
@@ -1793,1295 +1836,7 @@
                 <w:sz w:val="18"/>
                 <w:szCs w:val="18"/>
               </w:rPr>
-              <w:t xml:space="preserve">2</w:t>
-            </w:r>
-          </w:p>
-        </w:tc>
-      </w:tr>
-      <w:tr>
-        <w:trPr>
-          <w:cantSplit/>
-        </w:trPr>
-        <w:tc>
-          <w:tcPr>
-            <w:tcW w:w="1828" w:type="pct"/>
-          </w:tcPr>
-          <w:p>
-            <w:pPr>
-              <w:keepNext/>
-              <w:keepLines/>
-              <w:bidi w:val="0"/>
-              <w:spacing w:after="0"/>
-              <w:rPr>
-                <w:rFonts w:asciiTheme="majorBidi" w:hAnsiTheme="majorBidi" w:cstheme="majorBidi"/>
-                <w:sz w:val="18"/>
-                <w:szCs w:val="18"/>
-              </w:rPr>
-            </w:pPr>
-            <w:r>
-              <w:rPr>
-                <w:rFonts w:asciiTheme="majorBidi" w:hAnsiTheme="majorBidi" w:cstheme="majorBidi"/>
-                <w:sz w:val="18"/>
-                <w:szCs w:val="18"/>
-              </w:rPr>
-              <w:t xml:space="preserve">Systems Analysis and Design</w:t>
-            </w:r>
-          </w:p>
-        </w:tc>
-        <w:tc>
-          <w:tcPr>
-            <w:tcW w:w="338" w:type="pct"/>
-          </w:tcPr>
-          <w:p>
-            <w:pPr>
-              <w:keepNext/>
-              <w:keepLines/>
-              <w:bidi w:val="0"/>
-              <w:spacing w:after="0"/>
-              <w:rPr>
-                <w:rFonts w:asciiTheme="majorBidi" w:hAnsiTheme="majorBidi" w:cstheme="majorBidi"/>
-                <w:sz w:val="18"/>
-                <w:szCs w:val="18"/>
-              </w:rPr>
-            </w:pPr>
-            <w:r>
-              <w:rPr>
-                <w:rFonts w:asciiTheme="majorBidi" w:hAnsiTheme="majorBidi" w:cstheme="majorBidi"/>
-                <w:sz w:val="18"/>
-                <w:szCs w:val="18"/>
-              </w:rPr>
-              <w:t xml:space="preserve">50</w:t>
-            </w:r>
-          </w:p>
-        </w:tc>
-        <w:tc>
-          <w:tcPr>
-            <w:tcW w:w="339" w:type="pct"/>
-          </w:tcPr>
-          <w:p>
-            <w:pPr>
-              <w:keepNext/>
-              <w:keepLines/>
-              <w:bidi w:val="0"/>
-              <w:spacing w:after="0"/>
-              <w:rPr>
-                <w:rFonts w:asciiTheme="majorBidi" w:hAnsiTheme="majorBidi" w:cstheme="majorBidi"/>
-                <w:sz w:val="18"/>
-                <w:szCs w:val="18"/>
-              </w:rPr>
-            </w:pPr>
-            <w:r>
-              <w:rPr>
-                <w:rFonts w:asciiTheme="majorBidi" w:hAnsiTheme="majorBidi" w:cstheme="majorBidi"/>
-                <w:sz w:val="18"/>
-                <w:szCs w:val="18"/>
-              </w:rPr>
-              <w:t xml:space="preserve">3</w:t>
-            </w:r>
-          </w:p>
-        </w:tc>
-        <w:tc>
-          <w:tcPr>
-            <w:tcW w:w="1831" w:type="pct"/>
-          </w:tcPr>
-          <w:p>
-            <w:pPr>
-              <w:keepNext/>
-              <w:keepLines/>
-              <w:bidi w:val="0"/>
-              <w:spacing w:after="0"/>
-              <w:rPr>
-                <w:rFonts w:asciiTheme="majorBidi" w:hAnsiTheme="majorBidi" w:cstheme="majorBidi"/>
-                <w:sz w:val="18"/>
-                <w:szCs w:val="18"/>
-              </w:rPr>
-            </w:pPr>
-            <w:r>
-              <w:rPr>
-                <w:rFonts w:asciiTheme="majorBidi" w:hAnsiTheme="majorBidi" w:cstheme="majorBidi"/>
-                <w:sz w:val="18"/>
-                <w:szCs w:val="18"/>
-              </w:rPr>
-              <w:t xml:space="preserve">Mathematic</w:t>
-            </w:r>
-          </w:p>
-        </w:tc>
-        <w:tc>
-          <w:tcPr>
-            <w:tcW w:w="339" w:type="pct"/>
-          </w:tcPr>
-          <w:p>
-            <w:pPr>
-              <w:keepNext/>
-              <w:keepLines/>
-              <w:bidi w:val="0"/>
-              <w:spacing w:after="0"/>
-              <w:rPr>
-                <w:rFonts w:asciiTheme="majorBidi" w:hAnsiTheme="majorBidi" w:cstheme="majorBidi"/>
-                <w:sz w:val="18"/>
-                <w:szCs w:val="18"/>
-              </w:rPr>
-            </w:pPr>
-            <w:r>
-              <w:rPr>
-                <w:rFonts w:asciiTheme="majorBidi" w:hAnsiTheme="majorBidi" w:cstheme="majorBidi"/>
-                <w:sz w:val="18"/>
-                <w:szCs w:val="18"/>
-              </w:rPr>
-              <w:t xml:space="preserve">68</w:t>
-            </w:r>
-          </w:p>
-        </w:tc>
-        <w:tc>
-          <w:tcPr>
-            <w:tcW w:w="325" w:type="pct"/>
-          </w:tcPr>
-          <w:p>
-            <w:pPr>
-              <w:keepNext/>
-              <w:keepLines/>
-              <w:bidi w:val="0"/>
-              <w:spacing w:after="0"/>
-              <w:rPr>
-                <w:rFonts w:asciiTheme="majorBidi" w:hAnsiTheme="majorBidi" w:cstheme="majorBidi"/>
-                <w:sz w:val="18"/>
-                <w:szCs w:val="18"/>
-              </w:rPr>
-            </w:pPr>
-            <w:r>
-              <w:rPr>
-                <w:rFonts w:asciiTheme="majorBidi" w:hAnsiTheme="majorBidi" w:cstheme="majorBidi"/>
-                <w:sz w:val="18"/>
-                <w:szCs w:val="18"/>
-              </w:rPr>
-              <w:t xml:space="preserve">3</w:t>
-            </w:r>
-          </w:p>
-        </w:tc>
-      </w:tr>
-      <w:tr>
-        <w:trPr>
-          <w:cantSplit/>
-        </w:trPr>
-        <w:tc>
-          <w:tcPr>
-            <w:tcW w:w="1828" w:type="pct"/>
-          </w:tcPr>
-          <w:p>
-            <w:pPr>
-              <w:keepNext/>
-              <w:keepLines/>
-              <w:bidi w:val="0"/>
-              <w:spacing w:after="0"/>
-              <w:rPr>
-                <w:rFonts w:asciiTheme="majorBidi" w:hAnsiTheme="majorBidi" w:cstheme="majorBidi"/>
-                <w:sz w:val="18"/>
-                <w:szCs w:val="18"/>
-              </w:rPr>
-            </w:pPr>
-            <w:r>
-              <w:rPr>
-                <w:rFonts w:asciiTheme="majorBidi" w:hAnsiTheme="majorBidi" w:cstheme="majorBidi"/>
-                <w:sz w:val="18"/>
-                <w:szCs w:val="18"/>
-              </w:rPr>
-              <w:t xml:space="preserve">Computer Networks I</w:t>
-            </w:r>
-          </w:p>
-        </w:tc>
-        <w:tc>
-          <w:tcPr>
-            <w:tcW w:w="338" w:type="pct"/>
-          </w:tcPr>
-          <w:p>
-            <w:pPr>
-              <w:keepNext/>
-              <w:keepLines/>
-              <w:bidi w:val="0"/>
-              <w:spacing w:after="0"/>
-              <w:rPr>
-                <w:rFonts w:asciiTheme="majorBidi" w:hAnsiTheme="majorBidi" w:cstheme="majorBidi"/>
-                <w:sz w:val="18"/>
-                <w:szCs w:val="18"/>
-              </w:rPr>
-            </w:pPr>
-            <w:r>
-              <w:rPr>
-                <w:rFonts w:asciiTheme="majorBidi" w:hAnsiTheme="majorBidi" w:cstheme="majorBidi"/>
-                <w:sz w:val="18"/>
-                <w:szCs w:val="18"/>
-              </w:rPr>
-              <w:t xml:space="preserve">50</w:t>
-            </w:r>
-          </w:p>
-        </w:tc>
-        <w:tc>
-          <w:tcPr>
-            <w:tcW w:w="339" w:type="pct"/>
-          </w:tcPr>
-          <w:p>
-            <w:pPr>
-              <w:keepNext/>
-              <w:keepLines/>
-              <w:bidi w:val="0"/>
-              <w:spacing w:after="0"/>
-              <w:rPr>
-                <w:rFonts w:asciiTheme="majorBidi" w:hAnsiTheme="majorBidi" w:cstheme="majorBidi"/>
-                <w:sz w:val="18"/>
-                <w:szCs w:val="18"/>
-              </w:rPr>
-            </w:pPr>
-            <w:r>
-              <w:rPr>
-                <w:rFonts w:asciiTheme="majorBidi" w:hAnsiTheme="majorBidi" w:cstheme="majorBidi"/>
-                <w:sz w:val="18"/>
-                <w:szCs w:val="18"/>
-              </w:rPr>
-              <w:t xml:space="preserve">3</w:t>
-            </w:r>
-          </w:p>
-        </w:tc>
-        <w:tc>
-          <w:tcPr>
-            <w:tcW w:w="1831" w:type="pct"/>
-          </w:tcPr>
-          <w:p>
-            <w:pPr>
-              <w:keepNext/>
-              <w:keepLines/>
-              <w:bidi w:val="0"/>
-              <w:spacing w:after="0"/>
-              <w:rPr>
-                <w:rFonts w:asciiTheme="majorBidi" w:hAnsiTheme="majorBidi" w:cstheme="majorBidi"/>
-                <w:sz w:val="18"/>
-                <w:szCs w:val="18"/>
-              </w:rPr>
-            </w:pPr>
-            <w:r>
-              <w:rPr>
-                <w:rFonts w:asciiTheme="majorBidi" w:hAnsiTheme="majorBidi" w:cstheme="majorBidi"/>
-                <w:sz w:val="18"/>
-                <w:szCs w:val="18"/>
-              </w:rPr>
-              <w:t xml:space="preserve">Health and Fitness</w:t>
-            </w:r>
-          </w:p>
-        </w:tc>
-        <w:tc>
-          <w:tcPr>
-            <w:tcW w:w="339" w:type="pct"/>
-          </w:tcPr>
-          <w:p>
-            <w:pPr>
-              <w:keepNext/>
-              <w:keepLines/>
-              <w:bidi w:val="0"/>
-              <w:spacing w:after="0"/>
-              <w:rPr>
-                <w:rFonts w:asciiTheme="majorBidi" w:hAnsiTheme="majorBidi" w:cstheme="majorBidi"/>
-                <w:sz w:val="18"/>
-                <w:szCs w:val="18"/>
-              </w:rPr>
-            </w:pPr>
-            <w:r>
-              <w:rPr>
-                <w:rFonts w:asciiTheme="majorBidi" w:hAnsiTheme="majorBidi" w:cstheme="majorBidi"/>
-                <w:sz w:val="18"/>
-                <w:szCs w:val="18"/>
-              </w:rPr>
-              <w:t xml:space="preserve">78</w:t>
-            </w:r>
-          </w:p>
-        </w:tc>
-        <w:tc>
-          <w:tcPr>
-            <w:tcW w:w="325" w:type="pct"/>
-          </w:tcPr>
-          <w:p>
-            <w:pPr>
-              <w:keepNext/>
-              <w:keepLines/>
-              <w:bidi w:val="0"/>
-              <w:spacing w:after="0"/>
-              <w:rPr>
-                <w:rFonts w:asciiTheme="majorBidi" w:hAnsiTheme="majorBidi" w:cstheme="majorBidi"/>
-                <w:sz w:val="18"/>
-                <w:szCs w:val="18"/>
-              </w:rPr>
-            </w:pPr>
-            <w:r>
-              <w:rPr>
-                <w:rFonts w:asciiTheme="majorBidi" w:hAnsiTheme="majorBidi" w:cstheme="majorBidi"/>
-                <w:sz w:val="18"/>
-                <w:szCs w:val="18"/>
-              </w:rPr>
-              <w:t xml:space="preserve">2</w:t>
-            </w:r>
-          </w:p>
-        </w:tc>
-      </w:tr>
-      <w:tr>
-        <w:trPr>
-          <w:cantSplit/>
-        </w:trPr>
-        <w:tc>
-          <w:tcPr>
-            <w:tcW w:w="1828" w:type="pct"/>
-          </w:tcPr>
-          <w:p>
-            <w:pPr>
-              <w:keepNext/>
-              <w:keepLines/>
-              <w:bidi w:val="0"/>
-              <w:spacing w:after="0"/>
-              <w:rPr>
-                <w:rFonts w:asciiTheme="majorBidi" w:hAnsiTheme="majorBidi" w:cstheme="majorBidi"/>
-                <w:sz w:val="18"/>
-                <w:szCs w:val="18"/>
-              </w:rPr>
-            </w:pPr>
-            <w:r>
-              <w:rPr>
-                <w:rFonts w:asciiTheme="majorBidi" w:hAnsiTheme="majorBidi" w:cstheme="majorBidi"/>
-                <w:sz w:val="18"/>
-                <w:szCs w:val="18"/>
-              </w:rPr>
-              <w:t xml:space="preserve">Computer Networks II</w:t>
-            </w:r>
-          </w:p>
-        </w:tc>
-        <w:tc>
-          <w:tcPr>
-            <w:tcW w:w="338" w:type="pct"/>
-          </w:tcPr>
-          <w:p>
-            <w:pPr>
-              <w:keepNext/>
-              <w:keepLines/>
-              <w:bidi w:val="0"/>
-              <w:spacing w:after="0"/>
-              <w:rPr>
-                <w:rFonts w:asciiTheme="majorBidi" w:hAnsiTheme="majorBidi" w:cstheme="majorBidi"/>
-                <w:sz w:val="18"/>
-                <w:szCs w:val="18"/>
-              </w:rPr>
-            </w:pPr>
-            <w:r>
-              <w:rPr>
-                <w:rFonts w:asciiTheme="majorBidi" w:hAnsiTheme="majorBidi" w:cstheme="majorBidi"/>
-                <w:sz w:val="18"/>
-                <w:szCs w:val="18"/>
-              </w:rPr>
-              <w:t xml:space="preserve">50</w:t>
-            </w:r>
-          </w:p>
-        </w:tc>
-        <w:tc>
-          <w:tcPr>
-            <w:tcW w:w="339" w:type="pct"/>
-          </w:tcPr>
-          <w:p>
-            <w:pPr>
-              <w:keepNext/>
-              <w:keepLines/>
-              <w:bidi w:val="0"/>
-              <w:spacing w:after="0"/>
-              <w:rPr>
-                <w:rFonts w:asciiTheme="majorBidi" w:hAnsiTheme="majorBidi" w:cstheme="majorBidi"/>
-                <w:sz w:val="18"/>
-                <w:szCs w:val="18"/>
-              </w:rPr>
-            </w:pPr>
-            <w:r>
-              <w:rPr>
-                <w:rFonts w:asciiTheme="majorBidi" w:hAnsiTheme="majorBidi" w:cstheme="majorBidi"/>
-                <w:sz w:val="18"/>
-                <w:szCs w:val="18"/>
-              </w:rPr>
-              <w:t xml:space="preserve">3</w:t>
-            </w:r>
-          </w:p>
-        </w:tc>
-        <w:tc>
-          <w:tcPr>
-            <w:tcW w:w="1831" w:type="pct"/>
-          </w:tcPr>
-          <w:p>
-            <w:pPr>
-              <w:keepNext/>
-              <w:keepLines/>
-              <w:bidi w:val="0"/>
-              <w:spacing w:after="0"/>
-              <w:rPr>
-                <w:rFonts w:asciiTheme="majorBidi" w:hAnsiTheme="majorBidi" w:cstheme="majorBidi"/>
-                <w:sz w:val="18"/>
-                <w:szCs w:val="18"/>
-              </w:rPr>
-            </w:pPr>
-            <w:r>
-              <w:rPr>
-                <w:rFonts w:asciiTheme="majorBidi" w:hAnsiTheme="majorBidi" w:cstheme="majorBidi"/>
-                <w:sz w:val="18"/>
-                <w:szCs w:val="18"/>
-              </w:rPr>
-              <w:t xml:space="preserve">Discrete Structures</w:t>
-            </w:r>
-          </w:p>
-        </w:tc>
-        <w:tc>
-          <w:tcPr>
-            <w:tcW w:w="339" w:type="pct"/>
-          </w:tcPr>
-          <w:p>
-            <w:pPr>
-              <w:keepNext/>
-              <w:keepLines/>
-              <w:bidi w:val="0"/>
-              <w:spacing w:after="0"/>
-              <w:rPr>
-                <w:rFonts w:asciiTheme="majorBidi" w:hAnsiTheme="majorBidi" w:cstheme="majorBidi"/>
-                <w:sz w:val="18"/>
-                <w:szCs w:val="18"/>
-              </w:rPr>
-            </w:pPr>
-            <w:r>
-              <w:rPr>
-                <w:rFonts w:asciiTheme="majorBidi" w:hAnsiTheme="majorBidi" w:cstheme="majorBidi"/>
-                <w:sz w:val="18"/>
-                <w:szCs w:val="18"/>
-              </w:rPr>
-              <w:t xml:space="preserve">62</w:t>
-            </w:r>
-          </w:p>
-        </w:tc>
-        <w:tc>
-          <w:tcPr>
-            <w:tcW w:w="325" w:type="pct"/>
-          </w:tcPr>
-          <w:p>
-            <w:pPr>
-              <w:keepNext/>
-              <w:keepLines/>
-              <w:bidi w:val="0"/>
-              <w:spacing w:after="0"/>
-              <w:rPr>
-                <w:rFonts w:asciiTheme="majorBidi" w:hAnsiTheme="majorBidi" w:cstheme="majorBidi"/>
-                <w:sz w:val="18"/>
-                <w:szCs w:val="18"/>
-              </w:rPr>
-            </w:pPr>
-            <w:r>
-              <w:rPr>
-                <w:rFonts w:asciiTheme="majorBidi" w:hAnsiTheme="majorBidi" w:cstheme="majorBidi"/>
-                <w:sz w:val="18"/>
-                <w:szCs w:val="18"/>
-              </w:rPr>
-              <w:t xml:space="preserve">3</w:t>
-            </w:r>
-          </w:p>
-        </w:tc>
-      </w:tr>
-      <w:tr>
-        <w:trPr>
-          <w:cantSplit/>
-        </w:trPr>
-        <w:tc>
-          <w:tcPr>
-            <w:tcW w:w="1828" w:type="pct"/>
-          </w:tcPr>
-          <w:p>
-            <w:pPr>
-              <w:keepNext/>
-              <w:keepLines/>
-              <w:bidi w:val="0"/>
-              <w:spacing w:after="0"/>
-              <w:rPr>
-                <w:rFonts w:asciiTheme="majorBidi" w:hAnsiTheme="majorBidi" w:cstheme="majorBidi"/>
-                <w:sz w:val="18"/>
-                <w:szCs w:val="18"/>
-              </w:rPr>
-            </w:pPr>
-            <w:r>
-              <w:rPr>
-                <w:rFonts w:asciiTheme="majorBidi" w:hAnsiTheme="majorBidi" w:cstheme="majorBidi"/>
-                <w:sz w:val="18"/>
-                <w:szCs w:val="18"/>
-              </w:rPr>
-              <w:t xml:space="preserve">Database</w:t>
-            </w:r>
-          </w:p>
-        </w:tc>
-        <w:tc>
-          <w:tcPr>
-            <w:tcW w:w="338" w:type="pct"/>
-          </w:tcPr>
-          <w:p>
-            <w:pPr>
-              <w:keepNext/>
-              <w:keepLines/>
-              <w:bidi w:val="0"/>
-              <w:spacing w:after="0"/>
-              <w:rPr>
-                <w:rFonts w:asciiTheme="majorBidi" w:hAnsiTheme="majorBidi" w:cstheme="majorBidi"/>
-                <w:sz w:val="18"/>
-                <w:szCs w:val="18"/>
-              </w:rPr>
-            </w:pPr>
-            <w:r>
-              <w:rPr>
-                <w:rFonts w:asciiTheme="majorBidi" w:hAnsiTheme="majorBidi" w:cstheme="majorBidi"/>
-                <w:sz w:val="18"/>
-                <w:szCs w:val="18"/>
-              </w:rPr>
-              <w:t xml:space="preserve">55</w:t>
-            </w:r>
-          </w:p>
-        </w:tc>
-        <w:tc>
-          <w:tcPr>
-            <w:tcW w:w="339" w:type="pct"/>
-          </w:tcPr>
-          <w:p>
-            <w:pPr>
-              <w:keepNext/>
-              <w:keepLines/>
-              <w:bidi w:val="0"/>
-              <w:spacing w:after="0"/>
-              <w:rPr>
-                <w:rFonts w:asciiTheme="majorBidi" w:hAnsiTheme="majorBidi" w:cstheme="majorBidi"/>
-                <w:sz w:val="18"/>
-                <w:szCs w:val="18"/>
-              </w:rPr>
-            </w:pPr>
-            <w:r>
-              <w:rPr>
-                <w:rFonts w:asciiTheme="majorBidi" w:hAnsiTheme="majorBidi" w:cstheme="majorBidi"/>
-                <w:sz w:val="18"/>
-                <w:szCs w:val="18"/>
-              </w:rPr>
-              <w:t xml:space="preserve">3</w:t>
-            </w:r>
-          </w:p>
-        </w:tc>
-        <w:tc>
-          <w:tcPr>
-            <w:tcW w:w="1831" w:type="pct"/>
-          </w:tcPr>
-          <w:p>
-            <w:pPr>
-              <w:keepNext/>
-              <w:keepLines/>
-              <w:bidi w:val="0"/>
-              <w:spacing w:after="0"/>
-              <w:rPr>
-                <w:rFonts w:asciiTheme="majorBidi" w:hAnsiTheme="majorBidi" w:cstheme="majorBidi"/>
-                <w:sz w:val="18"/>
-                <w:szCs w:val="18"/>
-              </w:rPr>
-            </w:pPr>
-            <w:r>
-              <w:rPr>
-                <w:rFonts w:asciiTheme="majorBidi" w:hAnsiTheme="majorBidi" w:cstheme="majorBidi"/>
-                <w:sz w:val="18"/>
-                <w:szCs w:val="18"/>
-              </w:rPr>
-              <w:t xml:space="preserve">Computer Applications</w:t>
-            </w:r>
-          </w:p>
-        </w:tc>
-        <w:tc>
-          <w:tcPr>
-            <w:tcW w:w="339" w:type="pct"/>
-          </w:tcPr>
-          <w:p>
-            <w:pPr>
-              <w:keepNext/>
-              <w:keepLines/>
-              <w:bidi w:val="0"/>
-              <w:spacing w:after="0"/>
-              <w:rPr>
-                <w:rFonts w:asciiTheme="majorBidi" w:hAnsiTheme="majorBidi" w:cstheme="majorBidi"/>
-                <w:sz w:val="18"/>
-                <w:szCs w:val="18"/>
-              </w:rPr>
-            </w:pPr>
-            <w:r>
-              <w:rPr>
-                <w:rFonts w:asciiTheme="majorBidi" w:hAnsiTheme="majorBidi" w:cstheme="majorBidi"/>
-                <w:sz w:val="18"/>
-                <w:szCs w:val="18"/>
-              </w:rPr>
-              <w:t xml:space="preserve">54</w:t>
-            </w:r>
-          </w:p>
-        </w:tc>
-        <w:tc>
-          <w:tcPr>
-            <w:tcW w:w="325" w:type="pct"/>
-          </w:tcPr>
-          <w:p>
-            <w:pPr>
-              <w:keepNext/>
-              <w:keepLines/>
-              <w:bidi w:val="0"/>
-              <w:spacing w:after="0"/>
-              <w:rPr>
-                <w:rFonts w:asciiTheme="majorBidi" w:hAnsiTheme="majorBidi" w:cstheme="majorBidi"/>
-                <w:sz w:val="18"/>
-                <w:szCs w:val="18"/>
-              </w:rPr>
-            </w:pPr>
-            <w:r>
-              <w:rPr>
-                <w:rFonts w:asciiTheme="majorBidi" w:hAnsiTheme="majorBidi" w:cstheme="majorBidi"/>
-                <w:sz w:val="18"/>
-                <w:szCs w:val="18"/>
-              </w:rPr>
-              <w:t xml:space="preserve">3</w:t>
-            </w:r>
-          </w:p>
-        </w:tc>
-      </w:tr>
-      <w:tr>
-        <w:trPr>
-          <w:cantSplit/>
-        </w:trPr>
-        <w:tc>
-          <w:tcPr>
-            <w:tcW w:w="1828" w:type="pct"/>
-          </w:tcPr>
-          <w:p>
-            <w:pPr>
-              <w:keepNext/>
-              <w:keepLines/>
-              <w:bidi w:val="0"/>
-              <w:spacing w:after="0"/>
-              <w:rPr>
-                <w:rFonts w:asciiTheme="majorBidi" w:hAnsiTheme="majorBidi" w:cstheme="majorBidi"/>
-                <w:sz w:val="18"/>
-                <w:szCs w:val="18"/>
-              </w:rPr>
-            </w:pPr>
-            <w:r>
-              <w:rPr>
-                <w:rFonts w:asciiTheme="majorBidi" w:hAnsiTheme="majorBidi" w:cstheme="majorBidi"/>
-                <w:sz w:val="18"/>
-                <w:szCs w:val="18"/>
-              </w:rPr>
-              <w:t xml:space="preserve">Computer Architecture</w:t>
-            </w:r>
-          </w:p>
-        </w:tc>
-        <w:tc>
-          <w:tcPr>
-            <w:tcW w:w="338" w:type="pct"/>
-          </w:tcPr>
-          <w:p>
-            <w:pPr>
-              <w:keepNext/>
-              <w:keepLines/>
-              <w:bidi w:val="0"/>
-              <w:spacing w:after="0"/>
-              <w:rPr>
-                <w:rFonts w:asciiTheme="majorBidi" w:hAnsiTheme="majorBidi" w:cstheme="majorBidi"/>
-                <w:sz w:val="18"/>
-                <w:szCs w:val="18"/>
-              </w:rPr>
-            </w:pPr>
-            <w:r>
-              <w:rPr>
-                <w:rFonts w:asciiTheme="majorBidi" w:hAnsiTheme="majorBidi" w:cstheme="majorBidi"/>
-                <w:sz w:val="18"/>
-                <w:szCs w:val="18"/>
-              </w:rPr>
-              <w:t xml:space="preserve">51</w:t>
-            </w:r>
-          </w:p>
-        </w:tc>
-        <w:tc>
-          <w:tcPr>
-            <w:tcW w:w="339" w:type="pct"/>
-          </w:tcPr>
-          <w:p>
-            <w:pPr>
-              <w:keepNext/>
-              <w:keepLines/>
-              <w:bidi w:val="0"/>
-              <w:spacing w:after="0"/>
-              <w:rPr>
-                <w:rFonts w:asciiTheme="majorBidi" w:hAnsiTheme="majorBidi" w:cstheme="majorBidi"/>
-                <w:sz w:val="18"/>
-                <w:szCs w:val="18"/>
-              </w:rPr>
-            </w:pPr>
-            <w:r>
-              <w:rPr>
-                <w:rFonts w:asciiTheme="majorBidi" w:hAnsiTheme="majorBidi" w:cstheme="majorBidi"/>
-                <w:sz w:val="18"/>
-                <w:szCs w:val="18"/>
-              </w:rPr>
-              <w:t xml:space="preserve">3</w:t>
-            </w:r>
-          </w:p>
-        </w:tc>
-        <w:tc>
-          <w:tcPr>
-            <w:tcW w:w="1831" w:type="pct"/>
-          </w:tcPr>
-          <w:p>
-            <w:pPr>
-              <w:keepNext/>
-              <w:keepLines/>
-              <w:bidi w:val="0"/>
-              <w:spacing w:after="0"/>
-              <w:rPr>
-                <w:rFonts w:asciiTheme="majorBidi" w:hAnsiTheme="majorBidi" w:cstheme="majorBidi"/>
-                <w:sz w:val="18"/>
-                <w:szCs w:val="18"/>
-              </w:rPr>
-            </w:pPr>
-            <w:r>
-              <w:rPr>
-                <w:rFonts w:asciiTheme="majorBidi" w:hAnsiTheme="majorBidi" w:cstheme="majorBidi"/>
-                <w:sz w:val="18"/>
-                <w:szCs w:val="18"/>
-              </w:rPr>
-              <w:t xml:space="preserve">Principle of Information Technology</w:t>
-            </w:r>
-          </w:p>
-        </w:tc>
-        <w:tc>
-          <w:tcPr>
-            <w:tcW w:w="339" w:type="pct"/>
-          </w:tcPr>
-          <w:p>
-            <w:pPr>
-              <w:keepNext/>
-              <w:keepLines/>
-              <w:bidi w:val="0"/>
-              <w:spacing w:after="0"/>
-              <w:rPr>
-                <w:rFonts w:asciiTheme="majorBidi" w:hAnsiTheme="majorBidi" w:cstheme="majorBidi"/>
-                <w:sz w:val="18"/>
-                <w:szCs w:val="18"/>
-              </w:rPr>
-            </w:pPr>
-            <w:r>
-              <w:rPr>
-                <w:rFonts w:asciiTheme="majorBidi" w:hAnsiTheme="majorBidi" w:cstheme="majorBidi"/>
-                <w:sz w:val="18"/>
-                <w:szCs w:val="18"/>
-              </w:rPr>
-              <w:t xml:space="preserve">63</w:t>
-            </w:r>
-          </w:p>
-        </w:tc>
-        <w:tc>
-          <w:tcPr>
-            <w:tcW w:w="325" w:type="pct"/>
-          </w:tcPr>
-          <w:p>
-            <w:pPr>
-              <w:keepNext/>
-              <w:keepLines/>
-              <w:bidi w:val="0"/>
-              <w:spacing w:after="0"/>
-              <w:rPr>
-                <w:rFonts w:asciiTheme="majorBidi" w:hAnsiTheme="majorBidi" w:cstheme="majorBidi"/>
-                <w:sz w:val="18"/>
-                <w:szCs w:val="18"/>
-              </w:rPr>
-            </w:pPr>
-            <w:r>
-              <w:rPr>
-                <w:rFonts w:asciiTheme="majorBidi" w:hAnsiTheme="majorBidi" w:cstheme="majorBidi"/>
-                <w:sz w:val="18"/>
-                <w:szCs w:val="18"/>
-              </w:rPr>
-              <w:t xml:space="preserve">3</w:t>
-            </w:r>
-          </w:p>
-        </w:tc>
-      </w:tr>
-      <w:tr>
-        <w:trPr>
-          <w:cantSplit/>
-        </w:trPr>
-        <w:tc>
-          <w:tcPr>
-            <w:tcW w:w="1828" w:type="pct"/>
-          </w:tcPr>
-          <w:p>
-            <w:pPr>
-              <w:keepNext/>
-              <w:keepLines/>
-              <w:bidi w:val="0"/>
-              <w:spacing w:after="0"/>
-              <w:rPr>
-                <w:rFonts w:asciiTheme="majorBidi" w:hAnsiTheme="majorBidi" w:cstheme="majorBidi"/>
-                <w:sz w:val="18"/>
-                <w:szCs w:val="18"/>
-              </w:rPr>
-            </w:pPr>
-            <w:r>
-              <w:rPr>
-                <w:rFonts w:asciiTheme="majorBidi" w:hAnsiTheme="majorBidi" w:cstheme="majorBidi"/>
-                <w:sz w:val="18"/>
-                <w:szCs w:val="18"/>
-              </w:rPr>
-              <w:t xml:space="preserve">Concepts of Programming Languages</w:t>
-            </w:r>
-          </w:p>
-        </w:tc>
-        <w:tc>
-          <w:tcPr>
-            <w:tcW w:w="338" w:type="pct"/>
-          </w:tcPr>
-          <w:p>
-            <w:pPr>
-              <w:keepNext/>
-              <w:keepLines/>
-              <w:bidi w:val="0"/>
-              <w:spacing w:after="0"/>
-              <w:rPr>
-                <w:rFonts w:asciiTheme="majorBidi" w:hAnsiTheme="majorBidi" w:cstheme="majorBidi"/>
-                <w:sz w:val="18"/>
-                <w:szCs w:val="18"/>
-              </w:rPr>
-            </w:pPr>
-            <w:r>
-              <w:rPr>
-                <w:rFonts w:asciiTheme="majorBidi" w:hAnsiTheme="majorBidi" w:cstheme="majorBidi"/>
-                <w:sz w:val="18"/>
-                <w:szCs w:val="18"/>
-              </w:rPr>
-              <w:t xml:space="preserve">50</w:t>
-            </w:r>
-          </w:p>
-        </w:tc>
-        <w:tc>
-          <w:tcPr>
-            <w:tcW w:w="339" w:type="pct"/>
-          </w:tcPr>
-          <w:p>
-            <w:pPr>
-              <w:keepNext/>
-              <w:keepLines/>
-              <w:bidi w:val="0"/>
-              <w:spacing w:after="0"/>
-              <w:rPr>
-                <w:rFonts w:asciiTheme="majorBidi" w:hAnsiTheme="majorBidi" w:cstheme="majorBidi"/>
-                <w:sz w:val="18"/>
-                <w:szCs w:val="18"/>
-              </w:rPr>
-            </w:pPr>
-            <w:r>
-              <w:rPr>
-                <w:rFonts w:asciiTheme="majorBidi" w:hAnsiTheme="majorBidi" w:cstheme="majorBidi"/>
-                <w:sz w:val="18"/>
-                <w:szCs w:val="18"/>
-              </w:rPr>
-              <w:t xml:space="preserve">2</w:t>
-            </w:r>
-          </w:p>
-        </w:tc>
-        <w:tc>
-          <w:tcPr>
-            <w:tcW w:w="1831" w:type="pct"/>
-          </w:tcPr>
-          <w:p>
-            <w:pPr>
-              <w:keepNext/>
-              <w:keepLines/>
-              <w:bidi w:val="0"/>
-              <w:spacing w:after="0"/>
-              <w:rPr>
-                <w:rFonts w:asciiTheme="majorBidi" w:hAnsiTheme="majorBidi" w:cstheme="majorBidi"/>
-                <w:sz w:val="18"/>
-                <w:szCs w:val="18"/>
-              </w:rPr>
-            </w:pPr>
-            <w:r>
-              <w:rPr>
-                <w:rFonts w:asciiTheme="majorBidi" w:hAnsiTheme="majorBidi" w:cstheme="majorBidi"/>
-                <w:sz w:val="18"/>
-                <w:szCs w:val="18"/>
-              </w:rPr>
-              <w:t xml:space="preserve">Computer Skills</w:t>
-            </w:r>
-          </w:p>
-        </w:tc>
-        <w:tc>
-          <w:tcPr>
-            <w:tcW w:w="339" w:type="pct"/>
-          </w:tcPr>
-          <w:p>
-            <w:pPr>
-              <w:keepNext/>
-              <w:keepLines/>
-              <w:bidi w:val="0"/>
-              <w:spacing w:after="0"/>
-              <w:rPr>
-                <w:rFonts w:asciiTheme="majorBidi" w:hAnsiTheme="majorBidi" w:cstheme="majorBidi"/>
-                <w:sz w:val="18"/>
-                <w:szCs w:val="18"/>
-              </w:rPr>
-            </w:pPr>
-            <w:r>
-              <w:rPr>
-                <w:rFonts w:asciiTheme="majorBidi" w:hAnsiTheme="majorBidi" w:cstheme="majorBidi"/>
-                <w:sz w:val="18"/>
-                <w:szCs w:val="18"/>
-              </w:rPr>
-              <w:t xml:space="preserve">73</w:t>
-            </w:r>
-          </w:p>
-        </w:tc>
-        <w:tc>
-          <w:tcPr>
-            <w:tcW w:w="325" w:type="pct"/>
-          </w:tcPr>
-          <w:p>
-            <w:pPr>
-              <w:keepNext/>
-              <w:keepLines/>
-              <w:bidi w:val="0"/>
-              <w:spacing w:after="0"/>
-              <w:rPr>
-                <w:rFonts w:asciiTheme="majorBidi" w:hAnsiTheme="majorBidi" w:cstheme="majorBidi"/>
-                <w:sz w:val="18"/>
-                <w:szCs w:val="18"/>
-              </w:rPr>
-            </w:pPr>
-            <w:r>
-              <w:rPr>
-                <w:rFonts w:asciiTheme="majorBidi" w:hAnsiTheme="majorBidi" w:cstheme="majorBidi"/>
-                <w:sz w:val="18"/>
-                <w:szCs w:val="18"/>
-              </w:rPr>
-              <w:t xml:space="preserve">3</w:t>
-            </w:r>
-          </w:p>
-        </w:tc>
-      </w:tr>
-      <w:tr>
-        <w:trPr>
-          <w:cantSplit/>
-        </w:trPr>
-        <w:tc>
-          <w:tcPr>
-            <w:tcW w:w="1828" w:type="pct"/>
-          </w:tcPr>
-          <w:p>
-            <w:pPr>
-              <w:keepNext/>
-              <w:keepLines/>
-              <w:bidi w:val="0"/>
-              <w:spacing w:after="0"/>
-              <w:rPr>
-                <w:rFonts w:asciiTheme="majorBidi" w:hAnsiTheme="majorBidi" w:cstheme="majorBidi"/>
-                <w:sz w:val="18"/>
-                <w:szCs w:val="18"/>
-              </w:rPr>
-            </w:pPr>
-            <w:r>
-              <w:rPr>
-                <w:rFonts w:asciiTheme="majorBidi" w:hAnsiTheme="majorBidi" w:cstheme="majorBidi"/>
-                <w:sz w:val="18"/>
-                <w:szCs w:val="18"/>
-              </w:rPr>
-              <w:t xml:space="preserve">Software Engineering</w:t>
-            </w:r>
-          </w:p>
-        </w:tc>
-        <w:tc>
-          <w:tcPr>
-            <w:tcW w:w="338" w:type="pct"/>
-          </w:tcPr>
-          <w:p>
-            <w:pPr>
-              <w:keepNext/>
-              <w:keepLines/>
-              <w:bidi w:val="0"/>
-              <w:spacing w:after="0"/>
-              <w:rPr>
-                <w:rFonts w:asciiTheme="majorBidi" w:hAnsiTheme="majorBidi" w:cstheme="majorBidi"/>
-                <w:sz w:val="18"/>
-                <w:szCs w:val="18"/>
-              </w:rPr>
-            </w:pPr>
-            <w:r>
-              <w:rPr>
-                <w:rFonts w:asciiTheme="majorBidi" w:hAnsiTheme="majorBidi" w:cstheme="majorBidi"/>
-                <w:sz w:val="18"/>
-                <w:szCs w:val="18"/>
-              </w:rPr>
-              <w:t xml:space="preserve">65</w:t>
-            </w:r>
-          </w:p>
-        </w:tc>
-        <w:tc>
-          <w:tcPr>
-            <w:tcW w:w="339" w:type="pct"/>
-          </w:tcPr>
-          <w:p>
-            <w:pPr>
-              <w:keepNext/>
-              <w:keepLines/>
-              <w:bidi w:val="0"/>
-              <w:spacing w:after="0"/>
-              <w:rPr>
-                <w:rFonts w:asciiTheme="majorBidi" w:hAnsiTheme="majorBidi" w:cstheme="majorBidi"/>
-                <w:sz w:val="18"/>
-                <w:szCs w:val="18"/>
-              </w:rPr>
-            </w:pPr>
-            <w:r>
-              <w:rPr>
-                <w:rFonts w:asciiTheme="majorBidi" w:hAnsiTheme="majorBidi" w:cstheme="majorBidi"/>
-                <w:sz w:val="18"/>
-                <w:szCs w:val="18"/>
-              </w:rPr>
-              <w:t xml:space="preserve">3</w:t>
-            </w:r>
-          </w:p>
-        </w:tc>
-        <w:tc>
-          <w:tcPr>
-            <w:tcW w:w="1831" w:type="pct"/>
-          </w:tcPr>
-          <w:p>
-            <w:pPr>
-              <w:keepNext/>
-              <w:keepLines/>
-              <w:bidi w:val="0"/>
-              <w:spacing w:after="0"/>
-              <w:rPr>
-                <w:rFonts w:asciiTheme="majorBidi" w:hAnsiTheme="majorBidi" w:cstheme="majorBidi"/>
-                <w:sz w:val="18"/>
-                <w:szCs w:val="18"/>
-              </w:rPr>
-            </w:pPr>
-            <w:r>
-              <w:rPr>
-                <w:rFonts w:asciiTheme="majorBidi" w:hAnsiTheme="majorBidi" w:cstheme="majorBidi"/>
-                <w:sz w:val="18"/>
-                <w:szCs w:val="18"/>
-              </w:rPr>
-              <w:t xml:space="preserve"/>
-            </w:r>
-          </w:p>
-        </w:tc>
-        <w:tc>
-          <w:tcPr>
-            <w:tcW w:w="339" w:type="pct"/>
-          </w:tcPr>
-          <w:p>
-            <w:pPr>
-              <w:keepNext/>
-              <w:keepLines/>
-              <w:bidi w:val="0"/>
-              <w:spacing w:after="0"/>
-              <w:rPr>
-                <w:rFonts w:asciiTheme="majorBidi" w:hAnsiTheme="majorBidi" w:cstheme="majorBidi"/>
-                <w:sz w:val="18"/>
-                <w:szCs w:val="18"/>
-              </w:rPr>
-            </w:pPr>
-            <w:r>
-              <w:rPr>
-                <w:rFonts w:asciiTheme="majorBidi" w:hAnsiTheme="majorBidi" w:cstheme="majorBidi"/>
-                <w:sz w:val="18"/>
-                <w:szCs w:val="18"/>
-              </w:rPr>
-              <w:t xml:space="preserve"/>
-            </w:r>
-          </w:p>
-        </w:tc>
-        <w:tc>
-          <w:tcPr>
-            <w:tcW w:w="325" w:type="pct"/>
-          </w:tcPr>
-          <w:p>
-            <w:pPr>
-              <w:keepNext/>
-              <w:keepLines/>
-              <w:bidi w:val="0"/>
-              <w:spacing w:after="0"/>
-              <w:rPr>
-                <w:rFonts w:asciiTheme="majorBidi" w:hAnsiTheme="majorBidi" w:cstheme="majorBidi"/>
-                <w:sz w:val="18"/>
-                <w:szCs w:val="18"/>
-              </w:rPr>
-            </w:pPr>
-            <w:r>
-              <w:rPr>
-                <w:rFonts w:asciiTheme="majorBidi" w:hAnsiTheme="majorBidi" w:cstheme="majorBidi"/>
-                <w:sz w:val="18"/>
-                <w:szCs w:val="18"/>
-              </w:rPr>
-              <w:t xml:space="preserve"/>
-            </w:r>
-          </w:p>
-        </w:tc>
-      </w:tr>
-      <w:tr>
-        <w:trPr>
-          <w:cantSplit/>
-        </w:trPr>
-        <w:tc>
-          <w:tcPr>
-            <w:tcW w:w="1828" w:type="pct"/>
-          </w:tcPr>
-          <w:p>
-            <w:pPr>
-              <w:keepNext/>
-              <w:keepLines/>
-              <w:bidi w:val="0"/>
-              <w:spacing w:after="0"/>
-              <w:rPr>
-                <w:rFonts w:asciiTheme="majorBidi" w:hAnsiTheme="majorBidi" w:cstheme="majorBidi"/>
-                <w:sz w:val="18"/>
-                <w:szCs w:val="18"/>
-              </w:rPr>
-            </w:pPr>
-            <w:r>
-              <w:rPr>
-                <w:rFonts w:asciiTheme="majorBidi" w:hAnsiTheme="majorBidi" w:cstheme="majorBidi"/>
-                <w:sz w:val="18"/>
-                <w:szCs w:val="18"/>
-              </w:rPr>
-              <w:t xml:space="preserve">Data Structures II</w:t>
-            </w:r>
-          </w:p>
-        </w:tc>
-        <w:tc>
-          <w:tcPr>
-            <w:tcW w:w="338" w:type="pct"/>
-          </w:tcPr>
-          <w:p>
-            <w:pPr>
-              <w:keepNext/>
-              <w:keepLines/>
-              <w:bidi w:val="0"/>
-              <w:spacing w:after="0"/>
-              <w:rPr>
-                <w:rFonts w:asciiTheme="majorBidi" w:hAnsiTheme="majorBidi" w:cstheme="majorBidi"/>
-                <w:sz w:val="18"/>
-                <w:szCs w:val="18"/>
-              </w:rPr>
-            </w:pPr>
-            <w:r>
-              <w:rPr>
-                <w:rFonts w:asciiTheme="majorBidi" w:hAnsiTheme="majorBidi" w:cstheme="majorBidi"/>
-                <w:sz w:val="18"/>
-                <w:szCs w:val="18"/>
-              </w:rPr>
-              <w:t xml:space="preserve">52</w:t>
-            </w:r>
-          </w:p>
-        </w:tc>
-        <w:tc>
-          <w:tcPr>
-            <w:tcW w:w="339" w:type="pct"/>
-          </w:tcPr>
-          <w:p>
-            <w:pPr>
-              <w:keepNext/>
-              <w:keepLines/>
-              <w:bidi w:val="0"/>
-              <w:spacing w:after="0"/>
-              <w:rPr>
-                <w:rFonts w:asciiTheme="majorBidi" w:hAnsiTheme="majorBidi" w:cstheme="majorBidi"/>
-                <w:sz w:val="18"/>
-                <w:szCs w:val="18"/>
-              </w:rPr>
-            </w:pPr>
-            <w:r>
-              <w:rPr>
-                <w:rFonts w:asciiTheme="majorBidi" w:hAnsiTheme="majorBidi" w:cstheme="majorBidi"/>
-                <w:sz w:val="18"/>
-                <w:szCs w:val="18"/>
-              </w:rPr>
-              <w:t xml:space="preserve">3</w:t>
-            </w:r>
-          </w:p>
-        </w:tc>
-        <w:tc>
-          <w:tcPr>
-            <w:tcW w:w="1831" w:type="pct"/>
-          </w:tcPr>
-          <w:p>
-            <w:pPr>
-              <w:keepNext/>
-              <w:keepLines/>
-              <w:bidi w:val="0"/>
-              <w:spacing w:after="0"/>
-              <w:rPr>
-                <w:rFonts w:asciiTheme="majorBidi" w:hAnsiTheme="majorBidi" w:cstheme="majorBidi"/>
-                <w:sz w:val="18"/>
-                <w:szCs w:val="18"/>
-              </w:rPr>
-            </w:pPr>
-            <w:r>
-              <w:rPr>
-                <w:rFonts w:asciiTheme="majorBidi" w:hAnsiTheme="majorBidi" w:cstheme="majorBidi"/>
-                <w:sz w:val="18"/>
-                <w:szCs w:val="18"/>
-              </w:rPr>
-              <w:t xml:space="preserve"/>
-            </w:r>
-          </w:p>
-        </w:tc>
-        <w:tc>
-          <w:tcPr>
-            <w:tcW w:w="339" w:type="pct"/>
-          </w:tcPr>
-          <w:p>
-            <w:pPr>
-              <w:keepNext/>
-              <w:keepLines/>
-              <w:bidi w:val="0"/>
-              <w:spacing w:after="0"/>
-              <w:rPr>
-                <w:rFonts w:asciiTheme="majorBidi" w:hAnsiTheme="majorBidi" w:cstheme="majorBidi"/>
-                <w:sz w:val="18"/>
-                <w:szCs w:val="18"/>
-              </w:rPr>
-            </w:pPr>
-            <w:r>
-              <w:rPr>
-                <w:rFonts w:asciiTheme="majorBidi" w:hAnsiTheme="majorBidi" w:cstheme="majorBidi"/>
-                <w:sz w:val="18"/>
-                <w:szCs w:val="18"/>
-              </w:rPr>
-              <w:t xml:space="preserve"/>
-            </w:r>
-          </w:p>
-        </w:tc>
-        <w:tc>
-          <w:tcPr>
-            <w:tcW w:w="325" w:type="pct"/>
-          </w:tcPr>
-          <w:p>
-            <w:pPr>
-              <w:keepNext/>
-              <w:keepLines/>
-              <w:bidi w:val="0"/>
-              <w:spacing w:after="0"/>
-              <w:rPr>
-                <w:rFonts w:asciiTheme="majorBidi" w:hAnsiTheme="majorBidi" w:cstheme="majorBidi"/>
-                <w:sz w:val="18"/>
-                <w:szCs w:val="18"/>
-              </w:rPr>
-            </w:pPr>
-            <w:r>
-              <w:rPr>
-                <w:rFonts w:asciiTheme="majorBidi" w:hAnsiTheme="majorBidi" w:cstheme="majorBidi"/>
-                <w:sz w:val="18"/>
-                <w:szCs w:val="18"/>
-              </w:rPr>
-              <w:t xml:space="preserve"/>
+              <w:t>3</w:t>
             </w:r>
           </w:p>
         </w:tc>
@@ -3094,2349 +1849,6 @@
         <w:bidi w:val="0"/>
         <w:spacing w:line="240" w:lineRule="auto"/>
       </w:pPr>
-      <w:r>
-        <w:t xml:space="preserve"/>
-      </w:r>
-    </w:p>
-    <w:tbl>
-      <w:tblPr>
-        <w:tblStyle w:val="TableGrid"/>
-        <w:tblW w:w="5000" w:type="pct"/>
-        <w:tblLayout w:type="fixed"/>
-        <w:tblLook w:val="04A0" w:firstRow="1" w:lastRow="0" w:firstColumn="1" w:lastColumn="0" w:noHBand="0" w:noVBand="1"/>
-      </w:tblPr>
-      <w:tblGrid>
-        <w:gridCol w:w="3822"/>
-        <w:gridCol w:w="707"/>
-        <w:gridCol w:w="709"/>
-        <w:gridCol w:w="3829"/>
-        <w:gridCol w:w="709"/>
-        <w:gridCol w:w="680"/>
-      </w:tblGrid>
-      <w:tr>
-        <w:trPr>
-          <w:cantSplit/>
-        </w:trPr>
-        <w:tc>
-          <w:tcPr>
-            <w:tcW w:w="2505" w:type="pct"/>
-            <w:gridSpan w:val="3"/>
-          </w:tcPr>
-          <w:p>
-            <w:pPr>
-              <w:keepNext/>
-              <w:keepLines/>
-              <w:bidi w:val="0"/>
-              <w:spacing w:after="0"/>
-              <w:rPr>
-                <w:rFonts w:asciiTheme="majorBidi" w:hAnsiTheme="majorBidi" w:cstheme="majorBidi"/>
-                <w:sz w:val="18"/>
-                <w:szCs w:val="18"/>
-              </w:rPr>
-            </w:pPr>
-            <w:r>
-              <w:rPr>
-                <w:rFonts w:asciiTheme="majorBidi" w:hAnsiTheme="majorBidi" w:cstheme="majorBidi"/>
-                <w:sz w:val="18"/>
-                <w:szCs w:val="18"/>
-              </w:rPr>
-              <w:t xml:space="preserve">Year: 2016-2017</w:t>
-            </w:r>
-          </w:p>
-        </w:tc>
-        <w:tc>
-          <w:tcPr>
-            <w:tcW w:w="2495" w:type="pct"/>
-            <w:gridSpan w:val="3"/>
-          </w:tcPr>
-          <w:p>
-            <w:pPr>
-              <w:keepNext/>
-              <w:keepLines/>
-              <w:bidi w:val="0"/>
-              <w:spacing w:after="0"/>
-              <w:rPr>
-                <w:rFonts w:asciiTheme="majorBidi" w:hAnsiTheme="majorBidi" w:cstheme="majorBidi"/>
-                <w:sz w:val="18"/>
-                <w:szCs w:val="18"/>
-              </w:rPr>
-            </w:pPr>
-            <w:r>
-              <w:rPr>
-                <w:rFonts w:asciiTheme="majorBidi" w:hAnsiTheme="majorBidi" w:cstheme="majorBidi"/>
-                <w:sz w:val="18"/>
-                <w:szCs w:val="18"/>
-              </w:rPr>
-              <w:t xml:space="preserve">Year: 2018-2019</w:t>
-            </w:r>
-          </w:p>
-        </w:tc>
-      </w:tr>
-      <w:tr>
-        <w:trPr>
-          <w:cantSplit/>
-        </w:trPr>
-        <w:tc>
-          <w:tcPr>
-            <w:tcW w:w="1828" w:type="pct"/>
-          </w:tcPr>
-          <w:p>
-            <w:pPr>
-              <w:keepNext/>
-              <w:keepLines/>
-              <w:bidi w:val="0"/>
-              <w:spacing w:after="0"/>
-              <w:rPr>
-                <w:rFonts w:asciiTheme="majorBidi" w:hAnsiTheme="majorBidi" w:cstheme="majorBidi"/>
-                <w:sz w:val="18"/>
-                <w:szCs w:val="18"/>
-              </w:rPr>
-            </w:pPr>
-            <w:r>
-              <w:rPr>
-                <w:rFonts w:asciiTheme="majorBidi" w:hAnsiTheme="majorBidi" w:cstheme="majorBidi"/>
-                <w:sz w:val="18"/>
-                <w:szCs w:val="18"/>
-              </w:rPr>
-              <w:t>Subject</w:t>
-            </w:r>
-          </w:p>
-        </w:tc>
-        <w:tc>
-          <w:tcPr>
-            <w:tcW w:w="338" w:type="pct"/>
-          </w:tcPr>
-          <w:p>
-            <w:pPr>
-              <w:keepNext/>
-              <w:keepLines/>
-              <w:bidi w:val="0"/>
-              <w:spacing w:after="0"/>
-              <w:rPr>
-                <w:rFonts w:asciiTheme="majorBidi" w:hAnsiTheme="majorBidi" w:cstheme="majorBidi"/>
-                <w:sz w:val="18"/>
-                <w:szCs w:val="18"/>
-              </w:rPr>
-            </w:pPr>
-            <w:r>
-              <w:rPr>
-                <w:rFonts w:asciiTheme="majorBidi" w:hAnsiTheme="majorBidi" w:cstheme="majorBidi"/>
-                <w:sz w:val="18"/>
-                <w:szCs w:val="18"/>
-              </w:rPr>
-              <w:t>Mark</w:t>
-            </w:r>
-          </w:p>
-        </w:tc>
-        <w:tc>
-          <w:tcPr>
-            <w:tcW w:w="339" w:type="pct"/>
-          </w:tcPr>
-          <w:p>
-            <w:pPr>
-              <w:keepNext/>
-              <w:keepLines/>
-              <w:bidi w:val="0"/>
-              <w:spacing w:after="0"/>
-              <w:rPr>
-                <w:rFonts w:asciiTheme="majorBidi" w:hAnsiTheme="majorBidi" w:cstheme="majorBidi"/>
-                <w:sz w:val="18"/>
-                <w:szCs w:val="18"/>
-              </w:rPr>
-            </w:pPr>
-            <w:r>
-              <w:rPr>
-                <w:rFonts w:asciiTheme="majorBidi" w:hAnsiTheme="majorBidi" w:cstheme="majorBidi"/>
-                <w:sz w:val="18"/>
-                <w:szCs w:val="18"/>
-              </w:rPr>
-              <w:t>Unit</w:t>
-            </w:r>
-          </w:p>
-        </w:tc>
-        <w:tc>
-          <w:tcPr>
-            <w:tcW w:w="1831" w:type="pct"/>
-          </w:tcPr>
-          <w:p>
-            <w:pPr>
-              <w:keepNext/>
-              <w:keepLines/>
-              <w:bidi w:val="0"/>
-              <w:spacing w:after="0"/>
-              <w:rPr>
-                <w:rFonts w:asciiTheme="majorBidi" w:hAnsiTheme="majorBidi" w:cstheme="majorBidi"/>
-                <w:sz w:val="18"/>
-                <w:szCs w:val="18"/>
-              </w:rPr>
-            </w:pPr>
-            <w:r>
-              <w:rPr>
-                <w:rFonts w:asciiTheme="majorBidi" w:hAnsiTheme="majorBidi" w:cstheme="majorBidi"/>
-                <w:sz w:val="18"/>
-                <w:szCs w:val="18"/>
-              </w:rPr>
-              <w:t>Subject</w:t>
-            </w:r>
-          </w:p>
-        </w:tc>
-        <w:tc>
-          <w:tcPr>
-            <w:tcW w:w="339" w:type="pct"/>
-          </w:tcPr>
-          <w:p>
-            <w:pPr>
-              <w:keepNext/>
-              <w:keepLines/>
-              <w:bidi w:val="0"/>
-              <w:spacing w:after="0"/>
-              <w:rPr>
-                <w:rFonts w:asciiTheme="majorBidi" w:hAnsiTheme="majorBidi" w:cstheme="majorBidi"/>
-                <w:sz w:val="18"/>
-                <w:szCs w:val="18"/>
-              </w:rPr>
-            </w:pPr>
-            <w:r>
-              <w:rPr>
-                <w:rFonts w:asciiTheme="majorBidi" w:hAnsiTheme="majorBidi" w:cstheme="majorBidi"/>
-                <w:sz w:val="18"/>
-                <w:szCs w:val="18"/>
-              </w:rPr>
-              <w:t>Mark</w:t>
-            </w:r>
-          </w:p>
-        </w:tc>
-        <w:tc>
-          <w:tcPr>
-            <w:tcW w:w="325" w:type="pct"/>
-          </w:tcPr>
-          <w:p>
-            <w:pPr>
-              <w:keepNext/>
-              <w:keepLines/>
-              <w:bidi w:val="0"/>
-              <w:spacing w:after="0"/>
-              <w:rPr>
-                <w:rFonts w:asciiTheme="majorBidi" w:hAnsiTheme="majorBidi" w:cstheme="majorBidi"/>
-                <w:sz w:val="18"/>
-                <w:szCs w:val="18"/>
-              </w:rPr>
-            </w:pPr>
-            <w:r>
-              <w:rPr>
-                <w:rFonts w:asciiTheme="majorBidi" w:hAnsiTheme="majorBidi" w:cstheme="majorBidi"/>
-                <w:sz w:val="18"/>
-                <w:szCs w:val="18"/>
-              </w:rPr>
-              <w:t>Unit</w:t>
-            </w:r>
-          </w:p>
-        </w:tc>
-      </w:tr>
-      <w:tr>
-        <w:trPr>
-          <w:cantSplit/>
-        </w:trPr>
-        <w:tc>
-          <w:tcPr>
-            <w:tcW w:w="1828" w:type="pct"/>
-          </w:tcPr>
-          <w:p>
-            <w:pPr>
-              <w:keepNext/>
-              <w:keepLines/>
-              <w:bidi w:val="0"/>
-              <w:spacing w:after="0"/>
-              <w:rPr>
-                <w:rFonts w:asciiTheme="majorBidi" w:hAnsiTheme="majorBidi" w:cstheme="majorBidi"/>
-                <w:sz w:val="18"/>
-                <w:szCs w:val="18"/>
-              </w:rPr>
-            </w:pPr>
-            <w:r>
-              <w:rPr>
-                <w:rFonts w:asciiTheme="majorBidi" w:hAnsiTheme="majorBidi" w:cstheme="majorBidi"/>
-                <w:sz w:val="18"/>
-                <w:szCs w:val="18"/>
-              </w:rPr>
-              <w:t xml:space="preserve">Probability and Statistics</w:t>
-            </w:r>
-          </w:p>
-        </w:tc>
-        <w:tc>
-          <w:tcPr>
-            <w:tcW w:w="338" w:type="pct"/>
-          </w:tcPr>
-          <w:p>
-            <w:pPr>
-              <w:keepNext/>
-              <w:keepLines/>
-              <w:bidi w:val="0"/>
-              <w:spacing w:after="0"/>
-              <w:rPr>
-                <w:rFonts w:asciiTheme="majorBidi" w:hAnsiTheme="majorBidi" w:cstheme="majorBidi"/>
-                <w:sz w:val="18"/>
-                <w:szCs w:val="18"/>
-              </w:rPr>
-            </w:pPr>
-            <w:r>
-              <w:rPr>
-                <w:rFonts w:asciiTheme="majorBidi" w:hAnsiTheme="majorBidi" w:cstheme="majorBidi"/>
-                <w:sz w:val="18"/>
-                <w:szCs w:val="18"/>
-              </w:rPr>
-              <w:t xml:space="preserve">53</w:t>
-            </w:r>
-          </w:p>
-        </w:tc>
-        <w:tc>
-          <w:tcPr>
-            <w:tcW w:w="339" w:type="pct"/>
-          </w:tcPr>
-          <w:p>
-            <w:pPr>
-              <w:keepNext/>
-              <w:keepLines/>
-              <w:bidi w:val="0"/>
-              <w:spacing w:after="0"/>
-              <w:rPr>
-                <w:rFonts w:asciiTheme="majorBidi" w:hAnsiTheme="majorBidi" w:cstheme="majorBidi"/>
-                <w:sz w:val="18"/>
-                <w:szCs w:val="18"/>
-              </w:rPr>
-            </w:pPr>
-            <w:r>
-              <w:rPr>
-                <w:rFonts w:asciiTheme="majorBidi" w:hAnsiTheme="majorBidi" w:cstheme="majorBidi"/>
-                <w:sz w:val="18"/>
-                <w:szCs w:val="18"/>
-              </w:rPr>
-              <w:t xml:space="preserve">3</w:t>
-            </w:r>
-          </w:p>
-        </w:tc>
-        <w:tc>
-          <w:tcPr>
-            <w:tcW w:w="1831" w:type="pct"/>
-          </w:tcPr>
-          <w:p>
-            <w:pPr>
-              <w:keepNext/>
-              <w:keepLines/>
-              <w:bidi w:val="0"/>
-              <w:spacing w:after="0"/>
-              <w:rPr>
-                <w:rFonts w:asciiTheme="majorBidi" w:hAnsiTheme="majorBidi" w:cstheme="majorBidi"/>
-                <w:sz w:val="18"/>
-                <w:szCs w:val="18"/>
-              </w:rPr>
-            </w:pPr>
-            <w:r>
-              <w:rPr>
-                <w:rFonts w:asciiTheme="majorBidi" w:hAnsiTheme="majorBidi" w:cstheme="majorBidi"/>
-                <w:sz w:val="18"/>
-                <w:szCs w:val="18"/>
-              </w:rPr>
-              <w:t xml:space="preserve">Cloud Computing</w:t>
-            </w:r>
-          </w:p>
-        </w:tc>
-        <w:tc>
-          <w:tcPr>
-            <w:tcW w:w="339" w:type="pct"/>
-          </w:tcPr>
-          <w:p>
-            <w:pPr>
-              <w:keepNext/>
-              <w:keepLines/>
-              <w:bidi w:val="0"/>
-              <w:spacing w:after="0"/>
-              <w:rPr>
-                <w:rFonts w:asciiTheme="majorBidi" w:hAnsiTheme="majorBidi" w:cstheme="majorBidi"/>
-                <w:sz w:val="18"/>
-                <w:szCs w:val="18"/>
-              </w:rPr>
-            </w:pPr>
-            <w:r>
-              <w:rPr>
-                <w:rFonts w:asciiTheme="majorBidi" w:hAnsiTheme="majorBidi" w:cstheme="majorBidi"/>
-                <w:sz w:val="18"/>
-                <w:szCs w:val="18"/>
-              </w:rPr>
-              <w:t xml:space="preserve">84</w:t>
-            </w:r>
-          </w:p>
-        </w:tc>
-        <w:tc>
-          <w:tcPr>
-            <w:tcW w:w="325" w:type="pct"/>
-          </w:tcPr>
-          <w:p>
-            <w:pPr>
-              <w:keepNext/>
-              <w:keepLines/>
-              <w:bidi w:val="0"/>
-              <w:spacing w:after="0"/>
-              <w:rPr>
-                <w:rFonts w:asciiTheme="majorBidi" w:hAnsiTheme="majorBidi" w:cstheme="majorBidi"/>
-                <w:sz w:val="18"/>
-                <w:szCs w:val="18"/>
-              </w:rPr>
-            </w:pPr>
-            <w:r>
-              <w:rPr>
-                <w:rFonts w:asciiTheme="majorBidi" w:hAnsiTheme="majorBidi" w:cstheme="majorBidi"/>
-                <w:sz w:val="18"/>
-                <w:szCs w:val="18"/>
-              </w:rPr>
-              <w:t xml:space="preserve">2</w:t>
-            </w:r>
-          </w:p>
-        </w:tc>
-      </w:tr>
-      <w:tr>
-        <w:trPr>
-          <w:cantSplit/>
-        </w:trPr>
-        <w:tc>
-          <w:tcPr>
-            <w:tcW w:w="1828" w:type="pct"/>
-          </w:tcPr>
-          <w:p>
-            <w:pPr>
-              <w:keepNext/>
-              <w:keepLines/>
-              <w:bidi w:val="0"/>
-              <w:spacing w:after="0"/>
-              <w:rPr>
-                <w:rFonts w:asciiTheme="majorBidi" w:hAnsiTheme="majorBidi" w:cstheme="majorBidi"/>
-                <w:sz w:val="18"/>
-                <w:szCs w:val="18"/>
-              </w:rPr>
-            </w:pPr>
-            <w:r>
-              <w:rPr>
-                <w:rFonts w:asciiTheme="majorBidi" w:hAnsiTheme="majorBidi" w:cstheme="majorBidi"/>
-                <w:sz w:val="18"/>
-                <w:szCs w:val="18"/>
-              </w:rPr>
-              <w:t xml:space="preserve">Object-oriented Programming I</w:t>
-            </w:r>
-          </w:p>
-        </w:tc>
-        <w:tc>
-          <w:tcPr>
-            <w:tcW w:w="338" w:type="pct"/>
-          </w:tcPr>
-          <w:p>
-            <w:pPr>
-              <w:keepNext/>
-              <w:keepLines/>
-              <w:bidi w:val="0"/>
-              <w:spacing w:after="0"/>
-              <w:rPr>
-                <w:rFonts w:asciiTheme="majorBidi" w:hAnsiTheme="majorBidi" w:cstheme="majorBidi"/>
-                <w:sz w:val="18"/>
-                <w:szCs w:val="18"/>
-              </w:rPr>
-            </w:pPr>
-            <w:r>
-              <w:rPr>
-                <w:rFonts w:asciiTheme="majorBidi" w:hAnsiTheme="majorBidi" w:cstheme="majorBidi"/>
-                <w:sz w:val="18"/>
-                <w:szCs w:val="18"/>
-              </w:rPr>
-              <w:t xml:space="preserve">53</w:t>
-            </w:r>
-          </w:p>
-        </w:tc>
-        <w:tc>
-          <w:tcPr>
-            <w:tcW w:w="339" w:type="pct"/>
-          </w:tcPr>
-          <w:p>
-            <w:pPr>
-              <w:keepNext/>
-              <w:keepLines/>
-              <w:bidi w:val="0"/>
-              <w:spacing w:after="0"/>
-              <w:rPr>
-                <w:rFonts w:asciiTheme="majorBidi" w:hAnsiTheme="majorBidi" w:cstheme="majorBidi"/>
-                <w:sz w:val="18"/>
-                <w:szCs w:val="18"/>
-              </w:rPr>
-            </w:pPr>
-            <w:r>
-              <w:rPr>
-                <w:rFonts w:asciiTheme="majorBidi" w:hAnsiTheme="majorBidi" w:cstheme="majorBidi"/>
-                <w:sz w:val="18"/>
-                <w:szCs w:val="18"/>
-              </w:rPr>
-              <w:t xml:space="preserve">3</w:t>
-            </w:r>
-          </w:p>
-        </w:tc>
-        <w:tc>
-          <w:tcPr>
-            <w:tcW w:w="1831" w:type="pct"/>
-          </w:tcPr>
-          <w:p>
-            <w:pPr>
-              <w:keepNext/>
-              <w:keepLines/>
-              <w:bidi w:val="0"/>
-              <w:spacing w:after="0"/>
-              <w:rPr>
-                <w:rFonts w:asciiTheme="majorBidi" w:hAnsiTheme="majorBidi" w:cstheme="majorBidi"/>
-                <w:sz w:val="18"/>
-                <w:szCs w:val="18"/>
-              </w:rPr>
-            </w:pPr>
-            <w:r>
-              <w:rPr>
-                <w:rFonts w:asciiTheme="majorBidi" w:hAnsiTheme="majorBidi" w:cstheme="majorBidi"/>
-                <w:sz w:val="18"/>
-                <w:szCs w:val="18"/>
-              </w:rPr>
-              <w:t xml:space="preserve">Computational Intelligence</w:t>
-            </w:r>
-          </w:p>
-        </w:tc>
-        <w:tc>
-          <w:tcPr>
-            <w:tcW w:w="339" w:type="pct"/>
-          </w:tcPr>
-          <w:p>
-            <w:pPr>
-              <w:keepNext/>
-              <w:keepLines/>
-              <w:bidi w:val="0"/>
-              <w:spacing w:after="0"/>
-              <w:rPr>
-                <w:rFonts w:asciiTheme="majorBidi" w:hAnsiTheme="majorBidi" w:cstheme="majorBidi"/>
-                <w:sz w:val="18"/>
-                <w:szCs w:val="18"/>
-              </w:rPr>
-            </w:pPr>
-            <w:r>
-              <w:rPr>
-                <w:rFonts w:asciiTheme="majorBidi" w:hAnsiTheme="majorBidi" w:cstheme="majorBidi"/>
-                <w:sz w:val="18"/>
-                <w:szCs w:val="18"/>
-              </w:rPr>
-              <w:t xml:space="preserve">68</w:t>
-            </w:r>
-          </w:p>
-        </w:tc>
-        <w:tc>
-          <w:tcPr>
-            <w:tcW w:w="325" w:type="pct"/>
-          </w:tcPr>
-          <w:p>
-            <w:pPr>
-              <w:keepNext/>
-              <w:keepLines/>
-              <w:bidi w:val="0"/>
-              <w:spacing w:after="0"/>
-              <w:rPr>
-                <w:rFonts w:asciiTheme="majorBidi" w:hAnsiTheme="majorBidi" w:cstheme="majorBidi"/>
-                <w:sz w:val="18"/>
-                <w:szCs w:val="18"/>
-              </w:rPr>
-            </w:pPr>
-            <w:r>
-              <w:rPr>
-                <w:rFonts w:asciiTheme="majorBidi" w:hAnsiTheme="majorBidi" w:cstheme="majorBidi"/>
-                <w:sz w:val="18"/>
-                <w:szCs w:val="18"/>
-              </w:rPr>
-              <w:t xml:space="preserve">3</w:t>
-            </w:r>
-          </w:p>
-        </w:tc>
-      </w:tr>
-      <w:tr>
-        <w:trPr>
-          <w:cantSplit/>
-        </w:trPr>
-        <w:tc>
-          <w:tcPr>
-            <w:tcW w:w="1828" w:type="pct"/>
-          </w:tcPr>
-          <w:p>
-            <w:pPr>
-              <w:keepNext/>
-              <w:keepLines/>
-              <w:bidi w:val="0"/>
-              <w:spacing w:after="0"/>
-              <w:rPr>
-                <w:rFonts w:asciiTheme="majorBidi" w:hAnsiTheme="majorBidi" w:cstheme="majorBidi"/>
-                <w:sz w:val="18"/>
-                <w:szCs w:val="18"/>
-              </w:rPr>
-            </w:pPr>
-            <w:r>
-              <w:rPr>
-                <w:rFonts w:asciiTheme="majorBidi" w:hAnsiTheme="majorBidi" w:cstheme="majorBidi"/>
-                <w:sz w:val="18"/>
-                <w:szCs w:val="18"/>
-              </w:rPr>
-              <w:t xml:space="preserve">Object-oriented Programming II</w:t>
-            </w:r>
-          </w:p>
-        </w:tc>
-        <w:tc>
-          <w:tcPr>
-            <w:tcW w:w="338" w:type="pct"/>
-          </w:tcPr>
-          <w:p>
-            <w:pPr>
-              <w:keepNext/>
-              <w:keepLines/>
-              <w:bidi w:val="0"/>
-              <w:spacing w:after="0"/>
-              <w:rPr>
-                <w:rFonts w:asciiTheme="majorBidi" w:hAnsiTheme="majorBidi" w:cstheme="majorBidi"/>
-                <w:sz w:val="18"/>
-                <w:szCs w:val="18"/>
-              </w:rPr>
-            </w:pPr>
-            <w:r>
-              <w:rPr>
-                <w:rFonts w:asciiTheme="majorBidi" w:hAnsiTheme="majorBidi" w:cstheme="majorBidi"/>
-                <w:sz w:val="18"/>
-                <w:szCs w:val="18"/>
-              </w:rPr>
-              <w:t xml:space="preserve">51</w:t>
-            </w:r>
-          </w:p>
-        </w:tc>
-        <w:tc>
-          <w:tcPr>
-            <w:tcW w:w="339" w:type="pct"/>
-          </w:tcPr>
-          <w:p>
-            <w:pPr>
-              <w:keepNext/>
-              <w:keepLines/>
-              <w:bidi w:val="0"/>
-              <w:spacing w:after="0"/>
-              <w:rPr>
-                <w:rFonts w:asciiTheme="majorBidi" w:hAnsiTheme="majorBidi" w:cstheme="majorBidi"/>
-                <w:sz w:val="18"/>
-                <w:szCs w:val="18"/>
-              </w:rPr>
-            </w:pPr>
-            <w:r>
-              <w:rPr>
-                <w:rFonts w:asciiTheme="majorBidi" w:hAnsiTheme="majorBidi" w:cstheme="majorBidi"/>
-                <w:sz w:val="18"/>
-                <w:szCs w:val="18"/>
-              </w:rPr>
-              <w:t xml:space="preserve">3</w:t>
-            </w:r>
-          </w:p>
-        </w:tc>
-        <w:tc>
-          <w:tcPr>
-            <w:tcW w:w="1831" w:type="pct"/>
-          </w:tcPr>
-          <w:p>
-            <w:pPr>
-              <w:keepNext/>
-              <w:keepLines/>
-              <w:bidi w:val="0"/>
-              <w:spacing w:after="0"/>
-              <w:rPr>
-                <w:rFonts w:asciiTheme="majorBidi" w:hAnsiTheme="majorBidi" w:cstheme="majorBidi"/>
-                <w:sz w:val="18"/>
-                <w:szCs w:val="18"/>
-              </w:rPr>
-            </w:pPr>
-            <w:r>
-              <w:rPr>
-                <w:rFonts w:asciiTheme="majorBidi" w:hAnsiTheme="majorBidi" w:cstheme="majorBidi"/>
-                <w:sz w:val="18"/>
-                <w:szCs w:val="18"/>
-              </w:rPr>
-              <w:t xml:space="preserve">Computer Vision</w:t>
-            </w:r>
-          </w:p>
-        </w:tc>
-        <w:tc>
-          <w:tcPr>
-            <w:tcW w:w="339" w:type="pct"/>
-          </w:tcPr>
-          <w:p>
-            <w:pPr>
-              <w:keepNext/>
-              <w:keepLines/>
-              <w:bidi w:val="0"/>
-              <w:spacing w:after="0"/>
-              <w:rPr>
-                <w:rFonts w:asciiTheme="majorBidi" w:hAnsiTheme="majorBidi" w:cstheme="majorBidi"/>
-                <w:sz w:val="18"/>
-                <w:szCs w:val="18"/>
-              </w:rPr>
-            </w:pPr>
-            <w:r>
-              <w:rPr>
-                <w:rFonts w:asciiTheme="majorBidi" w:hAnsiTheme="majorBidi" w:cstheme="majorBidi"/>
-                <w:sz w:val="18"/>
-                <w:szCs w:val="18"/>
-              </w:rPr>
-              <w:t xml:space="preserve">78</w:t>
-            </w:r>
-          </w:p>
-        </w:tc>
-        <w:tc>
-          <w:tcPr>
-            <w:tcW w:w="325" w:type="pct"/>
-          </w:tcPr>
-          <w:p>
-            <w:pPr>
-              <w:keepNext/>
-              <w:keepLines/>
-              <w:bidi w:val="0"/>
-              <w:spacing w:after="0"/>
-              <w:rPr>
-                <w:rFonts w:asciiTheme="majorBidi" w:hAnsiTheme="majorBidi" w:cstheme="majorBidi"/>
-                <w:sz w:val="18"/>
-                <w:szCs w:val="18"/>
-              </w:rPr>
-            </w:pPr>
-            <w:r>
-              <w:rPr>
-                <w:rFonts w:asciiTheme="majorBidi" w:hAnsiTheme="majorBidi" w:cstheme="majorBidi"/>
-                <w:sz w:val="18"/>
-                <w:szCs w:val="18"/>
-              </w:rPr>
-              <w:t xml:space="preserve">3</w:t>
-            </w:r>
-          </w:p>
-        </w:tc>
-      </w:tr>
-      <w:tr>
-        <w:trPr>
-          <w:cantSplit/>
-        </w:trPr>
-        <w:tc>
-          <w:tcPr>
-            <w:tcW w:w="1828" w:type="pct"/>
-          </w:tcPr>
-          <w:p>
-            <w:pPr>
-              <w:keepNext/>
-              <w:keepLines/>
-              <w:bidi w:val="0"/>
-              <w:spacing w:after="0"/>
-              <w:rPr>
-                <w:rFonts w:asciiTheme="majorBidi" w:hAnsiTheme="majorBidi" w:cstheme="majorBidi"/>
-                <w:sz w:val="18"/>
-                <w:szCs w:val="18"/>
-              </w:rPr>
-            </w:pPr>
-            <w:r>
-              <w:rPr>
-                <w:rFonts w:asciiTheme="majorBidi" w:hAnsiTheme="majorBidi" w:cstheme="majorBidi"/>
-                <w:sz w:val="18"/>
-                <w:szCs w:val="18"/>
-              </w:rPr>
-              <w:t xml:space="preserve">Visual Programming</w:t>
-            </w:r>
-          </w:p>
-        </w:tc>
-        <w:tc>
-          <w:tcPr>
-            <w:tcW w:w="338" w:type="pct"/>
-          </w:tcPr>
-          <w:p>
-            <w:pPr>
-              <w:keepNext/>
-              <w:keepLines/>
-              <w:bidi w:val="0"/>
-              <w:spacing w:after="0"/>
-              <w:rPr>
-                <w:rFonts w:asciiTheme="majorBidi" w:hAnsiTheme="majorBidi" w:cstheme="majorBidi"/>
-                <w:sz w:val="18"/>
-                <w:szCs w:val="18"/>
-              </w:rPr>
-            </w:pPr>
-            <w:r>
-              <w:rPr>
-                <w:rFonts w:asciiTheme="majorBidi" w:hAnsiTheme="majorBidi" w:cstheme="majorBidi"/>
-                <w:sz w:val="18"/>
-                <w:szCs w:val="18"/>
-              </w:rPr>
-              <w:t xml:space="preserve">50</w:t>
-            </w:r>
-          </w:p>
-        </w:tc>
-        <w:tc>
-          <w:tcPr>
-            <w:tcW w:w="339" w:type="pct"/>
-          </w:tcPr>
-          <w:p>
-            <w:pPr>
-              <w:keepNext/>
-              <w:keepLines/>
-              <w:bidi w:val="0"/>
-              <w:spacing w:after="0"/>
-              <w:rPr>
-                <w:rFonts w:asciiTheme="majorBidi" w:hAnsiTheme="majorBidi" w:cstheme="majorBidi"/>
-                <w:sz w:val="18"/>
-                <w:szCs w:val="18"/>
-              </w:rPr>
-            </w:pPr>
-            <w:r>
-              <w:rPr>
-                <w:rFonts w:asciiTheme="majorBidi" w:hAnsiTheme="majorBidi" w:cstheme="majorBidi"/>
-                <w:sz w:val="18"/>
-                <w:szCs w:val="18"/>
-              </w:rPr>
-              <w:t xml:space="preserve">3</w:t>
-            </w:r>
-          </w:p>
-        </w:tc>
-        <w:tc>
-          <w:tcPr>
-            <w:tcW w:w="1831" w:type="pct"/>
-          </w:tcPr>
-          <w:p>
-            <w:pPr>
-              <w:keepNext/>
-              <w:keepLines/>
-              <w:bidi w:val="0"/>
-              <w:spacing w:after="0"/>
-              <w:rPr>
-                <w:rFonts w:asciiTheme="majorBidi" w:hAnsiTheme="majorBidi" w:cstheme="majorBidi"/>
-                <w:sz w:val="18"/>
-                <w:szCs w:val="18"/>
-              </w:rPr>
-            </w:pPr>
-            <w:r>
-              <w:rPr>
-                <w:rFonts w:asciiTheme="majorBidi" w:hAnsiTheme="majorBidi" w:cstheme="majorBidi"/>
-                <w:sz w:val="18"/>
-                <w:szCs w:val="18"/>
-              </w:rPr>
-              <w:t xml:space="preserve">Computer Simulation</w:t>
-            </w:r>
-          </w:p>
-        </w:tc>
-        <w:tc>
-          <w:tcPr>
-            <w:tcW w:w="339" w:type="pct"/>
-          </w:tcPr>
-          <w:p>
-            <w:pPr>
-              <w:keepNext/>
-              <w:keepLines/>
-              <w:bidi w:val="0"/>
-              <w:spacing w:after="0"/>
-              <w:rPr>
-                <w:rFonts w:asciiTheme="majorBidi" w:hAnsiTheme="majorBidi" w:cstheme="majorBidi"/>
-                <w:sz w:val="18"/>
-                <w:szCs w:val="18"/>
-              </w:rPr>
-            </w:pPr>
-            <w:r>
-              <w:rPr>
-                <w:rFonts w:asciiTheme="majorBidi" w:hAnsiTheme="majorBidi" w:cstheme="majorBidi"/>
-                <w:sz w:val="18"/>
-                <w:szCs w:val="18"/>
-              </w:rPr>
-              <w:t xml:space="preserve">80</w:t>
-            </w:r>
-          </w:p>
-        </w:tc>
-        <w:tc>
-          <w:tcPr>
-            <w:tcW w:w="325" w:type="pct"/>
-          </w:tcPr>
-          <w:p>
-            <w:pPr>
-              <w:keepNext/>
-              <w:keepLines/>
-              <w:bidi w:val="0"/>
-              <w:spacing w:after="0"/>
-              <w:rPr>
-                <w:rFonts w:asciiTheme="majorBidi" w:hAnsiTheme="majorBidi" w:cstheme="majorBidi"/>
-                <w:sz w:val="18"/>
-                <w:szCs w:val="18"/>
-              </w:rPr>
-            </w:pPr>
-            <w:r>
-              <w:rPr>
-                <w:rFonts w:asciiTheme="majorBidi" w:hAnsiTheme="majorBidi" w:cstheme="majorBidi"/>
-                <w:sz w:val="18"/>
-                <w:szCs w:val="18"/>
-              </w:rPr>
-              <w:t xml:space="preserve">3</w:t>
-            </w:r>
-          </w:p>
-        </w:tc>
-      </w:tr>
-      <w:tr>
-        <w:trPr>
-          <w:cantSplit/>
-        </w:trPr>
-        <w:tc>
-          <w:tcPr>
-            <w:tcW w:w="1828" w:type="pct"/>
-          </w:tcPr>
-          <w:p>
-            <w:pPr>
-              <w:keepNext/>
-              <w:keepLines/>
-              <w:bidi w:val="0"/>
-              <w:spacing w:after="0"/>
-              <w:rPr>
-                <w:rFonts w:asciiTheme="majorBidi" w:hAnsiTheme="majorBidi" w:cstheme="majorBidi"/>
-                <w:sz w:val="18"/>
-                <w:szCs w:val="18"/>
-              </w:rPr>
-            </w:pPr>
-            <w:r>
-              <w:rPr>
-                <w:rFonts w:asciiTheme="majorBidi" w:hAnsiTheme="majorBidi" w:cstheme="majorBidi"/>
-                <w:sz w:val="18"/>
-                <w:szCs w:val="18"/>
-              </w:rPr>
-              <w:t xml:space="preserve">Computer Graphics</w:t>
-            </w:r>
-          </w:p>
-        </w:tc>
-        <w:tc>
-          <w:tcPr>
-            <w:tcW w:w="338" w:type="pct"/>
-          </w:tcPr>
-          <w:p>
-            <w:pPr>
-              <w:keepNext/>
-              <w:keepLines/>
-              <w:bidi w:val="0"/>
-              <w:spacing w:after="0"/>
-              <w:rPr>
-                <w:rFonts w:asciiTheme="majorBidi" w:hAnsiTheme="majorBidi" w:cstheme="majorBidi"/>
-                <w:sz w:val="18"/>
-                <w:szCs w:val="18"/>
-              </w:rPr>
-            </w:pPr>
-            <w:r>
-              <w:rPr>
-                <w:rFonts w:asciiTheme="majorBidi" w:hAnsiTheme="majorBidi" w:cstheme="majorBidi"/>
-                <w:sz w:val="18"/>
-                <w:szCs w:val="18"/>
-              </w:rPr>
-              <w:t xml:space="preserve">63</w:t>
-            </w:r>
-          </w:p>
-        </w:tc>
-        <w:tc>
-          <w:tcPr>
-            <w:tcW w:w="339" w:type="pct"/>
-          </w:tcPr>
-          <w:p>
-            <w:pPr>
-              <w:keepNext/>
-              <w:keepLines/>
-              <w:bidi w:val="0"/>
-              <w:spacing w:after="0"/>
-              <w:rPr>
-                <w:rFonts w:asciiTheme="majorBidi" w:hAnsiTheme="majorBidi" w:cstheme="majorBidi"/>
-                <w:sz w:val="18"/>
-                <w:szCs w:val="18"/>
-              </w:rPr>
-            </w:pPr>
-            <w:r>
-              <w:rPr>
-                <w:rFonts w:asciiTheme="majorBidi" w:hAnsiTheme="majorBidi" w:cstheme="majorBidi"/>
-                <w:sz w:val="18"/>
-                <w:szCs w:val="18"/>
-              </w:rPr>
-              <w:t xml:space="preserve">3</w:t>
-            </w:r>
-          </w:p>
-        </w:tc>
-        <w:tc>
-          <w:tcPr>
-            <w:tcW w:w="1831" w:type="pct"/>
-          </w:tcPr>
-          <w:p>
-            <w:pPr>
-              <w:keepNext/>
-              <w:keepLines/>
-              <w:bidi w:val="0"/>
-              <w:spacing w:after="0"/>
-              <w:rPr>
-                <w:rFonts w:asciiTheme="majorBidi" w:hAnsiTheme="majorBidi" w:cstheme="majorBidi"/>
-                <w:sz w:val="18"/>
-                <w:szCs w:val="18"/>
-              </w:rPr>
-            </w:pPr>
-            <w:r>
-              <w:rPr>
-                <w:rFonts w:asciiTheme="majorBidi" w:hAnsiTheme="majorBidi" w:cstheme="majorBidi"/>
-                <w:sz w:val="18"/>
-                <w:szCs w:val="18"/>
-              </w:rPr>
-              <w:t xml:space="preserve">Computer Security</w:t>
-            </w:r>
-          </w:p>
-        </w:tc>
-        <w:tc>
-          <w:tcPr>
-            <w:tcW w:w="339" w:type="pct"/>
-          </w:tcPr>
-          <w:p>
-            <w:pPr>
-              <w:keepNext/>
-              <w:keepLines/>
-              <w:bidi w:val="0"/>
-              <w:spacing w:after="0"/>
-              <w:rPr>
-                <w:rFonts w:asciiTheme="majorBidi" w:hAnsiTheme="majorBidi" w:cstheme="majorBidi"/>
-                <w:sz w:val="18"/>
-                <w:szCs w:val="18"/>
-              </w:rPr>
-            </w:pPr>
-            <w:r>
-              <w:rPr>
-                <w:rFonts w:asciiTheme="majorBidi" w:hAnsiTheme="majorBidi" w:cstheme="majorBidi"/>
-                <w:sz w:val="18"/>
-                <w:szCs w:val="18"/>
-              </w:rPr>
-              <w:t xml:space="preserve">80</w:t>
-            </w:r>
-          </w:p>
-        </w:tc>
-        <w:tc>
-          <w:tcPr>
-            <w:tcW w:w="325" w:type="pct"/>
-          </w:tcPr>
-          <w:p>
-            <w:pPr>
-              <w:keepNext/>
-              <w:keepLines/>
-              <w:bidi w:val="0"/>
-              <w:spacing w:after="0"/>
-              <w:rPr>
-                <w:rFonts w:asciiTheme="majorBidi" w:hAnsiTheme="majorBidi" w:cstheme="majorBidi"/>
-                <w:sz w:val="18"/>
-                <w:szCs w:val="18"/>
-              </w:rPr>
-            </w:pPr>
-            <w:r>
-              <w:rPr>
-                <w:rFonts w:asciiTheme="majorBidi" w:hAnsiTheme="majorBidi" w:cstheme="majorBidi"/>
-                <w:sz w:val="18"/>
-                <w:szCs w:val="18"/>
-              </w:rPr>
-              <w:t xml:space="preserve">3</w:t>
-            </w:r>
-          </w:p>
-        </w:tc>
-      </w:tr>
-      <w:tr>
-        <w:trPr>
-          <w:cantSplit/>
-        </w:trPr>
-        <w:tc>
-          <w:tcPr>
-            <w:tcW w:w="1828" w:type="pct"/>
-          </w:tcPr>
-          <w:p>
-            <w:pPr>
-              <w:keepNext/>
-              <w:keepLines/>
-              <w:bidi w:val="0"/>
-              <w:spacing w:after="0"/>
-              <w:rPr>
-                <w:rFonts w:asciiTheme="majorBidi" w:hAnsiTheme="majorBidi" w:cstheme="majorBidi"/>
-                <w:sz w:val="18"/>
-                <w:szCs w:val="18"/>
-              </w:rPr>
-            </w:pPr>
-            <w:r>
-              <w:rPr>
-                <w:rFonts w:asciiTheme="majorBidi" w:hAnsiTheme="majorBidi" w:cstheme="majorBidi"/>
-                <w:sz w:val="18"/>
-                <w:szCs w:val="18"/>
-              </w:rPr>
-              <w:t xml:space="preserve">Numerical Methods</w:t>
-            </w:r>
-          </w:p>
-        </w:tc>
-        <w:tc>
-          <w:tcPr>
-            <w:tcW w:w="338" w:type="pct"/>
-          </w:tcPr>
-          <w:p>
-            <w:pPr>
-              <w:keepNext/>
-              <w:keepLines/>
-              <w:bidi w:val="0"/>
-              <w:spacing w:after="0"/>
-              <w:rPr>
-                <w:rFonts w:asciiTheme="majorBidi" w:hAnsiTheme="majorBidi" w:cstheme="majorBidi"/>
-                <w:sz w:val="18"/>
-                <w:szCs w:val="18"/>
-              </w:rPr>
-            </w:pPr>
-            <w:r>
-              <w:rPr>
-                <w:rFonts w:asciiTheme="majorBidi" w:hAnsiTheme="majorBidi" w:cstheme="majorBidi"/>
-                <w:sz w:val="18"/>
-                <w:szCs w:val="18"/>
-              </w:rPr>
-              <w:t xml:space="preserve">66</w:t>
-            </w:r>
-          </w:p>
-        </w:tc>
-        <w:tc>
-          <w:tcPr>
-            <w:tcW w:w="339" w:type="pct"/>
-          </w:tcPr>
-          <w:p>
-            <w:pPr>
-              <w:keepNext/>
-              <w:keepLines/>
-              <w:bidi w:val="0"/>
-              <w:spacing w:after="0"/>
-              <w:rPr>
-                <w:rFonts w:asciiTheme="majorBidi" w:hAnsiTheme="majorBidi" w:cstheme="majorBidi"/>
-                <w:sz w:val="18"/>
-                <w:szCs w:val="18"/>
-              </w:rPr>
-            </w:pPr>
-            <w:r>
-              <w:rPr>
-                <w:rFonts w:asciiTheme="majorBidi" w:hAnsiTheme="majorBidi" w:cstheme="majorBidi"/>
-                <w:sz w:val="18"/>
-                <w:szCs w:val="18"/>
-              </w:rPr>
-              <w:t xml:space="preserve">3</w:t>
-            </w:r>
-          </w:p>
-        </w:tc>
-        <w:tc>
-          <w:tcPr>
-            <w:tcW w:w="1831" w:type="pct"/>
-          </w:tcPr>
-          <w:p>
-            <w:pPr>
-              <w:keepNext/>
-              <w:keepLines/>
-              <w:bidi w:val="0"/>
-              <w:spacing w:after="0"/>
-              <w:rPr>
-                <w:rFonts w:asciiTheme="majorBidi" w:hAnsiTheme="majorBidi" w:cstheme="majorBidi"/>
-                <w:sz w:val="18"/>
-                <w:szCs w:val="18"/>
-              </w:rPr>
-            </w:pPr>
-            <w:r>
-              <w:rPr>
-                <w:rFonts w:asciiTheme="majorBidi" w:hAnsiTheme="majorBidi" w:cstheme="majorBidi"/>
-                <w:sz w:val="18"/>
-                <w:szCs w:val="18"/>
-              </w:rPr>
-              <w:t xml:space="preserve">Operating Systems</w:t>
-            </w:r>
-          </w:p>
-        </w:tc>
-        <w:tc>
-          <w:tcPr>
-            <w:tcW w:w="339" w:type="pct"/>
-          </w:tcPr>
-          <w:p>
-            <w:pPr>
-              <w:keepNext/>
-              <w:keepLines/>
-              <w:bidi w:val="0"/>
-              <w:spacing w:after="0"/>
-              <w:rPr>
-                <w:rFonts w:asciiTheme="majorBidi" w:hAnsiTheme="majorBidi" w:cstheme="majorBidi"/>
-                <w:sz w:val="18"/>
-                <w:szCs w:val="18"/>
-              </w:rPr>
-            </w:pPr>
-            <w:r>
-              <w:rPr>
-                <w:rFonts w:asciiTheme="majorBidi" w:hAnsiTheme="majorBidi" w:cstheme="majorBidi"/>
-                <w:sz w:val="18"/>
-                <w:szCs w:val="18"/>
-              </w:rPr>
-              <w:t xml:space="preserve">80</w:t>
-            </w:r>
-          </w:p>
-        </w:tc>
-        <w:tc>
-          <w:tcPr>
-            <w:tcW w:w="325" w:type="pct"/>
-          </w:tcPr>
-          <w:p>
-            <w:pPr>
-              <w:keepNext/>
-              <w:keepLines/>
-              <w:bidi w:val="0"/>
-              <w:spacing w:after="0"/>
-              <w:rPr>
-                <w:rFonts w:asciiTheme="majorBidi" w:hAnsiTheme="majorBidi" w:cstheme="majorBidi"/>
-                <w:sz w:val="18"/>
-                <w:szCs w:val="18"/>
-              </w:rPr>
-            </w:pPr>
-            <w:r>
-              <w:rPr>
-                <w:rFonts w:asciiTheme="majorBidi" w:hAnsiTheme="majorBidi" w:cstheme="majorBidi"/>
-                <w:sz w:val="18"/>
-                <w:szCs w:val="18"/>
-              </w:rPr>
-              <w:t xml:space="preserve">3</w:t>
-            </w:r>
-          </w:p>
-        </w:tc>
-      </w:tr>
-      <w:tr>
-        <w:trPr>
-          <w:cantSplit/>
-        </w:trPr>
-        <w:tc>
-          <w:tcPr>
-            <w:tcW w:w="1828" w:type="pct"/>
-          </w:tcPr>
-          <w:p>
-            <w:pPr>
-              <w:keepNext/>
-              <w:keepLines/>
-              <w:bidi w:val="0"/>
-              <w:spacing w:after="0"/>
-              <w:rPr>
-                <w:rFonts w:asciiTheme="majorBidi" w:hAnsiTheme="majorBidi" w:cstheme="majorBidi"/>
-                <w:sz w:val="18"/>
-                <w:szCs w:val="18"/>
-              </w:rPr>
-            </w:pPr>
-            <w:r>
-              <w:rPr>
-                <w:rFonts w:asciiTheme="majorBidi" w:hAnsiTheme="majorBidi" w:cstheme="majorBidi"/>
-                <w:sz w:val="18"/>
-                <w:szCs w:val="18"/>
-              </w:rPr>
-              <w:t xml:space="preserve">Arabic</w:t>
-            </w:r>
-          </w:p>
-        </w:tc>
-        <w:tc>
-          <w:tcPr>
-            <w:tcW w:w="338" w:type="pct"/>
-          </w:tcPr>
-          <w:p>
-            <w:pPr>
-              <w:keepNext/>
-              <w:keepLines/>
-              <w:bidi w:val="0"/>
-              <w:spacing w:after="0"/>
-              <w:rPr>
-                <w:rFonts w:asciiTheme="majorBidi" w:hAnsiTheme="majorBidi" w:cstheme="majorBidi"/>
-                <w:sz w:val="18"/>
-                <w:szCs w:val="18"/>
-              </w:rPr>
-            </w:pPr>
-            <w:r>
-              <w:rPr>
-                <w:rFonts w:asciiTheme="majorBidi" w:hAnsiTheme="majorBidi" w:cstheme="majorBidi"/>
-                <w:sz w:val="18"/>
-                <w:szCs w:val="18"/>
-              </w:rPr>
-              <w:t xml:space="preserve">70</w:t>
-            </w:r>
-          </w:p>
-        </w:tc>
-        <w:tc>
-          <w:tcPr>
-            <w:tcW w:w="339" w:type="pct"/>
-          </w:tcPr>
-          <w:p>
-            <w:pPr>
-              <w:keepNext/>
-              <w:keepLines/>
-              <w:bidi w:val="0"/>
-              <w:spacing w:after="0"/>
-              <w:rPr>
-                <w:rFonts w:asciiTheme="majorBidi" w:hAnsiTheme="majorBidi" w:cstheme="majorBidi"/>
-                <w:sz w:val="18"/>
-                <w:szCs w:val="18"/>
-              </w:rPr>
-            </w:pPr>
-            <w:r>
-              <w:rPr>
-                <w:rFonts w:asciiTheme="majorBidi" w:hAnsiTheme="majorBidi" w:cstheme="majorBidi"/>
-                <w:sz w:val="18"/>
-                <w:szCs w:val="18"/>
-              </w:rPr>
-              <w:t xml:space="preserve">2</w:t>
-            </w:r>
-          </w:p>
-        </w:tc>
-        <w:tc>
-          <w:tcPr>
-            <w:tcW w:w="1831" w:type="pct"/>
-          </w:tcPr>
-          <w:p>
-            <w:pPr>
-              <w:keepNext/>
-              <w:keepLines/>
-              <w:bidi w:val="0"/>
-              <w:spacing w:after="0"/>
-              <w:rPr>
-                <w:rFonts w:asciiTheme="majorBidi" w:hAnsiTheme="majorBidi" w:cstheme="majorBidi"/>
-                <w:sz w:val="18"/>
-                <w:szCs w:val="18"/>
-              </w:rPr>
-            </w:pPr>
-            <w:r>
-              <w:rPr>
-                <w:rFonts w:asciiTheme="majorBidi" w:hAnsiTheme="majorBidi" w:cstheme="majorBidi"/>
-                <w:sz w:val="18"/>
-                <w:szCs w:val="18"/>
-              </w:rPr>
-              <w:t xml:space="preserve">Mobile Applications</w:t>
-            </w:r>
-          </w:p>
-        </w:tc>
-        <w:tc>
-          <w:tcPr>
-            <w:tcW w:w="339" w:type="pct"/>
-          </w:tcPr>
-          <w:p>
-            <w:pPr>
-              <w:keepNext/>
-              <w:keepLines/>
-              <w:bidi w:val="0"/>
-              <w:spacing w:after="0"/>
-              <w:rPr>
-                <w:rFonts w:asciiTheme="majorBidi" w:hAnsiTheme="majorBidi" w:cstheme="majorBidi"/>
-                <w:sz w:val="18"/>
-                <w:szCs w:val="18"/>
-              </w:rPr>
-            </w:pPr>
-            <w:r>
-              <w:rPr>
-                <w:rFonts w:asciiTheme="majorBidi" w:hAnsiTheme="majorBidi" w:cstheme="majorBidi"/>
-                <w:sz w:val="18"/>
-                <w:szCs w:val="18"/>
-              </w:rPr>
-              <w:t xml:space="preserve">90</w:t>
-            </w:r>
-          </w:p>
-        </w:tc>
-        <w:tc>
-          <w:tcPr>
-            <w:tcW w:w="325" w:type="pct"/>
-          </w:tcPr>
-          <w:p>
-            <w:pPr>
-              <w:keepNext/>
-              <w:keepLines/>
-              <w:bidi w:val="0"/>
-              <w:spacing w:after="0"/>
-              <w:rPr>
-                <w:rFonts w:asciiTheme="majorBidi" w:hAnsiTheme="majorBidi" w:cstheme="majorBidi"/>
-                <w:sz w:val="18"/>
-                <w:szCs w:val="18"/>
-              </w:rPr>
-            </w:pPr>
-            <w:r>
-              <w:rPr>
-                <w:rFonts w:asciiTheme="majorBidi" w:hAnsiTheme="majorBidi" w:cstheme="majorBidi"/>
-                <w:sz w:val="18"/>
-                <w:szCs w:val="18"/>
-              </w:rPr>
-              <w:t xml:space="preserve">3</w:t>
-            </w:r>
-          </w:p>
-        </w:tc>
-      </w:tr>
-      <w:tr>
-        <w:trPr>
-          <w:cantSplit/>
-        </w:trPr>
-        <w:tc>
-          <w:tcPr>
-            <w:tcW w:w="1828" w:type="pct"/>
-          </w:tcPr>
-          <w:p>
-            <w:pPr>
-              <w:keepNext/>
-              <w:keepLines/>
-              <w:bidi w:val="0"/>
-              <w:spacing w:after="0"/>
-              <w:rPr>
-                <w:rFonts w:asciiTheme="majorBidi" w:hAnsiTheme="majorBidi" w:cstheme="majorBidi"/>
-                <w:sz w:val="18"/>
-                <w:szCs w:val="18"/>
-              </w:rPr>
-            </w:pPr>
-            <w:r>
-              <w:rPr>
-                <w:rFonts w:asciiTheme="majorBidi" w:hAnsiTheme="majorBidi" w:cstheme="majorBidi"/>
-                <w:sz w:val="18"/>
-                <w:szCs w:val="18"/>
-              </w:rPr>
-              <w:t xml:space="preserve">Microprocessors</w:t>
-            </w:r>
-          </w:p>
-        </w:tc>
-        <w:tc>
-          <w:tcPr>
-            <w:tcW w:w="338" w:type="pct"/>
-          </w:tcPr>
-          <w:p>
-            <w:pPr>
-              <w:keepNext/>
-              <w:keepLines/>
-              <w:bidi w:val="0"/>
-              <w:spacing w:after="0"/>
-              <w:rPr>
-                <w:rFonts w:asciiTheme="majorBidi" w:hAnsiTheme="majorBidi" w:cstheme="majorBidi"/>
-                <w:sz w:val="18"/>
-                <w:szCs w:val="18"/>
-              </w:rPr>
-            </w:pPr>
-            <w:r>
-              <w:rPr>
-                <w:rFonts w:asciiTheme="majorBidi" w:hAnsiTheme="majorBidi" w:cstheme="majorBidi"/>
-                <w:sz w:val="18"/>
-                <w:szCs w:val="18"/>
-              </w:rPr>
-              <w:t xml:space="preserve">50</w:t>
-            </w:r>
-          </w:p>
-        </w:tc>
-        <w:tc>
-          <w:tcPr>
-            <w:tcW w:w="339" w:type="pct"/>
-          </w:tcPr>
-          <w:p>
-            <w:pPr>
-              <w:keepNext/>
-              <w:keepLines/>
-              <w:bidi w:val="0"/>
-              <w:spacing w:after="0"/>
-              <w:rPr>
-                <w:rFonts w:asciiTheme="majorBidi" w:hAnsiTheme="majorBidi" w:cstheme="majorBidi"/>
-                <w:sz w:val="18"/>
-                <w:szCs w:val="18"/>
-              </w:rPr>
-            </w:pPr>
-            <w:r>
-              <w:rPr>
-                <w:rFonts w:asciiTheme="majorBidi" w:hAnsiTheme="majorBidi" w:cstheme="majorBidi"/>
-                <w:sz w:val="18"/>
-                <w:szCs w:val="18"/>
-              </w:rPr>
-              <w:t xml:space="preserve">3</w:t>
-            </w:r>
-          </w:p>
-        </w:tc>
-        <w:tc>
-          <w:tcPr>
-            <w:tcW w:w="1831" w:type="pct"/>
-          </w:tcPr>
-          <w:p>
-            <w:pPr>
-              <w:keepNext/>
-              <w:keepLines/>
-              <w:bidi w:val="0"/>
-              <w:spacing w:after="0"/>
-              <w:rPr>
-                <w:rFonts w:asciiTheme="majorBidi" w:hAnsiTheme="majorBidi" w:cstheme="majorBidi"/>
-                <w:sz w:val="18"/>
-                <w:szCs w:val="18"/>
-              </w:rPr>
-            </w:pPr>
-            <w:r>
-              <w:rPr>
-                <w:rFonts w:asciiTheme="majorBidi" w:hAnsiTheme="majorBidi" w:cstheme="majorBidi"/>
-                <w:sz w:val="18"/>
-                <w:szCs w:val="18"/>
-              </w:rPr>
-              <w:t xml:space="preserve">Human-Computer Interaction</w:t>
-            </w:r>
-          </w:p>
-        </w:tc>
-        <w:tc>
-          <w:tcPr>
-            <w:tcW w:w="339" w:type="pct"/>
-          </w:tcPr>
-          <w:p>
-            <w:pPr>
-              <w:keepNext/>
-              <w:keepLines/>
-              <w:bidi w:val="0"/>
-              <w:spacing w:after="0"/>
-              <w:rPr>
-                <w:rFonts w:asciiTheme="majorBidi" w:hAnsiTheme="majorBidi" w:cstheme="majorBidi"/>
-                <w:sz w:val="18"/>
-                <w:szCs w:val="18"/>
-              </w:rPr>
-            </w:pPr>
-            <w:r>
-              <w:rPr>
-                <w:rFonts w:asciiTheme="majorBidi" w:hAnsiTheme="majorBidi" w:cstheme="majorBidi"/>
-                <w:sz w:val="18"/>
-                <w:szCs w:val="18"/>
-              </w:rPr>
-              <w:t xml:space="preserve">80</w:t>
-            </w:r>
-          </w:p>
-        </w:tc>
-        <w:tc>
-          <w:tcPr>
-            <w:tcW w:w="325" w:type="pct"/>
-          </w:tcPr>
-          <w:p>
-            <w:pPr>
-              <w:keepNext/>
-              <w:keepLines/>
-              <w:bidi w:val="0"/>
-              <w:spacing w:after="0"/>
-              <w:rPr>
-                <w:rFonts w:asciiTheme="majorBidi" w:hAnsiTheme="majorBidi" w:cstheme="majorBidi"/>
-                <w:sz w:val="18"/>
-                <w:szCs w:val="18"/>
-              </w:rPr>
-            </w:pPr>
-            <w:r>
-              <w:rPr>
-                <w:rFonts w:asciiTheme="majorBidi" w:hAnsiTheme="majorBidi" w:cstheme="majorBidi"/>
-                <w:sz w:val="18"/>
-                <w:szCs w:val="18"/>
-              </w:rPr>
-              <w:t xml:space="preserve">3</w:t>
-            </w:r>
-          </w:p>
-        </w:tc>
-      </w:tr>
-      <w:tr>
-        <w:trPr>
-          <w:cantSplit/>
-        </w:trPr>
-        <w:tc>
-          <w:tcPr>
-            <w:tcW w:w="1828" w:type="pct"/>
-          </w:tcPr>
-          <w:p>
-            <w:pPr>
-              <w:keepNext/>
-              <w:keepLines/>
-              <w:bidi w:val="0"/>
-              <w:spacing w:after="0"/>
-              <w:rPr>
-                <w:rFonts w:asciiTheme="majorBidi" w:hAnsiTheme="majorBidi" w:cstheme="majorBidi"/>
-                <w:sz w:val="18"/>
-                <w:szCs w:val="18"/>
-              </w:rPr>
-            </w:pPr>
-            <w:r>
-              <w:rPr>
-                <w:rFonts w:asciiTheme="majorBidi" w:hAnsiTheme="majorBidi" w:cstheme="majorBidi"/>
-                <w:sz w:val="18"/>
-                <w:szCs w:val="18"/>
-              </w:rPr>
-              <w:t xml:space="preserve">Computation Theory</w:t>
-            </w:r>
-          </w:p>
-        </w:tc>
-        <w:tc>
-          <w:tcPr>
-            <w:tcW w:w="338" w:type="pct"/>
-          </w:tcPr>
-          <w:p>
-            <w:pPr>
-              <w:keepNext/>
-              <w:keepLines/>
-              <w:bidi w:val="0"/>
-              <w:spacing w:after="0"/>
-              <w:rPr>
-                <w:rFonts w:asciiTheme="majorBidi" w:hAnsiTheme="majorBidi" w:cstheme="majorBidi"/>
-                <w:sz w:val="18"/>
-                <w:szCs w:val="18"/>
-              </w:rPr>
-            </w:pPr>
-            <w:r>
-              <w:rPr>
-                <w:rFonts w:asciiTheme="majorBidi" w:hAnsiTheme="majorBidi" w:cstheme="majorBidi"/>
-                <w:sz w:val="18"/>
-                <w:szCs w:val="18"/>
-              </w:rPr>
-              <w:t xml:space="preserve">50</w:t>
-            </w:r>
-          </w:p>
-        </w:tc>
-        <w:tc>
-          <w:tcPr>
-            <w:tcW w:w="339" w:type="pct"/>
-          </w:tcPr>
-          <w:p>
-            <w:pPr>
-              <w:keepNext/>
-              <w:keepLines/>
-              <w:bidi w:val="0"/>
-              <w:spacing w:after="0"/>
-              <w:rPr>
-                <w:rFonts w:asciiTheme="majorBidi" w:hAnsiTheme="majorBidi" w:cstheme="majorBidi"/>
-                <w:sz w:val="18"/>
-                <w:szCs w:val="18"/>
-              </w:rPr>
-            </w:pPr>
-            <w:r>
-              <w:rPr>
-                <w:rFonts w:asciiTheme="majorBidi" w:hAnsiTheme="majorBidi" w:cstheme="majorBidi"/>
-                <w:sz w:val="18"/>
-                <w:szCs w:val="18"/>
-              </w:rPr>
-              <w:t xml:space="preserve">3</w:t>
-            </w:r>
-          </w:p>
-        </w:tc>
-        <w:tc>
-          <w:tcPr>
-            <w:tcW w:w="1831" w:type="pct"/>
-          </w:tcPr>
-          <w:p>
-            <w:pPr>
-              <w:keepNext/>
-              <w:keepLines/>
-              <w:bidi w:val="0"/>
-              <w:spacing w:after="0"/>
-              <w:rPr>
-                <w:rFonts w:asciiTheme="majorBidi" w:hAnsiTheme="majorBidi" w:cstheme="majorBidi"/>
-                <w:sz w:val="18"/>
-                <w:szCs w:val="18"/>
-              </w:rPr>
-            </w:pPr>
-            <w:r>
-              <w:rPr>
-                <w:rFonts w:asciiTheme="majorBidi" w:hAnsiTheme="majorBidi" w:cstheme="majorBidi"/>
-                <w:sz w:val="18"/>
-                <w:szCs w:val="18"/>
-              </w:rPr>
-              <w:t xml:space="preserve">Data Mining</w:t>
-            </w:r>
-          </w:p>
-        </w:tc>
-        <w:tc>
-          <w:tcPr>
-            <w:tcW w:w="339" w:type="pct"/>
-          </w:tcPr>
-          <w:p>
-            <w:pPr>
-              <w:keepNext/>
-              <w:keepLines/>
-              <w:bidi w:val="0"/>
-              <w:spacing w:after="0"/>
-              <w:rPr>
-                <w:rFonts w:asciiTheme="majorBidi" w:hAnsiTheme="majorBidi" w:cstheme="majorBidi"/>
-                <w:sz w:val="18"/>
-                <w:szCs w:val="18"/>
-              </w:rPr>
-            </w:pPr>
-            <w:r>
-              <w:rPr>
-                <w:rFonts w:asciiTheme="majorBidi" w:hAnsiTheme="majorBidi" w:cstheme="majorBidi"/>
-                <w:sz w:val="18"/>
-                <w:szCs w:val="18"/>
-              </w:rPr>
-              <w:t xml:space="preserve">89</w:t>
-            </w:r>
-          </w:p>
-        </w:tc>
-        <w:tc>
-          <w:tcPr>
-            <w:tcW w:w="325" w:type="pct"/>
-          </w:tcPr>
-          <w:p>
-            <w:pPr>
-              <w:keepNext/>
-              <w:keepLines/>
-              <w:bidi w:val="0"/>
-              <w:spacing w:after="0"/>
-              <w:rPr>
-                <w:rFonts w:asciiTheme="majorBidi" w:hAnsiTheme="majorBidi" w:cstheme="majorBidi"/>
-                <w:sz w:val="18"/>
-                <w:szCs w:val="18"/>
-              </w:rPr>
-            </w:pPr>
-            <w:r>
-              <w:rPr>
-                <w:rFonts w:asciiTheme="majorBidi" w:hAnsiTheme="majorBidi" w:cstheme="majorBidi"/>
-                <w:sz w:val="18"/>
-                <w:szCs w:val="18"/>
-              </w:rPr>
-              <w:t xml:space="preserve">2</w:t>
-            </w:r>
-          </w:p>
-        </w:tc>
-      </w:tr>
-      <w:tr>
-        <w:trPr>
-          <w:cantSplit/>
-        </w:trPr>
-        <w:tc>
-          <w:tcPr>
-            <w:tcW w:w="1828" w:type="pct"/>
-          </w:tcPr>
-          <w:p>
-            <w:pPr>
-              <w:keepNext/>
-              <w:keepLines/>
-              <w:bidi w:val="0"/>
-              <w:spacing w:after="0"/>
-              <w:rPr>
-                <w:rFonts w:asciiTheme="majorBidi" w:hAnsiTheme="majorBidi" w:cstheme="majorBidi"/>
-                <w:sz w:val="18"/>
-                <w:szCs w:val="18"/>
-              </w:rPr>
-            </w:pPr>
-            <w:r>
-              <w:rPr>
-                <w:rFonts w:asciiTheme="majorBidi" w:hAnsiTheme="majorBidi" w:cstheme="majorBidi"/>
-                <w:sz w:val="18"/>
-                <w:szCs w:val="18"/>
-              </w:rPr>
-              <w:t xml:space="preserve">Data Structures I</w:t>
-            </w:r>
-          </w:p>
-        </w:tc>
-        <w:tc>
-          <w:tcPr>
-            <w:tcW w:w="338" w:type="pct"/>
-          </w:tcPr>
-          <w:p>
-            <w:pPr>
-              <w:keepNext/>
-              <w:keepLines/>
-              <w:bidi w:val="0"/>
-              <w:spacing w:after="0"/>
-              <w:rPr>
-                <w:rFonts w:asciiTheme="majorBidi" w:hAnsiTheme="majorBidi" w:cstheme="majorBidi"/>
-                <w:sz w:val="18"/>
-                <w:szCs w:val="18"/>
-              </w:rPr>
-            </w:pPr>
-            <w:r>
-              <w:rPr>
-                <w:rFonts w:asciiTheme="majorBidi" w:hAnsiTheme="majorBidi" w:cstheme="majorBidi"/>
-                <w:sz w:val="18"/>
-                <w:szCs w:val="18"/>
-              </w:rPr>
-              <w:t xml:space="preserve">63</w:t>
-            </w:r>
-          </w:p>
-        </w:tc>
-        <w:tc>
-          <w:tcPr>
-            <w:tcW w:w="339" w:type="pct"/>
-          </w:tcPr>
-          <w:p>
-            <w:pPr>
-              <w:keepNext/>
-              <w:keepLines/>
-              <w:bidi w:val="0"/>
-              <w:spacing w:after="0"/>
-              <w:rPr>
-                <w:rFonts w:asciiTheme="majorBidi" w:hAnsiTheme="majorBidi" w:cstheme="majorBidi"/>
-                <w:sz w:val="18"/>
-                <w:szCs w:val="18"/>
-              </w:rPr>
-            </w:pPr>
-            <w:r>
-              <w:rPr>
-                <w:rFonts w:asciiTheme="majorBidi" w:hAnsiTheme="majorBidi" w:cstheme="majorBidi"/>
-                <w:sz w:val="18"/>
-                <w:szCs w:val="18"/>
-              </w:rPr>
-              <w:t xml:space="preserve">3</w:t>
-            </w:r>
-          </w:p>
-        </w:tc>
-        <w:tc>
-          <w:tcPr>
-            <w:tcW w:w="1831" w:type="pct"/>
-          </w:tcPr>
-          <w:p>
-            <w:pPr>
-              <w:keepNext/>
-              <w:keepLines/>
-              <w:bidi w:val="0"/>
-              <w:spacing w:after="0"/>
-              <w:rPr>
-                <w:rFonts w:asciiTheme="majorBidi" w:hAnsiTheme="majorBidi" w:cstheme="majorBidi"/>
-                <w:sz w:val="18"/>
-                <w:szCs w:val="18"/>
-              </w:rPr>
-            </w:pPr>
-            <w:r>
-              <w:rPr>
-                <w:rFonts w:asciiTheme="majorBidi" w:hAnsiTheme="majorBidi" w:cstheme="majorBidi"/>
-                <w:sz w:val="18"/>
-                <w:szCs w:val="18"/>
-              </w:rPr>
-              <w:t xml:space="preserve">Graduation Project</w:t>
-            </w:r>
-          </w:p>
-        </w:tc>
-        <w:tc>
-          <w:tcPr>
-            <w:tcW w:w="339" w:type="pct"/>
-          </w:tcPr>
-          <w:p>
-            <w:pPr>
-              <w:keepNext/>
-              <w:keepLines/>
-              <w:bidi w:val="0"/>
-              <w:spacing w:after="0"/>
-              <w:rPr>
-                <w:rFonts w:asciiTheme="majorBidi" w:hAnsiTheme="majorBidi" w:cstheme="majorBidi"/>
-                <w:sz w:val="18"/>
-                <w:szCs w:val="18"/>
-              </w:rPr>
-            </w:pPr>
-            <w:r>
-              <w:rPr>
-                <w:rFonts w:asciiTheme="majorBidi" w:hAnsiTheme="majorBidi" w:cstheme="majorBidi"/>
-                <w:sz w:val="18"/>
-                <w:szCs w:val="18"/>
-              </w:rPr>
-              <w:t xml:space="preserve">83</w:t>
-            </w:r>
-          </w:p>
-        </w:tc>
-        <w:tc>
-          <w:tcPr>
-            <w:tcW w:w="325" w:type="pct"/>
-          </w:tcPr>
-          <w:p>
-            <w:pPr>
-              <w:keepNext/>
-              <w:keepLines/>
-              <w:bidi w:val="0"/>
-              <w:spacing w:after="0"/>
-              <w:rPr>
-                <w:rFonts w:asciiTheme="majorBidi" w:hAnsiTheme="majorBidi" w:cstheme="majorBidi"/>
-                <w:sz w:val="18"/>
-                <w:szCs w:val="18"/>
-              </w:rPr>
-            </w:pPr>
-            <w:r>
-              <w:rPr>
-                <w:rFonts w:asciiTheme="majorBidi" w:hAnsiTheme="majorBidi" w:cstheme="majorBidi"/>
-                <w:sz w:val="18"/>
-                <w:szCs w:val="18"/>
-              </w:rPr>
-              <w:t xml:space="preserve">2</w:t>
-            </w:r>
-          </w:p>
-        </w:tc>
-      </w:tr>
-      <w:tr>
-        <w:trPr>
-          <w:cantSplit/>
-        </w:trPr>
-        <w:tc>
-          <w:tcPr>
-            <w:tcW w:w="1828" w:type="pct"/>
-          </w:tcPr>
-          <w:p>
-            <w:pPr>
-              <w:keepNext/>
-              <w:keepLines/>
-              <w:bidi w:val="0"/>
-              <w:spacing w:after="0"/>
-              <w:rPr>
-                <w:rFonts w:asciiTheme="majorBidi" w:hAnsiTheme="majorBidi" w:cstheme="majorBidi"/>
-                <w:sz w:val="18"/>
-                <w:szCs w:val="18"/>
-              </w:rPr>
-            </w:pPr>
-            <w:r>
-              <w:rPr>
-                <w:rFonts w:asciiTheme="majorBidi" w:hAnsiTheme="majorBidi" w:cstheme="majorBidi"/>
-                <w:sz w:val="18"/>
-                <w:szCs w:val="18"/>
-              </w:rPr>
-              <w:t xml:space="preserve"/>
-            </w:r>
-          </w:p>
-        </w:tc>
-        <w:tc>
-          <w:tcPr>
-            <w:tcW w:w="338" w:type="pct"/>
-          </w:tcPr>
-          <w:p>
-            <w:pPr>
-              <w:keepNext/>
-              <w:keepLines/>
-              <w:bidi w:val="0"/>
-              <w:spacing w:after="0"/>
-              <w:rPr>
-                <w:rFonts w:asciiTheme="majorBidi" w:hAnsiTheme="majorBidi" w:cstheme="majorBidi"/>
-                <w:sz w:val="18"/>
-                <w:szCs w:val="18"/>
-              </w:rPr>
-            </w:pPr>
-            <w:r>
-              <w:rPr>
-                <w:rFonts w:asciiTheme="majorBidi" w:hAnsiTheme="majorBidi" w:cstheme="majorBidi"/>
-                <w:sz w:val="18"/>
-                <w:szCs w:val="18"/>
-              </w:rPr>
-              <w:t xml:space="preserve"/>
-            </w:r>
-          </w:p>
-        </w:tc>
-        <w:tc>
-          <w:tcPr>
-            <w:tcW w:w="339" w:type="pct"/>
-          </w:tcPr>
-          <w:p>
-            <w:pPr>
-              <w:keepNext/>
-              <w:keepLines/>
-              <w:bidi w:val="0"/>
-              <w:spacing w:after="0"/>
-              <w:rPr>
-                <w:rFonts w:asciiTheme="majorBidi" w:hAnsiTheme="majorBidi" w:cstheme="majorBidi"/>
-                <w:sz w:val="18"/>
-                <w:szCs w:val="18"/>
-              </w:rPr>
-            </w:pPr>
-            <w:r>
-              <w:rPr>
-                <w:rFonts w:asciiTheme="majorBidi" w:hAnsiTheme="majorBidi" w:cstheme="majorBidi"/>
-                <w:sz w:val="18"/>
-                <w:szCs w:val="18"/>
-              </w:rPr>
-              <w:t xml:space="preserve"/>
-            </w:r>
-          </w:p>
-        </w:tc>
-        <w:tc>
-          <w:tcPr>
-            <w:tcW w:w="1831" w:type="pct"/>
-          </w:tcPr>
-          <w:p>
-            <w:pPr>
-              <w:keepNext/>
-              <w:keepLines/>
-              <w:bidi w:val="0"/>
-              <w:spacing w:after="0"/>
-              <w:rPr>
-                <w:rFonts w:asciiTheme="majorBidi" w:hAnsiTheme="majorBidi" w:cstheme="majorBidi"/>
-                <w:sz w:val="18"/>
-                <w:szCs w:val="18"/>
-              </w:rPr>
-            </w:pPr>
-            <w:r>
-              <w:rPr>
-                <w:rFonts w:asciiTheme="majorBidi" w:hAnsiTheme="majorBidi" w:cstheme="majorBidi"/>
-                <w:sz w:val="18"/>
-                <w:szCs w:val="18"/>
-              </w:rPr>
-              <w:t xml:space="preserve">Communication Skills</w:t>
-            </w:r>
-          </w:p>
-        </w:tc>
-        <w:tc>
-          <w:tcPr>
-            <w:tcW w:w="339" w:type="pct"/>
-          </w:tcPr>
-          <w:p>
-            <w:pPr>
-              <w:keepNext/>
-              <w:keepLines/>
-              <w:bidi w:val="0"/>
-              <w:spacing w:after="0"/>
-              <w:rPr>
-                <w:rFonts w:asciiTheme="majorBidi" w:hAnsiTheme="majorBidi" w:cstheme="majorBidi"/>
-                <w:sz w:val="18"/>
-                <w:szCs w:val="18"/>
-              </w:rPr>
-            </w:pPr>
-            <w:r>
-              <w:rPr>
-                <w:rFonts w:asciiTheme="majorBidi" w:hAnsiTheme="majorBidi" w:cstheme="majorBidi"/>
-                <w:sz w:val="18"/>
-                <w:szCs w:val="18"/>
-              </w:rPr>
-              <w:t xml:space="preserve">89</w:t>
-            </w:r>
-          </w:p>
-        </w:tc>
-        <w:tc>
-          <w:tcPr>
-            <w:tcW w:w="325" w:type="pct"/>
-          </w:tcPr>
-          <w:p>
-            <w:pPr>
-              <w:keepNext/>
-              <w:keepLines/>
-              <w:bidi w:val="0"/>
-              <w:spacing w:after="0"/>
-              <w:rPr>
-                <w:rFonts w:asciiTheme="majorBidi" w:hAnsiTheme="majorBidi" w:cstheme="majorBidi"/>
-                <w:sz w:val="18"/>
-                <w:szCs w:val="18"/>
-              </w:rPr>
-            </w:pPr>
-            <w:r>
-              <w:rPr>
-                <w:rFonts w:asciiTheme="majorBidi" w:hAnsiTheme="majorBidi" w:cstheme="majorBidi"/>
-                <w:sz w:val="18"/>
-                <w:szCs w:val="18"/>
-              </w:rPr>
-              <w:t xml:space="preserve">3</w:t>
-            </w:r>
-          </w:p>
-        </w:tc>
-      </w:tr>
-      <w:tr>
-        <w:trPr>
-          <w:cantSplit/>
-        </w:trPr>
-        <w:tc>
-          <w:tcPr>
-            <w:tcW w:w="1828" w:type="pct"/>
-          </w:tcPr>
-          <w:p>
-            <w:pPr>
-              <w:keepNext/>
-              <w:keepLines/>
-              <w:bidi w:val="0"/>
-              <w:spacing w:after="0"/>
-              <w:rPr>
-                <w:rFonts w:asciiTheme="majorBidi" w:hAnsiTheme="majorBidi" w:cstheme="majorBidi"/>
-                <w:sz w:val="18"/>
-                <w:szCs w:val="18"/>
-              </w:rPr>
-            </w:pPr>
-            <w:r>
-              <w:rPr>
-                <w:rFonts w:asciiTheme="majorBidi" w:hAnsiTheme="majorBidi" w:cstheme="majorBidi"/>
-                <w:sz w:val="18"/>
-                <w:szCs w:val="18"/>
-              </w:rPr>
-              <w:t xml:space="preserve"/>
-            </w:r>
-          </w:p>
-        </w:tc>
-        <w:tc>
-          <w:tcPr>
-            <w:tcW w:w="338" w:type="pct"/>
-          </w:tcPr>
-          <w:p>
-            <w:pPr>
-              <w:keepNext/>
-              <w:keepLines/>
-              <w:bidi w:val="0"/>
-              <w:spacing w:after="0"/>
-              <w:rPr>
-                <w:rFonts w:asciiTheme="majorBidi" w:hAnsiTheme="majorBidi" w:cstheme="majorBidi"/>
-                <w:sz w:val="18"/>
-                <w:szCs w:val="18"/>
-              </w:rPr>
-            </w:pPr>
-            <w:r>
-              <w:rPr>
-                <w:rFonts w:asciiTheme="majorBidi" w:hAnsiTheme="majorBidi" w:cstheme="majorBidi"/>
-                <w:sz w:val="18"/>
-                <w:szCs w:val="18"/>
-              </w:rPr>
-              <w:t xml:space="preserve"/>
-            </w:r>
-          </w:p>
-        </w:tc>
-        <w:tc>
-          <w:tcPr>
-            <w:tcW w:w="339" w:type="pct"/>
-          </w:tcPr>
-          <w:p>
-            <w:pPr>
-              <w:keepNext/>
-              <w:keepLines/>
-              <w:bidi w:val="0"/>
-              <w:spacing w:after="0"/>
-              <w:rPr>
-                <w:rFonts w:asciiTheme="majorBidi" w:hAnsiTheme="majorBidi" w:cstheme="majorBidi"/>
-                <w:sz w:val="18"/>
-                <w:szCs w:val="18"/>
-              </w:rPr>
-            </w:pPr>
-            <w:r>
-              <w:rPr>
-                <w:rFonts w:asciiTheme="majorBidi" w:hAnsiTheme="majorBidi" w:cstheme="majorBidi"/>
-                <w:sz w:val="18"/>
-                <w:szCs w:val="18"/>
-              </w:rPr>
-              <w:t xml:space="preserve"/>
-            </w:r>
-          </w:p>
-        </w:tc>
-        <w:tc>
-          <w:tcPr>
-            <w:tcW w:w="1831" w:type="pct"/>
-          </w:tcPr>
-          <w:p>
-            <w:pPr>
-              <w:keepNext/>
-              <w:keepLines/>
-              <w:bidi w:val="0"/>
-              <w:spacing w:after="0"/>
-              <w:rPr>
-                <w:rFonts w:asciiTheme="majorBidi" w:hAnsiTheme="majorBidi" w:cstheme="majorBidi"/>
-                <w:sz w:val="18"/>
-                <w:szCs w:val="18"/>
-              </w:rPr>
-            </w:pPr>
-            <w:r>
-              <w:rPr>
-                <w:rFonts w:asciiTheme="majorBidi" w:hAnsiTheme="majorBidi" w:cstheme="majorBidi"/>
-                <w:sz w:val="18"/>
-                <w:szCs w:val="18"/>
-              </w:rPr>
-              <w:t xml:space="preserve">Selected Topics</w:t>
-            </w:r>
-          </w:p>
-        </w:tc>
-        <w:tc>
-          <w:tcPr>
-            <w:tcW w:w="339" w:type="pct"/>
-          </w:tcPr>
-          <w:p>
-            <w:pPr>
-              <w:keepNext/>
-              <w:keepLines/>
-              <w:bidi w:val="0"/>
-              <w:spacing w:after="0"/>
-              <w:rPr>
-                <w:rFonts w:asciiTheme="majorBidi" w:hAnsiTheme="majorBidi" w:cstheme="majorBidi"/>
-                <w:sz w:val="18"/>
-                <w:szCs w:val="18"/>
-              </w:rPr>
-            </w:pPr>
-            <w:r>
-              <w:rPr>
-                <w:rFonts w:asciiTheme="majorBidi" w:hAnsiTheme="majorBidi" w:cstheme="majorBidi"/>
-                <w:sz w:val="18"/>
-                <w:szCs w:val="18"/>
-              </w:rPr>
-              <w:t xml:space="preserve">86</w:t>
-            </w:r>
-          </w:p>
-        </w:tc>
-        <w:tc>
-          <w:tcPr>
-            <w:tcW w:w="325" w:type="pct"/>
-          </w:tcPr>
-          <w:p>
-            <w:pPr>
-              <w:keepNext/>
-              <w:keepLines/>
-              <w:bidi w:val="0"/>
-              <w:spacing w:after="0"/>
-              <w:rPr>
-                <w:rFonts w:asciiTheme="majorBidi" w:hAnsiTheme="majorBidi" w:cstheme="majorBidi"/>
-                <w:sz w:val="18"/>
-                <w:szCs w:val="18"/>
-              </w:rPr>
-            </w:pPr>
-            <w:r>
-              <w:rPr>
-                <w:rFonts w:asciiTheme="majorBidi" w:hAnsiTheme="majorBidi" w:cstheme="majorBidi"/>
-                <w:sz w:val="18"/>
-                <w:szCs w:val="18"/>
-              </w:rPr>
-              <w:t xml:space="preserve">3</w:t>
-            </w:r>
-          </w:p>
-        </w:tc>
-      </w:tr>
-      <w:tr>
-        <w:trPr>
-          <w:cantSplit/>
-        </w:trPr>
-        <w:tc>
-          <w:tcPr>
-            <w:tcW w:w="1828" w:type="pct"/>
-          </w:tcPr>
-          <w:p>
-            <w:pPr>
-              <w:keepNext/>
-              <w:keepLines/>
-              <w:bidi w:val="0"/>
-              <w:spacing w:after="0"/>
-              <w:rPr>
-                <w:rFonts w:asciiTheme="majorBidi" w:hAnsiTheme="majorBidi" w:cstheme="majorBidi"/>
-                <w:sz w:val="18"/>
-                <w:szCs w:val="18"/>
-              </w:rPr>
-            </w:pPr>
-            <w:r>
-              <w:rPr>
-                <w:rFonts w:asciiTheme="majorBidi" w:hAnsiTheme="majorBidi" w:cstheme="majorBidi"/>
-                <w:sz w:val="18"/>
-                <w:szCs w:val="18"/>
-              </w:rPr>
-              <w:t xml:space="preserve"/>
-            </w:r>
-          </w:p>
-        </w:tc>
-        <w:tc>
-          <w:tcPr>
-            <w:tcW w:w="338" w:type="pct"/>
-          </w:tcPr>
-          <w:p>
-            <w:pPr>
-              <w:keepNext/>
-              <w:keepLines/>
-              <w:bidi w:val="0"/>
-              <w:spacing w:after="0"/>
-              <w:rPr>
-                <w:rFonts w:asciiTheme="majorBidi" w:hAnsiTheme="majorBidi" w:cstheme="majorBidi"/>
-                <w:sz w:val="18"/>
-                <w:szCs w:val="18"/>
-              </w:rPr>
-            </w:pPr>
-            <w:r>
-              <w:rPr>
-                <w:rFonts w:asciiTheme="majorBidi" w:hAnsiTheme="majorBidi" w:cstheme="majorBidi"/>
-                <w:sz w:val="18"/>
-                <w:szCs w:val="18"/>
-              </w:rPr>
-              <w:t xml:space="preserve"/>
-            </w:r>
-          </w:p>
-        </w:tc>
-        <w:tc>
-          <w:tcPr>
-            <w:tcW w:w="339" w:type="pct"/>
-          </w:tcPr>
-          <w:p>
-            <w:pPr>
-              <w:keepNext/>
-              <w:keepLines/>
-              <w:bidi w:val="0"/>
-              <w:spacing w:after="0"/>
-              <w:rPr>
-                <w:rFonts w:asciiTheme="majorBidi" w:hAnsiTheme="majorBidi" w:cstheme="majorBidi"/>
-                <w:sz w:val="18"/>
-                <w:szCs w:val="18"/>
-              </w:rPr>
-            </w:pPr>
-            <w:r>
-              <w:rPr>
-                <w:rFonts w:asciiTheme="majorBidi" w:hAnsiTheme="majorBidi" w:cstheme="majorBidi"/>
-                <w:sz w:val="18"/>
-                <w:szCs w:val="18"/>
-              </w:rPr>
-              <w:t xml:space="preserve"/>
-            </w:r>
-          </w:p>
-        </w:tc>
-        <w:tc>
-          <w:tcPr>
-            <w:tcW w:w="1831" w:type="pct"/>
-          </w:tcPr>
-          <w:p>
-            <w:pPr>
-              <w:keepNext/>
-              <w:keepLines/>
-              <w:bidi w:val="0"/>
-              <w:spacing w:after="0"/>
-              <w:rPr>
-                <w:rFonts w:asciiTheme="majorBidi" w:hAnsiTheme="majorBidi" w:cstheme="majorBidi"/>
-                <w:sz w:val="18"/>
-                <w:szCs w:val="18"/>
-              </w:rPr>
-            </w:pPr>
-            <w:r>
-              <w:rPr>
-                <w:rFonts w:asciiTheme="majorBidi" w:hAnsiTheme="majorBidi" w:cstheme="majorBidi"/>
-                <w:sz w:val="18"/>
-                <w:szCs w:val="18"/>
-              </w:rPr>
-              <w:t xml:space="preserve">Knowledge Engineering</w:t>
-            </w:r>
-          </w:p>
-        </w:tc>
-        <w:tc>
-          <w:tcPr>
-            <w:tcW w:w="339" w:type="pct"/>
-          </w:tcPr>
-          <w:p>
-            <w:pPr>
-              <w:keepNext/>
-              <w:keepLines/>
-              <w:bidi w:val="0"/>
-              <w:spacing w:after="0"/>
-              <w:rPr>
-                <w:rFonts w:asciiTheme="majorBidi" w:hAnsiTheme="majorBidi" w:cstheme="majorBidi"/>
-                <w:sz w:val="18"/>
-                <w:szCs w:val="18"/>
-              </w:rPr>
-            </w:pPr>
-            <w:r>
-              <w:rPr>
-                <w:rFonts w:asciiTheme="majorBidi" w:hAnsiTheme="majorBidi" w:cstheme="majorBidi"/>
-                <w:sz w:val="18"/>
-                <w:szCs w:val="18"/>
-              </w:rPr>
-              <w:t xml:space="preserve">92</w:t>
-            </w:r>
-          </w:p>
-        </w:tc>
-        <w:tc>
-          <w:tcPr>
-            <w:tcW w:w="325" w:type="pct"/>
-          </w:tcPr>
-          <w:p>
-            <w:pPr>
-              <w:keepNext/>
-              <w:keepLines/>
-              <w:bidi w:val="0"/>
-              <w:spacing w:after="0"/>
-              <w:rPr>
-                <w:rFonts w:asciiTheme="majorBidi" w:hAnsiTheme="majorBidi" w:cstheme="majorBidi"/>
-                <w:sz w:val="18"/>
-                <w:szCs w:val="18"/>
-              </w:rPr>
-            </w:pPr>
-            <w:r>
-              <w:rPr>
-                <w:rFonts w:asciiTheme="majorBidi" w:hAnsiTheme="majorBidi" w:cstheme="majorBidi"/>
-                <w:sz w:val="18"/>
-                <w:szCs w:val="18"/>
-              </w:rPr>
-              <w:t xml:space="preserve">3</w:t>
-            </w:r>
-          </w:p>
-        </w:tc>
-      </w:tr>
-    </w:tbl>
-    <w:p>
-      <w:pPr>
-        <w:keepNext/>
-        <w:keepLines/>
-        <w:bidi w:val="0"/>
-        <w:spacing w:line="240" w:lineRule="auto"/>
-      </w:pPr>
-      <w:r>
-        <w:t xml:space="preserve"/>
-      </w:r>
     </w:p>
     <w:p>
       <w:pPr>
@@ -5510,7 +1922,7 @@
                 <w:b/>
                 <w:bCs/>
               </w:rPr>
-              <w:t xml:space="preserve">Prof. Dr. Raidah S. Khudhair</w:t>
+              <w:t xml:space="preserve">  Israa F. Abed</w:t>
             </w:r>
           </w:p>
           <w:p>
@@ -5523,7 +1935,7 @@
               <w:rPr>
                 <w:rFonts w:asciiTheme="majorBidi" w:hAnsiTheme="majorBidi" w:cstheme="majorBidi"/>
               </w:rPr>
-              <w:t xml:space="preserve">Dean Assistant for Scientific Affairs and Postgraduate Studies</w:t>
+              <w:t>Graduate Officer</w:t>
             </w:r>
           </w:p>
         </w:tc>
@@ -5568,7 +1980,7 @@
                 <w:b/>
                 <w:bCs/>
               </w:rPr>
-              <w:t xml:space="preserve">Dr. Lacturer Mortaja Ali</w:t>
+              <w:t>Prof. Dr. Raidah S. Khudhair</w:t>
             </w:r>
           </w:p>
           <w:p>
@@ -5581,7 +1993,7 @@
               <w:rPr>
                 <w:rFonts w:asciiTheme="majorBidi" w:hAnsiTheme="majorBidi" w:cstheme="majorBidi"/>
               </w:rPr>
-              <w:t xml:space="preserve">Director of Registration</w:t>
+              <w:t xml:space="preserve">Dean Assistant for Scientific Affairs and Postgraduate </w:t>
             </w:r>
           </w:p>
         </w:tc>
@@ -5662,7 +2074,7 @@
                 <w:b/>
                 <w:bCs/>
               </w:rPr>
-              <w:t xml:space="preserve">Asst. Prof. Dr. Haider K. Mehbes</w:t>
+              <w:t>Asst. Prof. Dr. Haider K. Mehbes</w:t>
             </w:r>
           </w:p>
           <w:p>
@@ -5678,7 +2090,7 @@
               <w:rPr>
                 <w:rFonts w:asciiTheme="majorBidi" w:hAnsiTheme="majorBidi" w:cstheme="majorBidi"/>
               </w:rPr>
-              <w:t xml:space="preserve">Vice Chancellor for Scientific Affairs</w:t>
+              <w:t>Vice Chancellor for Scientific Affairs</w:t>
             </w:r>
           </w:p>
         </w:tc>
@@ -5749,7 +2161,7 @@
                 <w:b/>
                 <w:bCs/>
               </w:rPr>
-              <w:t xml:space="preserve">Prof. Dr. Husham K. Hashim</w:t>
+              <w:t xml:space="preserve">  Nagham B. Mahmood</w:t>
             </w:r>
           </w:p>
           <w:p>
@@ -5765,7 +2177,7 @@
               <w:rPr>
                 <w:rFonts w:asciiTheme="majorBidi" w:hAnsiTheme="majorBidi" w:cstheme="majorBidi"/>
               </w:rPr>
-              <w:t xml:space="preserve">The Dean</w:t>
+              <w:t>Certificate Arrangement</w:t>
             </w:r>
           </w:p>
         </w:tc>
@@ -5810,13 +2222,6 @@
           <w:lang w:bidi="ar-IQ"/>
         </w:rPr>
       </w:pPr>
-      <w:r>
-        <w:rPr>
-          <w:rFonts w:asciiTheme="minorBidi" w:hAnsiTheme="minorBidi" w:cstheme="minorBidi"/>
-        </w:rPr>
-        <w:lastRenderedPageBreak/>
-        <w:t xml:space="preserve"/>
-      </w:r>
     </w:p>
     <w:p>
       <w:pPr>
@@ -5874,7 +2279,7 @@
                 <w:b/>
                 <w:bCs/>
               </w:rPr>
-              <w:t xml:space="preserve"> Israa F. Abed</w:t>
+              <w:t>Professor Dr. Murtaja Ali Sari</w:t>
             </w:r>
           </w:p>
           <w:p>
@@ -5889,7 +2294,7 @@
               <w:rPr>
                 <w:rFonts w:asciiTheme="minorBidi" w:hAnsiTheme="minorBidi" w:cstheme="minorBidi"/>
               </w:rPr>
-              <w:t xml:space="preserve">Graduate Officer</w:t>
+              <w:t>Registration Manager</w:t>
             </w:r>
           </w:p>
         </w:tc>
@@ -5914,7 +2319,7 @@
                 <w:b/>
                 <w:bCs/>
               </w:rPr>
-              <w:t xml:space="preserve"> Nagham B. Mahmood</w:t>
+              <w:t>Prof. Dr. Husham K. Hashim</w:t>
             </w:r>
           </w:p>
           <w:p>
@@ -5929,7 +2334,7 @@
               <w:rPr>
                 <w:rFonts w:asciiTheme="minorBidi" w:hAnsiTheme="minorBidi" w:cstheme="minorBidi"/>
               </w:rPr>
-              <w:t xml:space="preserve">Certificate Arrangement</w:t>
+              <w:t>The Dean</w:t>
             </w:r>
           </w:p>
         </w:tc>
@@ -5951,7 +2356,7 @@
         <w:rPr>
           <w:rFonts w:asciiTheme="minorBidi" w:hAnsiTheme="minorBidi" w:cstheme="minorBidi"/>
         </w:rPr>
-        <w:t xml:space="preserve">Summer Training: The student completed the requirement of summer training in the academic year 2019.</w:t>
+        <w:t>Summer Training: The student completed the requirement of summer training in the academic year 2019.</w:t>
       </w:r>
     </w:p>
     <w:p>
@@ -5974,7 +2379,7 @@
         <w:rPr>
           <w:rFonts w:asciiTheme="minorBidi" w:hAnsiTheme="minorBidi" w:cstheme="minorBidi"/>
         </w:rPr>
-        <w:t xml:space="preserve">The University order No: 15710/13/3 in ‎2020/11/17‎</w:t>
+        <w:t>The University order No: 15710/13/3 in ‎2020/11/17‎</w:t>
       </w:r>
     </w:p>
     <w:p>
@@ -6150,11 +2555,19 @@
           <w:lang w:bidi="ar-IQ"/>
         </w:rPr>
       </w:pPr>
+      <w:proofErr w:type="spellStart"/>
       <w:r>
         <w:rPr>
           <w:rFonts w:asciiTheme="minorBidi" w:hAnsiTheme="minorBidi" w:cstheme="minorBidi"/>
         </w:rPr>
-        <w:t xml:space="preserve">Postponement_and_Failure_Years : Nill.</w:t>
+        <w:t>Postponement_and_Failure_Years</w:t>
+      </w:r>
+      <w:proofErr w:type="spellEnd"/>
+      <w:r>
+        <w:rPr>
+          <w:rFonts w:asciiTheme="minorBidi" w:hAnsiTheme="minorBidi" w:cstheme="minorBidi"/>
+        </w:rPr>
+        <w:t xml:space="preserve"> : Nill.</w:t>
       </w:r>
     </w:p>
     <w:p>
@@ -6172,11 +2585,19 @@
           <w:lang w:bidi="ar-IQ"/>
         </w:rPr>
       </w:pPr>
+      <w:proofErr w:type="spellStart"/>
       <w:r>
         <w:rPr>
           <w:rFonts w:asciiTheme="minorBidi" w:hAnsiTheme="minorBidi" w:cstheme="minorBidi"/>
         </w:rPr>
-        <w:t xml:space="preserve">Subjects_Passed_with_Second_Trial : Nill.</w:t>
+        <w:t>Subjects_Passed_with_Second_Trial</w:t>
+      </w:r>
+      <w:proofErr w:type="spellEnd"/>
+      <w:r>
+        <w:rPr>
+          <w:rFonts w:asciiTheme="minorBidi" w:hAnsiTheme="minorBidi" w:cstheme="minorBidi"/>
+        </w:rPr>
+        <w:t xml:space="preserve"> : Nill.</w:t>
       </w:r>
     </w:p>
     <w:p>
@@ -6198,7 +2619,35 @@
         <w:rPr>
           <w:rFonts w:asciiTheme="minorBidi" w:hAnsiTheme="minorBidi" w:cstheme="minorBidi"/>
         </w:rPr>
-        <w:t>The Medium Of Instruction During The Entire Was English.</w:t>
+        <w:t xml:space="preserve">The Medium </w:t>
+      </w:r>
+      <w:proofErr w:type="gramStart"/>
+      <w:r>
+        <w:rPr>
+          <w:rFonts w:asciiTheme="minorBidi" w:hAnsiTheme="minorBidi" w:cstheme="minorBidi"/>
+        </w:rPr>
+        <w:t>Of</w:t>
+      </w:r>
+      <w:proofErr w:type="gramEnd"/>
+      <w:r>
+        <w:rPr>
+          <w:rFonts w:asciiTheme="minorBidi" w:hAnsiTheme="minorBidi" w:cstheme="minorBidi"/>
+        </w:rPr>
+        <w:t xml:space="preserve"> Instruction During </w:t>
+      </w:r>
+      <w:proofErr w:type="gramStart"/>
+      <w:r>
+        <w:rPr>
+          <w:rFonts w:asciiTheme="minorBidi" w:hAnsiTheme="minorBidi" w:cstheme="minorBidi"/>
+        </w:rPr>
+        <w:t>The</w:t>
+      </w:r>
+      <w:proofErr w:type="gramEnd"/>
+      <w:r>
+        <w:rPr>
+          <w:rFonts w:asciiTheme="minorBidi" w:hAnsiTheme="minorBidi" w:cstheme="minorBidi"/>
+        </w:rPr>
+        <w:t xml:space="preserve"> Entire Was English.</w:t>
       </w:r>
     </w:p>
     <w:p>
@@ -6221,7 +2670,21 @@
         <w:rPr>
           <w:rFonts w:asciiTheme="minorBidi" w:hAnsiTheme="minorBidi" w:cstheme="minorBidi"/>
         </w:rPr>
-        <w:t>The Certificate is Free From Scratches and Corrections.</w:t>
+        <w:t xml:space="preserve">The Certificate is Free </w:t>
+      </w:r>
+      <w:proofErr w:type="gramStart"/>
+      <w:r>
+        <w:rPr>
+          <w:rFonts w:asciiTheme="minorBidi" w:hAnsiTheme="minorBidi" w:cstheme="minorBidi"/>
+        </w:rPr>
+        <w:t>From</w:t>
+      </w:r>
+      <w:proofErr w:type="gramEnd"/>
+      <w:r>
+        <w:rPr>
+          <w:rFonts w:asciiTheme="minorBidi" w:hAnsiTheme="minorBidi" w:cstheme="minorBidi"/>
+        </w:rPr>
+        <w:t xml:space="preserve"> Scratches and Corrections.</w:t>
       </w:r>
     </w:p>
     <w:p>

--- a/certificates/year - Temp - En - D - SBS - Adian Abdulameer Fakhri Al-Asadi.docx
+++ b/certificates/year - Temp - En - D - SBS - Adian Abdulameer Fakhri Al-Asadi.docx
@@ -133,7 +133,7 @@
           <w:b/>
           <w:bCs/>
         </w:rPr>
-        <w:t>To/ Whom it May Concern</w:t>
+        <w:t xml:space="preserve">To/ Whom it May Concern</w:t>
       </w:r>
     </w:p>
     <w:tbl>
@@ -176,7 +176,7 @@
               </w:rPr>
             </w:pPr>
             <w:r>
-              <w:t>Full Name: Adian Abdulameer Fakhri Al-Asadi</w:t>
+              <w:t xml:space="preserve">Full Name: Adian Abdulameer Fakhri Al-Asadi</w:t>
             </w:r>
           </w:p>
         </w:tc>
@@ -236,7 +236,7 @@
               </w:rPr>
             </w:pPr>
             <w:r>
-              <w:t>Place and Date of Birth: ‎1997/01/01‎ -Basra</w:t>
+              <w:t xml:space="preserve">Place and Date of Birth: 11-11-1999 -Basra</w:t>
             </w:r>
           </w:p>
         </w:tc>
@@ -258,7 +258,7 @@
               </w:rPr>
             </w:pPr>
             <w:r>
-              <w:t>Nationality: Iraq</w:t>
+              <w:t xml:space="preserve">Nationality: Iraq</w:t>
             </w:r>
           </w:p>
         </w:tc>
@@ -283,7 +283,7 @@
               </w:rPr>
             </w:pPr>
             <w:r>
-              <w:t>Year of Entrance: 2015</w:t>
+              <w:t xml:space="preserve">Year of Entrance: 2015</w:t>
             </w:r>
           </w:p>
         </w:tc>
@@ -305,7 +305,7 @@
               </w:rPr>
             </w:pPr>
             <w:r>
-              <w:t>Department: Computer Science</w:t>
+              <w:t xml:space="preserve">Department: Computer Science</w:t>
             </w:r>
           </w:p>
         </w:tc>
@@ -371,7 +371,7 @@
               </w:rPr>
             </w:pPr>
             <w:r>
-              <w:t xml:space="preserve">Study: </w:t>
+              <w:t xml:space="preserve">Study: Morning</w:t>
             </w:r>
           </w:p>
         </w:tc>
@@ -396,7 +396,7 @@
               </w:rPr>
             </w:pPr>
             <w:r>
-              <w:t xml:space="preserve">Date of Graduation: </w:t>
+              <w:t xml:space="preserve">Date of Graduation: 17-11-2020</w:t>
             </w:r>
           </w:p>
         </w:tc>
@@ -421,6 +421,12 @@
             <w:r>
               <w:t>Semester:</w:t>
             </w:r>
+            <w:r>
+              <w:t xml:space="preserve"> </w:t>
+            </w:r>
+            <w:r>
+              <w:t xml:space="preserve">First</w:t>
+            </w:r>
           </w:p>
         </w:tc>
         <w:tc>
@@ -442,7 +448,7 @@
               </w:rPr>
             </w:pPr>
             <w:r>
-              <w:t>Average:66.9</w:t>
+              <w:t xml:space="preserve">Average:66.896</w:t>
             </w:r>
           </w:p>
         </w:tc>
@@ -463,7 +469,7 @@
               </w:rPr>
             </w:pPr>
             <w:r>
-              <w:t>Grade: Medium</w:t>
+              <w:t xml:space="preserve">Grade: Medium</w:t>
             </w:r>
           </w:p>
         </w:tc>
@@ -493,7 +499,7 @@
               <w:t xml:space="preserve"> </w:t>
             </w:r>
             <w:r>
-              <w:t>Graduation: 64</w:t>
+              <w:t xml:space="preserve">Graduation: 64</w:t>
             </w:r>
           </w:p>
         </w:tc>
@@ -515,7 +521,7 @@
               </w:rPr>
             </w:pPr>
             <w:r>
-              <w:t>Postgraduation No.: 89</w:t>
+              <w:t xml:space="preserve">Postgraduation No.: 29</w:t>
             </w:r>
           </w:p>
         </w:tc>
@@ -550,7 +556,7 @@
               <w:t xml:space="preserve"> </w:t>
             </w:r>
             <w:r>
-              <w:t>Student: 86.41999816894531</w:t>
+              <w:t xml:space="preserve">Student: 86.42</w:t>
             </w:r>
           </w:p>
         </w:tc>
@@ -603,7 +609,7 @@
           <w:sz w:val="20"/>
           <w:szCs w:val="20"/>
         </w:rPr>
-        <w:t>Below</w:t>
+        <w:t xml:space="preserve">Below</w:t>
       </w:r>
       <w:r>
         <w:rPr>
@@ -623,6 +629,9 @@
         <w:bidi w:val="0"/>
         <w:spacing w:line="240" w:lineRule="auto"/>
       </w:pPr>
+      <w:r>
+        <w:t xml:space="preserve"/>
+      </w:r>
     </w:p>
     <w:tbl>
       <w:tblPr>
@@ -666,15 +675,23 @@
                 <w:sz w:val="18"/>
                 <w:szCs w:val="18"/>
               </w:rPr>
-              <w:t>2016 (1)</w:t>
-            </w:r>
-            <w:r>
-              <w:rPr>
-                <w:rFonts w:asciiTheme="majorBidi" w:hAnsiTheme="majorBidi" w:cstheme="majorBidi"/>
-                <w:sz w:val="18"/>
-                <w:szCs w:val="18"/>
-              </w:rPr>
-              <w:t xml:space="preserve"> _ Stage </w:t>
+              <w:t xml:space="preserve">‎2016-2017‎</w:t>
+            </w:r>
+            <w:r>
+              <w:rPr>
+                <w:rFonts w:asciiTheme="majorBidi" w:hAnsiTheme="majorBidi" w:cstheme="majorBidi"/>
+                <w:sz w:val="18"/>
+                <w:szCs w:val="18"/>
+              </w:rPr>
+              <w:t xml:space="preserve"> </w:t>
+            </w:r>
+            <w:r>
+              <w:rPr>
+                <w:rFonts w:asciiTheme="majorBidi" w:hAnsiTheme="majorBidi" w:cstheme="majorBidi"/>
+                <w:sz w:val="18"/>
+                <w:szCs w:val="18"/>
+              </w:rPr>
+              <w:t xml:space="preserve">_ Stage 1</w:t>
             </w:r>
           </w:p>
         </w:tc>
@@ -701,15 +718,15 @@
                 <w:sz w:val="18"/>
                 <w:szCs w:val="18"/>
               </w:rPr>
-              <w:t>2017</w:t>
-            </w:r>
-            <w:r>
-              <w:rPr>
-                <w:rFonts w:asciiTheme="majorBidi" w:hAnsiTheme="majorBidi" w:cstheme="majorBidi"/>
-                <w:sz w:val="18"/>
-                <w:szCs w:val="18"/>
-              </w:rPr>
-              <w:t xml:space="preserve"> _ Stage </w:t>
+              <w:t xml:space="preserve">‎2017-2018‎ </w:t>
+            </w:r>
+            <w:r>
+              <w:rPr>
+                <w:rFonts w:asciiTheme="majorBidi" w:hAnsiTheme="majorBidi" w:cstheme="majorBidi"/>
+                <w:sz w:val="18"/>
+                <w:szCs w:val="18"/>
+              </w:rPr>
+              <w:t xml:space="preserve">_ Stage 2</w:t>
             </w:r>
           </w:p>
         </w:tc>
@@ -870,7 +887,7 @@
                 <w:sz w:val="18"/>
                 <w:szCs w:val="18"/>
               </w:rPr>
-              <w:t>Unit</w:t>
+              <w:t xml:space="preserve">Unit</w:t>
             </w:r>
           </w:p>
         </w:tc>
@@ -901,7 +918,7 @@
                 <w:sz w:val="18"/>
                 <w:szCs w:val="18"/>
               </w:rPr>
-              <w:t>English I</w:t>
+              <w:t xml:space="preserve">English I</w:t>
             </w:r>
           </w:p>
         </w:tc>
@@ -927,7 +944,7 @@
                 <w:sz w:val="18"/>
                 <w:szCs w:val="18"/>
               </w:rPr>
-              <w:t>74</w:t>
+              <w:t xml:space="preserve">74.0</w:t>
             </w:r>
           </w:p>
         </w:tc>
@@ -953,7 +970,7 @@
                 <w:sz w:val="18"/>
                 <w:szCs w:val="18"/>
               </w:rPr>
-              <w:t>2</w:t>
+              <w:t xml:space="preserve">2</w:t>
             </w:r>
           </w:p>
         </w:tc>
@@ -979,7 +996,7 @@
                 <w:sz w:val="18"/>
                 <w:szCs w:val="18"/>
               </w:rPr>
-              <w:t>Probability and Statistics</w:t>
+              <w:t xml:space="preserve">Object-oriented Programming I</w:t>
             </w:r>
           </w:p>
         </w:tc>
@@ -1005,7 +1022,7 @@
                 <w:sz w:val="18"/>
                 <w:szCs w:val="18"/>
               </w:rPr>
-              <w:t>53</w:t>
+              <w:t xml:space="preserve">53.0</w:t>
             </w:r>
           </w:p>
         </w:tc>
@@ -1031,7 +1048,7 @@
                 <w:sz w:val="18"/>
                 <w:szCs w:val="18"/>
               </w:rPr>
-              <w:t>3</w:t>
+              <w:t xml:space="preserve">3</w:t>
             </w:r>
           </w:p>
         </w:tc>
@@ -1062,7 +1079,7 @@
                 <w:sz w:val="18"/>
                 <w:szCs w:val="18"/>
               </w:rPr>
-              <w:t>Programming I</w:t>
+              <w:t xml:space="preserve">Programming I*</w:t>
             </w:r>
           </w:p>
         </w:tc>
@@ -1088,7 +1105,7 @@
                 <w:sz w:val="18"/>
                 <w:szCs w:val="18"/>
               </w:rPr>
-              <w:t>50</w:t>
+              <w:t xml:space="preserve">50.0</w:t>
             </w:r>
           </w:p>
         </w:tc>
@@ -1114,7 +1131,7 @@
                 <w:sz w:val="18"/>
                 <w:szCs w:val="18"/>
               </w:rPr>
-              <w:t>4</w:t>
+              <w:t xml:space="preserve">4</w:t>
             </w:r>
           </w:p>
         </w:tc>
@@ -1140,7 +1157,7 @@
                 <w:sz w:val="18"/>
                 <w:szCs w:val="18"/>
               </w:rPr>
-              <w:t>Object-oriented Programming I</w:t>
+              <w:t xml:space="preserve">Arabic</w:t>
             </w:r>
           </w:p>
         </w:tc>
@@ -1166,7 +1183,7 @@
                 <w:sz w:val="18"/>
                 <w:szCs w:val="18"/>
               </w:rPr>
-              <w:t>53</w:t>
+              <w:t xml:space="preserve">70.0</w:t>
             </w:r>
           </w:p>
         </w:tc>
@@ -1192,7 +1209,7 @@
                 <w:sz w:val="18"/>
                 <w:szCs w:val="18"/>
               </w:rPr>
-              <w:t>3</w:t>
+              <w:t xml:space="preserve">2</w:t>
             </w:r>
           </w:p>
         </w:tc>
@@ -1223,7 +1240,7 @@
                 <w:sz w:val="18"/>
                 <w:szCs w:val="18"/>
               </w:rPr>
-              <w:t>Democracy Education  Human Rights</w:t>
+              <w:t xml:space="preserve">Democracy and Human Rights</w:t>
             </w:r>
           </w:p>
         </w:tc>
@@ -1249,7 +1266,7 @@
                 <w:sz w:val="18"/>
                 <w:szCs w:val="18"/>
               </w:rPr>
-              <w:t>77</w:t>
+              <w:t xml:space="preserve">77.0</w:t>
             </w:r>
           </w:p>
         </w:tc>
@@ -1275,7 +1292,7 @@
                 <w:sz w:val="18"/>
                 <w:szCs w:val="18"/>
               </w:rPr>
-              <w:t>2</w:t>
+              <w:t xml:space="preserve">2</w:t>
             </w:r>
           </w:p>
         </w:tc>
@@ -1301,7 +1318,7 @@
                 <w:sz w:val="18"/>
                 <w:szCs w:val="18"/>
               </w:rPr>
-              <w:t>Computer Graphics</w:t>
+              <w:t xml:space="preserve">Microprocessors*</w:t>
             </w:r>
           </w:p>
         </w:tc>
@@ -1327,7 +1344,7 @@
                 <w:sz w:val="18"/>
                 <w:szCs w:val="18"/>
               </w:rPr>
-              <w:t>63</w:t>
+              <w:t xml:space="preserve">50.0</w:t>
             </w:r>
           </w:p>
         </w:tc>
@@ -1353,7 +1370,7 @@
                 <w:sz w:val="18"/>
                 <w:szCs w:val="18"/>
               </w:rPr>
-              <w:t>3</w:t>
+              <w:t xml:space="preserve">3</w:t>
             </w:r>
           </w:p>
         </w:tc>
@@ -1384,7 +1401,7 @@
                 <w:sz w:val="18"/>
                 <w:szCs w:val="18"/>
               </w:rPr>
-              <w:t>Mathematic</w:t>
+              <w:t xml:space="preserve">Mathematic</w:t>
             </w:r>
           </w:p>
         </w:tc>
@@ -1410,7 +1427,7 @@
                 <w:sz w:val="18"/>
                 <w:szCs w:val="18"/>
               </w:rPr>
-              <w:t>68</w:t>
+              <w:t xml:space="preserve">68.0</w:t>
             </w:r>
           </w:p>
         </w:tc>
@@ -1436,7 +1453,7 @@
                 <w:sz w:val="18"/>
                 <w:szCs w:val="18"/>
               </w:rPr>
-              <w:t>3</w:t>
+              <w:t xml:space="preserve">3</w:t>
             </w:r>
           </w:p>
         </w:tc>
@@ -1462,7 +1479,7 @@
                 <w:sz w:val="18"/>
                 <w:szCs w:val="18"/>
               </w:rPr>
-              <w:t>Arabic</w:t>
+              <w:t xml:space="preserve">Computer Graphics</w:t>
             </w:r>
           </w:p>
         </w:tc>
@@ -1488,7 +1505,7 @@
                 <w:sz w:val="18"/>
                 <w:szCs w:val="18"/>
               </w:rPr>
-              <w:t>70</w:t>
+              <w:t xml:space="preserve">63.0</w:t>
             </w:r>
           </w:p>
         </w:tc>
@@ -1514,7 +1531,7 @@
                 <w:sz w:val="18"/>
                 <w:szCs w:val="18"/>
               </w:rPr>
-              <w:t>2</w:t>
+              <w:t xml:space="preserve">3</w:t>
             </w:r>
           </w:p>
         </w:tc>
@@ -1545,7 +1562,7 @@
                 <w:sz w:val="18"/>
                 <w:szCs w:val="18"/>
               </w:rPr>
-              <w:t>Healthy and Fitness</w:t>
+              <w:t xml:space="preserve">Health and Fitness</w:t>
             </w:r>
           </w:p>
         </w:tc>
@@ -1571,7 +1588,7 @@
                 <w:sz w:val="18"/>
                 <w:szCs w:val="18"/>
               </w:rPr>
-              <w:t>78</w:t>
+              <w:t xml:space="preserve">78.0</w:t>
             </w:r>
           </w:p>
         </w:tc>
@@ -1597,7 +1614,7 @@
                 <w:sz w:val="18"/>
                 <w:szCs w:val="18"/>
               </w:rPr>
-              <w:t>2</w:t>
+              <w:t xml:space="preserve">2</w:t>
             </w:r>
           </w:p>
         </w:tc>
@@ -1623,7 +1640,7 @@
                 <w:sz w:val="18"/>
                 <w:szCs w:val="18"/>
               </w:rPr>
-              <w:t>Microprocessors</w:t>
+              <w:t xml:space="preserve">Probability and Statistics*</w:t>
             </w:r>
           </w:p>
         </w:tc>
@@ -1649,7 +1666,7 @@
                 <w:sz w:val="18"/>
                 <w:szCs w:val="18"/>
               </w:rPr>
-              <w:t>50</w:t>
+              <w:t xml:space="preserve">53.0</w:t>
             </w:r>
           </w:p>
         </w:tc>
@@ -1675,7 +1692,7 @@
                 <w:sz w:val="18"/>
                 <w:szCs w:val="18"/>
               </w:rPr>
-              <w:t>3</w:t>
+              <w:t xml:space="preserve">3</w:t>
             </w:r>
           </w:p>
         </w:tc>
@@ -1706,7 +1723,7 @@
                 <w:sz w:val="18"/>
                 <w:szCs w:val="18"/>
               </w:rPr>
-              <w:t>Computer Skills</w:t>
+              <w:t xml:space="preserve">Computer Skills</w:t>
             </w:r>
           </w:p>
         </w:tc>
@@ -1732,7 +1749,7 @@
                 <w:sz w:val="18"/>
                 <w:szCs w:val="18"/>
               </w:rPr>
-              <w:t>73</w:t>
+              <w:t xml:space="preserve">73.0</w:t>
             </w:r>
           </w:p>
         </w:tc>
@@ -1758,7 +1775,7 @@
                 <w:sz w:val="18"/>
                 <w:szCs w:val="18"/>
               </w:rPr>
-              <w:t>3</w:t>
+              <w:t xml:space="preserve">2</w:t>
             </w:r>
           </w:p>
         </w:tc>
@@ -1784,7 +1801,7 @@
                 <w:sz w:val="18"/>
                 <w:szCs w:val="18"/>
               </w:rPr>
-              <w:t>Systems Analysis and Design</w:t>
+              <w:t xml:space="preserve">Object-oriented Programming II</w:t>
             </w:r>
           </w:p>
         </w:tc>
@@ -1810,7 +1827,7 @@
                 <w:sz w:val="18"/>
                 <w:szCs w:val="18"/>
               </w:rPr>
-              <w:t>50</w:t>
+              <w:t xml:space="preserve">51.0</w:t>
             </w:r>
           </w:p>
         </w:tc>
@@ -1836,7 +1853,973 @@
                 <w:sz w:val="18"/>
                 <w:szCs w:val="18"/>
               </w:rPr>
-              <w:t>3</w:t>
+              <w:t xml:space="preserve">3</w:t>
+            </w:r>
+          </w:p>
+        </w:tc>
+      </w:tr>
+      <w:tr>
+        <w:trPr>
+          <w:cantSplit/>
+        </w:trPr>
+        <w:tc>
+          <w:tcPr>
+            <w:tcW w:w="1828" w:type="pct"/>
+          </w:tcPr>
+          <w:p>
+            <w:pPr>
+              <w:keepNext/>
+              <w:keepLines/>
+              <w:bidi w:val="0"/>
+              <w:spacing w:after="0"/>
+              <w:rPr>
+                <w:rFonts w:asciiTheme="majorBidi" w:hAnsiTheme="majorBidi" w:cstheme="majorBidi"/>
+                <w:sz w:val="18"/>
+                <w:szCs w:val="18"/>
+              </w:rPr>
+            </w:pPr>
+            <w:r>
+              <w:rPr>
+                <w:rFonts w:asciiTheme="majorBidi" w:hAnsiTheme="majorBidi" w:cstheme="majorBidi"/>
+                <w:sz w:val="18"/>
+                <w:szCs w:val="18"/>
+              </w:rPr>
+              <w:t xml:space="preserve">English II</w:t>
+            </w:r>
+          </w:p>
+        </w:tc>
+        <w:tc>
+          <w:tcPr>
+            <w:tcW w:w="338" w:type="pct"/>
+          </w:tcPr>
+          <w:p>
+            <w:pPr>
+              <w:keepNext/>
+              <w:keepLines/>
+              <w:bidi w:val="0"/>
+              <w:spacing w:after="0"/>
+              <w:rPr>
+                <w:rFonts w:asciiTheme="majorBidi" w:hAnsiTheme="majorBidi" w:cstheme="majorBidi"/>
+                <w:sz w:val="18"/>
+                <w:szCs w:val="18"/>
+              </w:rPr>
+            </w:pPr>
+            <w:r>
+              <w:rPr>
+                <w:rFonts w:asciiTheme="majorBidi" w:hAnsiTheme="majorBidi" w:cstheme="majorBidi"/>
+                <w:sz w:val="18"/>
+                <w:szCs w:val="18"/>
+              </w:rPr>
+              <w:t xml:space="preserve">70.0</w:t>
+            </w:r>
+          </w:p>
+        </w:tc>
+        <w:tc>
+          <w:tcPr>
+            <w:tcW w:w="339" w:type="pct"/>
+          </w:tcPr>
+          <w:p>
+            <w:pPr>
+              <w:keepNext/>
+              <w:keepLines/>
+              <w:bidi w:val="0"/>
+              <w:spacing w:after="0"/>
+              <w:rPr>
+                <w:rFonts w:asciiTheme="majorBidi" w:hAnsiTheme="majorBidi" w:cstheme="majorBidi"/>
+                <w:sz w:val="18"/>
+                <w:szCs w:val="18"/>
+              </w:rPr>
+            </w:pPr>
+            <w:r>
+              <w:rPr>
+                <w:rFonts w:asciiTheme="majorBidi" w:hAnsiTheme="majorBidi" w:cstheme="majorBidi"/>
+                <w:sz w:val="18"/>
+                <w:szCs w:val="18"/>
+              </w:rPr>
+              <w:t xml:space="preserve">2</w:t>
+            </w:r>
+          </w:p>
+        </w:tc>
+        <w:tc>
+          <w:tcPr>
+            <w:tcW w:w="1831" w:type="pct"/>
+          </w:tcPr>
+          <w:p>
+            <w:pPr>
+              <w:keepNext/>
+              <w:keepLines/>
+              <w:bidi w:val="0"/>
+              <w:spacing w:after="0"/>
+              <w:rPr>
+                <w:rFonts w:asciiTheme="majorBidi" w:hAnsiTheme="majorBidi" w:cstheme="majorBidi"/>
+                <w:sz w:val="18"/>
+                <w:szCs w:val="18"/>
+              </w:rPr>
+            </w:pPr>
+            <w:r>
+              <w:rPr>
+                <w:rFonts w:asciiTheme="majorBidi" w:hAnsiTheme="majorBidi" w:cstheme="majorBidi"/>
+                <w:sz w:val="18"/>
+                <w:szCs w:val="18"/>
+              </w:rPr>
+              <w:t xml:space="preserve">Visual Programming *</w:t>
+            </w:r>
+          </w:p>
+        </w:tc>
+        <w:tc>
+          <w:tcPr>
+            <w:tcW w:w="339" w:type="pct"/>
+          </w:tcPr>
+          <w:p>
+            <w:pPr>
+              <w:keepNext/>
+              <w:keepLines/>
+              <w:bidi w:val="0"/>
+              <w:spacing w:after="0"/>
+              <w:rPr>
+                <w:rFonts w:asciiTheme="majorBidi" w:hAnsiTheme="majorBidi" w:cstheme="majorBidi"/>
+                <w:sz w:val="18"/>
+                <w:szCs w:val="18"/>
+              </w:rPr>
+            </w:pPr>
+            <w:r>
+              <w:rPr>
+                <w:rFonts w:asciiTheme="majorBidi" w:hAnsiTheme="majorBidi" w:cstheme="majorBidi"/>
+                <w:sz w:val="18"/>
+                <w:szCs w:val="18"/>
+              </w:rPr>
+              <w:t xml:space="preserve">50.0</w:t>
+            </w:r>
+          </w:p>
+        </w:tc>
+        <w:tc>
+          <w:tcPr>
+            <w:tcW w:w="325" w:type="pct"/>
+          </w:tcPr>
+          <w:p>
+            <w:pPr>
+              <w:keepNext/>
+              <w:keepLines/>
+              <w:bidi w:val="0"/>
+              <w:spacing w:after="0"/>
+              <w:rPr>
+                <w:rFonts w:asciiTheme="majorBidi" w:hAnsiTheme="majorBidi" w:cstheme="majorBidi"/>
+                <w:sz w:val="18"/>
+                <w:szCs w:val="18"/>
+              </w:rPr>
+            </w:pPr>
+            <w:r>
+              <w:rPr>
+                <w:rFonts w:asciiTheme="majorBidi" w:hAnsiTheme="majorBidi" w:cstheme="majorBidi"/>
+                <w:sz w:val="18"/>
+                <w:szCs w:val="18"/>
+              </w:rPr>
+              <w:t xml:space="preserve">3</w:t>
+            </w:r>
+          </w:p>
+        </w:tc>
+      </w:tr>
+      <w:tr>
+        <w:trPr>
+          <w:cantSplit/>
+        </w:trPr>
+        <w:tc>
+          <w:tcPr>
+            <w:tcW w:w="1828" w:type="pct"/>
+          </w:tcPr>
+          <w:p>
+            <w:pPr>
+              <w:keepNext/>
+              <w:keepLines/>
+              <w:bidi w:val="0"/>
+              <w:spacing w:after="0"/>
+              <w:rPr>
+                <w:rFonts w:asciiTheme="majorBidi" w:hAnsiTheme="majorBidi" w:cstheme="majorBidi"/>
+                <w:sz w:val="18"/>
+                <w:szCs w:val="18"/>
+              </w:rPr>
+            </w:pPr>
+            <w:r>
+              <w:rPr>
+                <w:rFonts w:asciiTheme="majorBidi" w:hAnsiTheme="majorBidi" w:cstheme="majorBidi"/>
+                <w:sz w:val="18"/>
+                <w:szCs w:val="18"/>
+              </w:rPr>
+              <w:t xml:space="preserve">Programming II*</w:t>
+            </w:r>
+          </w:p>
+        </w:tc>
+        <w:tc>
+          <w:tcPr>
+            <w:tcW w:w="338" w:type="pct"/>
+          </w:tcPr>
+          <w:p>
+            <w:pPr>
+              <w:keepNext/>
+              <w:keepLines/>
+              <w:bidi w:val="0"/>
+              <w:spacing w:after="0"/>
+              <w:rPr>
+                <w:rFonts w:asciiTheme="majorBidi" w:hAnsiTheme="majorBidi" w:cstheme="majorBidi"/>
+                <w:sz w:val="18"/>
+                <w:szCs w:val="18"/>
+              </w:rPr>
+            </w:pPr>
+            <w:r>
+              <w:rPr>
+                <w:rFonts w:asciiTheme="majorBidi" w:hAnsiTheme="majorBidi" w:cstheme="majorBidi"/>
+                <w:sz w:val="18"/>
+                <w:szCs w:val="18"/>
+              </w:rPr>
+              <w:t xml:space="preserve">52.0</w:t>
+            </w:r>
+          </w:p>
+        </w:tc>
+        <w:tc>
+          <w:tcPr>
+            <w:tcW w:w="339" w:type="pct"/>
+          </w:tcPr>
+          <w:p>
+            <w:pPr>
+              <w:keepNext/>
+              <w:keepLines/>
+              <w:bidi w:val="0"/>
+              <w:spacing w:after="0"/>
+              <w:rPr>
+                <w:rFonts w:asciiTheme="majorBidi" w:hAnsiTheme="majorBidi" w:cstheme="majorBidi"/>
+                <w:sz w:val="18"/>
+                <w:szCs w:val="18"/>
+              </w:rPr>
+            </w:pPr>
+            <w:r>
+              <w:rPr>
+                <w:rFonts w:asciiTheme="majorBidi" w:hAnsiTheme="majorBidi" w:cstheme="majorBidi"/>
+                <w:sz w:val="18"/>
+                <w:szCs w:val="18"/>
+              </w:rPr>
+              <w:t xml:space="preserve">4</w:t>
+            </w:r>
+          </w:p>
+        </w:tc>
+        <w:tc>
+          <w:tcPr>
+            <w:tcW w:w="1831" w:type="pct"/>
+          </w:tcPr>
+          <w:p>
+            <w:pPr>
+              <w:keepNext/>
+              <w:keepLines/>
+              <w:bidi w:val="0"/>
+              <w:spacing w:after="0"/>
+              <w:rPr>
+                <w:rFonts w:asciiTheme="majorBidi" w:hAnsiTheme="majorBidi" w:cstheme="majorBidi"/>
+                <w:sz w:val="18"/>
+                <w:szCs w:val="18"/>
+              </w:rPr>
+            </w:pPr>
+            <w:r>
+              <w:rPr>
+                <w:rFonts w:asciiTheme="majorBidi" w:hAnsiTheme="majorBidi" w:cstheme="majorBidi"/>
+                <w:sz w:val="18"/>
+                <w:szCs w:val="18"/>
+              </w:rPr>
+              <w:t xml:space="preserve">Computation Theory</w:t>
+            </w:r>
+          </w:p>
+        </w:tc>
+        <w:tc>
+          <w:tcPr>
+            <w:tcW w:w="339" w:type="pct"/>
+          </w:tcPr>
+          <w:p>
+            <w:pPr>
+              <w:keepNext/>
+              <w:keepLines/>
+              <w:bidi w:val="0"/>
+              <w:spacing w:after="0"/>
+              <w:rPr>
+                <w:rFonts w:asciiTheme="majorBidi" w:hAnsiTheme="majorBidi" w:cstheme="majorBidi"/>
+                <w:sz w:val="18"/>
+                <w:szCs w:val="18"/>
+              </w:rPr>
+            </w:pPr>
+            <w:r>
+              <w:rPr>
+                <w:rFonts w:asciiTheme="majorBidi" w:hAnsiTheme="majorBidi" w:cstheme="majorBidi"/>
+                <w:sz w:val="18"/>
+                <w:szCs w:val="18"/>
+              </w:rPr>
+              <w:t xml:space="preserve">50.0</w:t>
+            </w:r>
+          </w:p>
+        </w:tc>
+        <w:tc>
+          <w:tcPr>
+            <w:tcW w:w="325" w:type="pct"/>
+          </w:tcPr>
+          <w:p>
+            <w:pPr>
+              <w:keepNext/>
+              <w:keepLines/>
+              <w:bidi w:val="0"/>
+              <w:spacing w:after="0"/>
+              <w:rPr>
+                <w:rFonts w:asciiTheme="majorBidi" w:hAnsiTheme="majorBidi" w:cstheme="majorBidi"/>
+                <w:sz w:val="18"/>
+                <w:szCs w:val="18"/>
+              </w:rPr>
+            </w:pPr>
+            <w:r>
+              <w:rPr>
+                <w:rFonts w:asciiTheme="majorBidi" w:hAnsiTheme="majorBidi" w:cstheme="majorBidi"/>
+                <w:sz w:val="18"/>
+                <w:szCs w:val="18"/>
+              </w:rPr>
+              <w:t xml:space="preserve">3</w:t>
+            </w:r>
+          </w:p>
+        </w:tc>
+      </w:tr>
+      <w:tr>
+        <w:trPr>
+          <w:cantSplit/>
+        </w:trPr>
+        <w:tc>
+          <w:tcPr>
+            <w:tcW w:w="1828" w:type="pct"/>
+          </w:tcPr>
+          <w:p>
+            <w:pPr>
+              <w:keepNext/>
+              <w:keepLines/>
+              <w:bidi w:val="0"/>
+              <w:spacing w:after="0"/>
+              <w:rPr>
+                <w:rFonts w:asciiTheme="majorBidi" w:hAnsiTheme="majorBidi" w:cstheme="majorBidi"/>
+                <w:sz w:val="18"/>
+                <w:szCs w:val="18"/>
+              </w:rPr>
+            </w:pPr>
+            <w:r>
+              <w:rPr>
+                <w:rFonts w:asciiTheme="majorBidi" w:hAnsiTheme="majorBidi" w:cstheme="majorBidi"/>
+                <w:sz w:val="18"/>
+                <w:szCs w:val="18"/>
+              </w:rPr>
+              <w:t xml:space="preserve">Logic Design</w:t>
+            </w:r>
+          </w:p>
+        </w:tc>
+        <w:tc>
+          <w:tcPr>
+            <w:tcW w:w="338" w:type="pct"/>
+          </w:tcPr>
+          <w:p>
+            <w:pPr>
+              <w:keepNext/>
+              <w:keepLines/>
+              <w:bidi w:val="0"/>
+              <w:spacing w:after="0"/>
+              <w:rPr>
+                <w:rFonts w:asciiTheme="majorBidi" w:hAnsiTheme="majorBidi" w:cstheme="majorBidi"/>
+                <w:sz w:val="18"/>
+                <w:szCs w:val="18"/>
+              </w:rPr>
+            </w:pPr>
+            <w:r>
+              <w:rPr>
+                <w:rFonts w:asciiTheme="majorBidi" w:hAnsiTheme="majorBidi" w:cstheme="majorBidi"/>
+                <w:sz w:val="18"/>
+                <w:szCs w:val="18"/>
+              </w:rPr>
+              <w:t xml:space="preserve">50.0</w:t>
+            </w:r>
+          </w:p>
+        </w:tc>
+        <w:tc>
+          <w:tcPr>
+            <w:tcW w:w="339" w:type="pct"/>
+          </w:tcPr>
+          <w:p>
+            <w:pPr>
+              <w:keepNext/>
+              <w:keepLines/>
+              <w:bidi w:val="0"/>
+              <w:spacing w:after="0"/>
+              <w:rPr>
+                <w:rFonts w:asciiTheme="majorBidi" w:hAnsiTheme="majorBidi" w:cstheme="majorBidi"/>
+                <w:sz w:val="18"/>
+                <w:szCs w:val="18"/>
+              </w:rPr>
+            </w:pPr>
+            <w:r>
+              <w:rPr>
+                <w:rFonts w:asciiTheme="majorBidi" w:hAnsiTheme="majorBidi" w:cstheme="majorBidi"/>
+                <w:sz w:val="18"/>
+                <w:szCs w:val="18"/>
+              </w:rPr>
+              <w:t xml:space="preserve">3</w:t>
+            </w:r>
+          </w:p>
+        </w:tc>
+        <w:tc>
+          <w:tcPr>
+            <w:tcW w:w="1831" w:type="pct"/>
+          </w:tcPr>
+          <w:p>
+            <w:pPr>
+              <w:keepNext/>
+              <w:keepLines/>
+              <w:bidi w:val="0"/>
+              <w:spacing w:after="0"/>
+              <w:rPr>
+                <w:rFonts w:asciiTheme="majorBidi" w:hAnsiTheme="majorBidi" w:cstheme="majorBidi"/>
+                <w:sz w:val="18"/>
+                <w:szCs w:val="18"/>
+              </w:rPr>
+            </w:pPr>
+            <w:r>
+              <w:rPr>
+                <w:rFonts w:asciiTheme="majorBidi" w:hAnsiTheme="majorBidi" w:cstheme="majorBidi"/>
+                <w:sz w:val="18"/>
+                <w:szCs w:val="18"/>
+              </w:rPr>
+              <w:t xml:space="preserve">Numerical Methods</w:t>
+            </w:r>
+          </w:p>
+        </w:tc>
+        <w:tc>
+          <w:tcPr>
+            <w:tcW w:w="339" w:type="pct"/>
+          </w:tcPr>
+          <w:p>
+            <w:pPr>
+              <w:keepNext/>
+              <w:keepLines/>
+              <w:bidi w:val="0"/>
+              <w:spacing w:after="0"/>
+              <w:rPr>
+                <w:rFonts w:asciiTheme="majorBidi" w:hAnsiTheme="majorBidi" w:cstheme="majorBidi"/>
+                <w:sz w:val="18"/>
+                <w:szCs w:val="18"/>
+              </w:rPr>
+            </w:pPr>
+            <w:r>
+              <w:rPr>
+                <w:rFonts w:asciiTheme="majorBidi" w:hAnsiTheme="majorBidi" w:cstheme="majorBidi"/>
+                <w:sz w:val="18"/>
+                <w:szCs w:val="18"/>
+              </w:rPr>
+              <w:t xml:space="preserve">66.0</w:t>
+            </w:r>
+          </w:p>
+        </w:tc>
+        <w:tc>
+          <w:tcPr>
+            <w:tcW w:w="325" w:type="pct"/>
+          </w:tcPr>
+          <w:p>
+            <w:pPr>
+              <w:keepNext/>
+              <w:keepLines/>
+              <w:bidi w:val="0"/>
+              <w:spacing w:after="0"/>
+              <w:rPr>
+                <w:rFonts w:asciiTheme="majorBidi" w:hAnsiTheme="majorBidi" w:cstheme="majorBidi"/>
+                <w:sz w:val="18"/>
+                <w:szCs w:val="18"/>
+              </w:rPr>
+            </w:pPr>
+            <w:r>
+              <w:rPr>
+                <w:rFonts w:asciiTheme="majorBidi" w:hAnsiTheme="majorBidi" w:cstheme="majorBidi"/>
+                <w:sz w:val="18"/>
+                <w:szCs w:val="18"/>
+              </w:rPr>
+              <w:t xml:space="preserve">3</w:t>
+            </w:r>
+          </w:p>
+        </w:tc>
+      </w:tr>
+      <w:tr>
+        <w:trPr>
+          <w:cantSplit/>
+        </w:trPr>
+        <w:tc>
+          <w:tcPr>
+            <w:tcW w:w="1828" w:type="pct"/>
+          </w:tcPr>
+          <w:p>
+            <w:pPr>
+              <w:keepNext/>
+              <w:keepLines/>
+              <w:bidi w:val="0"/>
+              <w:spacing w:after="0"/>
+              <w:rPr>
+                <w:rFonts w:asciiTheme="majorBidi" w:hAnsiTheme="majorBidi" w:cstheme="majorBidi"/>
+                <w:sz w:val="18"/>
+                <w:szCs w:val="18"/>
+              </w:rPr>
+            </w:pPr>
+            <w:r>
+              <w:rPr>
+                <w:rFonts w:asciiTheme="majorBidi" w:hAnsiTheme="majorBidi" w:cstheme="majorBidi"/>
+                <w:sz w:val="18"/>
+                <w:szCs w:val="18"/>
+              </w:rPr>
+              <w:t xml:space="preserve">Computer Applications</w:t>
+            </w:r>
+          </w:p>
+        </w:tc>
+        <w:tc>
+          <w:tcPr>
+            <w:tcW w:w="338" w:type="pct"/>
+          </w:tcPr>
+          <w:p>
+            <w:pPr>
+              <w:keepNext/>
+              <w:keepLines/>
+              <w:bidi w:val="0"/>
+              <w:spacing w:after="0"/>
+              <w:rPr>
+                <w:rFonts w:asciiTheme="majorBidi" w:hAnsiTheme="majorBidi" w:cstheme="majorBidi"/>
+                <w:sz w:val="18"/>
+                <w:szCs w:val="18"/>
+              </w:rPr>
+            </w:pPr>
+            <w:r>
+              <w:rPr>
+                <w:rFonts w:asciiTheme="majorBidi" w:hAnsiTheme="majorBidi" w:cstheme="majorBidi"/>
+                <w:sz w:val="18"/>
+                <w:szCs w:val="18"/>
+              </w:rPr>
+              <w:t xml:space="preserve">54.0</w:t>
+            </w:r>
+          </w:p>
+        </w:tc>
+        <w:tc>
+          <w:tcPr>
+            <w:tcW w:w="339" w:type="pct"/>
+          </w:tcPr>
+          <w:p>
+            <w:pPr>
+              <w:keepNext/>
+              <w:keepLines/>
+              <w:bidi w:val="0"/>
+              <w:spacing w:after="0"/>
+              <w:rPr>
+                <w:rFonts w:asciiTheme="majorBidi" w:hAnsiTheme="majorBidi" w:cstheme="majorBidi"/>
+                <w:sz w:val="18"/>
+                <w:szCs w:val="18"/>
+              </w:rPr>
+            </w:pPr>
+            <w:r>
+              <w:rPr>
+                <w:rFonts w:asciiTheme="majorBidi" w:hAnsiTheme="majorBidi" w:cstheme="majorBidi"/>
+                <w:sz w:val="18"/>
+                <w:szCs w:val="18"/>
+              </w:rPr>
+              <w:t xml:space="preserve">2</w:t>
+            </w:r>
+          </w:p>
+        </w:tc>
+        <w:tc>
+          <w:tcPr>
+            <w:tcW w:w="1831" w:type="pct"/>
+          </w:tcPr>
+          <w:p>
+            <w:pPr>
+              <w:keepNext/>
+              <w:keepLines/>
+              <w:bidi w:val="0"/>
+              <w:spacing w:after="0"/>
+              <w:rPr>
+                <w:rFonts w:asciiTheme="majorBidi" w:hAnsiTheme="majorBidi" w:cstheme="majorBidi"/>
+                <w:sz w:val="18"/>
+                <w:szCs w:val="18"/>
+              </w:rPr>
+            </w:pPr>
+            <w:r>
+              <w:rPr>
+                <w:rFonts w:asciiTheme="majorBidi" w:hAnsiTheme="majorBidi" w:cstheme="majorBidi"/>
+                <w:sz w:val="18"/>
+                <w:szCs w:val="18"/>
+              </w:rPr>
+              <w:t xml:space="preserve">Data Structures I</w:t>
+            </w:r>
+          </w:p>
+        </w:tc>
+        <w:tc>
+          <w:tcPr>
+            <w:tcW w:w="339" w:type="pct"/>
+          </w:tcPr>
+          <w:p>
+            <w:pPr>
+              <w:keepNext/>
+              <w:keepLines/>
+              <w:bidi w:val="0"/>
+              <w:spacing w:after="0"/>
+              <w:rPr>
+                <w:rFonts w:asciiTheme="majorBidi" w:hAnsiTheme="majorBidi" w:cstheme="majorBidi"/>
+                <w:sz w:val="18"/>
+                <w:szCs w:val="18"/>
+              </w:rPr>
+            </w:pPr>
+            <w:r>
+              <w:rPr>
+                <w:rFonts w:asciiTheme="majorBidi" w:hAnsiTheme="majorBidi" w:cstheme="majorBidi"/>
+                <w:sz w:val="18"/>
+                <w:szCs w:val="18"/>
+              </w:rPr>
+              <w:t xml:space="preserve">63.0</w:t>
+            </w:r>
+          </w:p>
+        </w:tc>
+        <w:tc>
+          <w:tcPr>
+            <w:tcW w:w="325" w:type="pct"/>
+          </w:tcPr>
+          <w:p>
+            <w:pPr>
+              <w:keepNext/>
+              <w:keepLines/>
+              <w:bidi w:val="0"/>
+              <w:spacing w:after="0"/>
+              <w:rPr>
+                <w:rFonts w:asciiTheme="majorBidi" w:hAnsiTheme="majorBidi" w:cstheme="majorBidi"/>
+                <w:sz w:val="18"/>
+                <w:szCs w:val="18"/>
+              </w:rPr>
+            </w:pPr>
+            <w:r>
+              <w:rPr>
+                <w:rFonts w:asciiTheme="majorBidi" w:hAnsiTheme="majorBidi" w:cstheme="majorBidi"/>
+                <w:sz w:val="18"/>
+                <w:szCs w:val="18"/>
+              </w:rPr>
+              <w:t xml:space="preserve">3</w:t>
+            </w:r>
+          </w:p>
+        </w:tc>
+      </w:tr>
+      <w:tr>
+        <w:trPr>
+          <w:cantSplit/>
+        </w:trPr>
+        <w:tc>
+          <w:tcPr>
+            <w:tcW w:w="1828" w:type="pct"/>
+          </w:tcPr>
+          <w:p>
+            <w:pPr>
+              <w:keepNext/>
+              <w:keepLines/>
+              <w:bidi w:val="0"/>
+              <w:spacing w:after="0"/>
+              <w:rPr>
+                <w:rFonts w:asciiTheme="majorBidi" w:hAnsiTheme="majorBidi" w:cstheme="majorBidi"/>
+                <w:sz w:val="18"/>
+                <w:szCs w:val="18"/>
+              </w:rPr>
+            </w:pPr>
+            <w:r>
+              <w:rPr>
+                <w:rFonts w:asciiTheme="majorBidi" w:hAnsiTheme="majorBidi" w:cstheme="majorBidi"/>
+                <w:sz w:val="18"/>
+                <w:szCs w:val="18"/>
+              </w:rPr>
+              <w:t xml:space="preserve">Principles of Information Technology</w:t>
+            </w:r>
+          </w:p>
+        </w:tc>
+        <w:tc>
+          <w:tcPr>
+            <w:tcW w:w="338" w:type="pct"/>
+          </w:tcPr>
+          <w:p>
+            <w:pPr>
+              <w:keepNext/>
+              <w:keepLines/>
+              <w:bidi w:val="0"/>
+              <w:spacing w:after="0"/>
+              <w:rPr>
+                <w:rFonts w:asciiTheme="majorBidi" w:hAnsiTheme="majorBidi" w:cstheme="majorBidi"/>
+                <w:sz w:val="18"/>
+                <w:szCs w:val="18"/>
+              </w:rPr>
+            </w:pPr>
+            <w:r>
+              <w:rPr>
+                <w:rFonts w:asciiTheme="majorBidi" w:hAnsiTheme="majorBidi" w:cstheme="majorBidi"/>
+                <w:sz w:val="18"/>
+                <w:szCs w:val="18"/>
+              </w:rPr>
+              <w:t xml:space="preserve">63.0</w:t>
+            </w:r>
+          </w:p>
+        </w:tc>
+        <w:tc>
+          <w:tcPr>
+            <w:tcW w:w="339" w:type="pct"/>
+          </w:tcPr>
+          <w:p>
+            <w:pPr>
+              <w:keepNext/>
+              <w:keepLines/>
+              <w:bidi w:val="0"/>
+              <w:spacing w:after="0"/>
+              <w:rPr>
+                <w:rFonts w:asciiTheme="majorBidi" w:hAnsiTheme="majorBidi" w:cstheme="majorBidi"/>
+                <w:sz w:val="18"/>
+                <w:szCs w:val="18"/>
+              </w:rPr>
+            </w:pPr>
+            <w:r>
+              <w:rPr>
+                <w:rFonts w:asciiTheme="majorBidi" w:hAnsiTheme="majorBidi" w:cstheme="majorBidi"/>
+                <w:sz w:val="18"/>
+                <w:szCs w:val="18"/>
+              </w:rPr>
+              <w:t xml:space="preserve">3</w:t>
+            </w:r>
+          </w:p>
+        </w:tc>
+        <w:tc>
+          <w:tcPr>
+            <w:tcW w:w="1831" w:type="pct"/>
+          </w:tcPr>
+          <w:p>
+            <w:pPr>
+              <w:keepNext/>
+              <w:keepLines/>
+              <w:bidi w:val="0"/>
+              <w:spacing w:after="0"/>
+              <w:rPr>
+                <w:rFonts w:asciiTheme="majorBidi" w:hAnsiTheme="majorBidi" w:cstheme="majorBidi"/>
+                <w:sz w:val="18"/>
+                <w:szCs w:val="18"/>
+              </w:rPr>
+            </w:pPr>
+            <w:r>
+              <w:rPr>
+                <w:rFonts w:asciiTheme="majorBidi" w:hAnsiTheme="majorBidi" w:cstheme="majorBidi"/>
+                <w:sz w:val="18"/>
+                <w:szCs w:val="18"/>
+              </w:rPr>
+              <w:t xml:space="preserve"/>
+            </w:r>
+          </w:p>
+        </w:tc>
+        <w:tc>
+          <w:tcPr>
+            <w:tcW w:w="339" w:type="pct"/>
+          </w:tcPr>
+          <w:p>
+            <w:pPr>
+              <w:keepNext/>
+              <w:keepLines/>
+              <w:bidi w:val="0"/>
+              <w:spacing w:after="0"/>
+              <w:rPr>
+                <w:rFonts w:asciiTheme="majorBidi" w:hAnsiTheme="majorBidi" w:cstheme="majorBidi"/>
+                <w:sz w:val="18"/>
+                <w:szCs w:val="18"/>
+              </w:rPr>
+            </w:pPr>
+            <w:r>
+              <w:rPr>
+                <w:rFonts w:asciiTheme="majorBidi" w:hAnsiTheme="majorBidi" w:cstheme="majorBidi"/>
+                <w:sz w:val="18"/>
+                <w:szCs w:val="18"/>
+              </w:rPr>
+              <w:t xml:space="preserve"/>
+            </w:r>
+          </w:p>
+        </w:tc>
+        <w:tc>
+          <w:tcPr>
+            <w:tcW w:w="325" w:type="pct"/>
+          </w:tcPr>
+          <w:p>
+            <w:pPr>
+              <w:keepNext/>
+              <w:keepLines/>
+              <w:bidi w:val="0"/>
+              <w:spacing w:after="0"/>
+              <w:rPr>
+                <w:rFonts w:asciiTheme="majorBidi" w:hAnsiTheme="majorBidi" w:cstheme="majorBidi"/>
+                <w:sz w:val="18"/>
+                <w:szCs w:val="18"/>
+              </w:rPr>
+            </w:pPr>
+            <w:r>
+              <w:rPr>
+                <w:rFonts w:asciiTheme="majorBidi" w:hAnsiTheme="majorBidi" w:cstheme="majorBidi"/>
+                <w:sz w:val="18"/>
+                <w:szCs w:val="18"/>
+              </w:rPr>
+              <w:t xml:space="preserve"/>
+            </w:r>
+          </w:p>
+        </w:tc>
+      </w:tr>
+      <w:tr>
+        <w:trPr>
+          <w:cantSplit/>
+        </w:trPr>
+        <w:tc>
+          <w:tcPr>
+            <w:tcW w:w="1828" w:type="pct"/>
+          </w:tcPr>
+          <w:p>
+            <w:pPr>
+              <w:keepNext/>
+              <w:keepLines/>
+              <w:bidi w:val="0"/>
+              <w:spacing w:after="0"/>
+              <w:rPr>
+                <w:rFonts w:asciiTheme="majorBidi" w:hAnsiTheme="majorBidi" w:cstheme="majorBidi"/>
+                <w:sz w:val="18"/>
+                <w:szCs w:val="18"/>
+              </w:rPr>
+            </w:pPr>
+            <w:r>
+              <w:rPr>
+                <w:rFonts w:asciiTheme="majorBidi" w:hAnsiTheme="majorBidi" w:cstheme="majorBidi"/>
+                <w:sz w:val="18"/>
+                <w:szCs w:val="18"/>
+              </w:rPr>
+              <w:t xml:space="preserve">Discrete Structures</w:t>
+            </w:r>
+          </w:p>
+        </w:tc>
+        <w:tc>
+          <w:tcPr>
+            <w:tcW w:w="338" w:type="pct"/>
+          </w:tcPr>
+          <w:p>
+            <w:pPr>
+              <w:keepNext/>
+              <w:keepLines/>
+              <w:bidi w:val="0"/>
+              <w:spacing w:after="0"/>
+              <w:rPr>
+                <w:rFonts w:asciiTheme="majorBidi" w:hAnsiTheme="majorBidi" w:cstheme="majorBidi"/>
+                <w:sz w:val="18"/>
+                <w:szCs w:val="18"/>
+              </w:rPr>
+            </w:pPr>
+            <w:r>
+              <w:rPr>
+                <w:rFonts w:asciiTheme="majorBidi" w:hAnsiTheme="majorBidi" w:cstheme="majorBidi"/>
+                <w:sz w:val="18"/>
+                <w:szCs w:val="18"/>
+              </w:rPr>
+              <w:t xml:space="preserve">62.0</w:t>
+            </w:r>
+          </w:p>
+        </w:tc>
+        <w:tc>
+          <w:tcPr>
+            <w:tcW w:w="339" w:type="pct"/>
+          </w:tcPr>
+          <w:p>
+            <w:pPr>
+              <w:keepNext/>
+              <w:keepLines/>
+              <w:bidi w:val="0"/>
+              <w:spacing w:after="0"/>
+              <w:rPr>
+                <w:rFonts w:asciiTheme="majorBidi" w:hAnsiTheme="majorBidi" w:cstheme="majorBidi"/>
+                <w:sz w:val="18"/>
+                <w:szCs w:val="18"/>
+              </w:rPr>
+            </w:pPr>
+            <w:r>
+              <w:rPr>
+                <w:rFonts w:asciiTheme="majorBidi" w:hAnsiTheme="majorBidi" w:cstheme="majorBidi"/>
+                <w:sz w:val="18"/>
+                <w:szCs w:val="18"/>
+              </w:rPr>
+              <w:t xml:space="preserve">3</w:t>
+            </w:r>
+          </w:p>
+        </w:tc>
+        <w:tc>
+          <w:tcPr>
+            <w:tcW w:w="1831" w:type="pct"/>
+          </w:tcPr>
+          <w:p>
+            <w:pPr>
+              <w:keepNext/>
+              <w:keepLines/>
+              <w:bidi w:val="0"/>
+              <w:spacing w:after="0"/>
+              <w:rPr>
+                <w:rFonts w:asciiTheme="majorBidi" w:hAnsiTheme="majorBidi" w:cstheme="majorBidi"/>
+                <w:sz w:val="18"/>
+                <w:szCs w:val="18"/>
+              </w:rPr>
+            </w:pPr>
+            <w:r>
+              <w:rPr>
+                <w:rFonts w:asciiTheme="majorBidi" w:hAnsiTheme="majorBidi" w:cstheme="majorBidi"/>
+                <w:sz w:val="18"/>
+                <w:szCs w:val="18"/>
+              </w:rPr>
+              <w:t xml:space="preserve"/>
+            </w:r>
+          </w:p>
+        </w:tc>
+        <w:tc>
+          <w:tcPr>
+            <w:tcW w:w="339" w:type="pct"/>
+          </w:tcPr>
+          <w:p>
+            <w:pPr>
+              <w:keepNext/>
+              <w:keepLines/>
+              <w:bidi w:val="0"/>
+              <w:spacing w:after="0"/>
+              <w:rPr>
+                <w:rFonts w:asciiTheme="majorBidi" w:hAnsiTheme="majorBidi" w:cstheme="majorBidi"/>
+                <w:sz w:val="18"/>
+                <w:szCs w:val="18"/>
+              </w:rPr>
+            </w:pPr>
+            <w:r>
+              <w:rPr>
+                <w:rFonts w:asciiTheme="majorBidi" w:hAnsiTheme="majorBidi" w:cstheme="majorBidi"/>
+                <w:sz w:val="18"/>
+                <w:szCs w:val="18"/>
+              </w:rPr>
+              <w:t xml:space="preserve"/>
+            </w:r>
+          </w:p>
+        </w:tc>
+        <w:tc>
+          <w:tcPr>
+            <w:tcW w:w="325" w:type="pct"/>
+          </w:tcPr>
+          <w:p>
+            <w:pPr>
+              <w:keepNext/>
+              <w:keepLines/>
+              <w:bidi w:val="0"/>
+              <w:spacing w:after="0"/>
+              <w:rPr>
+                <w:rFonts w:asciiTheme="majorBidi" w:hAnsiTheme="majorBidi" w:cstheme="majorBidi"/>
+                <w:sz w:val="18"/>
+                <w:szCs w:val="18"/>
+              </w:rPr>
+            </w:pPr>
+            <w:r>
+              <w:rPr>
+                <w:rFonts w:asciiTheme="majorBidi" w:hAnsiTheme="majorBidi" w:cstheme="majorBidi"/>
+                <w:sz w:val="18"/>
+                <w:szCs w:val="18"/>
+              </w:rPr>
+              <w:t xml:space="preserve"/>
             </w:r>
           </w:p>
         </w:tc>
@@ -1849,6 +2832,2534 @@
         <w:bidi w:val="0"/>
         <w:spacing w:line="240" w:lineRule="auto"/>
       </w:pPr>
+      <w:r>
+        <w:t xml:space="preserve"/>
+      </w:r>
+    </w:p>
+    <w:tbl>
+      <w:tblPr>
+        <w:tblStyle w:val="TableGrid"/>
+        <w:tblW w:w="5000" w:type="pct"/>
+        <w:tblLayout w:type="fixed"/>
+        <w:tblLook w:val="04A0" w:firstRow="1" w:lastRow="0" w:firstColumn="1" w:lastColumn="0" w:noHBand="0" w:noVBand="1"/>
+      </w:tblPr>
+      <w:tblGrid>
+        <w:gridCol w:w="3822"/>
+        <w:gridCol w:w="707"/>
+        <w:gridCol w:w="709"/>
+        <w:gridCol w:w="3829"/>
+        <w:gridCol w:w="709"/>
+        <w:gridCol w:w="680"/>
+      </w:tblGrid>
+      <w:tr>
+        <w:trPr>
+          <w:cantSplit/>
+        </w:trPr>
+        <w:tc>
+          <w:tcPr>
+            <w:tcW w:w="2505" w:type="pct"/>
+            <w:gridSpan w:val="3"/>
+          </w:tcPr>
+          <w:p>
+            <w:pPr>
+              <w:keepNext/>
+              <w:keepLines/>
+              <w:bidi w:val="0"/>
+              <w:spacing w:after="0"/>
+              <w:rPr>
+                <w:rFonts w:asciiTheme="majorBidi" w:hAnsiTheme="majorBidi" w:cstheme="majorBidi"/>
+                <w:sz w:val="18"/>
+                <w:szCs w:val="18"/>
+              </w:rPr>
+            </w:pPr>
+            <w:r>
+              <w:rPr>
+                <w:rFonts w:asciiTheme="majorBidi" w:hAnsiTheme="majorBidi" w:cstheme="majorBidi"/>
+                <w:sz w:val="18"/>
+                <w:szCs w:val="18"/>
+              </w:rPr>
+              <w:t xml:space="preserve">‎2018-2019‎</w:t>
+            </w:r>
+            <w:r>
+              <w:rPr>
+                <w:rFonts w:asciiTheme="majorBidi" w:hAnsiTheme="majorBidi" w:cstheme="majorBidi"/>
+                <w:sz w:val="18"/>
+                <w:szCs w:val="18"/>
+              </w:rPr>
+              <w:t xml:space="preserve"> </w:t>
+            </w:r>
+            <w:r>
+              <w:rPr>
+                <w:rFonts w:asciiTheme="majorBidi" w:hAnsiTheme="majorBidi" w:cstheme="majorBidi"/>
+                <w:sz w:val="18"/>
+                <w:szCs w:val="18"/>
+              </w:rPr>
+              <w:t xml:space="preserve">_ Stage 3</w:t>
+            </w:r>
+          </w:p>
+        </w:tc>
+        <w:tc>
+          <w:tcPr>
+            <w:tcW w:w="2495" w:type="pct"/>
+            <w:gridSpan w:val="3"/>
+          </w:tcPr>
+          <w:p>
+            <w:pPr>
+              <w:keepNext/>
+              <w:keepLines/>
+              <w:bidi w:val="0"/>
+              <w:spacing w:after="0"/>
+              <w:rPr>
+                <w:rFonts w:asciiTheme="majorBidi" w:hAnsiTheme="majorBidi" w:cstheme="majorBidi"/>
+                <w:sz w:val="18"/>
+                <w:szCs w:val="18"/>
+              </w:rPr>
+            </w:pPr>
+            <w:r>
+              <w:rPr>
+                <w:rFonts w:asciiTheme="majorBidi" w:hAnsiTheme="majorBidi" w:cstheme="majorBidi"/>
+                <w:sz w:val="18"/>
+                <w:szCs w:val="18"/>
+              </w:rPr>
+              <w:t xml:space="preserve">‎2019-2020‎ </w:t>
+            </w:r>
+            <w:r>
+              <w:rPr>
+                <w:rFonts w:asciiTheme="majorBidi" w:hAnsiTheme="majorBidi" w:cstheme="majorBidi"/>
+                <w:sz w:val="18"/>
+                <w:szCs w:val="18"/>
+              </w:rPr>
+              <w:t xml:space="preserve">_ Stage 4</w:t>
+            </w:r>
+          </w:p>
+        </w:tc>
+      </w:tr>
+      <w:tr>
+        <w:trPr>
+          <w:cantSplit/>
+        </w:trPr>
+        <w:tc>
+          <w:tcPr>
+            <w:tcW w:w="1828" w:type="pct"/>
+          </w:tcPr>
+          <w:p>
+            <w:pPr>
+              <w:keepNext/>
+              <w:keepLines/>
+              <w:bidi w:val="0"/>
+              <w:spacing w:after="0"/>
+              <w:rPr>
+                <w:rFonts w:asciiTheme="majorBidi" w:hAnsiTheme="majorBidi" w:cstheme="majorBidi"/>
+                <w:sz w:val="18"/>
+                <w:szCs w:val="18"/>
+              </w:rPr>
+            </w:pPr>
+            <w:r>
+              <w:rPr>
+                <w:rFonts w:asciiTheme="majorBidi" w:hAnsiTheme="majorBidi" w:cstheme="majorBidi"/>
+                <w:sz w:val="18"/>
+                <w:szCs w:val="18"/>
+              </w:rPr>
+              <w:t>Subject</w:t>
+            </w:r>
+          </w:p>
+        </w:tc>
+        <w:tc>
+          <w:tcPr>
+            <w:tcW w:w="338" w:type="pct"/>
+          </w:tcPr>
+          <w:p>
+            <w:pPr>
+              <w:keepNext/>
+              <w:keepLines/>
+              <w:bidi w:val="0"/>
+              <w:spacing w:after="0"/>
+              <w:rPr>
+                <w:rFonts w:asciiTheme="majorBidi" w:hAnsiTheme="majorBidi" w:cstheme="majorBidi"/>
+                <w:sz w:val="18"/>
+                <w:szCs w:val="18"/>
+              </w:rPr>
+            </w:pPr>
+            <w:r>
+              <w:rPr>
+                <w:rFonts w:asciiTheme="majorBidi" w:hAnsiTheme="majorBidi" w:cstheme="majorBidi"/>
+                <w:sz w:val="18"/>
+                <w:szCs w:val="18"/>
+              </w:rPr>
+              <w:t>Mark</w:t>
+            </w:r>
+          </w:p>
+        </w:tc>
+        <w:tc>
+          <w:tcPr>
+            <w:tcW w:w="339" w:type="pct"/>
+          </w:tcPr>
+          <w:p>
+            <w:pPr>
+              <w:keepNext/>
+              <w:keepLines/>
+              <w:bidi w:val="0"/>
+              <w:spacing w:after="0"/>
+              <w:rPr>
+                <w:rFonts w:asciiTheme="majorBidi" w:hAnsiTheme="majorBidi" w:cstheme="majorBidi"/>
+                <w:sz w:val="18"/>
+                <w:szCs w:val="18"/>
+              </w:rPr>
+            </w:pPr>
+            <w:r>
+              <w:rPr>
+                <w:rFonts w:asciiTheme="majorBidi" w:hAnsiTheme="majorBidi" w:cstheme="majorBidi"/>
+                <w:sz w:val="18"/>
+                <w:szCs w:val="18"/>
+              </w:rPr>
+              <w:t>Unit</w:t>
+            </w:r>
+          </w:p>
+        </w:tc>
+        <w:tc>
+          <w:tcPr>
+            <w:tcW w:w="1831" w:type="pct"/>
+          </w:tcPr>
+          <w:p>
+            <w:pPr>
+              <w:keepNext/>
+              <w:keepLines/>
+              <w:bidi w:val="0"/>
+              <w:spacing w:after="0"/>
+              <w:rPr>
+                <w:rFonts w:asciiTheme="majorBidi" w:hAnsiTheme="majorBidi" w:cstheme="majorBidi"/>
+                <w:sz w:val="18"/>
+                <w:szCs w:val="18"/>
+              </w:rPr>
+            </w:pPr>
+            <w:r>
+              <w:rPr>
+                <w:rFonts w:asciiTheme="majorBidi" w:hAnsiTheme="majorBidi" w:cstheme="majorBidi"/>
+                <w:sz w:val="18"/>
+                <w:szCs w:val="18"/>
+              </w:rPr>
+              <w:t>Subject</w:t>
+            </w:r>
+          </w:p>
+        </w:tc>
+        <w:tc>
+          <w:tcPr>
+            <w:tcW w:w="339" w:type="pct"/>
+          </w:tcPr>
+          <w:p>
+            <w:pPr>
+              <w:keepNext/>
+              <w:keepLines/>
+              <w:bidi w:val="0"/>
+              <w:spacing w:after="0"/>
+              <w:rPr>
+                <w:rFonts w:asciiTheme="majorBidi" w:hAnsiTheme="majorBidi" w:cstheme="majorBidi"/>
+                <w:sz w:val="18"/>
+                <w:szCs w:val="18"/>
+              </w:rPr>
+            </w:pPr>
+            <w:r>
+              <w:rPr>
+                <w:rFonts w:asciiTheme="majorBidi" w:hAnsiTheme="majorBidi" w:cstheme="majorBidi"/>
+                <w:sz w:val="18"/>
+                <w:szCs w:val="18"/>
+              </w:rPr>
+              <w:t>Mark</w:t>
+            </w:r>
+          </w:p>
+        </w:tc>
+        <w:tc>
+          <w:tcPr>
+            <w:tcW w:w="325" w:type="pct"/>
+          </w:tcPr>
+          <w:p>
+            <w:pPr>
+              <w:keepNext/>
+              <w:keepLines/>
+              <w:bidi w:val="0"/>
+              <w:spacing w:after="0"/>
+              <w:rPr>
+                <w:rFonts w:asciiTheme="majorBidi" w:hAnsiTheme="majorBidi" w:cstheme="majorBidi"/>
+                <w:sz w:val="18"/>
+                <w:szCs w:val="18"/>
+              </w:rPr>
+            </w:pPr>
+            <w:r>
+              <w:rPr>
+                <w:rFonts w:asciiTheme="majorBidi" w:hAnsiTheme="majorBidi" w:cstheme="majorBidi"/>
+                <w:sz w:val="18"/>
+                <w:szCs w:val="18"/>
+              </w:rPr>
+              <w:t xml:space="preserve">Unit</w:t>
+            </w:r>
+          </w:p>
+        </w:tc>
+      </w:tr>
+      <w:tr>
+        <w:trPr>
+          <w:cantSplit/>
+        </w:trPr>
+        <w:tc>
+          <w:tcPr>
+            <w:tcW w:w="1828" w:type="pct"/>
+          </w:tcPr>
+          <w:p>
+            <w:pPr>
+              <w:keepNext/>
+              <w:keepLines/>
+              <w:bidi w:val="0"/>
+              <w:spacing w:after="0"/>
+              <w:rPr>
+                <w:rFonts w:asciiTheme="majorBidi" w:hAnsiTheme="majorBidi" w:cstheme="majorBidi"/>
+                <w:sz w:val="18"/>
+                <w:szCs w:val="18"/>
+              </w:rPr>
+            </w:pPr>
+            <w:r>
+              <w:rPr>
+                <w:rFonts w:asciiTheme="majorBidi" w:hAnsiTheme="majorBidi" w:cstheme="majorBidi"/>
+                <w:sz w:val="18"/>
+                <w:szCs w:val="18"/>
+              </w:rPr>
+              <w:t xml:space="preserve">Artificial Intelligence*</w:t>
+            </w:r>
+          </w:p>
+        </w:tc>
+        <w:tc>
+          <w:tcPr>
+            <w:tcW w:w="338" w:type="pct"/>
+          </w:tcPr>
+          <w:p>
+            <w:pPr>
+              <w:keepNext/>
+              <w:keepLines/>
+              <w:bidi w:val="0"/>
+              <w:spacing w:after="0"/>
+              <w:rPr>
+                <w:rFonts w:asciiTheme="majorBidi" w:hAnsiTheme="majorBidi" w:cstheme="majorBidi"/>
+                <w:sz w:val="18"/>
+                <w:szCs w:val="18"/>
+              </w:rPr>
+            </w:pPr>
+            <w:r>
+              <w:rPr>
+                <w:rFonts w:asciiTheme="majorBidi" w:hAnsiTheme="majorBidi" w:cstheme="majorBidi"/>
+                <w:sz w:val="18"/>
+                <w:szCs w:val="18"/>
+              </w:rPr>
+              <w:t xml:space="preserve">50.0</w:t>
+            </w:r>
+          </w:p>
+        </w:tc>
+        <w:tc>
+          <w:tcPr>
+            <w:tcW w:w="339" w:type="pct"/>
+          </w:tcPr>
+          <w:p>
+            <w:pPr>
+              <w:keepNext/>
+              <w:keepLines/>
+              <w:bidi w:val="0"/>
+              <w:spacing w:after="0"/>
+              <w:rPr>
+                <w:rFonts w:asciiTheme="majorBidi" w:hAnsiTheme="majorBidi" w:cstheme="majorBidi"/>
+                <w:sz w:val="18"/>
+                <w:szCs w:val="18"/>
+              </w:rPr>
+            </w:pPr>
+            <w:r>
+              <w:rPr>
+                <w:rFonts w:asciiTheme="majorBidi" w:hAnsiTheme="majorBidi" w:cstheme="majorBidi"/>
+                <w:sz w:val="18"/>
+                <w:szCs w:val="18"/>
+              </w:rPr>
+              <w:t xml:space="preserve">3</w:t>
+            </w:r>
+          </w:p>
+        </w:tc>
+        <w:tc>
+          <w:tcPr>
+            <w:tcW w:w="1831" w:type="pct"/>
+          </w:tcPr>
+          <w:p>
+            <w:pPr>
+              <w:keepNext/>
+              <w:keepLines/>
+              <w:bidi w:val="0"/>
+              <w:spacing w:after="0"/>
+              <w:rPr>
+                <w:rFonts w:asciiTheme="majorBidi" w:hAnsiTheme="majorBidi" w:cstheme="majorBidi"/>
+                <w:sz w:val="18"/>
+                <w:szCs w:val="18"/>
+              </w:rPr>
+            </w:pPr>
+            <w:r>
+              <w:rPr>
+                <w:rFonts w:asciiTheme="majorBidi" w:hAnsiTheme="majorBidi" w:cstheme="majorBidi"/>
+                <w:sz w:val="18"/>
+                <w:szCs w:val="18"/>
+              </w:rPr>
+              <w:t xml:space="preserve">Data Mining</w:t>
+            </w:r>
+          </w:p>
+        </w:tc>
+        <w:tc>
+          <w:tcPr>
+            <w:tcW w:w="339" w:type="pct"/>
+          </w:tcPr>
+          <w:p>
+            <w:pPr>
+              <w:keepNext/>
+              <w:keepLines/>
+              <w:bidi w:val="0"/>
+              <w:spacing w:after="0"/>
+              <w:rPr>
+                <w:rFonts w:asciiTheme="majorBidi" w:hAnsiTheme="majorBidi" w:cstheme="majorBidi"/>
+                <w:sz w:val="18"/>
+                <w:szCs w:val="18"/>
+              </w:rPr>
+            </w:pPr>
+            <w:r>
+              <w:rPr>
+                <w:rFonts w:asciiTheme="majorBidi" w:hAnsiTheme="majorBidi" w:cstheme="majorBidi"/>
+                <w:sz w:val="18"/>
+                <w:szCs w:val="18"/>
+              </w:rPr>
+              <w:t xml:space="preserve">89.0</w:t>
+            </w:r>
+          </w:p>
+        </w:tc>
+        <w:tc>
+          <w:tcPr>
+            <w:tcW w:w="325" w:type="pct"/>
+          </w:tcPr>
+          <w:p>
+            <w:pPr>
+              <w:keepNext/>
+              <w:keepLines/>
+              <w:bidi w:val="0"/>
+              <w:spacing w:after="0"/>
+              <w:rPr>
+                <w:rFonts w:asciiTheme="majorBidi" w:hAnsiTheme="majorBidi" w:cstheme="majorBidi"/>
+                <w:sz w:val="18"/>
+                <w:szCs w:val="18"/>
+              </w:rPr>
+            </w:pPr>
+            <w:r>
+              <w:rPr>
+                <w:rFonts w:asciiTheme="majorBidi" w:hAnsiTheme="majorBidi" w:cstheme="majorBidi"/>
+                <w:sz w:val="18"/>
+                <w:szCs w:val="18"/>
+              </w:rPr>
+              <w:t xml:space="preserve">2</w:t>
+            </w:r>
+          </w:p>
+        </w:tc>
+      </w:tr>
+      <w:tr>
+        <w:trPr>
+          <w:cantSplit/>
+        </w:trPr>
+        <w:tc>
+          <w:tcPr>
+            <w:tcW w:w="1828" w:type="pct"/>
+          </w:tcPr>
+          <w:p>
+            <w:pPr>
+              <w:keepNext/>
+              <w:keepLines/>
+              <w:bidi w:val="0"/>
+              <w:spacing w:after="0"/>
+              <w:rPr>
+                <w:rFonts w:asciiTheme="majorBidi" w:hAnsiTheme="majorBidi" w:cstheme="majorBidi"/>
+                <w:sz w:val="18"/>
+                <w:szCs w:val="18"/>
+              </w:rPr>
+            </w:pPr>
+            <w:r>
+              <w:rPr>
+                <w:rFonts w:asciiTheme="majorBidi" w:hAnsiTheme="majorBidi" w:cstheme="majorBidi"/>
+                <w:sz w:val="18"/>
+                <w:szCs w:val="18"/>
+              </w:rPr>
+              <w:t xml:space="preserve">Web Programming I</w:t>
+            </w:r>
+          </w:p>
+        </w:tc>
+        <w:tc>
+          <w:tcPr>
+            <w:tcW w:w="338" w:type="pct"/>
+          </w:tcPr>
+          <w:p>
+            <w:pPr>
+              <w:keepNext/>
+              <w:keepLines/>
+              <w:bidi w:val="0"/>
+              <w:spacing w:after="0"/>
+              <w:rPr>
+                <w:rFonts w:asciiTheme="majorBidi" w:hAnsiTheme="majorBidi" w:cstheme="majorBidi"/>
+                <w:sz w:val="18"/>
+                <w:szCs w:val="18"/>
+              </w:rPr>
+            </w:pPr>
+            <w:r>
+              <w:rPr>
+                <w:rFonts w:asciiTheme="majorBidi" w:hAnsiTheme="majorBidi" w:cstheme="majorBidi"/>
+                <w:sz w:val="18"/>
+                <w:szCs w:val="18"/>
+              </w:rPr>
+              <w:t xml:space="preserve">58.0</w:t>
+            </w:r>
+          </w:p>
+        </w:tc>
+        <w:tc>
+          <w:tcPr>
+            <w:tcW w:w="339" w:type="pct"/>
+          </w:tcPr>
+          <w:p>
+            <w:pPr>
+              <w:keepNext/>
+              <w:keepLines/>
+              <w:bidi w:val="0"/>
+              <w:spacing w:after="0"/>
+              <w:rPr>
+                <w:rFonts w:asciiTheme="majorBidi" w:hAnsiTheme="majorBidi" w:cstheme="majorBidi"/>
+                <w:sz w:val="18"/>
+                <w:szCs w:val="18"/>
+              </w:rPr>
+            </w:pPr>
+            <w:r>
+              <w:rPr>
+                <w:rFonts w:asciiTheme="majorBidi" w:hAnsiTheme="majorBidi" w:cstheme="majorBidi"/>
+                <w:sz w:val="18"/>
+                <w:szCs w:val="18"/>
+              </w:rPr>
+              <w:t xml:space="preserve">3</w:t>
+            </w:r>
+          </w:p>
+        </w:tc>
+        <w:tc>
+          <w:tcPr>
+            <w:tcW w:w="1831" w:type="pct"/>
+          </w:tcPr>
+          <w:p>
+            <w:pPr>
+              <w:keepNext/>
+              <w:keepLines/>
+              <w:bidi w:val="0"/>
+              <w:spacing w:after="0"/>
+              <w:rPr>
+                <w:rFonts w:asciiTheme="majorBidi" w:hAnsiTheme="majorBidi" w:cstheme="majorBidi"/>
+                <w:sz w:val="18"/>
+                <w:szCs w:val="18"/>
+              </w:rPr>
+            </w:pPr>
+            <w:r>
+              <w:rPr>
+                <w:rFonts w:asciiTheme="majorBidi" w:hAnsiTheme="majorBidi" w:cstheme="majorBidi"/>
+                <w:sz w:val="18"/>
+                <w:szCs w:val="18"/>
+              </w:rPr>
+              <w:t xml:space="preserve">Cloud Computing</w:t>
+            </w:r>
+          </w:p>
+        </w:tc>
+        <w:tc>
+          <w:tcPr>
+            <w:tcW w:w="339" w:type="pct"/>
+          </w:tcPr>
+          <w:p>
+            <w:pPr>
+              <w:keepNext/>
+              <w:keepLines/>
+              <w:bidi w:val="0"/>
+              <w:spacing w:after="0"/>
+              <w:rPr>
+                <w:rFonts w:asciiTheme="majorBidi" w:hAnsiTheme="majorBidi" w:cstheme="majorBidi"/>
+                <w:sz w:val="18"/>
+                <w:szCs w:val="18"/>
+              </w:rPr>
+            </w:pPr>
+            <w:r>
+              <w:rPr>
+                <w:rFonts w:asciiTheme="majorBidi" w:hAnsiTheme="majorBidi" w:cstheme="majorBidi"/>
+                <w:sz w:val="18"/>
+                <w:szCs w:val="18"/>
+              </w:rPr>
+              <w:t xml:space="preserve">84.0</w:t>
+            </w:r>
+          </w:p>
+        </w:tc>
+        <w:tc>
+          <w:tcPr>
+            <w:tcW w:w="325" w:type="pct"/>
+          </w:tcPr>
+          <w:p>
+            <w:pPr>
+              <w:keepNext/>
+              <w:keepLines/>
+              <w:bidi w:val="0"/>
+              <w:spacing w:after="0"/>
+              <w:rPr>
+                <w:rFonts w:asciiTheme="majorBidi" w:hAnsiTheme="majorBidi" w:cstheme="majorBidi"/>
+                <w:sz w:val="18"/>
+                <w:szCs w:val="18"/>
+              </w:rPr>
+            </w:pPr>
+            <w:r>
+              <w:rPr>
+                <w:rFonts w:asciiTheme="majorBidi" w:hAnsiTheme="majorBidi" w:cstheme="majorBidi"/>
+                <w:sz w:val="18"/>
+                <w:szCs w:val="18"/>
+              </w:rPr>
+              <w:t xml:space="preserve">2</w:t>
+            </w:r>
+          </w:p>
+        </w:tc>
+      </w:tr>
+      <w:tr>
+        <w:trPr>
+          <w:cantSplit/>
+        </w:trPr>
+        <w:tc>
+          <w:tcPr>
+            <w:tcW w:w="1828" w:type="pct"/>
+          </w:tcPr>
+          <w:p>
+            <w:pPr>
+              <w:keepNext/>
+              <w:keepLines/>
+              <w:bidi w:val="0"/>
+              <w:spacing w:after="0"/>
+              <w:rPr>
+                <w:rFonts w:asciiTheme="majorBidi" w:hAnsiTheme="majorBidi" w:cstheme="majorBidi"/>
+                <w:sz w:val="18"/>
+                <w:szCs w:val="18"/>
+              </w:rPr>
+            </w:pPr>
+            <w:r>
+              <w:rPr>
+                <w:rFonts w:asciiTheme="majorBidi" w:hAnsiTheme="majorBidi" w:cstheme="majorBidi"/>
+                <w:sz w:val="18"/>
+                <w:szCs w:val="18"/>
+              </w:rPr>
+              <w:t xml:space="preserve">Systems Analysis and Design</w:t>
+            </w:r>
+          </w:p>
+        </w:tc>
+        <w:tc>
+          <w:tcPr>
+            <w:tcW w:w="338" w:type="pct"/>
+          </w:tcPr>
+          <w:p>
+            <w:pPr>
+              <w:keepNext/>
+              <w:keepLines/>
+              <w:bidi w:val="0"/>
+              <w:spacing w:after="0"/>
+              <w:rPr>
+                <w:rFonts w:asciiTheme="majorBidi" w:hAnsiTheme="majorBidi" w:cstheme="majorBidi"/>
+                <w:sz w:val="18"/>
+                <w:szCs w:val="18"/>
+              </w:rPr>
+            </w:pPr>
+            <w:r>
+              <w:rPr>
+                <w:rFonts w:asciiTheme="majorBidi" w:hAnsiTheme="majorBidi" w:cstheme="majorBidi"/>
+                <w:sz w:val="18"/>
+                <w:szCs w:val="18"/>
+              </w:rPr>
+              <w:t xml:space="preserve">50.0</w:t>
+            </w:r>
+          </w:p>
+        </w:tc>
+        <w:tc>
+          <w:tcPr>
+            <w:tcW w:w="339" w:type="pct"/>
+          </w:tcPr>
+          <w:p>
+            <w:pPr>
+              <w:keepNext/>
+              <w:keepLines/>
+              <w:bidi w:val="0"/>
+              <w:spacing w:after="0"/>
+              <w:rPr>
+                <w:rFonts w:asciiTheme="majorBidi" w:hAnsiTheme="majorBidi" w:cstheme="majorBidi"/>
+                <w:sz w:val="18"/>
+                <w:szCs w:val="18"/>
+              </w:rPr>
+            </w:pPr>
+            <w:r>
+              <w:rPr>
+                <w:rFonts w:asciiTheme="majorBidi" w:hAnsiTheme="majorBidi" w:cstheme="majorBidi"/>
+                <w:sz w:val="18"/>
+                <w:szCs w:val="18"/>
+              </w:rPr>
+              <w:t xml:space="preserve">3</w:t>
+            </w:r>
+          </w:p>
+        </w:tc>
+        <w:tc>
+          <w:tcPr>
+            <w:tcW w:w="1831" w:type="pct"/>
+          </w:tcPr>
+          <w:p>
+            <w:pPr>
+              <w:keepNext/>
+              <w:keepLines/>
+              <w:bidi w:val="0"/>
+              <w:spacing w:after="0"/>
+              <w:rPr>
+                <w:rFonts w:asciiTheme="majorBidi" w:hAnsiTheme="majorBidi" w:cstheme="majorBidi"/>
+                <w:sz w:val="18"/>
+                <w:szCs w:val="18"/>
+              </w:rPr>
+            </w:pPr>
+            <w:r>
+              <w:rPr>
+                <w:rFonts w:asciiTheme="majorBidi" w:hAnsiTheme="majorBidi" w:cstheme="majorBidi"/>
+                <w:sz w:val="18"/>
+                <w:szCs w:val="18"/>
+              </w:rPr>
+              <w:t xml:space="preserve">Computational Intelligence</w:t>
+            </w:r>
+          </w:p>
+        </w:tc>
+        <w:tc>
+          <w:tcPr>
+            <w:tcW w:w="339" w:type="pct"/>
+          </w:tcPr>
+          <w:p>
+            <w:pPr>
+              <w:keepNext/>
+              <w:keepLines/>
+              <w:bidi w:val="0"/>
+              <w:spacing w:after="0"/>
+              <w:rPr>
+                <w:rFonts w:asciiTheme="majorBidi" w:hAnsiTheme="majorBidi" w:cstheme="majorBidi"/>
+                <w:sz w:val="18"/>
+                <w:szCs w:val="18"/>
+              </w:rPr>
+            </w:pPr>
+            <w:r>
+              <w:rPr>
+                <w:rFonts w:asciiTheme="majorBidi" w:hAnsiTheme="majorBidi" w:cstheme="majorBidi"/>
+                <w:sz w:val="18"/>
+                <w:szCs w:val="18"/>
+              </w:rPr>
+              <w:t xml:space="preserve">68.0</w:t>
+            </w:r>
+          </w:p>
+        </w:tc>
+        <w:tc>
+          <w:tcPr>
+            <w:tcW w:w="325" w:type="pct"/>
+          </w:tcPr>
+          <w:p>
+            <w:pPr>
+              <w:keepNext/>
+              <w:keepLines/>
+              <w:bidi w:val="0"/>
+              <w:spacing w:after="0"/>
+              <w:rPr>
+                <w:rFonts w:asciiTheme="majorBidi" w:hAnsiTheme="majorBidi" w:cstheme="majorBidi"/>
+                <w:sz w:val="18"/>
+                <w:szCs w:val="18"/>
+              </w:rPr>
+            </w:pPr>
+            <w:r>
+              <w:rPr>
+                <w:rFonts w:asciiTheme="majorBidi" w:hAnsiTheme="majorBidi" w:cstheme="majorBidi"/>
+                <w:sz w:val="18"/>
+                <w:szCs w:val="18"/>
+              </w:rPr>
+              <w:t xml:space="preserve">3</w:t>
+            </w:r>
+          </w:p>
+        </w:tc>
+      </w:tr>
+      <w:tr>
+        <w:trPr>
+          <w:cantSplit/>
+        </w:trPr>
+        <w:tc>
+          <w:tcPr>
+            <w:tcW w:w="1828" w:type="pct"/>
+          </w:tcPr>
+          <w:p>
+            <w:pPr>
+              <w:keepNext/>
+              <w:keepLines/>
+              <w:bidi w:val="0"/>
+              <w:spacing w:after="0"/>
+              <w:rPr>
+                <w:rFonts w:asciiTheme="majorBidi" w:hAnsiTheme="majorBidi" w:cstheme="majorBidi"/>
+                <w:sz w:val="18"/>
+                <w:szCs w:val="18"/>
+              </w:rPr>
+            </w:pPr>
+            <w:r>
+              <w:rPr>
+                <w:rFonts w:asciiTheme="majorBidi" w:hAnsiTheme="majorBidi" w:cstheme="majorBidi"/>
+                <w:sz w:val="18"/>
+                <w:szCs w:val="18"/>
+              </w:rPr>
+              <w:t xml:space="preserve">Computer Networks I</w:t>
+            </w:r>
+          </w:p>
+        </w:tc>
+        <w:tc>
+          <w:tcPr>
+            <w:tcW w:w="338" w:type="pct"/>
+          </w:tcPr>
+          <w:p>
+            <w:pPr>
+              <w:keepNext/>
+              <w:keepLines/>
+              <w:bidi w:val="0"/>
+              <w:spacing w:after="0"/>
+              <w:rPr>
+                <w:rFonts w:asciiTheme="majorBidi" w:hAnsiTheme="majorBidi" w:cstheme="majorBidi"/>
+                <w:sz w:val="18"/>
+                <w:szCs w:val="18"/>
+              </w:rPr>
+            </w:pPr>
+            <w:r>
+              <w:rPr>
+                <w:rFonts w:asciiTheme="majorBidi" w:hAnsiTheme="majorBidi" w:cstheme="majorBidi"/>
+                <w:sz w:val="18"/>
+                <w:szCs w:val="18"/>
+              </w:rPr>
+              <w:t xml:space="preserve">50.0</w:t>
+            </w:r>
+          </w:p>
+        </w:tc>
+        <w:tc>
+          <w:tcPr>
+            <w:tcW w:w="339" w:type="pct"/>
+          </w:tcPr>
+          <w:p>
+            <w:pPr>
+              <w:keepNext/>
+              <w:keepLines/>
+              <w:bidi w:val="0"/>
+              <w:spacing w:after="0"/>
+              <w:rPr>
+                <w:rFonts w:asciiTheme="majorBidi" w:hAnsiTheme="majorBidi" w:cstheme="majorBidi"/>
+                <w:sz w:val="18"/>
+                <w:szCs w:val="18"/>
+              </w:rPr>
+            </w:pPr>
+            <w:r>
+              <w:rPr>
+                <w:rFonts w:asciiTheme="majorBidi" w:hAnsiTheme="majorBidi" w:cstheme="majorBidi"/>
+                <w:sz w:val="18"/>
+                <w:szCs w:val="18"/>
+              </w:rPr>
+              <w:t xml:space="preserve">3</w:t>
+            </w:r>
+          </w:p>
+        </w:tc>
+        <w:tc>
+          <w:tcPr>
+            <w:tcW w:w="1831" w:type="pct"/>
+          </w:tcPr>
+          <w:p>
+            <w:pPr>
+              <w:keepNext/>
+              <w:keepLines/>
+              <w:bidi w:val="0"/>
+              <w:spacing w:after="0"/>
+              <w:rPr>
+                <w:rFonts w:asciiTheme="majorBidi" w:hAnsiTheme="majorBidi" w:cstheme="majorBidi"/>
+                <w:sz w:val="18"/>
+                <w:szCs w:val="18"/>
+              </w:rPr>
+            </w:pPr>
+            <w:r>
+              <w:rPr>
+                <w:rFonts w:asciiTheme="majorBidi" w:hAnsiTheme="majorBidi" w:cstheme="majorBidi"/>
+                <w:sz w:val="18"/>
+                <w:szCs w:val="18"/>
+              </w:rPr>
+              <w:t xml:space="preserve">Computer Vision</w:t>
+            </w:r>
+          </w:p>
+        </w:tc>
+        <w:tc>
+          <w:tcPr>
+            <w:tcW w:w="339" w:type="pct"/>
+          </w:tcPr>
+          <w:p>
+            <w:pPr>
+              <w:keepNext/>
+              <w:keepLines/>
+              <w:bidi w:val="0"/>
+              <w:spacing w:after="0"/>
+              <w:rPr>
+                <w:rFonts w:asciiTheme="majorBidi" w:hAnsiTheme="majorBidi" w:cstheme="majorBidi"/>
+                <w:sz w:val="18"/>
+                <w:szCs w:val="18"/>
+              </w:rPr>
+            </w:pPr>
+            <w:r>
+              <w:rPr>
+                <w:rFonts w:asciiTheme="majorBidi" w:hAnsiTheme="majorBidi" w:cstheme="majorBidi"/>
+                <w:sz w:val="18"/>
+                <w:szCs w:val="18"/>
+              </w:rPr>
+              <w:t xml:space="preserve">78.0</w:t>
+            </w:r>
+          </w:p>
+        </w:tc>
+        <w:tc>
+          <w:tcPr>
+            <w:tcW w:w="325" w:type="pct"/>
+          </w:tcPr>
+          <w:p>
+            <w:pPr>
+              <w:keepNext/>
+              <w:keepLines/>
+              <w:bidi w:val="0"/>
+              <w:spacing w:after="0"/>
+              <w:rPr>
+                <w:rFonts w:asciiTheme="majorBidi" w:hAnsiTheme="majorBidi" w:cstheme="majorBidi"/>
+                <w:sz w:val="18"/>
+                <w:szCs w:val="18"/>
+              </w:rPr>
+            </w:pPr>
+            <w:r>
+              <w:rPr>
+                <w:rFonts w:asciiTheme="majorBidi" w:hAnsiTheme="majorBidi" w:cstheme="majorBidi"/>
+                <w:sz w:val="18"/>
+                <w:szCs w:val="18"/>
+              </w:rPr>
+              <w:t xml:space="preserve">3</w:t>
+            </w:r>
+          </w:p>
+        </w:tc>
+      </w:tr>
+      <w:tr>
+        <w:trPr>
+          <w:cantSplit/>
+        </w:trPr>
+        <w:tc>
+          <w:tcPr>
+            <w:tcW w:w="1828" w:type="pct"/>
+          </w:tcPr>
+          <w:p>
+            <w:pPr>
+              <w:keepNext/>
+              <w:keepLines/>
+              <w:bidi w:val="0"/>
+              <w:spacing w:after="0"/>
+              <w:rPr>
+                <w:rFonts w:asciiTheme="majorBidi" w:hAnsiTheme="majorBidi" w:cstheme="majorBidi"/>
+                <w:sz w:val="18"/>
+                <w:szCs w:val="18"/>
+              </w:rPr>
+            </w:pPr>
+            <w:r>
+              <w:rPr>
+                <w:rFonts w:asciiTheme="majorBidi" w:hAnsiTheme="majorBidi" w:cstheme="majorBidi"/>
+                <w:sz w:val="18"/>
+                <w:szCs w:val="18"/>
+              </w:rPr>
+              <w:t xml:space="preserve">Concepts of Programming Languages</w:t>
+            </w:r>
+          </w:p>
+        </w:tc>
+        <w:tc>
+          <w:tcPr>
+            <w:tcW w:w="338" w:type="pct"/>
+          </w:tcPr>
+          <w:p>
+            <w:pPr>
+              <w:keepNext/>
+              <w:keepLines/>
+              <w:bidi w:val="0"/>
+              <w:spacing w:after="0"/>
+              <w:rPr>
+                <w:rFonts w:asciiTheme="majorBidi" w:hAnsiTheme="majorBidi" w:cstheme="majorBidi"/>
+                <w:sz w:val="18"/>
+                <w:szCs w:val="18"/>
+              </w:rPr>
+            </w:pPr>
+            <w:r>
+              <w:rPr>
+                <w:rFonts w:asciiTheme="majorBidi" w:hAnsiTheme="majorBidi" w:cstheme="majorBidi"/>
+                <w:sz w:val="18"/>
+                <w:szCs w:val="18"/>
+              </w:rPr>
+              <w:t xml:space="preserve">50.0</w:t>
+            </w:r>
+          </w:p>
+        </w:tc>
+        <w:tc>
+          <w:tcPr>
+            <w:tcW w:w="339" w:type="pct"/>
+          </w:tcPr>
+          <w:p>
+            <w:pPr>
+              <w:keepNext/>
+              <w:keepLines/>
+              <w:bidi w:val="0"/>
+              <w:spacing w:after="0"/>
+              <w:rPr>
+                <w:rFonts w:asciiTheme="majorBidi" w:hAnsiTheme="majorBidi" w:cstheme="majorBidi"/>
+                <w:sz w:val="18"/>
+                <w:szCs w:val="18"/>
+              </w:rPr>
+            </w:pPr>
+            <w:r>
+              <w:rPr>
+                <w:rFonts w:asciiTheme="majorBidi" w:hAnsiTheme="majorBidi" w:cstheme="majorBidi"/>
+                <w:sz w:val="18"/>
+                <w:szCs w:val="18"/>
+              </w:rPr>
+              <w:t xml:space="preserve">2</w:t>
+            </w:r>
+          </w:p>
+        </w:tc>
+        <w:tc>
+          <w:tcPr>
+            <w:tcW w:w="1831" w:type="pct"/>
+          </w:tcPr>
+          <w:p>
+            <w:pPr>
+              <w:keepNext/>
+              <w:keepLines/>
+              <w:bidi w:val="0"/>
+              <w:spacing w:after="0"/>
+              <w:rPr>
+                <w:rFonts w:asciiTheme="majorBidi" w:hAnsiTheme="majorBidi" w:cstheme="majorBidi"/>
+                <w:sz w:val="18"/>
+                <w:szCs w:val="18"/>
+              </w:rPr>
+            </w:pPr>
+            <w:r>
+              <w:rPr>
+                <w:rFonts w:asciiTheme="majorBidi" w:hAnsiTheme="majorBidi" w:cstheme="majorBidi"/>
+                <w:sz w:val="18"/>
+                <w:szCs w:val="18"/>
+              </w:rPr>
+              <w:t xml:space="preserve">Mobile Applications</w:t>
+            </w:r>
+          </w:p>
+        </w:tc>
+        <w:tc>
+          <w:tcPr>
+            <w:tcW w:w="339" w:type="pct"/>
+          </w:tcPr>
+          <w:p>
+            <w:pPr>
+              <w:keepNext/>
+              <w:keepLines/>
+              <w:bidi w:val="0"/>
+              <w:spacing w:after="0"/>
+              <w:rPr>
+                <w:rFonts w:asciiTheme="majorBidi" w:hAnsiTheme="majorBidi" w:cstheme="majorBidi"/>
+                <w:sz w:val="18"/>
+                <w:szCs w:val="18"/>
+              </w:rPr>
+            </w:pPr>
+            <w:r>
+              <w:rPr>
+                <w:rFonts w:asciiTheme="majorBidi" w:hAnsiTheme="majorBidi" w:cstheme="majorBidi"/>
+                <w:sz w:val="18"/>
+                <w:szCs w:val="18"/>
+              </w:rPr>
+              <w:t xml:space="preserve">90.0</w:t>
+            </w:r>
+          </w:p>
+        </w:tc>
+        <w:tc>
+          <w:tcPr>
+            <w:tcW w:w="325" w:type="pct"/>
+          </w:tcPr>
+          <w:p>
+            <w:pPr>
+              <w:keepNext/>
+              <w:keepLines/>
+              <w:bidi w:val="0"/>
+              <w:spacing w:after="0"/>
+              <w:rPr>
+                <w:rFonts w:asciiTheme="majorBidi" w:hAnsiTheme="majorBidi" w:cstheme="majorBidi"/>
+                <w:sz w:val="18"/>
+                <w:szCs w:val="18"/>
+              </w:rPr>
+            </w:pPr>
+            <w:r>
+              <w:rPr>
+                <w:rFonts w:asciiTheme="majorBidi" w:hAnsiTheme="majorBidi" w:cstheme="majorBidi"/>
+                <w:sz w:val="18"/>
+                <w:szCs w:val="18"/>
+              </w:rPr>
+              <w:t xml:space="preserve">3</w:t>
+            </w:r>
+          </w:p>
+        </w:tc>
+      </w:tr>
+      <w:tr>
+        <w:trPr>
+          <w:cantSplit/>
+        </w:trPr>
+        <w:tc>
+          <w:tcPr>
+            <w:tcW w:w="1828" w:type="pct"/>
+          </w:tcPr>
+          <w:p>
+            <w:pPr>
+              <w:keepNext/>
+              <w:keepLines/>
+              <w:bidi w:val="0"/>
+              <w:spacing w:after="0"/>
+              <w:rPr>
+                <w:rFonts w:asciiTheme="majorBidi" w:hAnsiTheme="majorBidi" w:cstheme="majorBidi"/>
+                <w:sz w:val="18"/>
+                <w:szCs w:val="18"/>
+              </w:rPr>
+            </w:pPr>
+            <w:r>
+              <w:rPr>
+                <w:rFonts w:asciiTheme="majorBidi" w:hAnsiTheme="majorBidi" w:cstheme="majorBidi"/>
+                <w:sz w:val="18"/>
+                <w:szCs w:val="18"/>
+              </w:rPr>
+              <w:t xml:space="preserve">Software Engineering</w:t>
+            </w:r>
+          </w:p>
+        </w:tc>
+        <w:tc>
+          <w:tcPr>
+            <w:tcW w:w="338" w:type="pct"/>
+          </w:tcPr>
+          <w:p>
+            <w:pPr>
+              <w:keepNext/>
+              <w:keepLines/>
+              <w:bidi w:val="0"/>
+              <w:spacing w:after="0"/>
+              <w:rPr>
+                <w:rFonts w:asciiTheme="majorBidi" w:hAnsiTheme="majorBidi" w:cstheme="majorBidi"/>
+                <w:sz w:val="18"/>
+                <w:szCs w:val="18"/>
+              </w:rPr>
+            </w:pPr>
+            <w:r>
+              <w:rPr>
+                <w:rFonts w:asciiTheme="majorBidi" w:hAnsiTheme="majorBidi" w:cstheme="majorBidi"/>
+                <w:sz w:val="18"/>
+                <w:szCs w:val="18"/>
+              </w:rPr>
+              <w:t xml:space="preserve">65.0</w:t>
+            </w:r>
+          </w:p>
+        </w:tc>
+        <w:tc>
+          <w:tcPr>
+            <w:tcW w:w="339" w:type="pct"/>
+          </w:tcPr>
+          <w:p>
+            <w:pPr>
+              <w:keepNext/>
+              <w:keepLines/>
+              <w:bidi w:val="0"/>
+              <w:spacing w:after="0"/>
+              <w:rPr>
+                <w:rFonts w:asciiTheme="majorBidi" w:hAnsiTheme="majorBidi" w:cstheme="majorBidi"/>
+                <w:sz w:val="18"/>
+                <w:szCs w:val="18"/>
+              </w:rPr>
+            </w:pPr>
+            <w:r>
+              <w:rPr>
+                <w:rFonts w:asciiTheme="majorBidi" w:hAnsiTheme="majorBidi" w:cstheme="majorBidi"/>
+                <w:sz w:val="18"/>
+                <w:szCs w:val="18"/>
+              </w:rPr>
+              <w:t xml:space="preserve">3</w:t>
+            </w:r>
+          </w:p>
+        </w:tc>
+        <w:tc>
+          <w:tcPr>
+            <w:tcW w:w="1831" w:type="pct"/>
+          </w:tcPr>
+          <w:p>
+            <w:pPr>
+              <w:keepNext/>
+              <w:keepLines/>
+              <w:bidi w:val="0"/>
+              <w:spacing w:after="0"/>
+              <w:rPr>
+                <w:rFonts w:asciiTheme="majorBidi" w:hAnsiTheme="majorBidi" w:cstheme="majorBidi"/>
+                <w:sz w:val="18"/>
+                <w:szCs w:val="18"/>
+              </w:rPr>
+            </w:pPr>
+            <w:r>
+              <w:rPr>
+                <w:rFonts w:asciiTheme="majorBidi" w:hAnsiTheme="majorBidi" w:cstheme="majorBidi"/>
+                <w:sz w:val="18"/>
+                <w:szCs w:val="18"/>
+              </w:rPr>
+              <w:t xml:space="preserve">Graduation Project</w:t>
+            </w:r>
+          </w:p>
+        </w:tc>
+        <w:tc>
+          <w:tcPr>
+            <w:tcW w:w="339" w:type="pct"/>
+          </w:tcPr>
+          <w:p>
+            <w:pPr>
+              <w:keepNext/>
+              <w:keepLines/>
+              <w:bidi w:val="0"/>
+              <w:spacing w:after="0"/>
+              <w:rPr>
+                <w:rFonts w:asciiTheme="majorBidi" w:hAnsiTheme="majorBidi" w:cstheme="majorBidi"/>
+                <w:sz w:val="18"/>
+                <w:szCs w:val="18"/>
+              </w:rPr>
+            </w:pPr>
+            <w:r>
+              <w:rPr>
+                <w:rFonts w:asciiTheme="majorBidi" w:hAnsiTheme="majorBidi" w:cstheme="majorBidi"/>
+                <w:sz w:val="18"/>
+                <w:szCs w:val="18"/>
+              </w:rPr>
+              <w:t xml:space="preserve">83.0</w:t>
+            </w:r>
+          </w:p>
+        </w:tc>
+        <w:tc>
+          <w:tcPr>
+            <w:tcW w:w="325" w:type="pct"/>
+          </w:tcPr>
+          <w:p>
+            <w:pPr>
+              <w:keepNext/>
+              <w:keepLines/>
+              <w:bidi w:val="0"/>
+              <w:spacing w:after="0"/>
+              <w:rPr>
+                <w:rFonts w:asciiTheme="majorBidi" w:hAnsiTheme="majorBidi" w:cstheme="majorBidi"/>
+                <w:sz w:val="18"/>
+                <w:szCs w:val="18"/>
+              </w:rPr>
+            </w:pPr>
+            <w:r>
+              <w:rPr>
+                <w:rFonts w:asciiTheme="majorBidi" w:hAnsiTheme="majorBidi" w:cstheme="majorBidi"/>
+                <w:sz w:val="18"/>
+                <w:szCs w:val="18"/>
+              </w:rPr>
+              <w:t xml:space="preserve">2</w:t>
+            </w:r>
+          </w:p>
+        </w:tc>
+      </w:tr>
+      <w:tr>
+        <w:trPr>
+          <w:cantSplit/>
+        </w:trPr>
+        <w:tc>
+          <w:tcPr>
+            <w:tcW w:w="1828" w:type="pct"/>
+          </w:tcPr>
+          <w:p>
+            <w:pPr>
+              <w:keepNext/>
+              <w:keepLines/>
+              <w:bidi w:val="0"/>
+              <w:spacing w:after="0"/>
+              <w:rPr>
+                <w:rFonts w:asciiTheme="majorBidi" w:hAnsiTheme="majorBidi" w:cstheme="majorBidi"/>
+                <w:sz w:val="18"/>
+                <w:szCs w:val="18"/>
+              </w:rPr>
+            </w:pPr>
+            <w:r>
+              <w:rPr>
+                <w:rFonts w:asciiTheme="majorBidi" w:hAnsiTheme="majorBidi" w:cstheme="majorBidi"/>
+                <w:sz w:val="18"/>
+                <w:szCs w:val="18"/>
+              </w:rPr>
+              <w:t xml:space="preserve">Data Structures II</w:t>
+            </w:r>
+          </w:p>
+        </w:tc>
+        <w:tc>
+          <w:tcPr>
+            <w:tcW w:w="338" w:type="pct"/>
+          </w:tcPr>
+          <w:p>
+            <w:pPr>
+              <w:keepNext/>
+              <w:keepLines/>
+              <w:bidi w:val="0"/>
+              <w:spacing w:after="0"/>
+              <w:rPr>
+                <w:rFonts w:asciiTheme="majorBidi" w:hAnsiTheme="majorBidi" w:cstheme="majorBidi"/>
+                <w:sz w:val="18"/>
+                <w:szCs w:val="18"/>
+              </w:rPr>
+            </w:pPr>
+            <w:r>
+              <w:rPr>
+                <w:rFonts w:asciiTheme="majorBidi" w:hAnsiTheme="majorBidi" w:cstheme="majorBidi"/>
+                <w:sz w:val="18"/>
+                <w:szCs w:val="18"/>
+              </w:rPr>
+              <w:t xml:space="preserve">52.0</w:t>
+            </w:r>
+          </w:p>
+        </w:tc>
+        <w:tc>
+          <w:tcPr>
+            <w:tcW w:w="339" w:type="pct"/>
+          </w:tcPr>
+          <w:p>
+            <w:pPr>
+              <w:keepNext/>
+              <w:keepLines/>
+              <w:bidi w:val="0"/>
+              <w:spacing w:after="0"/>
+              <w:rPr>
+                <w:rFonts w:asciiTheme="majorBidi" w:hAnsiTheme="majorBidi" w:cstheme="majorBidi"/>
+                <w:sz w:val="18"/>
+                <w:szCs w:val="18"/>
+              </w:rPr>
+            </w:pPr>
+            <w:r>
+              <w:rPr>
+                <w:rFonts w:asciiTheme="majorBidi" w:hAnsiTheme="majorBidi" w:cstheme="majorBidi"/>
+                <w:sz w:val="18"/>
+                <w:szCs w:val="18"/>
+              </w:rPr>
+              <w:t xml:space="preserve">3</w:t>
+            </w:r>
+          </w:p>
+        </w:tc>
+        <w:tc>
+          <w:tcPr>
+            <w:tcW w:w="1831" w:type="pct"/>
+          </w:tcPr>
+          <w:p>
+            <w:pPr>
+              <w:keepNext/>
+              <w:keepLines/>
+              <w:bidi w:val="0"/>
+              <w:spacing w:after="0"/>
+              <w:rPr>
+                <w:rFonts w:asciiTheme="majorBidi" w:hAnsiTheme="majorBidi" w:cstheme="majorBidi"/>
+                <w:sz w:val="18"/>
+                <w:szCs w:val="18"/>
+              </w:rPr>
+            </w:pPr>
+            <w:r>
+              <w:rPr>
+                <w:rFonts w:asciiTheme="majorBidi" w:hAnsiTheme="majorBidi" w:cstheme="majorBidi"/>
+                <w:sz w:val="18"/>
+                <w:szCs w:val="18"/>
+              </w:rPr>
+              <w:t xml:space="preserve">Operating Systems</w:t>
+            </w:r>
+          </w:p>
+        </w:tc>
+        <w:tc>
+          <w:tcPr>
+            <w:tcW w:w="339" w:type="pct"/>
+          </w:tcPr>
+          <w:p>
+            <w:pPr>
+              <w:keepNext/>
+              <w:keepLines/>
+              <w:bidi w:val="0"/>
+              <w:spacing w:after="0"/>
+              <w:rPr>
+                <w:rFonts w:asciiTheme="majorBidi" w:hAnsiTheme="majorBidi" w:cstheme="majorBidi"/>
+                <w:sz w:val="18"/>
+                <w:szCs w:val="18"/>
+              </w:rPr>
+            </w:pPr>
+            <w:r>
+              <w:rPr>
+                <w:rFonts w:asciiTheme="majorBidi" w:hAnsiTheme="majorBidi" w:cstheme="majorBidi"/>
+                <w:sz w:val="18"/>
+                <w:szCs w:val="18"/>
+              </w:rPr>
+              <w:t xml:space="preserve">80.0</w:t>
+            </w:r>
+          </w:p>
+        </w:tc>
+        <w:tc>
+          <w:tcPr>
+            <w:tcW w:w="325" w:type="pct"/>
+          </w:tcPr>
+          <w:p>
+            <w:pPr>
+              <w:keepNext/>
+              <w:keepLines/>
+              <w:bidi w:val="0"/>
+              <w:spacing w:after="0"/>
+              <w:rPr>
+                <w:rFonts w:asciiTheme="majorBidi" w:hAnsiTheme="majorBidi" w:cstheme="majorBidi"/>
+                <w:sz w:val="18"/>
+                <w:szCs w:val="18"/>
+              </w:rPr>
+            </w:pPr>
+            <w:r>
+              <w:rPr>
+                <w:rFonts w:asciiTheme="majorBidi" w:hAnsiTheme="majorBidi" w:cstheme="majorBidi"/>
+                <w:sz w:val="18"/>
+                <w:szCs w:val="18"/>
+              </w:rPr>
+              <w:t xml:space="preserve">3</w:t>
+            </w:r>
+          </w:p>
+        </w:tc>
+      </w:tr>
+      <w:tr>
+        <w:trPr>
+          <w:cantSplit/>
+        </w:trPr>
+        <w:tc>
+          <w:tcPr>
+            <w:tcW w:w="1828" w:type="pct"/>
+          </w:tcPr>
+          <w:p>
+            <w:pPr>
+              <w:keepNext/>
+              <w:keepLines/>
+              <w:bidi w:val="0"/>
+              <w:spacing w:after="0"/>
+              <w:rPr>
+                <w:rFonts w:asciiTheme="majorBidi" w:hAnsiTheme="majorBidi" w:cstheme="majorBidi"/>
+                <w:sz w:val="18"/>
+                <w:szCs w:val="18"/>
+              </w:rPr>
+            </w:pPr>
+            <w:r>
+              <w:rPr>
+                <w:rFonts w:asciiTheme="majorBidi" w:hAnsiTheme="majorBidi" w:cstheme="majorBidi"/>
+                <w:sz w:val="18"/>
+                <w:szCs w:val="18"/>
+              </w:rPr>
+              <w:t xml:space="preserve">Computer Ethics</w:t>
+            </w:r>
+          </w:p>
+        </w:tc>
+        <w:tc>
+          <w:tcPr>
+            <w:tcW w:w="338" w:type="pct"/>
+          </w:tcPr>
+          <w:p>
+            <w:pPr>
+              <w:keepNext/>
+              <w:keepLines/>
+              <w:bidi w:val="0"/>
+              <w:spacing w:after="0"/>
+              <w:rPr>
+                <w:rFonts w:asciiTheme="majorBidi" w:hAnsiTheme="majorBidi" w:cstheme="majorBidi"/>
+                <w:sz w:val="18"/>
+                <w:szCs w:val="18"/>
+              </w:rPr>
+            </w:pPr>
+            <w:r>
+              <w:rPr>
+                <w:rFonts w:asciiTheme="majorBidi" w:hAnsiTheme="majorBidi" w:cstheme="majorBidi"/>
+                <w:sz w:val="18"/>
+                <w:szCs w:val="18"/>
+              </w:rPr>
+              <w:t xml:space="preserve">58.0</w:t>
+            </w:r>
+          </w:p>
+        </w:tc>
+        <w:tc>
+          <w:tcPr>
+            <w:tcW w:w="339" w:type="pct"/>
+          </w:tcPr>
+          <w:p>
+            <w:pPr>
+              <w:keepNext/>
+              <w:keepLines/>
+              <w:bidi w:val="0"/>
+              <w:spacing w:after="0"/>
+              <w:rPr>
+                <w:rFonts w:asciiTheme="majorBidi" w:hAnsiTheme="majorBidi" w:cstheme="majorBidi"/>
+                <w:sz w:val="18"/>
+                <w:szCs w:val="18"/>
+              </w:rPr>
+            </w:pPr>
+            <w:r>
+              <w:rPr>
+                <w:rFonts w:asciiTheme="majorBidi" w:hAnsiTheme="majorBidi" w:cstheme="majorBidi"/>
+                <w:sz w:val="18"/>
+                <w:szCs w:val="18"/>
+              </w:rPr>
+              <w:t xml:space="preserve">2</w:t>
+            </w:r>
+          </w:p>
+        </w:tc>
+        <w:tc>
+          <w:tcPr>
+            <w:tcW w:w="1831" w:type="pct"/>
+          </w:tcPr>
+          <w:p>
+            <w:pPr>
+              <w:keepNext/>
+              <w:keepLines/>
+              <w:bidi w:val="0"/>
+              <w:spacing w:after="0"/>
+              <w:rPr>
+                <w:rFonts w:asciiTheme="majorBidi" w:hAnsiTheme="majorBidi" w:cstheme="majorBidi"/>
+                <w:sz w:val="18"/>
+                <w:szCs w:val="18"/>
+              </w:rPr>
+            </w:pPr>
+            <w:r>
+              <w:rPr>
+                <w:rFonts w:asciiTheme="majorBidi" w:hAnsiTheme="majorBidi" w:cstheme="majorBidi"/>
+                <w:sz w:val="18"/>
+                <w:szCs w:val="18"/>
+              </w:rPr>
+              <w:t xml:space="preserve">Computer Simulation</w:t>
+            </w:r>
+          </w:p>
+        </w:tc>
+        <w:tc>
+          <w:tcPr>
+            <w:tcW w:w="339" w:type="pct"/>
+          </w:tcPr>
+          <w:p>
+            <w:pPr>
+              <w:keepNext/>
+              <w:keepLines/>
+              <w:bidi w:val="0"/>
+              <w:spacing w:after="0"/>
+              <w:rPr>
+                <w:rFonts w:asciiTheme="majorBidi" w:hAnsiTheme="majorBidi" w:cstheme="majorBidi"/>
+                <w:sz w:val="18"/>
+                <w:szCs w:val="18"/>
+              </w:rPr>
+            </w:pPr>
+            <w:r>
+              <w:rPr>
+                <w:rFonts w:asciiTheme="majorBidi" w:hAnsiTheme="majorBidi" w:cstheme="majorBidi"/>
+                <w:sz w:val="18"/>
+                <w:szCs w:val="18"/>
+              </w:rPr>
+              <w:t xml:space="preserve">80.0</w:t>
+            </w:r>
+          </w:p>
+        </w:tc>
+        <w:tc>
+          <w:tcPr>
+            <w:tcW w:w="325" w:type="pct"/>
+          </w:tcPr>
+          <w:p>
+            <w:pPr>
+              <w:keepNext/>
+              <w:keepLines/>
+              <w:bidi w:val="0"/>
+              <w:spacing w:after="0"/>
+              <w:rPr>
+                <w:rFonts w:asciiTheme="majorBidi" w:hAnsiTheme="majorBidi" w:cstheme="majorBidi"/>
+                <w:sz w:val="18"/>
+                <w:szCs w:val="18"/>
+              </w:rPr>
+            </w:pPr>
+            <w:r>
+              <w:rPr>
+                <w:rFonts w:asciiTheme="majorBidi" w:hAnsiTheme="majorBidi" w:cstheme="majorBidi"/>
+                <w:sz w:val="18"/>
+                <w:szCs w:val="18"/>
+              </w:rPr>
+              <w:t xml:space="preserve">3</w:t>
+            </w:r>
+          </w:p>
+        </w:tc>
+      </w:tr>
+      <w:tr>
+        <w:trPr>
+          <w:cantSplit/>
+        </w:trPr>
+        <w:tc>
+          <w:tcPr>
+            <w:tcW w:w="1828" w:type="pct"/>
+          </w:tcPr>
+          <w:p>
+            <w:pPr>
+              <w:keepNext/>
+              <w:keepLines/>
+              <w:bidi w:val="0"/>
+              <w:spacing w:after="0"/>
+              <w:rPr>
+                <w:rFonts w:asciiTheme="majorBidi" w:hAnsiTheme="majorBidi" w:cstheme="majorBidi"/>
+                <w:sz w:val="18"/>
+                <w:szCs w:val="18"/>
+              </w:rPr>
+            </w:pPr>
+            <w:r>
+              <w:rPr>
+                <w:rFonts w:asciiTheme="majorBidi" w:hAnsiTheme="majorBidi" w:cstheme="majorBidi"/>
+                <w:sz w:val="18"/>
+                <w:szCs w:val="18"/>
+              </w:rPr>
+              <w:t xml:space="preserve">Compilers</w:t>
+            </w:r>
+          </w:p>
+        </w:tc>
+        <w:tc>
+          <w:tcPr>
+            <w:tcW w:w="338" w:type="pct"/>
+          </w:tcPr>
+          <w:p>
+            <w:pPr>
+              <w:keepNext/>
+              <w:keepLines/>
+              <w:bidi w:val="0"/>
+              <w:spacing w:after="0"/>
+              <w:rPr>
+                <w:rFonts w:asciiTheme="majorBidi" w:hAnsiTheme="majorBidi" w:cstheme="majorBidi"/>
+                <w:sz w:val="18"/>
+                <w:szCs w:val="18"/>
+              </w:rPr>
+            </w:pPr>
+            <w:r>
+              <w:rPr>
+                <w:rFonts w:asciiTheme="majorBidi" w:hAnsiTheme="majorBidi" w:cstheme="majorBidi"/>
+                <w:sz w:val="18"/>
+                <w:szCs w:val="18"/>
+              </w:rPr>
+              <w:t xml:space="preserve">63.0</w:t>
+            </w:r>
+          </w:p>
+        </w:tc>
+        <w:tc>
+          <w:tcPr>
+            <w:tcW w:w="339" w:type="pct"/>
+          </w:tcPr>
+          <w:p>
+            <w:pPr>
+              <w:keepNext/>
+              <w:keepLines/>
+              <w:bidi w:val="0"/>
+              <w:spacing w:after="0"/>
+              <w:rPr>
+                <w:rFonts w:asciiTheme="majorBidi" w:hAnsiTheme="majorBidi" w:cstheme="majorBidi"/>
+                <w:sz w:val="18"/>
+                <w:szCs w:val="18"/>
+              </w:rPr>
+            </w:pPr>
+            <w:r>
+              <w:rPr>
+                <w:rFonts w:asciiTheme="majorBidi" w:hAnsiTheme="majorBidi" w:cstheme="majorBidi"/>
+                <w:sz w:val="18"/>
+                <w:szCs w:val="18"/>
+              </w:rPr>
+              <w:t xml:space="preserve">4</w:t>
+            </w:r>
+          </w:p>
+        </w:tc>
+        <w:tc>
+          <w:tcPr>
+            <w:tcW w:w="1831" w:type="pct"/>
+          </w:tcPr>
+          <w:p>
+            <w:pPr>
+              <w:keepNext/>
+              <w:keepLines/>
+              <w:bidi w:val="0"/>
+              <w:spacing w:after="0"/>
+              <w:rPr>
+                <w:rFonts w:asciiTheme="majorBidi" w:hAnsiTheme="majorBidi" w:cstheme="majorBidi"/>
+                <w:sz w:val="18"/>
+                <w:szCs w:val="18"/>
+              </w:rPr>
+            </w:pPr>
+            <w:r>
+              <w:rPr>
+                <w:rFonts w:asciiTheme="majorBidi" w:hAnsiTheme="majorBidi" w:cstheme="majorBidi"/>
+                <w:sz w:val="18"/>
+                <w:szCs w:val="18"/>
+              </w:rPr>
+              <w:t xml:space="preserve">Computer Security</w:t>
+            </w:r>
+          </w:p>
+        </w:tc>
+        <w:tc>
+          <w:tcPr>
+            <w:tcW w:w="339" w:type="pct"/>
+          </w:tcPr>
+          <w:p>
+            <w:pPr>
+              <w:keepNext/>
+              <w:keepLines/>
+              <w:bidi w:val="0"/>
+              <w:spacing w:after="0"/>
+              <w:rPr>
+                <w:rFonts w:asciiTheme="majorBidi" w:hAnsiTheme="majorBidi" w:cstheme="majorBidi"/>
+                <w:sz w:val="18"/>
+                <w:szCs w:val="18"/>
+              </w:rPr>
+            </w:pPr>
+            <w:r>
+              <w:rPr>
+                <w:rFonts w:asciiTheme="majorBidi" w:hAnsiTheme="majorBidi" w:cstheme="majorBidi"/>
+                <w:sz w:val="18"/>
+                <w:szCs w:val="18"/>
+              </w:rPr>
+              <w:t xml:space="preserve">80.0</w:t>
+            </w:r>
+          </w:p>
+        </w:tc>
+        <w:tc>
+          <w:tcPr>
+            <w:tcW w:w="325" w:type="pct"/>
+          </w:tcPr>
+          <w:p>
+            <w:pPr>
+              <w:keepNext/>
+              <w:keepLines/>
+              <w:bidi w:val="0"/>
+              <w:spacing w:after="0"/>
+              <w:rPr>
+                <w:rFonts w:asciiTheme="majorBidi" w:hAnsiTheme="majorBidi" w:cstheme="majorBidi"/>
+                <w:sz w:val="18"/>
+                <w:szCs w:val="18"/>
+              </w:rPr>
+            </w:pPr>
+            <w:r>
+              <w:rPr>
+                <w:rFonts w:asciiTheme="majorBidi" w:hAnsiTheme="majorBidi" w:cstheme="majorBidi"/>
+                <w:sz w:val="18"/>
+                <w:szCs w:val="18"/>
+              </w:rPr>
+              <w:t xml:space="preserve">3</w:t>
+            </w:r>
+          </w:p>
+        </w:tc>
+      </w:tr>
+      <w:tr>
+        <w:trPr>
+          <w:cantSplit/>
+        </w:trPr>
+        <w:tc>
+          <w:tcPr>
+            <w:tcW w:w="1828" w:type="pct"/>
+          </w:tcPr>
+          <w:p>
+            <w:pPr>
+              <w:keepNext/>
+              <w:keepLines/>
+              <w:bidi w:val="0"/>
+              <w:spacing w:after="0"/>
+              <w:rPr>
+                <w:rFonts w:asciiTheme="majorBidi" w:hAnsiTheme="majorBidi" w:cstheme="majorBidi"/>
+                <w:sz w:val="18"/>
+                <w:szCs w:val="18"/>
+              </w:rPr>
+            </w:pPr>
+            <w:r>
+              <w:rPr>
+                <w:rFonts w:asciiTheme="majorBidi" w:hAnsiTheme="majorBidi" w:cstheme="majorBidi"/>
+                <w:sz w:val="18"/>
+                <w:szCs w:val="18"/>
+              </w:rPr>
+              <w:t xml:space="preserve">Operations Research*</w:t>
+            </w:r>
+          </w:p>
+        </w:tc>
+        <w:tc>
+          <w:tcPr>
+            <w:tcW w:w="338" w:type="pct"/>
+          </w:tcPr>
+          <w:p>
+            <w:pPr>
+              <w:keepNext/>
+              <w:keepLines/>
+              <w:bidi w:val="0"/>
+              <w:spacing w:after="0"/>
+              <w:rPr>
+                <w:rFonts w:asciiTheme="majorBidi" w:hAnsiTheme="majorBidi" w:cstheme="majorBidi"/>
+                <w:sz w:val="18"/>
+                <w:szCs w:val="18"/>
+              </w:rPr>
+            </w:pPr>
+            <w:r>
+              <w:rPr>
+                <w:rFonts w:asciiTheme="majorBidi" w:hAnsiTheme="majorBidi" w:cstheme="majorBidi"/>
+                <w:sz w:val="18"/>
+                <w:szCs w:val="18"/>
+              </w:rPr>
+              <w:t xml:space="preserve">50.0</w:t>
+            </w:r>
+          </w:p>
+        </w:tc>
+        <w:tc>
+          <w:tcPr>
+            <w:tcW w:w="339" w:type="pct"/>
+          </w:tcPr>
+          <w:p>
+            <w:pPr>
+              <w:keepNext/>
+              <w:keepLines/>
+              <w:bidi w:val="0"/>
+              <w:spacing w:after="0"/>
+              <w:rPr>
+                <w:rFonts w:asciiTheme="majorBidi" w:hAnsiTheme="majorBidi" w:cstheme="majorBidi"/>
+                <w:sz w:val="18"/>
+                <w:szCs w:val="18"/>
+              </w:rPr>
+            </w:pPr>
+            <w:r>
+              <w:rPr>
+                <w:rFonts w:asciiTheme="majorBidi" w:hAnsiTheme="majorBidi" w:cstheme="majorBidi"/>
+                <w:sz w:val="18"/>
+                <w:szCs w:val="18"/>
+              </w:rPr>
+              <w:t xml:space="preserve">3</w:t>
+            </w:r>
+          </w:p>
+        </w:tc>
+        <w:tc>
+          <w:tcPr>
+            <w:tcW w:w="1831" w:type="pct"/>
+          </w:tcPr>
+          <w:p>
+            <w:pPr>
+              <w:keepNext/>
+              <w:keepLines/>
+              <w:bidi w:val="0"/>
+              <w:spacing w:after="0"/>
+              <w:rPr>
+                <w:rFonts w:asciiTheme="majorBidi" w:hAnsiTheme="majorBidi" w:cstheme="majorBidi"/>
+                <w:sz w:val="18"/>
+                <w:szCs w:val="18"/>
+              </w:rPr>
+            </w:pPr>
+            <w:r>
+              <w:rPr>
+                <w:rFonts w:asciiTheme="majorBidi" w:hAnsiTheme="majorBidi" w:cstheme="majorBidi"/>
+                <w:sz w:val="18"/>
+                <w:szCs w:val="18"/>
+              </w:rPr>
+              <w:t xml:space="preserve">Human-Computer Interaction</w:t>
+            </w:r>
+          </w:p>
+        </w:tc>
+        <w:tc>
+          <w:tcPr>
+            <w:tcW w:w="339" w:type="pct"/>
+          </w:tcPr>
+          <w:p>
+            <w:pPr>
+              <w:keepNext/>
+              <w:keepLines/>
+              <w:bidi w:val="0"/>
+              <w:spacing w:after="0"/>
+              <w:rPr>
+                <w:rFonts w:asciiTheme="majorBidi" w:hAnsiTheme="majorBidi" w:cstheme="majorBidi"/>
+                <w:sz w:val="18"/>
+                <w:szCs w:val="18"/>
+              </w:rPr>
+            </w:pPr>
+            <w:r>
+              <w:rPr>
+                <w:rFonts w:asciiTheme="majorBidi" w:hAnsiTheme="majorBidi" w:cstheme="majorBidi"/>
+                <w:sz w:val="18"/>
+                <w:szCs w:val="18"/>
+              </w:rPr>
+              <w:t xml:space="preserve">80.0</w:t>
+            </w:r>
+          </w:p>
+        </w:tc>
+        <w:tc>
+          <w:tcPr>
+            <w:tcW w:w="325" w:type="pct"/>
+          </w:tcPr>
+          <w:p>
+            <w:pPr>
+              <w:keepNext/>
+              <w:keepLines/>
+              <w:bidi w:val="0"/>
+              <w:spacing w:after="0"/>
+              <w:rPr>
+                <w:rFonts w:asciiTheme="majorBidi" w:hAnsiTheme="majorBidi" w:cstheme="majorBidi"/>
+                <w:sz w:val="18"/>
+                <w:szCs w:val="18"/>
+              </w:rPr>
+            </w:pPr>
+            <w:r>
+              <w:rPr>
+                <w:rFonts w:asciiTheme="majorBidi" w:hAnsiTheme="majorBidi" w:cstheme="majorBidi"/>
+                <w:sz w:val="18"/>
+                <w:szCs w:val="18"/>
+              </w:rPr>
+              <w:t xml:space="preserve">3</w:t>
+            </w:r>
+          </w:p>
+        </w:tc>
+      </w:tr>
+      <w:tr>
+        <w:trPr>
+          <w:cantSplit/>
+        </w:trPr>
+        <w:tc>
+          <w:tcPr>
+            <w:tcW w:w="1828" w:type="pct"/>
+          </w:tcPr>
+          <w:p>
+            <w:pPr>
+              <w:keepNext/>
+              <w:keepLines/>
+              <w:bidi w:val="0"/>
+              <w:spacing w:after="0"/>
+              <w:rPr>
+                <w:rFonts w:asciiTheme="majorBidi" w:hAnsiTheme="majorBidi" w:cstheme="majorBidi"/>
+                <w:sz w:val="18"/>
+                <w:szCs w:val="18"/>
+              </w:rPr>
+            </w:pPr>
+            <w:r>
+              <w:rPr>
+                <w:rFonts w:asciiTheme="majorBidi" w:hAnsiTheme="majorBidi" w:cstheme="majorBidi"/>
+                <w:sz w:val="18"/>
+                <w:szCs w:val="18"/>
+              </w:rPr>
+              <w:t xml:space="preserve">Web Programming II</w:t>
+            </w:r>
+          </w:p>
+        </w:tc>
+        <w:tc>
+          <w:tcPr>
+            <w:tcW w:w="338" w:type="pct"/>
+          </w:tcPr>
+          <w:p>
+            <w:pPr>
+              <w:keepNext/>
+              <w:keepLines/>
+              <w:bidi w:val="0"/>
+              <w:spacing w:after="0"/>
+              <w:rPr>
+                <w:rFonts w:asciiTheme="majorBidi" w:hAnsiTheme="majorBidi" w:cstheme="majorBidi"/>
+                <w:sz w:val="18"/>
+                <w:szCs w:val="18"/>
+              </w:rPr>
+            </w:pPr>
+            <w:r>
+              <w:rPr>
+                <w:rFonts w:asciiTheme="majorBidi" w:hAnsiTheme="majorBidi" w:cstheme="majorBidi"/>
+                <w:sz w:val="18"/>
+                <w:szCs w:val="18"/>
+              </w:rPr>
+              <w:t xml:space="preserve">57.0</w:t>
+            </w:r>
+          </w:p>
+        </w:tc>
+        <w:tc>
+          <w:tcPr>
+            <w:tcW w:w="339" w:type="pct"/>
+          </w:tcPr>
+          <w:p>
+            <w:pPr>
+              <w:keepNext/>
+              <w:keepLines/>
+              <w:bidi w:val="0"/>
+              <w:spacing w:after="0"/>
+              <w:rPr>
+                <w:rFonts w:asciiTheme="majorBidi" w:hAnsiTheme="majorBidi" w:cstheme="majorBidi"/>
+                <w:sz w:val="18"/>
+                <w:szCs w:val="18"/>
+              </w:rPr>
+            </w:pPr>
+            <w:r>
+              <w:rPr>
+                <w:rFonts w:asciiTheme="majorBidi" w:hAnsiTheme="majorBidi" w:cstheme="majorBidi"/>
+                <w:sz w:val="18"/>
+                <w:szCs w:val="18"/>
+              </w:rPr>
+              <w:t xml:space="preserve">3</w:t>
+            </w:r>
+          </w:p>
+        </w:tc>
+        <w:tc>
+          <w:tcPr>
+            <w:tcW w:w="1831" w:type="pct"/>
+          </w:tcPr>
+          <w:p>
+            <w:pPr>
+              <w:keepNext/>
+              <w:keepLines/>
+              <w:bidi w:val="0"/>
+              <w:spacing w:after="0"/>
+              <w:rPr>
+                <w:rFonts w:asciiTheme="majorBidi" w:hAnsiTheme="majorBidi" w:cstheme="majorBidi"/>
+                <w:sz w:val="18"/>
+                <w:szCs w:val="18"/>
+              </w:rPr>
+            </w:pPr>
+            <w:r>
+              <w:rPr>
+                <w:rFonts w:asciiTheme="majorBidi" w:hAnsiTheme="majorBidi" w:cstheme="majorBidi"/>
+                <w:sz w:val="18"/>
+                <w:szCs w:val="18"/>
+              </w:rPr>
+              <w:t xml:space="preserve">Communication Skills</w:t>
+            </w:r>
+          </w:p>
+        </w:tc>
+        <w:tc>
+          <w:tcPr>
+            <w:tcW w:w="339" w:type="pct"/>
+          </w:tcPr>
+          <w:p>
+            <w:pPr>
+              <w:keepNext/>
+              <w:keepLines/>
+              <w:bidi w:val="0"/>
+              <w:spacing w:after="0"/>
+              <w:rPr>
+                <w:rFonts w:asciiTheme="majorBidi" w:hAnsiTheme="majorBidi" w:cstheme="majorBidi"/>
+                <w:sz w:val="18"/>
+                <w:szCs w:val="18"/>
+              </w:rPr>
+            </w:pPr>
+            <w:r>
+              <w:rPr>
+                <w:rFonts w:asciiTheme="majorBidi" w:hAnsiTheme="majorBidi" w:cstheme="majorBidi"/>
+                <w:sz w:val="18"/>
+                <w:szCs w:val="18"/>
+              </w:rPr>
+              <w:t xml:space="preserve">89.0</w:t>
+            </w:r>
+          </w:p>
+        </w:tc>
+        <w:tc>
+          <w:tcPr>
+            <w:tcW w:w="325" w:type="pct"/>
+          </w:tcPr>
+          <w:p>
+            <w:pPr>
+              <w:keepNext/>
+              <w:keepLines/>
+              <w:bidi w:val="0"/>
+              <w:spacing w:after="0"/>
+              <w:rPr>
+                <w:rFonts w:asciiTheme="majorBidi" w:hAnsiTheme="majorBidi" w:cstheme="majorBidi"/>
+                <w:sz w:val="18"/>
+                <w:szCs w:val="18"/>
+              </w:rPr>
+            </w:pPr>
+            <w:r>
+              <w:rPr>
+                <w:rFonts w:asciiTheme="majorBidi" w:hAnsiTheme="majorBidi" w:cstheme="majorBidi"/>
+                <w:sz w:val="18"/>
+                <w:szCs w:val="18"/>
+              </w:rPr>
+              <w:t xml:space="preserve">3</w:t>
+            </w:r>
+          </w:p>
+        </w:tc>
+      </w:tr>
+      <w:tr>
+        <w:trPr>
+          <w:cantSplit/>
+        </w:trPr>
+        <w:tc>
+          <w:tcPr>
+            <w:tcW w:w="1828" w:type="pct"/>
+          </w:tcPr>
+          <w:p>
+            <w:pPr>
+              <w:keepNext/>
+              <w:keepLines/>
+              <w:bidi w:val="0"/>
+              <w:spacing w:after="0"/>
+              <w:rPr>
+                <w:rFonts w:asciiTheme="majorBidi" w:hAnsiTheme="majorBidi" w:cstheme="majorBidi"/>
+                <w:sz w:val="18"/>
+                <w:szCs w:val="18"/>
+              </w:rPr>
+            </w:pPr>
+            <w:r>
+              <w:rPr>
+                <w:rFonts w:asciiTheme="majorBidi" w:hAnsiTheme="majorBidi" w:cstheme="majorBidi"/>
+                <w:sz w:val="18"/>
+                <w:szCs w:val="18"/>
+              </w:rPr>
+              <w:t xml:space="preserve">Computer Networks II</w:t>
+            </w:r>
+          </w:p>
+        </w:tc>
+        <w:tc>
+          <w:tcPr>
+            <w:tcW w:w="338" w:type="pct"/>
+          </w:tcPr>
+          <w:p>
+            <w:pPr>
+              <w:keepNext/>
+              <w:keepLines/>
+              <w:bidi w:val="0"/>
+              <w:spacing w:after="0"/>
+              <w:rPr>
+                <w:rFonts w:asciiTheme="majorBidi" w:hAnsiTheme="majorBidi" w:cstheme="majorBidi"/>
+                <w:sz w:val="18"/>
+                <w:szCs w:val="18"/>
+              </w:rPr>
+            </w:pPr>
+            <w:r>
+              <w:rPr>
+                <w:rFonts w:asciiTheme="majorBidi" w:hAnsiTheme="majorBidi" w:cstheme="majorBidi"/>
+                <w:sz w:val="18"/>
+                <w:szCs w:val="18"/>
+              </w:rPr>
+              <w:t xml:space="preserve">50.0</w:t>
+            </w:r>
+          </w:p>
+        </w:tc>
+        <w:tc>
+          <w:tcPr>
+            <w:tcW w:w="339" w:type="pct"/>
+          </w:tcPr>
+          <w:p>
+            <w:pPr>
+              <w:keepNext/>
+              <w:keepLines/>
+              <w:bidi w:val="0"/>
+              <w:spacing w:after="0"/>
+              <w:rPr>
+                <w:rFonts w:asciiTheme="majorBidi" w:hAnsiTheme="majorBidi" w:cstheme="majorBidi"/>
+                <w:sz w:val="18"/>
+                <w:szCs w:val="18"/>
+              </w:rPr>
+            </w:pPr>
+            <w:r>
+              <w:rPr>
+                <w:rFonts w:asciiTheme="majorBidi" w:hAnsiTheme="majorBidi" w:cstheme="majorBidi"/>
+                <w:sz w:val="18"/>
+                <w:szCs w:val="18"/>
+              </w:rPr>
+              <w:t xml:space="preserve">3</w:t>
+            </w:r>
+          </w:p>
+        </w:tc>
+        <w:tc>
+          <w:tcPr>
+            <w:tcW w:w="1831" w:type="pct"/>
+          </w:tcPr>
+          <w:p>
+            <w:pPr>
+              <w:keepNext/>
+              <w:keepLines/>
+              <w:bidi w:val="0"/>
+              <w:spacing w:after="0"/>
+              <w:rPr>
+                <w:rFonts w:asciiTheme="majorBidi" w:hAnsiTheme="majorBidi" w:cstheme="majorBidi"/>
+                <w:sz w:val="18"/>
+                <w:szCs w:val="18"/>
+              </w:rPr>
+            </w:pPr>
+            <w:r>
+              <w:rPr>
+                <w:rFonts w:asciiTheme="majorBidi" w:hAnsiTheme="majorBidi" w:cstheme="majorBidi"/>
+                <w:sz w:val="18"/>
+                <w:szCs w:val="18"/>
+              </w:rPr>
+              <w:t xml:space="preserve">Selected Topics</w:t>
+            </w:r>
+          </w:p>
+        </w:tc>
+        <w:tc>
+          <w:tcPr>
+            <w:tcW w:w="339" w:type="pct"/>
+          </w:tcPr>
+          <w:p>
+            <w:pPr>
+              <w:keepNext/>
+              <w:keepLines/>
+              <w:bidi w:val="0"/>
+              <w:spacing w:after="0"/>
+              <w:rPr>
+                <w:rFonts w:asciiTheme="majorBidi" w:hAnsiTheme="majorBidi" w:cstheme="majorBidi"/>
+                <w:sz w:val="18"/>
+                <w:szCs w:val="18"/>
+              </w:rPr>
+            </w:pPr>
+            <w:r>
+              <w:rPr>
+                <w:rFonts w:asciiTheme="majorBidi" w:hAnsiTheme="majorBidi" w:cstheme="majorBidi"/>
+                <w:sz w:val="18"/>
+                <w:szCs w:val="18"/>
+              </w:rPr>
+              <w:t xml:space="preserve">86.0</w:t>
+            </w:r>
+          </w:p>
+        </w:tc>
+        <w:tc>
+          <w:tcPr>
+            <w:tcW w:w="325" w:type="pct"/>
+          </w:tcPr>
+          <w:p>
+            <w:pPr>
+              <w:keepNext/>
+              <w:keepLines/>
+              <w:bidi w:val="0"/>
+              <w:spacing w:after="0"/>
+              <w:rPr>
+                <w:rFonts w:asciiTheme="majorBidi" w:hAnsiTheme="majorBidi" w:cstheme="majorBidi"/>
+                <w:sz w:val="18"/>
+                <w:szCs w:val="18"/>
+              </w:rPr>
+            </w:pPr>
+            <w:r>
+              <w:rPr>
+                <w:rFonts w:asciiTheme="majorBidi" w:hAnsiTheme="majorBidi" w:cstheme="majorBidi"/>
+                <w:sz w:val="18"/>
+                <w:szCs w:val="18"/>
+              </w:rPr>
+              <w:t xml:space="preserve">3</w:t>
+            </w:r>
+          </w:p>
+        </w:tc>
+      </w:tr>
+      <w:tr>
+        <w:trPr>
+          <w:cantSplit/>
+        </w:trPr>
+        <w:tc>
+          <w:tcPr>
+            <w:tcW w:w="1828" w:type="pct"/>
+          </w:tcPr>
+          <w:p>
+            <w:pPr>
+              <w:keepNext/>
+              <w:keepLines/>
+              <w:bidi w:val="0"/>
+              <w:spacing w:after="0"/>
+              <w:rPr>
+                <w:rFonts w:asciiTheme="majorBidi" w:hAnsiTheme="majorBidi" w:cstheme="majorBidi"/>
+                <w:sz w:val="18"/>
+                <w:szCs w:val="18"/>
+              </w:rPr>
+            </w:pPr>
+            <w:r>
+              <w:rPr>
+                <w:rFonts w:asciiTheme="majorBidi" w:hAnsiTheme="majorBidi" w:cstheme="majorBidi"/>
+                <w:sz w:val="18"/>
+                <w:szCs w:val="18"/>
+              </w:rPr>
+              <w:t xml:space="preserve">Database</w:t>
+            </w:r>
+          </w:p>
+        </w:tc>
+        <w:tc>
+          <w:tcPr>
+            <w:tcW w:w="338" w:type="pct"/>
+          </w:tcPr>
+          <w:p>
+            <w:pPr>
+              <w:keepNext/>
+              <w:keepLines/>
+              <w:bidi w:val="0"/>
+              <w:spacing w:after="0"/>
+              <w:rPr>
+                <w:rFonts w:asciiTheme="majorBidi" w:hAnsiTheme="majorBidi" w:cstheme="majorBidi"/>
+                <w:sz w:val="18"/>
+                <w:szCs w:val="18"/>
+              </w:rPr>
+            </w:pPr>
+            <w:r>
+              <w:rPr>
+                <w:rFonts w:asciiTheme="majorBidi" w:hAnsiTheme="majorBidi" w:cstheme="majorBidi"/>
+                <w:sz w:val="18"/>
+                <w:szCs w:val="18"/>
+              </w:rPr>
+              <w:t xml:space="preserve">55.0</w:t>
+            </w:r>
+          </w:p>
+        </w:tc>
+        <w:tc>
+          <w:tcPr>
+            <w:tcW w:w="339" w:type="pct"/>
+          </w:tcPr>
+          <w:p>
+            <w:pPr>
+              <w:keepNext/>
+              <w:keepLines/>
+              <w:bidi w:val="0"/>
+              <w:spacing w:after="0"/>
+              <w:rPr>
+                <w:rFonts w:asciiTheme="majorBidi" w:hAnsiTheme="majorBidi" w:cstheme="majorBidi"/>
+                <w:sz w:val="18"/>
+                <w:szCs w:val="18"/>
+              </w:rPr>
+            </w:pPr>
+            <w:r>
+              <w:rPr>
+                <w:rFonts w:asciiTheme="majorBidi" w:hAnsiTheme="majorBidi" w:cstheme="majorBidi"/>
+                <w:sz w:val="18"/>
+                <w:szCs w:val="18"/>
+              </w:rPr>
+              <w:t xml:space="preserve">3</w:t>
+            </w:r>
+          </w:p>
+        </w:tc>
+        <w:tc>
+          <w:tcPr>
+            <w:tcW w:w="1831" w:type="pct"/>
+          </w:tcPr>
+          <w:p>
+            <w:pPr>
+              <w:keepNext/>
+              <w:keepLines/>
+              <w:bidi w:val="0"/>
+              <w:spacing w:after="0"/>
+              <w:rPr>
+                <w:rFonts w:asciiTheme="majorBidi" w:hAnsiTheme="majorBidi" w:cstheme="majorBidi"/>
+                <w:sz w:val="18"/>
+                <w:szCs w:val="18"/>
+              </w:rPr>
+            </w:pPr>
+            <w:r>
+              <w:rPr>
+                <w:rFonts w:asciiTheme="majorBidi" w:hAnsiTheme="majorBidi" w:cstheme="majorBidi"/>
+                <w:sz w:val="18"/>
+                <w:szCs w:val="18"/>
+              </w:rPr>
+              <w:t xml:space="preserve">Knowledge Engineering</w:t>
+            </w:r>
+          </w:p>
+        </w:tc>
+        <w:tc>
+          <w:tcPr>
+            <w:tcW w:w="339" w:type="pct"/>
+          </w:tcPr>
+          <w:p>
+            <w:pPr>
+              <w:keepNext/>
+              <w:keepLines/>
+              <w:bidi w:val="0"/>
+              <w:spacing w:after="0"/>
+              <w:rPr>
+                <w:rFonts w:asciiTheme="majorBidi" w:hAnsiTheme="majorBidi" w:cstheme="majorBidi"/>
+                <w:sz w:val="18"/>
+                <w:szCs w:val="18"/>
+              </w:rPr>
+            </w:pPr>
+            <w:r>
+              <w:rPr>
+                <w:rFonts w:asciiTheme="majorBidi" w:hAnsiTheme="majorBidi" w:cstheme="majorBidi"/>
+                <w:sz w:val="18"/>
+                <w:szCs w:val="18"/>
+              </w:rPr>
+              <w:t xml:space="preserve">92.0</w:t>
+            </w:r>
+          </w:p>
+        </w:tc>
+        <w:tc>
+          <w:tcPr>
+            <w:tcW w:w="325" w:type="pct"/>
+          </w:tcPr>
+          <w:p>
+            <w:pPr>
+              <w:keepNext/>
+              <w:keepLines/>
+              <w:bidi w:val="0"/>
+              <w:spacing w:after="0"/>
+              <w:rPr>
+                <w:rFonts w:asciiTheme="majorBidi" w:hAnsiTheme="majorBidi" w:cstheme="majorBidi"/>
+                <w:sz w:val="18"/>
+                <w:szCs w:val="18"/>
+              </w:rPr>
+            </w:pPr>
+            <w:r>
+              <w:rPr>
+                <w:rFonts w:asciiTheme="majorBidi" w:hAnsiTheme="majorBidi" w:cstheme="majorBidi"/>
+                <w:sz w:val="18"/>
+                <w:szCs w:val="18"/>
+              </w:rPr>
+              <w:t xml:space="preserve">3</w:t>
+            </w:r>
+          </w:p>
+        </w:tc>
+      </w:tr>
+      <w:tr>
+        <w:trPr>
+          <w:cantSplit/>
+        </w:trPr>
+        <w:tc>
+          <w:tcPr>
+            <w:tcW w:w="1828" w:type="pct"/>
+          </w:tcPr>
+          <w:p>
+            <w:pPr>
+              <w:keepNext/>
+              <w:keepLines/>
+              <w:bidi w:val="0"/>
+              <w:spacing w:after="0"/>
+              <w:rPr>
+                <w:rFonts w:asciiTheme="majorBidi" w:hAnsiTheme="majorBidi" w:cstheme="majorBidi"/>
+                <w:sz w:val="18"/>
+                <w:szCs w:val="18"/>
+              </w:rPr>
+            </w:pPr>
+            <w:r>
+              <w:rPr>
+                <w:rFonts w:asciiTheme="majorBidi" w:hAnsiTheme="majorBidi" w:cstheme="majorBidi"/>
+                <w:sz w:val="18"/>
+                <w:szCs w:val="18"/>
+              </w:rPr>
+              <w:t xml:space="preserve">Computer Architecture</w:t>
+            </w:r>
+          </w:p>
+        </w:tc>
+        <w:tc>
+          <w:tcPr>
+            <w:tcW w:w="338" w:type="pct"/>
+          </w:tcPr>
+          <w:p>
+            <w:pPr>
+              <w:keepNext/>
+              <w:keepLines/>
+              <w:bidi w:val="0"/>
+              <w:spacing w:after="0"/>
+              <w:rPr>
+                <w:rFonts w:asciiTheme="majorBidi" w:hAnsiTheme="majorBidi" w:cstheme="majorBidi"/>
+                <w:sz w:val="18"/>
+                <w:szCs w:val="18"/>
+              </w:rPr>
+            </w:pPr>
+            <w:r>
+              <w:rPr>
+                <w:rFonts w:asciiTheme="majorBidi" w:hAnsiTheme="majorBidi" w:cstheme="majorBidi"/>
+                <w:sz w:val="18"/>
+                <w:szCs w:val="18"/>
+              </w:rPr>
+              <w:t xml:space="preserve">51.0</w:t>
+            </w:r>
+          </w:p>
+        </w:tc>
+        <w:tc>
+          <w:tcPr>
+            <w:tcW w:w="339" w:type="pct"/>
+          </w:tcPr>
+          <w:p>
+            <w:pPr>
+              <w:keepNext/>
+              <w:keepLines/>
+              <w:bidi w:val="0"/>
+              <w:spacing w:after="0"/>
+              <w:rPr>
+                <w:rFonts w:asciiTheme="majorBidi" w:hAnsiTheme="majorBidi" w:cstheme="majorBidi"/>
+                <w:sz w:val="18"/>
+                <w:szCs w:val="18"/>
+              </w:rPr>
+            </w:pPr>
+            <w:r>
+              <w:rPr>
+                <w:rFonts w:asciiTheme="majorBidi" w:hAnsiTheme="majorBidi" w:cstheme="majorBidi"/>
+                <w:sz w:val="18"/>
+                <w:szCs w:val="18"/>
+              </w:rPr>
+              <w:t xml:space="preserve">3</w:t>
+            </w:r>
+          </w:p>
+        </w:tc>
+        <w:tc>
+          <w:tcPr>
+            <w:tcW w:w="1831" w:type="pct"/>
+          </w:tcPr>
+          <w:p>
+            <w:pPr>
+              <w:keepNext/>
+              <w:keepLines/>
+              <w:bidi w:val="0"/>
+              <w:spacing w:after="0"/>
+              <w:rPr>
+                <w:rFonts w:asciiTheme="majorBidi" w:hAnsiTheme="majorBidi" w:cstheme="majorBidi"/>
+                <w:sz w:val="18"/>
+                <w:szCs w:val="18"/>
+              </w:rPr>
+            </w:pPr>
+            <w:r>
+              <w:rPr>
+                <w:rFonts w:asciiTheme="majorBidi" w:hAnsiTheme="majorBidi" w:cstheme="majorBidi"/>
+                <w:sz w:val="18"/>
+                <w:szCs w:val="18"/>
+              </w:rPr>
+              <w:t xml:space="preserve"/>
+            </w:r>
+          </w:p>
+        </w:tc>
+        <w:tc>
+          <w:tcPr>
+            <w:tcW w:w="339" w:type="pct"/>
+          </w:tcPr>
+          <w:p>
+            <w:pPr>
+              <w:keepNext/>
+              <w:keepLines/>
+              <w:bidi w:val="0"/>
+              <w:spacing w:after="0"/>
+              <w:rPr>
+                <w:rFonts w:asciiTheme="majorBidi" w:hAnsiTheme="majorBidi" w:cstheme="majorBidi"/>
+                <w:sz w:val="18"/>
+                <w:szCs w:val="18"/>
+              </w:rPr>
+            </w:pPr>
+            <w:r>
+              <w:rPr>
+                <w:rFonts w:asciiTheme="majorBidi" w:hAnsiTheme="majorBidi" w:cstheme="majorBidi"/>
+                <w:sz w:val="18"/>
+                <w:szCs w:val="18"/>
+              </w:rPr>
+              <w:t xml:space="preserve"/>
+            </w:r>
+          </w:p>
+        </w:tc>
+        <w:tc>
+          <w:tcPr>
+            <w:tcW w:w="325" w:type="pct"/>
+          </w:tcPr>
+          <w:p>
+            <w:pPr>
+              <w:keepNext/>
+              <w:keepLines/>
+              <w:bidi w:val="0"/>
+              <w:spacing w:after="0"/>
+              <w:rPr>
+                <w:rFonts w:asciiTheme="majorBidi" w:hAnsiTheme="majorBidi" w:cstheme="majorBidi"/>
+                <w:sz w:val="18"/>
+                <w:szCs w:val="18"/>
+              </w:rPr>
+            </w:pPr>
+            <w:r>
+              <w:rPr>
+                <w:rFonts w:asciiTheme="majorBidi" w:hAnsiTheme="majorBidi" w:cstheme="majorBidi"/>
+                <w:sz w:val="18"/>
+                <w:szCs w:val="18"/>
+              </w:rPr>
+              <w:t xml:space="preserve"/>
+            </w:r>
+          </w:p>
+        </w:tc>
+      </w:tr>
+    </w:tbl>
+    <w:p>
+      <w:pPr>
+        <w:keepNext/>
+        <w:keepLines/>
+        <w:bidi w:val="0"/>
+        <w:spacing w:line="240" w:lineRule="auto"/>
+      </w:pPr>
+      <w:r>
+        <w:t xml:space="preserve"/>
+      </w:r>
     </w:p>
     <w:p>
       <w:pPr>
@@ -1922,7 +5433,7 @@
                 <w:b/>
                 <w:bCs/>
               </w:rPr>
-              <w:t xml:space="preserve">  Israa F. Abed</w:t>
+              <w:t xml:space="preserve">Prof. Dr. Husham K. Hashim</w:t>
             </w:r>
           </w:p>
           <w:p>
@@ -1935,7 +5446,7 @@
               <w:rPr>
                 <w:rFonts w:asciiTheme="majorBidi" w:hAnsiTheme="majorBidi" w:cstheme="majorBidi"/>
               </w:rPr>
-              <w:t>Graduate Officer</w:t>
+              <w:t xml:space="preserve">The Dean</w:t>
             </w:r>
           </w:p>
         </w:tc>
@@ -1980,7 +5491,7 @@
                 <w:b/>
                 <w:bCs/>
               </w:rPr>
-              <w:t>Prof. Dr. Raidah S. Khudhair</w:t>
+              <w:t xml:space="preserve">Asst. Prof. Dr. Haider K. Mehbes</w:t>
             </w:r>
           </w:p>
           <w:p>
@@ -1993,7 +5504,7 @@
               <w:rPr>
                 <w:rFonts w:asciiTheme="majorBidi" w:hAnsiTheme="majorBidi" w:cstheme="majorBidi"/>
               </w:rPr>
-              <w:t xml:space="preserve">Dean Assistant for Scientific Affairs and Postgraduate </w:t>
+              <w:t xml:space="preserve">Vice Chancellor for Scientific Affairs</w:t>
             </w:r>
           </w:p>
         </w:tc>
@@ -2074,7 +5585,7 @@
                 <w:b/>
                 <w:bCs/>
               </w:rPr>
-              <w:t>Asst. Prof. Dr. Haider K. Mehbes</w:t>
+              <w:t xml:space="preserve">Professor Dr. Murtaja Ali Sari</w:t>
             </w:r>
           </w:p>
           <w:p>
@@ -2090,7 +5601,7 @@
               <w:rPr>
                 <w:rFonts w:asciiTheme="majorBidi" w:hAnsiTheme="majorBidi" w:cstheme="majorBidi"/>
               </w:rPr>
-              <w:t>Vice Chancellor for Scientific Affairs</w:t>
+              <w:t xml:space="preserve">Registration Manager</w:t>
             </w:r>
           </w:p>
         </w:tc>
@@ -2161,7 +5672,7 @@
                 <w:b/>
                 <w:bCs/>
               </w:rPr>
-              <w:t xml:space="preserve">  Nagham B. Mahmood</w:t>
+              <w:t xml:space="preserve">Prof. Dr. Raidah S. Khudhair</w:t>
             </w:r>
           </w:p>
           <w:p>
@@ -2177,7 +5688,7 @@
               <w:rPr>
                 <w:rFonts w:asciiTheme="majorBidi" w:hAnsiTheme="majorBidi" w:cstheme="majorBidi"/>
               </w:rPr>
-              <w:t>Certificate Arrangement</w:t>
+              <w:t xml:space="preserve">Dean Assistant for Scientific Affairs and Postgraduate</w:t>
             </w:r>
           </w:p>
         </w:tc>
@@ -2222,6 +5733,13 @@
           <w:lang w:bidi="ar-IQ"/>
         </w:rPr>
       </w:pPr>
+      <w:r>
+        <w:rPr>
+          <w:rFonts w:asciiTheme="minorBidi" w:hAnsiTheme="minorBidi" w:cstheme="minorBidi"/>
+        </w:rPr>
+        <w:lastRenderedPageBreak/>
+        <w:t xml:space="preserve"/>
+      </w:r>
     </w:p>
     <w:p>
       <w:pPr>
@@ -2279,7 +5797,7 @@
                 <w:b/>
                 <w:bCs/>
               </w:rPr>
-              <w:t>Professor Dr. Murtaja Ali Sari</w:t>
+              <w:t xml:space="preserve"> Nagham B. Mahmood</w:t>
             </w:r>
           </w:p>
           <w:p>
@@ -2294,7 +5812,7 @@
               <w:rPr>
                 <w:rFonts w:asciiTheme="minorBidi" w:hAnsiTheme="minorBidi" w:cstheme="minorBidi"/>
               </w:rPr>
-              <w:t>Registration Manager</w:t>
+              <w:t xml:space="preserve">Certificate Arrangement</w:t>
             </w:r>
           </w:p>
         </w:tc>
@@ -2319,7 +5837,7 @@
                 <w:b/>
                 <w:bCs/>
               </w:rPr>
-              <w:t>Prof. Dr. Husham K. Hashim</w:t>
+              <w:t xml:space="preserve"> Israa F. Abed</w:t>
             </w:r>
           </w:p>
           <w:p>
@@ -2334,7 +5852,7 @@
               <w:rPr>
                 <w:rFonts w:asciiTheme="minorBidi" w:hAnsiTheme="minorBidi" w:cstheme="minorBidi"/>
               </w:rPr>
-              <w:t>The Dean</w:t>
+              <w:t xml:space="preserve">Graduate Officer</w:t>
             </w:r>
           </w:p>
         </w:tc>
@@ -2356,7 +5874,7 @@
         <w:rPr>
           <w:rFonts w:asciiTheme="minorBidi" w:hAnsiTheme="minorBidi" w:cstheme="minorBidi"/>
         </w:rPr>
-        <w:t>Summer Training: The student completed the requirement of summer training in the academic year 2019.</w:t>
+        <w:t xml:space="preserve">Summer Training: The student completed the requirement of summer training in the academic year 2019.</w:t>
       </w:r>
     </w:p>
     <w:p>
@@ -2379,7 +5897,7 @@
         <w:rPr>
           <w:rFonts w:asciiTheme="minorBidi" w:hAnsiTheme="minorBidi" w:cstheme="minorBidi"/>
         </w:rPr>
-        <w:t>The University order No: 15710/13/3 in ‎2020/11/17‎</w:t>
+        <w:t xml:space="preserve">The University order No: 15710/13/3 in 17-11-2020</w:t>
       </w:r>
     </w:p>
     <w:p>
@@ -2531,7 +6049,7 @@
           <w:rFonts w:asciiTheme="minorBidi" w:hAnsiTheme="minorBidi" w:cstheme="minorBidi"/>
         </w:rPr>
         <w:tab/>
-        <w:t>(90-100)</w:t>
+        <w:t xml:space="preserve">(90-100)</w:t>
       </w:r>
       <w:r>
         <w:rPr>
@@ -2555,49 +6073,59 @@
           <w:lang w:bidi="ar-IQ"/>
         </w:rPr>
       </w:pPr>
-      <w:proofErr w:type="spellStart"/>
       <w:r>
         <w:rPr>
           <w:rFonts w:asciiTheme="minorBidi" w:hAnsiTheme="minorBidi" w:cstheme="minorBidi"/>
         </w:rPr>
-        <w:t>Postponement_and_Failure_Years</w:t>
+        <w:t>Subjects</w:t>
       </w:r>
-      <w:proofErr w:type="spellEnd"/>
       <w:r>
         <w:rPr>
           <w:rFonts w:asciiTheme="minorBidi" w:hAnsiTheme="minorBidi" w:cstheme="minorBidi"/>
         </w:rPr>
-        <w:t xml:space="preserve"> : Nill.</w:t>
+        <w:t xml:space="preserve"> </w:t>
       </w:r>
-    </w:p>
-    <w:p>
-      <w:pPr>
-        <w:pStyle w:val="ListParagraph"/>
-        <w:numPr>
-          <w:ilvl w:val="0"/>
-          <w:numId w:val="29"/>
-        </w:numPr>
-        <w:bidi w:val="0"/>
-        <w:rPr>
-          <w:rFonts w:asciiTheme="minorBidi" w:hAnsiTheme="minorBidi" w:cstheme="minorBidi"/>
-          <w:sz w:val="24"/>
-          <w:szCs w:val="24"/>
-          <w:lang w:bidi="ar-IQ"/>
-        </w:rPr>
-      </w:pPr>
-      <w:proofErr w:type="spellStart"/>
       <w:r>
         <w:rPr>
           <w:rFonts w:asciiTheme="minorBidi" w:hAnsiTheme="minorBidi" w:cstheme="minorBidi"/>
         </w:rPr>
-        <w:t>Subjects_Passed_with_Second_Trial</w:t>
+        <w:t>Passed</w:t>
       </w:r>
-      <w:proofErr w:type="spellEnd"/>
       <w:r>
         <w:rPr>
           <w:rFonts w:asciiTheme="minorBidi" w:hAnsiTheme="minorBidi" w:cstheme="minorBidi"/>
         </w:rPr>
-        <w:t xml:space="preserve"> : Nill.</w:t>
+        <w:t xml:space="preserve"> </w:t>
+      </w:r>
+      <w:r>
+        <w:rPr>
+          <w:rFonts w:asciiTheme="minorBidi" w:hAnsiTheme="minorBidi" w:cstheme="minorBidi"/>
+        </w:rPr>
+        <w:t>with</w:t>
+      </w:r>
+      <w:r>
+        <w:rPr>
+          <w:rFonts w:asciiTheme="minorBidi" w:hAnsiTheme="minorBidi" w:cstheme="minorBidi"/>
+        </w:rPr>
+        <w:t xml:space="preserve"> </w:t>
+      </w:r>
+      <w:r>
+        <w:rPr>
+          <w:rFonts w:asciiTheme="minorBidi" w:hAnsiTheme="minorBidi" w:cstheme="minorBidi"/>
+        </w:rPr>
+        <w:t>Second</w:t>
+      </w:r>
+      <w:r>
+        <w:rPr>
+          <w:rFonts w:asciiTheme="minorBidi" w:hAnsiTheme="minorBidi" w:cstheme="minorBidi"/>
+        </w:rPr>
+        <w:t xml:space="preserve"> </w:t>
+      </w:r>
+      <w:r>
+        <w:rPr>
+          <w:rFonts w:asciiTheme="minorBidi" w:hAnsiTheme="minorBidi" w:cstheme="minorBidi"/>
+        </w:rPr>
+        <w:t xml:space="preserve">Trial : Programming I, Programming II, Microprocessors, Probability and Statistics, Visual Programming , Artificial Intelligence, Operations Research.</w:t>
       </w:r>
     </w:p>
     <w:p>
